--- a/ai/docs/Persona_Intake.docx
+++ b/ai/docs/Persona_Intake.docx
@@ -2979,7 +2979,7 @@
                 <w:color w:val="1A1A1A"/>
                 <w:sz w:val="18"/>
               </w:rPr>
-              <w:t>□ 모름</w:t>
+              <w:t>______  □ 모름</w:t>
             </w:r>
           </w:p>
         </w:tc>
@@ -2997,7 +2997,7 @@
                 <w:color w:val="1A1A1A"/>
                 <w:sz w:val="18"/>
               </w:rPr>
-              <w:t>□ 모름</w:t>
+              <w:t>______  □ 모름</w:t>
             </w:r>
           </w:p>
         </w:tc>
@@ -3649,7 +3649,7 @@
                 <w:color w:val="1A1A1A"/>
                 <w:sz w:val="18"/>
               </w:rPr>
-              <w:t>□ 모름</w:t>
+              <w:t>______  □ 모름</w:t>
             </w:r>
           </w:p>
         </w:tc>
@@ -3667,7 +3667,7 @@
                 <w:color w:val="1A1A1A"/>
                 <w:sz w:val="18"/>
               </w:rPr>
-              <w:t>□ 모름</w:t>
+              <w:t>______  □ 모름</w:t>
             </w:r>
           </w:p>
         </w:tc>
@@ -3730,7 +3730,7 @@
                 <w:color w:val="1A1A1A"/>
                 <w:sz w:val="18"/>
               </w:rPr>
-              <w:t>□ 모름</w:t>
+              <w:t>______  □ 모름</w:t>
             </w:r>
           </w:p>
         </w:tc>
@@ -3748,7 +3748,7 @@
                 <w:color w:val="1A1A1A"/>
                 <w:sz w:val="18"/>
               </w:rPr>
-              <w:t>□ 모름</w:t>
+              <w:t>______  □ 모름</w:t>
             </w:r>
           </w:p>
         </w:tc>
@@ -3811,7 +3811,7 @@
                 <w:color w:val="1A1A1A"/>
                 <w:sz w:val="18"/>
               </w:rPr>
-              <w:t>□ 모름</w:t>
+              <w:t>______  □ 모름</w:t>
             </w:r>
           </w:p>
         </w:tc>
@@ -3829,7 +3829,7 @@
                 <w:color w:val="1A1A1A"/>
                 <w:sz w:val="18"/>
               </w:rPr>
-              <w:t>□ 모름</w:t>
+              <w:t>______  □ 모름</w:t>
             </w:r>
           </w:p>
         </w:tc>

--- a/ai/docs/Persona_Intake.docx
+++ b/ai/docs/Persona_Intake.docx
@@ -2972,14 +2972,28 @@
           <w:p>
             <w:pPr>
               <w:spacing w:after="60"/>
+              <w:ind w:left="28"/>
+              <w:pBdr>
+                <w:bottom w:val="single" w:sz="6" w:space="4" w:color="9A9A9A"/>
+              </w:pBdr>
             </w:pPr>
             <w:r>
               <w:rPr>
-                <w:b w:val="0"/>
-                <w:color w:val="1A1A1A"/>
                 <w:sz w:val="18"/>
               </w:rPr>
-              <w:t>______  □ 모름</w:t>
+              <w:t xml:space="preserve"> </w:t>
+            </w:r>
+          </w:p>
+          <w:p>
+            <w:pPr>
+              <w:spacing w:before="40" w:after="40"/>
+            </w:pPr>
+            <w:r>
+              <w:rPr>
+                <w:color w:val="6E6E6E"/>
+                <w:sz w:val="17"/>
+              </w:rPr>
+              <w:t>□ 모름</w:t>
             </w:r>
           </w:p>
         </w:tc>
@@ -2990,14 +3004,28 @@
           <w:p>
             <w:pPr>
               <w:spacing w:after="60"/>
+              <w:ind w:left="28"/>
+              <w:pBdr>
+                <w:bottom w:val="single" w:sz="6" w:space="4" w:color="9A9A9A"/>
+              </w:pBdr>
             </w:pPr>
             <w:r>
               <w:rPr>
-                <w:b w:val="0"/>
-                <w:color w:val="1A1A1A"/>
                 <w:sz w:val="18"/>
               </w:rPr>
-              <w:t>______  □ 모름</w:t>
+              <w:t xml:space="preserve"> </w:t>
+            </w:r>
+          </w:p>
+          <w:p>
+            <w:pPr>
+              <w:spacing w:before="40" w:after="40"/>
+            </w:pPr>
+            <w:r>
+              <w:rPr>
+                <w:color w:val="6E6E6E"/>
+                <w:sz w:val="17"/>
+              </w:rPr>
+              <w:t>□ 모름</w:t>
             </w:r>
           </w:p>
         </w:tc>
@@ -3642,14 +3670,28 @@
           <w:p>
             <w:pPr>
               <w:spacing w:after="60"/>
+              <w:ind w:left="28"/>
+              <w:pBdr>
+                <w:bottom w:val="single" w:sz="6" w:space="4" w:color="9A9A9A"/>
+              </w:pBdr>
             </w:pPr>
             <w:r>
               <w:rPr>
-                <w:b w:val="0"/>
-                <w:color w:val="1A1A1A"/>
                 <w:sz w:val="18"/>
               </w:rPr>
-              <w:t>______  □ 모름</w:t>
+              <w:t xml:space="preserve"> </w:t>
+            </w:r>
+          </w:p>
+          <w:p>
+            <w:pPr>
+              <w:spacing w:before="40" w:after="40"/>
+            </w:pPr>
+            <w:r>
+              <w:rPr>
+                <w:color w:val="6E6E6E"/>
+                <w:sz w:val="17"/>
+              </w:rPr>
+              <w:t>□ 모름</w:t>
             </w:r>
           </w:p>
         </w:tc>
@@ -3660,14 +3702,28 @@
           <w:p>
             <w:pPr>
               <w:spacing w:after="60"/>
+              <w:ind w:left="28"/>
+              <w:pBdr>
+                <w:bottom w:val="single" w:sz="6" w:space="4" w:color="9A9A9A"/>
+              </w:pBdr>
             </w:pPr>
             <w:r>
               <w:rPr>
-                <w:b w:val="0"/>
-                <w:color w:val="1A1A1A"/>
                 <w:sz w:val="18"/>
               </w:rPr>
-              <w:t>______  □ 모름</w:t>
+              <w:t xml:space="preserve"> </w:t>
+            </w:r>
+          </w:p>
+          <w:p>
+            <w:pPr>
+              <w:spacing w:before="40" w:after="40"/>
+            </w:pPr>
+            <w:r>
+              <w:rPr>
+                <w:color w:val="6E6E6E"/>
+                <w:sz w:val="17"/>
+              </w:rPr>
+              <w:t>□ 모름</w:t>
             </w:r>
           </w:p>
         </w:tc>
@@ -3723,14 +3779,28 @@
           <w:p>
             <w:pPr>
               <w:spacing w:after="60"/>
+              <w:ind w:left="28"/>
+              <w:pBdr>
+                <w:bottom w:val="single" w:sz="6" w:space="4" w:color="9A9A9A"/>
+              </w:pBdr>
             </w:pPr>
             <w:r>
               <w:rPr>
-                <w:b w:val="0"/>
-                <w:color w:val="1A1A1A"/>
                 <w:sz w:val="18"/>
               </w:rPr>
-              <w:t>______  □ 모름</w:t>
+              <w:t xml:space="preserve"> </w:t>
+            </w:r>
+          </w:p>
+          <w:p>
+            <w:pPr>
+              <w:spacing w:before="40" w:after="40"/>
+            </w:pPr>
+            <w:r>
+              <w:rPr>
+                <w:color w:val="6E6E6E"/>
+                <w:sz w:val="17"/>
+              </w:rPr>
+              <w:t>□ 모름</w:t>
             </w:r>
           </w:p>
         </w:tc>
@@ -3741,14 +3811,28 @@
           <w:p>
             <w:pPr>
               <w:spacing w:after="60"/>
+              <w:ind w:left="28"/>
+              <w:pBdr>
+                <w:bottom w:val="single" w:sz="6" w:space="4" w:color="9A9A9A"/>
+              </w:pBdr>
             </w:pPr>
             <w:r>
               <w:rPr>
-                <w:b w:val="0"/>
-                <w:color w:val="1A1A1A"/>
                 <w:sz w:val="18"/>
               </w:rPr>
-              <w:t>______  □ 모름</w:t>
+              <w:t xml:space="preserve"> </w:t>
+            </w:r>
+          </w:p>
+          <w:p>
+            <w:pPr>
+              <w:spacing w:before="40" w:after="40"/>
+            </w:pPr>
+            <w:r>
+              <w:rPr>
+                <w:color w:val="6E6E6E"/>
+                <w:sz w:val="17"/>
+              </w:rPr>
+              <w:t>□ 모름</w:t>
             </w:r>
           </w:p>
         </w:tc>
@@ -3804,14 +3888,28 @@
           <w:p>
             <w:pPr>
               <w:spacing w:after="60"/>
+              <w:ind w:left="28"/>
+              <w:pBdr>
+                <w:bottom w:val="single" w:sz="6" w:space="4" w:color="9A9A9A"/>
+              </w:pBdr>
             </w:pPr>
             <w:r>
               <w:rPr>
-                <w:b w:val="0"/>
-                <w:color w:val="1A1A1A"/>
                 <w:sz w:val="18"/>
               </w:rPr>
-              <w:t>______  □ 모름</w:t>
+              <w:t xml:space="preserve"> </w:t>
+            </w:r>
+          </w:p>
+          <w:p>
+            <w:pPr>
+              <w:spacing w:before="40" w:after="40"/>
+            </w:pPr>
+            <w:r>
+              <w:rPr>
+                <w:color w:val="6E6E6E"/>
+                <w:sz w:val="17"/>
+              </w:rPr>
+              <w:t>□ 모름</w:t>
             </w:r>
           </w:p>
         </w:tc>
@@ -3822,14 +3920,28 @@
           <w:p>
             <w:pPr>
               <w:spacing w:after="60"/>
+              <w:ind w:left="28"/>
+              <w:pBdr>
+                <w:bottom w:val="single" w:sz="6" w:space="4" w:color="9A9A9A"/>
+              </w:pBdr>
             </w:pPr>
             <w:r>
               <w:rPr>
-                <w:b w:val="0"/>
-                <w:color w:val="1A1A1A"/>
                 <w:sz w:val="18"/>
               </w:rPr>
-              <w:t>______  □ 모름</w:t>
+              <w:t xml:space="preserve"> </w:t>
+            </w:r>
+          </w:p>
+          <w:p>
+            <w:pPr>
+              <w:spacing w:before="40" w:after="40"/>
+            </w:pPr>
+            <w:r>
+              <w:rPr>
+                <w:color w:val="6E6E6E"/>
+                <w:sz w:val="17"/>
+              </w:rPr>
+              <w:t>□ 모름</w:t>
             </w:r>
           </w:p>
         </w:tc>

--- a/ai/docs/Persona_Intake.docx
+++ b/ai/docs/Persona_Intake.docx
@@ -804,6 +804,7 @@
       <w:tblPr>
         <w:tblStyle w:val="TableGrid"/>
         <w:tblW w:type="auto" w:w="0"/>
+        <w:tblLayout w:type="fixed"/>
         <w:tblLook w:firstColumn="1" w:firstRow="1" w:lastColumn="0" w:lastRow="0" w:noHBand="0" w:noVBand="1" w:val="04A0"/>
       </w:tblPr>
       <w:tblGrid>
@@ -817,7 +818,7 @@
         </w:trPr>
         <w:tc>
           <w:tcPr>
-            <w:tcW w:type="dxa" w:w="3249"/>
+            <w:tcW w:type="dxa" w:w="2149"/>
           </w:tcPr>
           <w:p>
             <w:pPr>
@@ -846,7 +847,7 @@
         </w:tc>
         <w:tc>
           <w:tcPr>
-            <w:tcW w:type="dxa" w:w="3249"/>
+            <w:tcW w:type="dxa" w:w="4490"/>
           </w:tcPr>
           <w:p>
             <w:pPr>
@@ -885,7 +886,7 @@
         </w:tc>
         <w:tc>
           <w:tcPr>
-            <w:tcW w:type="dxa" w:w="3249"/>
+            <w:tcW w:type="dxa" w:w="3226"/>
           </w:tcPr>
           <w:p>
             <w:pPr>
@@ -929,7 +930,7 @@
         </w:trPr>
         <w:tc>
           <w:tcPr>
-            <w:tcW w:type="dxa" w:w="3249"/>
+            <w:tcW w:type="dxa" w:w="2149"/>
           </w:tcPr>
           <w:p>
             <w:pPr>
@@ -939,7 +940,7 @@
         </w:tc>
         <w:tc>
           <w:tcPr>
-            <w:tcW w:type="dxa" w:w="3249"/>
+            <w:tcW w:type="dxa" w:w="4490"/>
           </w:tcPr>
           <w:p>
             <w:pPr>
@@ -949,7 +950,7 @@
         </w:tc>
         <w:tc>
           <w:tcPr>
-            <w:tcW w:type="dxa" w:w="3249"/>
+            <w:tcW w:type="dxa" w:w="3226"/>
           </w:tcPr>
           <w:p>
             <w:pPr>
@@ -1826,6 +1827,7 @@
       <w:tblPr>
         <w:tblStyle w:val="TableGrid"/>
         <w:tblW w:type="auto" w:w="0"/>
+        <w:tblLayout w:type="fixed"/>
         <w:tblLook w:firstColumn="1" w:firstRow="1" w:lastColumn="0" w:lastRow="0" w:noHBand="0" w:noVBand="1" w:val="04A0"/>
       </w:tblPr>
       <w:tblGrid>
@@ -1840,7 +1842,7 @@
         </w:trPr>
         <w:tc>
           <w:tcPr>
-            <w:tcW w:type="dxa" w:w="2436"/>
+            <w:tcW w:type="dxa" w:w="1701"/>
           </w:tcPr>
           <w:p>
             <w:pPr>
@@ -1869,7 +1871,7 @@
         </w:tc>
         <w:tc>
           <w:tcPr>
-            <w:tcW w:type="dxa" w:w="2436"/>
+            <w:tcW w:type="dxa" w:w="4535"/>
           </w:tcPr>
           <w:p>
             <w:pPr>
@@ -1908,7 +1910,7 @@
         </w:tc>
         <w:tc>
           <w:tcPr>
-            <w:tcW w:type="dxa" w:w="2436"/>
+            <w:tcW w:type="dxa" w:w="1814"/>
           </w:tcPr>
           <w:p>
             <w:pPr>
@@ -1947,7 +1949,7 @@
         </w:tc>
         <w:tc>
           <w:tcPr>
-            <w:tcW w:type="dxa" w:w="2436"/>
+            <w:tcW w:type="dxa" w:w="1809"/>
           </w:tcPr>
           <w:p>
             <w:pPr>
@@ -2001,7 +2003,7 @@
         </w:trPr>
         <w:tc>
           <w:tcPr>
-            <w:tcW w:type="dxa" w:w="2436"/>
+            <w:tcW w:type="dxa" w:w="1701"/>
           </w:tcPr>
           <w:p>
             <w:pPr>
@@ -2019,7 +2021,7 @@
         </w:tc>
         <w:tc>
           <w:tcPr>
-            <w:tcW w:type="dxa" w:w="2436"/>
+            <w:tcW w:type="dxa" w:w="4535"/>
           </w:tcPr>
           <w:p>
             <w:pPr>
@@ -2029,7 +2031,7 @@
         </w:tc>
         <w:tc>
           <w:tcPr>
-            <w:tcW w:type="dxa" w:w="2436"/>
+            <w:tcW w:type="dxa" w:w="1814"/>
           </w:tcPr>
           <w:p>
             <w:pPr>
@@ -2039,7 +2041,7 @@
         </w:tc>
         <w:tc>
           <w:tcPr>
-            <w:tcW w:type="dxa" w:w="2436"/>
+            <w:tcW w:type="dxa" w:w="1809"/>
           </w:tcPr>
           <w:p>
             <w:pPr>
@@ -2054,7 +2056,7 @@
         </w:trPr>
         <w:tc>
           <w:tcPr>
-            <w:tcW w:type="dxa" w:w="2436"/>
+            <w:tcW w:type="dxa" w:w="1701"/>
           </w:tcPr>
           <w:p>
             <w:pPr>
@@ -2072,7 +2074,7 @@
         </w:tc>
         <w:tc>
           <w:tcPr>
-            <w:tcW w:type="dxa" w:w="2436"/>
+            <w:tcW w:type="dxa" w:w="4535"/>
           </w:tcPr>
           <w:p>
             <w:pPr>
@@ -2082,7 +2084,7 @@
         </w:tc>
         <w:tc>
           <w:tcPr>
-            <w:tcW w:type="dxa" w:w="2436"/>
+            <w:tcW w:type="dxa" w:w="1814"/>
           </w:tcPr>
           <w:p>
             <w:pPr>
@@ -2092,7 +2094,7 @@
         </w:tc>
         <w:tc>
           <w:tcPr>
-            <w:tcW w:type="dxa" w:w="2436"/>
+            <w:tcW w:type="dxa" w:w="1809"/>
           </w:tcPr>
           <w:p>
             <w:pPr>
@@ -2107,7 +2109,7 @@
         </w:trPr>
         <w:tc>
           <w:tcPr>
-            <w:tcW w:type="dxa" w:w="2436"/>
+            <w:tcW w:type="dxa" w:w="1701"/>
           </w:tcPr>
           <w:p>
             <w:pPr>
@@ -2125,7 +2127,7 @@
         </w:tc>
         <w:tc>
           <w:tcPr>
-            <w:tcW w:type="dxa" w:w="2436"/>
+            <w:tcW w:type="dxa" w:w="4535"/>
           </w:tcPr>
           <w:p>
             <w:pPr>
@@ -2135,7 +2137,7 @@
         </w:tc>
         <w:tc>
           <w:tcPr>
-            <w:tcW w:type="dxa" w:w="2436"/>
+            <w:tcW w:type="dxa" w:w="1814"/>
           </w:tcPr>
           <w:p>
             <w:pPr>
@@ -2145,7 +2147,7 @@
         </w:tc>
         <w:tc>
           <w:tcPr>
-            <w:tcW w:type="dxa" w:w="2436"/>
+            <w:tcW w:type="dxa" w:w="1809"/>
           </w:tcPr>
           <w:p>
             <w:pPr>
@@ -2357,6 +2359,7 @@
       <w:tblPr>
         <w:tblStyle w:val="TableGrid"/>
         <w:tblW w:type="auto" w:w="0"/>
+        <w:tblLayout w:type="fixed"/>
         <w:tblLook w:firstColumn="1" w:firstRow="1" w:lastColumn="0" w:lastRow="0" w:noHBand="0" w:noVBand="1" w:val="04A0"/>
       </w:tblPr>
       <w:tblGrid>
@@ -2369,7 +2372,7 @@
         </w:trPr>
         <w:tc>
           <w:tcPr>
-            <w:tcW w:type="dxa" w:w="4873"/>
+            <w:tcW w:type="dxa" w:w="4751"/>
           </w:tcPr>
           <w:p>
             <w:pPr>
@@ -2388,7 +2391,7 @@
         </w:tc>
         <w:tc>
           <w:tcPr>
-            <w:tcW w:type="dxa" w:w="4873"/>
+            <w:tcW w:type="dxa" w:w="5114"/>
           </w:tcPr>
           <w:p>
             <w:pPr>
@@ -2422,7 +2425,7 @@
         </w:trPr>
         <w:tc>
           <w:tcPr>
-            <w:tcW w:type="dxa" w:w="4873"/>
+            <w:tcW w:type="dxa" w:w="4751"/>
           </w:tcPr>
           <w:p>
             <w:pPr>
@@ -2432,7 +2435,7 @@
         </w:tc>
         <w:tc>
           <w:tcPr>
-            <w:tcW w:type="dxa" w:w="4873"/>
+            <w:tcW w:type="dxa" w:w="5114"/>
           </w:tcPr>
           <w:p>
             <w:pPr>
@@ -2447,7 +2450,7 @@
         </w:trPr>
         <w:tc>
           <w:tcPr>
-            <w:tcW w:type="dxa" w:w="4873"/>
+            <w:tcW w:type="dxa" w:w="4751"/>
           </w:tcPr>
           <w:p>
             <w:pPr>
@@ -2457,7 +2460,7 @@
         </w:tc>
         <w:tc>
           <w:tcPr>
-            <w:tcW w:type="dxa" w:w="4873"/>
+            <w:tcW w:type="dxa" w:w="5114"/>
           </w:tcPr>
           <w:p>
             <w:pPr>
@@ -2507,7 +2510,7 @@
       <w:pPr>
         <w:keepNext w:val="0"/>
         <w:keepLines/>
-        <w:spacing w:before="360" w:after="140" w:line="312" w:lineRule="auto"/>
+        <w:spacing w:before="600" w:after="160" w:line="312" w:lineRule="auto"/>
         <w:ind w:left="0"/>
       </w:pPr>
       <w:r>
@@ -2552,18 +2555,35 @@
     </w:p>
     <w:p>
       <w:pPr>
+        <w:spacing w:before="0" w:after="40" w:line="276" w:lineRule="auto"/>
+        <w:ind w:left="227" w:right="5216"/>
+        <w:keepNext/>
+        <w:keepLines/>
+        <w:pBdr>
+          <w:bottom w:val="single" w:sz="6" w:space="4" w:color="9A9A9A"/>
+        </w:pBdr>
+      </w:pPr>
+      <w:r>
+        <w:rPr>
+          <w:sz w:val="20"/>
+        </w:rPr>
+        <w:t xml:space="preserve"> </w:t>
+      </w:r>
+    </w:p>
+    <w:p>
+      <w:pPr>
         <w:keepNext w:val="0"/>
         <w:keepLines/>
-        <w:spacing w:before="0" w:after="80" w:line="312" w:lineRule="auto"/>
+        <w:spacing w:before="0" w:after="140" w:line="312" w:lineRule="auto"/>
         <w:ind w:left="227"/>
       </w:pPr>
       <w:r>
         <w:rPr>
           <w:b w:val="0"/>
-          <w:color w:val="1A1A1A"/>
-          <w:sz w:val="20"/>
-        </w:rPr>
-        <w:t>______  □ 모름</w:t>
+          <w:color w:val="6E6E6E"/>
+          <w:sz w:val="18"/>
+        </w:rPr>
+        <w:t>□ 모름</w:t>
       </w:r>
     </w:p>
     <w:p>
@@ -2599,18 +2619,35 @@
     </w:p>
     <w:p>
       <w:pPr>
+        <w:spacing w:before="0" w:after="40" w:line="276" w:lineRule="auto"/>
+        <w:ind w:left="227" w:right="5216"/>
+        <w:keepNext/>
+        <w:keepLines/>
+        <w:pBdr>
+          <w:bottom w:val="single" w:sz="6" w:space="4" w:color="9A9A9A"/>
+        </w:pBdr>
+      </w:pPr>
+      <w:r>
+        <w:rPr>
+          <w:sz w:val="20"/>
+        </w:rPr>
+        <w:t xml:space="preserve"> </w:t>
+      </w:r>
+    </w:p>
+    <w:p>
+      <w:pPr>
         <w:keepNext w:val="0"/>
         <w:keepLines/>
-        <w:spacing w:before="0" w:after="80" w:line="312" w:lineRule="auto"/>
+        <w:spacing w:before="0" w:after="140" w:line="312" w:lineRule="auto"/>
         <w:ind w:left="227"/>
       </w:pPr>
       <w:r>
         <w:rPr>
           <w:b w:val="0"/>
-          <w:color w:val="1A1A1A"/>
-          <w:sz w:val="20"/>
-        </w:rPr>
-        <w:t>____________________  □ 모름</w:t>
+          <w:color w:val="6E6E6E"/>
+          <w:sz w:val="18"/>
+        </w:rPr>
+        <w:t>□ 모름</w:t>
       </w:r>
     </w:p>
     <w:p>
@@ -2822,6 +2859,7 @@
       <w:tblPr>
         <w:tblStyle w:val="TableGrid"/>
         <w:tblW w:type="auto" w:w="0"/>
+        <w:tblLayout w:type="fixed"/>
         <w:tblLook w:firstColumn="1" w:firstRow="1" w:lastColumn="0" w:lastRow="0" w:noHBand="0" w:noVBand="1" w:val="04A0"/>
       </w:tblPr>
       <w:tblGrid>
@@ -2836,7 +2874,7 @@
         </w:trPr>
         <w:tc>
           <w:tcPr>
-            <w:tcW w:type="dxa" w:w="2436"/>
+            <w:tcW w:type="dxa" w:w="1763"/>
           </w:tcPr>
           <w:p>
             <w:pPr>
@@ -2865,7 +2903,7 @@
         </w:tc>
         <w:tc>
           <w:tcPr>
-            <w:tcW w:type="dxa" w:w="2436"/>
+            <w:tcW w:type="dxa" w:w="3169"/>
           </w:tcPr>
           <w:p>
             <w:pPr>
@@ -2894,7 +2932,7 @@
         </w:tc>
         <w:tc>
           <w:tcPr>
-            <w:tcW w:type="dxa" w:w="2436"/>
+            <w:tcW w:type="dxa" w:w="3169"/>
           </w:tcPr>
           <w:p>
             <w:pPr>
@@ -2923,7 +2961,7 @@
         </w:tc>
         <w:tc>
           <w:tcPr>
-            <w:tcW w:type="dxa" w:w="2436"/>
+            <w:tcW w:type="dxa" w:w="1763"/>
           </w:tcPr>
           <w:p>
             <w:pPr>
@@ -2957,7 +2995,7 @@
         </w:trPr>
         <w:tc>
           <w:tcPr>
-            <w:tcW w:type="dxa" w:w="2436"/>
+            <w:tcW w:type="dxa" w:w="1763"/>
           </w:tcPr>
           <w:p>
             <w:pPr>
@@ -2967,7 +3005,7 @@
         </w:tc>
         <w:tc>
           <w:tcPr>
-            <w:tcW w:type="dxa" w:w="2436"/>
+            <w:tcW w:type="dxa" w:w="3169"/>
           </w:tcPr>
           <w:p>
             <w:pPr>
@@ -2999,7 +3037,7 @@
         </w:tc>
         <w:tc>
           <w:tcPr>
-            <w:tcW w:type="dxa" w:w="2436"/>
+            <w:tcW w:type="dxa" w:w="3169"/>
           </w:tcPr>
           <w:p>
             <w:pPr>
@@ -3031,7 +3069,7 @@
         </w:tc>
         <w:tc>
           <w:tcPr>
-            <w:tcW w:type="dxa" w:w="2436"/>
+            <w:tcW w:type="dxa" w:w="1763"/>
           </w:tcPr>
           <w:p>
             <w:pPr>
@@ -3355,7 +3393,7 @@
       <w:pPr>
         <w:keepNext/>
         <w:keepLines/>
-        <w:spacing w:before="360" w:after="140" w:line="312" w:lineRule="auto"/>
+        <w:spacing w:before="600" w:after="160" w:line="312" w:lineRule="auto"/>
         <w:ind w:left="0"/>
       </w:pPr>
       <w:r>
@@ -3440,6 +3478,7 @@
       <w:tblPr>
         <w:tblStyle w:val="TableGrid"/>
         <w:tblW w:type="auto" w:w="0"/>
+        <w:tblLayout w:type="fixed"/>
         <w:tblLook w:firstColumn="1" w:firstRow="1" w:lastColumn="0" w:lastRow="0" w:noHBand="0" w:noVBand="1" w:val="04A0"/>
       </w:tblPr>
       <w:tblGrid>
@@ -3456,7 +3495,7 @@
         </w:trPr>
         <w:tc>
           <w:tcPr>
-            <w:tcW w:type="dxa" w:w="1624"/>
+            <w:tcW w:type="dxa" w:w="1054"/>
           </w:tcPr>
           <w:p>
             <w:pPr>
@@ -3485,7 +3524,7 @@
         </w:tc>
         <w:tc>
           <w:tcPr>
-            <w:tcW w:type="dxa" w:w="1624"/>
+            <w:tcW w:type="dxa" w:w="1054"/>
           </w:tcPr>
           <w:p>
             <w:pPr>
@@ -3514,7 +3553,7 @@
         </w:tc>
         <w:tc>
           <w:tcPr>
-            <w:tcW w:type="dxa" w:w="1624"/>
+            <w:tcW w:type="dxa" w:w="2120"/>
           </w:tcPr>
           <w:p>
             <w:pPr>
@@ -3543,7 +3582,7 @@
         </w:tc>
         <w:tc>
           <w:tcPr>
-            <w:tcW w:type="dxa" w:w="1624"/>
+            <w:tcW w:type="dxa" w:w="2120"/>
           </w:tcPr>
           <w:p>
             <w:pPr>
@@ -3572,7 +3611,7 @@
         </w:tc>
         <w:tc>
           <w:tcPr>
-            <w:tcW w:type="dxa" w:w="1624"/>
+            <w:tcW w:type="dxa" w:w="1259"/>
           </w:tcPr>
           <w:p>
             <w:pPr>
@@ -3611,7 +3650,7 @@
         </w:tc>
         <w:tc>
           <w:tcPr>
-            <w:tcW w:type="dxa" w:w="1624"/>
+            <w:tcW w:type="dxa" w:w="2256"/>
           </w:tcPr>
           <w:p>
             <w:pPr>
@@ -3645,7 +3684,7 @@
         </w:trPr>
         <w:tc>
           <w:tcPr>
-            <w:tcW w:type="dxa" w:w="1624"/>
+            <w:tcW w:type="dxa" w:w="1054"/>
           </w:tcPr>
           <w:p>
             <w:pPr>
@@ -3655,7 +3694,7 @@
         </w:tc>
         <w:tc>
           <w:tcPr>
-            <w:tcW w:type="dxa" w:w="1624"/>
+            <w:tcW w:type="dxa" w:w="1054"/>
           </w:tcPr>
           <w:p>
             <w:pPr>
@@ -3665,7 +3704,7 @@
         </w:tc>
         <w:tc>
           <w:tcPr>
-            <w:tcW w:type="dxa" w:w="1624"/>
+            <w:tcW w:type="dxa" w:w="2120"/>
           </w:tcPr>
           <w:p>
             <w:pPr>
@@ -3697,7 +3736,7 @@
         </w:tc>
         <w:tc>
           <w:tcPr>
-            <w:tcW w:type="dxa" w:w="1624"/>
+            <w:tcW w:type="dxa" w:w="2120"/>
           </w:tcPr>
           <w:p>
             <w:pPr>
@@ -3729,7 +3768,7 @@
         </w:tc>
         <w:tc>
           <w:tcPr>
-            <w:tcW w:type="dxa" w:w="1624"/>
+            <w:tcW w:type="dxa" w:w="1259"/>
           </w:tcPr>
           <w:p>
             <w:pPr>
@@ -3739,7 +3778,7 @@
         </w:tc>
         <w:tc>
           <w:tcPr>
-            <w:tcW w:type="dxa" w:w="1624"/>
+            <w:tcW w:type="dxa" w:w="2256"/>
           </w:tcPr>
           <w:p>
             <w:pPr>
@@ -3754,7 +3793,7 @@
         </w:trPr>
         <w:tc>
           <w:tcPr>
-            <w:tcW w:type="dxa" w:w="1624"/>
+            <w:tcW w:type="dxa" w:w="1054"/>
           </w:tcPr>
           <w:p>
             <w:pPr>
@@ -3764,7 +3803,7 @@
         </w:tc>
         <w:tc>
           <w:tcPr>
-            <w:tcW w:type="dxa" w:w="1624"/>
+            <w:tcW w:type="dxa" w:w="1054"/>
           </w:tcPr>
           <w:p>
             <w:pPr>
@@ -3774,7 +3813,7 @@
         </w:tc>
         <w:tc>
           <w:tcPr>
-            <w:tcW w:type="dxa" w:w="1624"/>
+            <w:tcW w:type="dxa" w:w="2120"/>
           </w:tcPr>
           <w:p>
             <w:pPr>
@@ -3806,7 +3845,7 @@
         </w:tc>
         <w:tc>
           <w:tcPr>
-            <w:tcW w:type="dxa" w:w="1624"/>
+            <w:tcW w:type="dxa" w:w="2120"/>
           </w:tcPr>
           <w:p>
             <w:pPr>
@@ -3838,7 +3877,7 @@
         </w:tc>
         <w:tc>
           <w:tcPr>
-            <w:tcW w:type="dxa" w:w="1624"/>
+            <w:tcW w:type="dxa" w:w="1259"/>
           </w:tcPr>
           <w:p>
             <w:pPr>
@@ -3848,7 +3887,7 @@
         </w:tc>
         <w:tc>
           <w:tcPr>
-            <w:tcW w:type="dxa" w:w="1624"/>
+            <w:tcW w:type="dxa" w:w="2256"/>
           </w:tcPr>
           <w:p>
             <w:pPr>
@@ -3863,7 +3902,7 @@
         </w:trPr>
         <w:tc>
           <w:tcPr>
-            <w:tcW w:type="dxa" w:w="1624"/>
+            <w:tcW w:type="dxa" w:w="1054"/>
           </w:tcPr>
           <w:p>
             <w:pPr>
@@ -3873,7 +3912,7 @@
         </w:tc>
         <w:tc>
           <w:tcPr>
-            <w:tcW w:type="dxa" w:w="1624"/>
+            <w:tcW w:type="dxa" w:w="1054"/>
           </w:tcPr>
           <w:p>
             <w:pPr>
@@ -3883,7 +3922,7 @@
         </w:tc>
         <w:tc>
           <w:tcPr>
-            <w:tcW w:type="dxa" w:w="1624"/>
+            <w:tcW w:type="dxa" w:w="2120"/>
           </w:tcPr>
           <w:p>
             <w:pPr>
@@ -3915,7 +3954,7 @@
         </w:tc>
         <w:tc>
           <w:tcPr>
-            <w:tcW w:type="dxa" w:w="1624"/>
+            <w:tcW w:type="dxa" w:w="2120"/>
           </w:tcPr>
           <w:p>
             <w:pPr>
@@ -3947,7 +3986,7 @@
         </w:tc>
         <w:tc>
           <w:tcPr>
-            <w:tcW w:type="dxa" w:w="1624"/>
+            <w:tcW w:type="dxa" w:w="1259"/>
           </w:tcPr>
           <w:p>
             <w:pPr>
@@ -3957,7 +3996,7 @@
         </w:tc>
         <w:tc>
           <w:tcPr>
-            <w:tcW w:type="dxa" w:w="1624"/>
+            <w:tcW w:type="dxa" w:w="2256"/>
           </w:tcPr>
           <w:p>
             <w:pPr>
@@ -4014,6 +4053,7 @@
       <w:tblPr>
         <w:tblStyle w:val="TableGrid"/>
         <w:tblW w:type="auto" w:w="0"/>
+        <w:tblLayout w:type="fixed"/>
         <w:tblLook w:firstColumn="1" w:firstRow="1" w:lastColumn="0" w:lastRow="0" w:noHBand="0" w:noVBand="1" w:val="04A0"/>
       </w:tblPr>
       <w:tblGrid>
@@ -4026,7 +4066,7 @@
         </w:trPr>
         <w:tc>
           <w:tcPr>
-            <w:tcW w:type="dxa" w:w="4873"/>
+            <w:tcW w:type="dxa" w:w="2693"/>
           </w:tcPr>
           <w:p>
             <w:pPr>
@@ -4055,7 +4095,7 @@
         </w:tc>
         <w:tc>
           <w:tcPr>
-            <w:tcW w:type="dxa" w:w="4873"/>
+            <w:tcW w:type="dxa" w:w="7172"/>
           </w:tcPr>
           <w:p>
             <w:pPr>
@@ -4078,7 +4118,17 @@
                 <w:color w:val="6E6E6E"/>
                 <w:sz w:val="15"/>
               </w:rPr>
-              <w:t>여러 개면 한 줄에 하나씩 · 건강 / 술·담배 / 끼니 / 돈·생활 / 공부·일 / 결혼·연애 / 운전·귀가 / 직접 적기</w:t>
+              <w:t>하나 고르기 · 한 줄에 하나씩</w:t>
+            </w:r>
+            <w:r>
+              <w:br/>
+            </w:r>
+            <w:r>
+              <w:rPr>
+                <w:color w:val="6E6E6E"/>
+                <w:sz w:val="15"/>
+              </w:rPr>
+              <w:t>건강 / 술·담배 / 끼니 / 돈·생활 / 공부·일 / 결혼·연애 / 운전·귀가 / 직접 적기</w:t>
             </w:r>
           </w:p>
         </w:tc>
@@ -4089,7 +4139,7 @@
         </w:trPr>
         <w:tc>
           <w:tcPr>
-            <w:tcW w:type="dxa" w:w="4873"/>
+            <w:tcW w:type="dxa" w:w="2693"/>
           </w:tcPr>
           <w:p>
             <w:pPr>
@@ -4099,7 +4149,7 @@
         </w:tc>
         <w:tc>
           <w:tcPr>
-            <w:tcW w:type="dxa" w:w="4873"/>
+            <w:tcW w:type="dxa" w:w="7172"/>
           </w:tcPr>
           <w:p>
             <w:pPr>
@@ -4114,7 +4164,7 @@
         </w:trPr>
         <w:tc>
           <w:tcPr>
-            <w:tcW w:type="dxa" w:w="4873"/>
+            <w:tcW w:type="dxa" w:w="2693"/>
           </w:tcPr>
           <w:p>
             <w:pPr>
@@ -4124,7 +4174,7 @@
         </w:tc>
         <w:tc>
           <w:tcPr>
-            <w:tcW w:type="dxa" w:w="4873"/>
+            <w:tcW w:type="dxa" w:w="7172"/>
           </w:tcPr>
           <w:p>
             <w:pPr>
@@ -4181,6 +4231,7 @@
       <w:tblPr>
         <w:tblStyle w:val="TableGrid"/>
         <w:tblW w:type="auto" w:w="0"/>
+        <w:tblLayout w:type="fixed"/>
         <w:tblLook w:firstColumn="1" w:firstRow="1" w:lastColumn="0" w:lastRow="0" w:noHBand="0" w:noVBand="1" w:val="04A0"/>
       </w:tblPr>
       <w:tblGrid>
@@ -4193,7 +4244,7 @@
         </w:trPr>
         <w:tc>
           <w:tcPr>
-            <w:tcW w:type="dxa" w:w="4873"/>
+            <w:tcW w:type="dxa" w:w="4932"/>
           </w:tcPr>
           <w:p>
             <w:pPr>
@@ -4222,7 +4273,7 @@
         </w:tc>
         <w:tc>
           <w:tcPr>
-            <w:tcW w:type="dxa" w:w="4873"/>
+            <w:tcW w:type="dxa" w:w="4932"/>
           </w:tcPr>
           <w:p>
             <w:pPr>
@@ -4256,7 +4307,7 @@
         </w:trPr>
         <w:tc>
           <w:tcPr>
-            <w:tcW w:type="dxa" w:w="4873"/>
+            <w:tcW w:type="dxa" w:w="4932"/>
           </w:tcPr>
           <w:p>
             <w:pPr>
@@ -4266,7 +4317,7 @@
         </w:tc>
         <w:tc>
           <w:tcPr>
-            <w:tcW w:type="dxa" w:w="4873"/>
+            <w:tcW w:type="dxa" w:w="4932"/>
           </w:tcPr>
           <w:p>
             <w:pPr>
@@ -4281,7 +4332,7 @@
         </w:trPr>
         <w:tc>
           <w:tcPr>
-            <w:tcW w:type="dxa" w:w="4873"/>
+            <w:tcW w:type="dxa" w:w="4932"/>
           </w:tcPr>
           <w:p>
             <w:pPr>
@@ -4291,7 +4342,7 @@
         </w:tc>
         <w:tc>
           <w:tcPr>
-            <w:tcW w:type="dxa" w:w="4873"/>
+            <w:tcW w:type="dxa" w:w="4932"/>
           </w:tcPr>
           <w:p>
             <w:pPr>
@@ -4317,7 +4368,7 @@
       <w:pPr>
         <w:keepNext w:val="0"/>
         <w:keepLines/>
-        <w:spacing w:before="360" w:after="140" w:line="312" w:lineRule="auto"/>
+        <w:spacing w:before="600" w:after="160" w:line="312" w:lineRule="auto"/>
         <w:ind w:left="0"/>
       </w:pPr>
       <w:r>
@@ -4587,6 +4638,7 @@
       <w:tblPr>
         <w:tblStyle w:val="TableGrid"/>
         <w:tblW w:type="auto" w:w="0"/>
+        <w:tblLayout w:type="fixed"/>
         <w:tblLook w:firstColumn="1" w:firstRow="1" w:lastColumn="0" w:lastRow="0" w:noHBand="0" w:noVBand="1" w:val="04A0"/>
       </w:tblPr>
       <w:tblGrid>
@@ -4598,7 +4650,7 @@
         </w:trPr>
         <w:tc>
           <w:tcPr>
-            <w:tcW w:type="dxa" w:w="9746"/>
+            <w:tcW w:type="dxa" w:w="9865"/>
           </w:tcPr>
           <w:p>
             <w:pPr>
@@ -4622,7 +4674,7 @@
         </w:trPr>
         <w:tc>
           <w:tcPr>
-            <w:tcW w:type="dxa" w:w="9746"/>
+            <w:tcW w:type="dxa" w:w="9865"/>
           </w:tcPr>
           <w:p>
             <w:pPr>
@@ -4698,6 +4750,7 @@
       <w:tblPr>
         <w:tblStyle w:val="TableGrid"/>
         <w:tblW w:type="auto" w:w="0"/>
+        <w:tblLayout w:type="fixed"/>
         <w:tblLook w:firstColumn="1" w:firstRow="1" w:lastColumn="0" w:lastRow="0" w:noHBand="0" w:noVBand="1" w:val="04A0"/>
       </w:tblPr>
       <w:tblGrid>
@@ -4709,7 +4762,7 @@
         </w:trPr>
         <w:tc>
           <w:tcPr>
-            <w:tcW w:type="dxa" w:w="9746"/>
+            <w:tcW w:type="dxa" w:w="9865"/>
           </w:tcPr>
           <w:p>
             <w:pPr>
@@ -4733,7 +4786,7 @@
         </w:trPr>
         <w:tc>
           <w:tcPr>
-            <w:tcW w:type="dxa" w:w="9746"/>
+            <w:tcW w:type="dxa" w:w="9865"/>
           </w:tcPr>
           <w:p>
             <w:pPr>
@@ -4941,6 +4994,7 @@
       <w:tblPr>
         <w:tblStyle w:val="TableGrid"/>
         <w:tblW w:type="auto" w:w="0"/>
+        <w:tblLayout w:type="fixed"/>
         <w:tblLook w:firstColumn="1" w:firstRow="1" w:lastColumn="0" w:lastRow="0" w:noHBand="0" w:noVBand="1" w:val="04A0"/>
       </w:tblPr>
       <w:tblGrid>
@@ -4952,7 +5006,7 @@
         </w:trPr>
         <w:tc>
           <w:tcPr>
-            <w:tcW w:type="dxa" w:w="9746"/>
+            <w:tcW w:type="dxa" w:w="9865"/>
           </w:tcPr>
           <w:p>
             <w:pPr>
@@ -4976,7 +5030,7 @@
         </w:trPr>
         <w:tc>
           <w:tcPr>
-            <w:tcW w:type="dxa" w:w="9746"/>
+            <w:tcW w:type="dxa" w:w="9865"/>
           </w:tcPr>
           <w:p>
             <w:pPr>
@@ -5002,7 +5056,7 @@
       <w:pPr>
         <w:keepNext w:val="0"/>
         <w:keepLines/>
-        <w:spacing w:before="360" w:after="140" w:line="312" w:lineRule="auto"/>
+        <w:spacing w:before="600" w:after="160" w:line="312" w:lineRule="auto"/>
         <w:ind w:left="0"/>
       </w:pPr>
       <w:r>
@@ -5309,6 +5363,7 @@
       <w:tblPr>
         <w:tblStyle w:val="TableGrid"/>
         <w:tblW w:type="auto" w:w="0"/>
+        <w:tblLayout w:type="fixed"/>
         <w:tblLook w:firstColumn="1" w:firstRow="1" w:lastColumn="0" w:lastRow="0" w:noHBand="0" w:noVBand="1" w:val="04A0"/>
       </w:tblPr>
       <w:tblGrid>
@@ -5322,7 +5377,7 @@
         </w:trPr>
         <w:tc>
           <w:tcPr>
-            <w:tcW w:type="dxa" w:w="3249"/>
+            <w:tcW w:type="dxa" w:w="2086"/>
           </w:tcPr>
           <w:p>
             <w:pPr>
@@ -5351,7 +5406,7 @@
         </w:tc>
         <w:tc>
           <w:tcPr>
-            <w:tcW w:type="dxa" w:w="3249"/>
+            <w:tcW w:type="dxa" w:w="5562"/>
           </w:tcPr>
           <w:p>
             <w:pPr>
@@ -5390,7 +5445,7 @@
         </w:tc>
         <w:tc>
           <w:tcPr>
-            <w:tcW w:type="dxa" w:w="3249"/>
+            <w:tcW w:type="dxa" w:w="2217"/>
           </w:tcPr>
           <w:p>
             <w:pPr>
@@ -5444,7 +5499,7 @@
         </w:trPr>
         <w:tc>
           <w:tcPr>
-            <w:tcW w:type="dxa" w:w="3249"/>
+            <w:tcW w:type="dxa" w:w="2086"/>
           </w:tcPr>
           <w:p>
             <w:pPr>
@@ -5462,7 +5517,7 @@
         </w:tc>
         <w:tc>
           <w:tcPr>
-            <w:tcW w:type="dxa" w:w="3249"/>
+            <w:tcW w:type="dxa" w:w="5562"/>
           </w:tcPr>
           <w:p>
             <w:pPr>
@@ -5472,7 +5527,7 @@
         </w:tc>
         <w:tc>
           <w:tcPr>
-            <w:tcW w:type="dxa" w:w="3249"/>
+            <w:tcW w:type="dxa" w:w="2217"/>
           </w:tcPr>
           <w:p>
             <w:pPr>
@@ -5777,7 +5832,7 @@
       <w:pPr>
         <w:keepNext/>
         <w:keepLines/>
-        <w:spacing w:before="360" w:after="140" w:line="312" w:lineRule="auto"/>
+        <w:spacing w:before="600" w:after="160" w:line="312" w:lineRule="auto"/>
         <w:ind w:left="0"/>
       </w:pPr>
       <w:r>
@@ -6811,7 +6866,7 @@
       <w:pPr>
         <w:keepNext w:val="0"/>
         <w:keepLines/>
-        <w:spacing w:before="360" w:after="140" w:line="312" w:lineRule="auto"/>
+        <w:spacing w:before="600" w:after="160" w:line="312" w:lineRule="auto"/>
         <w:ind w:left="0"/>
       </w:pPr>
       <w:r>
@@ -6869,6 +6924,7 @@
       <w:tblPr>
         <w:tblStyle w:val="TableGrid"/>
         <w:tblW w:type="auto" w:w="0"/>
+        <w:tblLayout w:type="fixed"/>
         <w:tblLook w:firstColumn="1" w:firstRow="1" w:lastColumn="0" w:lastRow="0" w:noHBand="0" w:noVBand="1" w:val="04A0"/>
       </w:tblPr>
       <w:tblGrid>
@@ -6881,7 +6937,7 @@
         </w:trPr>
         <w:tc>
           <w:tcPr>
-            <w:tcW w:type="dxa" w:w="4873"/>
+            <w:tcW w:type="dxa" w:w="4932"/>
           </w:tcPr>
           <w:p>
             <w:pPr>
@@ -6910,7 +6966,7 @@
         </w:tc>
         <w:tc>
           <w:tcPr>
-            <w:tcW w:type="dxa" w:w="4873"/>
+            <w:tcW w:type="dxa" w:w="4932"/>
           </w:tcPr>
           <w:p>
             <w:pPr>
@@ -6944,7 +7000,7 @@
         </w:trPr>
         <w:tc>
           <w:tcPr>
-            <w:tcW w:type="dxa" w:w="4873"/>
+            <w:tcW w:type="dxa" w:w="4932"/>
           </w:tcPr>
           <w:p>
             <w:pPr>
@@ -6954,7 +7010,7 @@
         </w:tc>
         <w:tc>
           <w:tcPr>
-            <w:tcW w:type="dxa" w:w="4873"/>
+            <w:tcW w:type="dxa" w:w="4932"/>
           </w:tcPr>
           <w:p>
             <w:pPr>
@@ -7194,6 +7250,7 @@
       <w:tblPr>
         <w:tblStyle w:val="TableGrid"/>
         <w:tblW w:type="auto" w:w="0"/>
+        <w:tblLayout w:type="fixed"/>
         <w:tblLook w:firstColumn="1" w:firstRow="1" w:lastColumn="0" w:lastRow="0" w:noHBand="0" w:noVBand="1" w:val="04A0"/>
       </w:tblPr>
       <w:tblGrid>
@@ -7206,7 +7263,7 @@
         </w:trPr>
         <w:tc>
           <w:tcPr>
-            <w:tcW w:type="dxa" w:w="4873"/>
+            <w:tcW w:type="dxa" w:w="3146"/>
           </w:tcPr>
           <w:p>
             <w:pPr>
@@ -7235,7 +7292,7 @@
         </w:tc>
         <w:tc>
           <w:tcPr>
-            <w:tcW w:type="dxa" w:w="4873"/>
+            <w:tcW w:type="dxa" w:w="6718"/>
           </w:tcPr>
           <w:p>
             <w:pPr>
@@ -7269,7 +7326,7 @@
         </w:trPr>
         <w:tc>
           <w:tcPr>
-            <w:tcW w:type="dxa" w:w="4873"/>
+            <w:tcW w:type="dxa" w:w="3146"/>
           </w:tcPr>
           <w:p>
             <w:pPr>
@@ -7279,7 +7336,7 @@
         </w:tc>
         <w:tc>
           <w:tcPr>
-            <w:tcW w:type="dxa" w:w="4873"/>
+            <w:tcW w:type="dxa" w:w="6718"/>
           </w:tcPr>
           <w:p>
             <w:pPr>
@@ -7336,6 +7393,7 @@
       <w:tblPr>
         <w:tblStyle w:val="TableGrid"/>
         <w:tblW w:type="auto" w:w="0"/>
+        <w:tblLayout w:type="fixed"/>
         <w:tblLook w:firstColumn="1" w:firstRow="1" w:lastColumn="0" w:lastRow="0" w:noHBand="0" w:noVBand="1" w:val="04A0"/>
       </w:tblPr>
       <w:tblGrid>
@@ -7348,7 +7406,7 @@
         </w:trPr>
         <w:tc>
           <w:tcPr>
-            <w:tcW w:type="dxa" w:w="4873"/>
+            <w:tcW w:type="dxa" w:w="5261"/>
           </w:tcPr>
           <w:p>
             <w:pPr>
@@ -7377,7 +7435,7 @@
         </w:tc>
         <w:tc>
           <w:tcPr>
-            <w:tcW w:type="dxa" w:w="4873"/>
+            <w:tcW w:type="dxa" w:w="4603"/>
           </w:tcPr>
           <w:p>
             <w:pPr>
@@ -7411,7 +7469,7 @@
         </w:trPr>
         <w:tc>
           <w:tcPr>
-            <w:tcW w:type="dxa" w:w="4873"/>
+            <w:tcW w:type="dxa" w:w="5261"/>
           </w:tcPr>
           <w:p>
             <w:pPr>
@@ -7421,7 +7479,7 @@
         </w:tc>
         <w:tc>
           <w:tcPr>
-            <w:tcW w:type="dxa" w:w="4873"/>
+            <w:tcW w:type="dxa" w:w="4603"/>
           </w:tcPr>
           <w:p>
             <w:pPr>
@@ -7536,6 +7594,7 @@
       <w:tblPr>
         <w:tblStyle w:val="TableGrid"/>
         <w:tblW w:type="auto" w:w="0"/>
+        <w:tblLayout w:type="fixed"/>
         <w:tblLook w:firstColumn="1" w:firstRow="1" w:lastColumn="0" w:lastRow="0" w:noHBand="0" w:noVBand="1" w:val="04A0"/>
       </w:tblPr>
       <w:tblGrid>
@@ -7548,7 +7607,7 @@
         </w:trPr>
         <w:tc>
           <w:tcPr>
-            <w:tcW w:type="dxa" w:w="4873"/>
+            <w:tcW w:type="dxa" w:w="5550"/>
           </w:tcPr>
           <w:p>
             <w:pPr>
@@ -7577,7 +7636,7 @@
         </w:tc>
         <w:tc>
           <w:tcPr>
-            <w:tcW w:type="dxa" w:w="4873"/>
+            <w:tcW w:type="dxa" w:w="4314"/>
           </w:tcPr>
           <w:p>
             <w:pPr>
@@ -7611,7 +7670,7 @@
         </w:trPr>
         <w:tc>
           <w:tcPr>
-            <w:tcW w:type="dxa" w:w="4873"/>
+            <w:tcW w:type="dxa" w:w="5550"/>
           </w:tcPr>
           <w:p>
             <w:pPr>
@@ -7621,7 +7680,7 @@
         </w:tc>
         <w:tc>
           <w:tcPr>
-            <w:tcW w:type="dxa" w:w="4873"/>
+            <w:tcW w:type="dxa" w:w="4314"/>
           </w:tcPr>
           <w:p>
             <w:pPr>
@@ -7647,7 +7706,7 @@
       <w:pPr>
         <w:keepNext/>
         <w:keepLines/>
-        <w:spacing w:before="360" w:after="140" w:line="312" w:lineRule="auto"/>
+        <w:spacing w:before="600" w:after="160" w:line="312" w:lineRule="auto"/>
         <w:ind w:left="0"/>
       </w:pPr>
       <w:r>
@@ -7679,6 +7738,7 @@
       <w:tblPr>
         <w:tblStyle w:val="TableGrid"/>
         <w:tblW w:type="auto" w:w="0"/>
+        <w:tblLayout w:type="fixed"/>
         <w:tblLook w:firstColumn="1" w:firstRow="1" w:lastColumn="0" w:lastRow="0" w:noHBand="0" w:noVBand="1" w:val="04A0"/>
       </w:tblPr>
       <w:tblGrid>
@@ -7691,7 +7751,7 @@
         </w:trPr>
         <w:tc>
           <w:tcPr>
-            <w:tcW w:type="dxa" w:w="4873"/>
+            <w:tcW w:type="dxa" w:w="1616"/>
           </w:tcPr>
           <w:p>
             <w:pPr>
@@ -7710,7 +7770,7 @@
         </w:tc>
         <w:tc>
           <w:tcPr>
-            <w:tcW w:type="dxa" w:w="4873"/>
+            <w:tcW w:type="dxa" w:w="8249"/>
           </w:tcPr>
           <w:p>
             <w:pPr>
@@ -7734,7 +7794,7 @@
         </w:trPr>
         <w:tc>
           <w:tcPr>
-            <w:tcW w:type="dxa" w:w="4873"/>
+            <w:tcW w:type="dxa" w:w="1616"/>
           </w:tcPr>
           <w:p>
             <w:pPr>
@@ -7752,7 +7812,7 @@
         </w:tc>
         <w:tc>
           <w:tcPr>
-            <w:tcW w:type="dxa" w:w="4873"/>
+            <w:tcW w:type="dxa" w:w="8249"/>
           </w:tcPr>
           <w:p>
             <w:pPr>
@@ -7775,7 +7835,7 @@
         </w:trPr>
         <w:tc>
           <w:tcPr>
-            <w:tcW w:type="dxa" w:w="4873"/>
+            <w:tcW w:type="dxa" w:w="1616"/>
           </w:tcPr>
           <w:p>
             <w:pPr>
@@ -7793,7 +7853,7 @@
         </w:tc>
         <w:tc>
           <w:tcPr>
-            <w:tcW w:type="dxa" w:w="4873"/>
+            <w:tcW w:type="dxa" w:w="8249"/>
           </w:tcPr>
           <w:p>
             <w:pPr>
@@ -7816,7 +7876,7 @@
         </w:trPr>
         <w:tc>
           <w:tcPr>
-            <w:tcW w:type="dxa" w:w="4873"/>
+            <w:tcW w:type="dxa" w:w="1616"/>
           </w:tcPr>
           <w:p>
             <w:pPr>
@@ -7834,7 +7894,7 @@
         </w:tc>
         <w:tc>
           <w:tcPr>
-            <w:tcW w:type="dxa" w:w="4873"/>
+            <w:tcW w:type="dxa" w:w="8249"/>
           </w:tcPr>
           <w:p>
             <w:pPr>
@@ -7857,7 +7917,7 @@
         </w:trPr>
         <w:tc>
           <w:tcPr>
-            <w:tcW w:type="dxa" w:w="4873"/>
+            <w:tcW w:type="dxa" w:w="1616"/>
           </w:tcPr>
           <w:p>
             <w:pPr>
@@ -7875,7 +7935,7 @@
         </w:tc>
         <w:tc>
           <w:tcPr>
-            <w:tcW w:type="dxa" w:w="4873"/>
+            <w:tcW w:type="dxa" w:w="8249"/>
           </w:tcPr>
           <w:p>
             <w:pPr>
@@ -7898,7 +7958,7 @@
         </w:trPr>
         <w:tc>
           <w:tcPr>
-            <w:tcW w:type="dxa" w:w="4873"/>
+            <w:tcW w:type="dxa" w:w="1616"/>
           </w:tcPr>
           <w:p>
             <w:pPr>
@@ -7916,7 +7976,7 @@
         </w:tc>
         <w:tc>
           <w:tcPr>
-            <w:tcW w:type="dxa" w:w="4873"/>
+            <w:tcW w:type="dxa" w:w="8249"/>
           </w:tcPr>
           <w:p>
             <w:pPr>
@@ -7939,7 +7999,7 @@
         </w:trPr>
         <w:tc>
           <w:tcPr>
-            <w:tcW w:type="dxa" w:w="4873"/>
+            <w:tcW w:type="dxa" w:w="1616"/>
           </w:tcPr>
           <w:p>
             <w:pPr>
@@ -7957,7 +8017,7 @@
         </w:tc>
         <w:tc>
           <w:tcPr>
-            <w:tcW w:type="dxa" w:w="4873"/>
+            <w:tcW w:type="dxa" w:w="8249"/>
           </w:tcPr>
           <w:p>
             <w:pPr>
@@ -7980,7 +8040,7 @@
         </w:trPr>
         <w:tc>
           <w:tcPr>
-            <w:tcW w:type="dxa" w:w="4873"/>
+            <w:tcW w:type="dxa" w:w="1616"/>
           </w:tcPr>
           <w:p>
             <w:pPr>
@@ -7998,7 +8058,7 @@
         </w:tc>
         <w:tc>
           <w:tcPr>
-            <w:tcW w:type="dxa" w:w="4873"/>
+            <w:tcW w:type="dxa" w:w="8249"/>
           </w:tcPr>
           <w:p>
             <w:pPr>
@@ -8021,7 +8081,7 @@
         </w:trPr>
         <w:tc>
           <w:tcPr>
-            <w:tcW w:type="dxa" w:w="4873"/>
+            <w:tcW w:type="dxa" w:w="1616"/>
           </w:tcPr>
           <w:p>
             <w:pPr>
@@ -8039,7 +8099,7 @@
         </w:tc>
         <w:tc>
           <w:tcPr>
-            <w:tcW w:type="dxa" w:w="4873"/>
+            <w:tcW w:type="dxa" w:w="8249"/>
           </w:tcPr>
           <w:p>
             <w:pPr>
@@ -8062,7 +8122,7 @@
         </w:trPr>
         <w:tc>
           <w:tcPr>
-            <w:tcW w:type="dxa" w:w="4873"/>
+            <w:tcW w:type="dxa" w:w="1616"/>
           </w:tcPr>
           <w:p>
             <w:pPr>
@@ -8080,7 +8140,7 @@
         </w:tc>
         <w:tc>
           <w:tcPr>
-            <w:tcW w:type="dxa" w:w="4873"/>
+            <w:tcW w:type="dxa" w:w="8249"/>
           </w:tcPr>
           <w:p>
             <w:pPr>
@@ -8114,7 +8174,7 @@
       <w:pPr>
         <w:keepNext/>
         <w:keepLines/>
-        <w:spacing w:before="360" w:after="140" w:line="312" w:lineRule="auto"/>
+        <w:spacing w:before="600" w:after="160" w:line="312" w:lineRule="auto"/>
         <w:ind w:left="0"/>
       </w:pPr>
       <w:r>
@@ -8798,7 +8858,7 @@
       <w:pPr>
         <w:keepNext w:val="0"/>
         <w:keepLines/>
-        <w:spacing w:before="360" w:after="140" w:line="312" w:lineRule="auto"/>
+        <w:spacing w:before="600" w:after="160" w:line="312" w:lineRule="auto"/>
         <w:ind w:left="0"/>
       </w:pPr>
       <w:r>
@@ -8925,6 +8985,7 @@
       <w:tblPr>
         <w:tblStyle w:val="TableGrid"/>
         <w:tblW w:type="auto" w:w="0"/>
+        <w:tblLayout w:type="fixed"/>
         <w:tblLook w:firstColumn="1" w:firstRow="1" w:lastColumn="0" w:lastRow="0" w:noHBand="0" w:noVBand="1" w:val="04A0"/>
       </w:tblPr>
       <w:tblGrid>
@@ -8938,7 +8999,7 @@
         </w:trPr>
         <w:tc>
           <w:tcPr>
-            <w:tcW w:type="dxa" w:w="3249"/>
+            <w:tcW w:type="dxa" w:w="6100"/>
           </w:tcPr>
           <w:p>
             <w:pPr>
@@ -8957,7 +9018,7 @@
         </w:tc>
         <w:tc>
           <w:tcPr>
-            <w:tcW w:type="dxa" w:w="3249"/>
+            <w:tcW w:type="dxa" w:w="2256"/>
           </w:tcPr>
           <w:p>
             <w:pPr>
@@ -8996,7 +9057,7 @@
         </w:tc>
         <w:tc>
           <w:tcPr>
-            <w:tcW w:type="dxa" w:w="3249"/>
+            <w:tcW w:type="dxa" w:w="1508"/>
           </w:tcPr>
           <w:p>
             <w:pPr>
@@ -9030,7 +9091,7 @@
         </w:trPr>
         <w:tc>
           <w:tcPr>
-            <w:tcW w:type="dxa" w:w="3249"/>
+            <w:tcW w:type="dxa" w:w="6100"/>
           </w:tcPr>
           <w:p>
             <w:pPr>
@@ -9048,7 +9109,7 @@
         </w:tc>
         <w:tc>
           <w:tcPr>
-            <w:tcW w:type="dxa" w:w="3249"/>
+            <w:tcW w:type="dxa" w:w="2256"/>
           </w:tcPr>
           <w:p>
             <w:pPr>
@@ -9058,7 +9119,7 @@
         </w:tc>
         <w:tc>
           <w:tcPr>
-            <w:tcW w:type="dxa" w:w="3249"/>
+            <w:tcW w:type="dxa" w:w="1508"/>
           </w:tcPr>
           <w:p>
             <w:pPr>
@@ -9073,7 +9134,7 @@
         </w:trPr>
         <w:tc>
           <w:tcPr>
-            <w:tcW w:type="dxa" w:w="3249"/>
+            <w:tcW w:type="dxa" w:w="6100"/>
           </w:tcPr>
           <w:p>
             <w:pPr>
@@ -9091,7 +9152,7 @@
         </w:tc>
         <w:tc>
           <w:tcPr>
-            <w:tcW w:type="dxa" w:w="3249"/>
+            <w:tcW w:type="dxa" w:w="2256"/>
           </w:tcPr>
           <w:p>
             <w:pPr>
@@ -9101,7 +9162,7 @@
         </w:tc>
         <w:tc>
           <w:tcPr>
-            <w:tcW w:type="dxa" w:w="3249"/>
+            <w:tcW w:type="dxa" w:w="1508"/>
           </w:tcPr>
           <w:p>
             <w:pPr>
@@ -9116,7 +9177,7 @@
         </w:trPr>
         <w:tc>
           <w:tcPr>
-            <w:tcW w:type="dxa" w:w="3249"/>
+            <w:tcW w:type="dxa" w:w="6100"/>
           </w:tcPr>
           <w:p>
             <w:pPr>
@@ -9134,7 +9195,7 @@
         </w:tc>
         <w:tc>
           <w:tcPr>
-            <w:tcW w:type="dxa" w:w="3249"/>
+            <w:tcW w:type="dxa" w:w="2256"/>
           </w:tcPr>
           <w:p>
             <w:pPr>
@@ -9144,7 +9205,7 @@
         </w:tc>
         <w:tc>
           <w:tcPr>
-            <w:tcW w:type="dxa" w:w="3249"/>
+            <w:tcW w:type="dxa" w:w="1508"/>
           </w:tcPr>
           <w:p>
             <w:pPr>
@@ -9159,7 +9220,7 @@
         </w:trPr>
         <w:tc>
           <w:tcPr>
-            <w:tcW w:type="dxa" w:w="3249"/>
+            <w:tcW w:type="dxa" w:w="6100"/>
           </w:tcPr>
           <w:p>
             <w:pPr>
@@ -9177,7 +9238,7 @@
         </w:tc>
         <w:tc>
           <w:tcPr>
-            <w:tcW w:type="dxa" w:w="3249"/>
+            <w:tcW w:type="dxa" w:w="2256"/>
           </w:tcPr>
           <w:p>
             <w:pPr>
@@ -9187,7 +9248,7 @@
         </w:tc>
         <w:tc>
           <w:tcPr>
-            <w:tcW w:type="dxa" w:w="3249"/>
+            <w:tcW w:type="dxa" w:w="1508"/>
           </w:tcPr>
           <w:p>
             <w:pPr>
@@ -9202,7 +9263,7 @@
         </w:trPr>
         <w:tc>
           <w:tcPr>
-            <w:tcW w:type="dxa" w:w="3249"/>
+            <w:tcW w:type="dxa" w:w="6100"/>
           </w:tcPr>
           <w:p>
             <w:pPr>
@@ -9220,7 +9281,7 @@
         </w:tc>
         <w:tc>
           <w:tcPr>
-            <w:tcW w:type="dxa" w:w="3249"/>
+            <w:tcW w:type="dxa" w:w="2256"/>
           </w:tcPr>
           <w:p>
             <w:pPr>
@@ -9230,7 +9291,7 @@
         </w:tc>
         <w:tc>
           <w:tcPr>
-            <w:tcW w:type="dxa" w:w="3249"/>
+            <w:tcW w:type="dxa" w:w="1508"/>
           </w:tcPr>
           <w:p>
             <w:pPr>
@@ -9245,7 +9306,7 @@
         </w:trPr>
         <w:tc>
           <w:tcPr>
-            <w:tcW w:type="dxa" w:w="3249"/>
+            <w:tcW w:type="dxa" w:w="6100"/>
           </w:tcPr>
           <w:p>
             <w:pPr>
@@ -9263,7 +9324,7 @@
         </w:tc>
         <w:tc>
           <w:tcPr>
-            <w:tcW w:type="dxa" w:w="3249"/>
+            <w:tcW w:type="dxa" w:w="2256"/>
           </w:tcPr>
           <w:p>
             <w:pPr>
@@ -9273,7 +9334,7 @@
         </w:tc>
         <w:tc>
           <w:tcPr>
-            <w:tcW w:type="dxa" w:w="3249"/>
+            <w:tcW w:type="dxa" w:w="1508"/>
           </w:tcPr>
           <w:p>
             <w:pPr>
@@ -9288,7 +9349,7 @@
         </w:trPr>
         <w:tc>
           <w:tcPr>
-            <w:tcW w:type="dxa" w:w="3249"/>
+            <w:tcW w:type="dxa" w:w="6100"/>
           </w:tcPr>
           <w:p>
             <w:pPr>
@@ -9306,7 +9367,7 @@
         </w:tc>
         <w:tc>
           <w:tcPr>
-            <w:tcW w:type="dxa" w:w="3249"/>
+            <w:tcW w:type="dxa" w:w="2256"/>
           </w:tcPr>
           <w:p>
             <w:pPr>
@@ -9316,7 +9377,7 @@
         </w:tc>
         <w:tc>
           <w:tcPr>
-            <w:tcW w:type="dxa" w:w="3249"/>
+            <w:tcW w:type="dxa" w:w="1508"/>
           </w:tcPr>
           <w:p>
             <w:pPr>
@@ -9331,7 +9392,7 @@
         </w:trPr>
         <w:tc>
           <w:tcPr>
-            <w:tcW w:type="dxa" w:w="3249"/>
+            <w:tcW w:type="dxa" w:w="6100"/>
           </w:tcPr>
           <w:p>
             <w:pPr>
@@ -9349,7 +9410,7 @@
         </w:tc>
         <w:tc>
           <w:tcPr>
-            <w:tcW w:type="dxa" w:w="3249"/>
+            <w:tcW w:type="dxa" w:w="2256"/>
           </w:tcPr>
           <w:p>
             <w:pPr>
@@ -9367,7 +9428,7 @@
         </w:tc>
         <w:tc>
           <w:tcPr>
-            <w:tcW w:type="dxa" w:w="3249"/>
+            <w:tcW w:type="dxa" w:w="1508"/>
           </w:tcPr>
           <w:p>
             <w:pPr>
@@ -9382,7 +9443,7 @@
         </w:trPr>
         <w:tc>
           <w:tcPr>
-            <w:tcW w:type="dxa" w:w="3249"/>
+            <w:tcW w:type="dxa" w:w="6100"/>
           </w:tcPr>
           <w:p>
             <w:pPr>
@@ -9400,7 +9461,7 @@
         </w:tc>
         <w:tc>
           <w:tcPr>
-            <w:tcW w:type="dxa" w:w="3249"/>
+            <w:tcW w:type="dxa" w:w="2256"/>
           </w:tcPr>
           <w:p>
             <w:pPr>
@@ -9410,7 +9471,7 @@
         </w:tc>
         <w:tc>
           <w:tcPr>
-            <w:tcW w:type="dxa" w:w="3249"/>
+            <w:tcW w:type="dxa" w:w="1508"/>
           </w:tcPr>
           <w:p>
             <w:pPr>
@@ -9425,7 +9486,7 @@
         </w:trPr>
         <w:tc>
           <w:tcPr>
-            <w:tcW w:type="dxa" w:w="3249"/>
+            <w:tcW w:type="dxa" w:w="6100"/>
           </w:tcPr>
           <w:p>
             <w:pPr>
@@ -9443,7 +9504,7 @@
         </w:tc>
         <w:tc>
           <w:tcPr>
-            <w:tcW w:type="dxa" w:w="3249"/>
+            <w:tcW w:type="dxa" w:w="2256"/>
           </w:tcPr>
           <w:p>
             <w:pPr>
@@ -9453,7 +9514,7 @@
         </w:tc>
         <w:tc>
           <w:tcPr>
-            <w:tcW w:type="dxa" w:w="3249"/>
+            <w:tcW w:type="dxa" w:w="1508"/>
           </w:tcPr>
           <w:p>
             <w:pPr>
@@ -9561,6 +9622,7 @@
       <w:tblPr>
         <w:tblStyle w:val="TableGrid"/>
         <w:tblW w:type="auto" w:w="0"/>
+        <w:tblLayout w:type="fixed"/>
         <w:tblLook w:firstColumn="1" w:firstRow="1" w:lastColumn="0" w:lastRow="0" w:noHBand="0" w:noVBand="1" w:val="04A0"/>
       </w:tblPr>
       <w:tblGrid>
@@ -9573,7 +9635,7 @@
         </w:trPr>
         <w:tc>
           <w:tcPr>
-            <w:tcW w:type="dxa" w:w="4873"/>
+            <w:tcW w:type="dxa" w:w="4195"/>
           </w:tcPr>
           <w:p>
             <w:pPr>
@@ -9602,7 +9664,7 @@
         </w:tc>
         <w:tc>
           <w:tcPr>
-            <w:tcW w:type="dxa" w:w="4873"/>
+            <w:tcW w:type="dxa" w:w="5669"/>
           </w:tcPr>
           <w:p>
             <w:pPr>
@@ -9646,7 +9708,7 @@
         </w:trPr>
         <w:tc>
           <w:tcPr>
-            <w:tcW w:type="dxa" w:w="4873"/>
+            <w:tcW w:type="dxa" w:w="4195"/>
           </w:tcPr>
           <w:p>
             <w:pPr>
@@ -9656,7 +9718,7 @@
         </w:tc>
         <w:tc>
           <w:tcPr>
-            <w:tcW w:type="dxa" w:w="4873"/>
+            <w:tcW w:type="dxa" w:w="5669"/>
           </w:tcPr>
           <w:p>
             <w:pPr>
@@ -9714,7 +9776,7 @@
       <w:pPr>
         <w:keepNext w:val="0"/>
         <w:keepLines/>
-        <w:spacing w:before="360" w:after="140" w:line="312" w:lineRule="auto"/>
+        <w:spacing w:before="600" w:after="160" w:line="312" w:lineRule="auto"/>
         <w:ind w:left="0"/>
       </w:pPr>
       <w:r>
@@ -9934,6 +9996,7 @@
       <w:tblPr>
         <w:tblStyle w:val="TableGrid"/>
         <w:tblW w:type="auto" w:w="0"/>
+        <w:tblLayout w:type="fixed"/>
         <w:tblLook w:firstColumn="1" w:firstRow="1" w:lastColumn="0" w:lastRow="0" w:noHBand="0" w:noVBand="1" w:val="04A0"/>
       </w:tblPr>
       <w:tblGrid>
@@ -9947,7 +10010,7 @@
         </w:trPr>
         <w:tc>
           <w:tcPr>
-            <w:tcW w:type="dxa" w:w="3249"/>
+            <w:tcW w:type="dxa" w:w="2551"/>
           </w:tcPr>
           <w:p>
             <w:pPr>
@@ -9976,7 +10039,7 @@
         </w:tc>
         <w:tc>
           <w:tcPr>
-            <w:tcW w:type="dxa" w:w="3249"/>
+            <w:tcW w:type="dxa" w:w="4762"/>
           </w:tcPr>
           <w:p>
             <w:pPr>
@@ -10015,7 +10078,7 @@
         </w:tc>
         <w:tc>
           <w:tcPr>
-            <w:tcW w:type="dxa" w:w="3249"/>
+            <w:tcW w:type="dxa" w:w="2551"/>
           </w:tcPr>
           <w:p>
             <w:pPr>
@@ -10049,7 +10112,7 @@
         </w:trPr>
         <w:tc>
           <w:tcPr>
-            <w:tcW w:type="dxa" w:w="3249"/>
+            <w:tcW w:type="dxa" w:w="2551"/>
           </w:tcPr>
           <w:p>
             <w:pPr>
@@ -10059,7 +10122,7 @@
         </w:tc>
         <w:tc>
           <w:tcPr>
-            <w:tcW w:type="dxa" w:w="3249"/>
+            <w:tcW w:type="dxa" w:w="4762"/>
           </w:tcPr>
           <w:p>
             <w:pPr>
@@ -10069,7 +10132,7 @@
         </w:tc>
         <w:tc>
           <w:tcPr>
-            <w:tcW w:type="dxa" w:w="3249"/>
+            <w:tcW w:type="dxa" w:w="2551"/>
           </w:tcPr>
           <w:p>
             <w:pPr>
@@ -10307,7 +10370,7 @@
       <w:pPr>
         <w:keepNext w:val="0"/>
         <w:keepLines/>
-        <w:spacing w:before="360" w:after="140" w:line="312" w:lineRule="auto"/>
+        <w:spacing w:before="600" w:after="160" w:line="312" w:lineRule="auto"/>
         <w:ind w:left="0"/>
       </w:pPr>
       <w:r>
@@ -10354,6 +10417,7 @@
       <w:tblPr>
         <w:tblStyle w:val="TableGrid"/>
         <w:tblW w:type="auto" w:w="0"/>
+        <w:tblLayout w:type="fixed"/>
         <w:tblLook w:firstColumn="1" w:firstRow="1" w:lastColumn="0" w:lastRow="0" w:noHBand="0" w:noVBand="1" w:val="04A0"/>
       </w:tblPr>
       <w:tblGrid>
@@ -10367,7 +10431,7 @@
         </w:trPr>
         <w:tc>
           <w:tcPr>
-            <w:tcW w:type="dxa" w:w="3249"/>
+            <w:tcW w:type="dxa" w:w="2336"/>
           </w:tcPr>
           <w:p>
             <w:pPr>
@@ -10396,7 +10460,7 @@
         </w:tc>
         <w:tc>
           <w:tcPr>
-            <w:tcW w:type="dxa" w:w="3249"/>
+            <w:tcW w:type="dxa" w:w="1752"/>
           </w:tcPr>
           <w:p>
             <w:pPr>
@@ -10425,7 +10489,7 @@
         </w:tc>
         <w:tc>
           <w:tcPr>
-            <w:tcW w:type="dxa" w:w="3249"/>
+            <w:tcW w:type="dxa" w:w="5777"/>
           </w:tcPr>
           <w:p>
             <w:pPr>
@@ -10469,7 +10533,7 @@
         </w:trPr>
         <w:tc>
           <w:tcPr>
-            <w:tcW w:type="dxa" w:w="3249"/>
+            <w:tcW w:type="dxa" w:w="2336"/>
           </w:tcPr>
           <w:p>
             <w:pPr>
@@ -10479,7 +10543,7 @@
         </w:tc>
         <w:tc>
           <w:tcPr>
-            <w:tcW w:type="dxa" w:w="3249"/>
+            <w:tcW w:type="dxa" w:w="1752"/>
           </w:tcPr>
           <w:p>
             <w:pPr>
@@ -10489,7 +10553,7 @@
         </w:tc>
         <w:tc>
           <w:tcPr>
-            <w:tcW w:type="dxa" w:w="3249"/>
+            <w:tcW w:type="dxa" w:w="5777"/>
           </w:tcPr>
           <w:p>
             <w:pPr>
@@ -10554,6 +10618,7 @@
       <w:tblPr>
         <w:tblStyle w:val="TableGrid"/>
         <w:tblW w:type="auto" w:w="0"/>
+        <w:tblLayout w:type="fixed"/>
         <w:tblLook w:firstColumn="1" w:firstRow="1" w:lastColumn="0" w:lastRow="0" w:noHBand="0" w:noVBand="1" w:val="04A0"/>
       </w:tblPr>
       <w:tblGrid>
@@ -10565,7 +10630,7 @@
         </w:trPr>
         <w:tc>
           <w:tcPr>
-            <w:tcW w:type="dxa" w:w="9746"/>
+            <w:tcW w:type="dxa" w:w="9865"/>
           </w:tcPr>
           <w:p>
             <w:pPr>
@@ -10589,7 +10654,7 @@
         </w:trPr>
         <w:tc>
           <w:tcPr>
-            <w:tcW w:type="dxa" w:w="9746"/>
+            <w:tcW w:type="dxa" w:w="9865"/>
           </w:tcPr>
           <w:p>
             <w:pPr>
@@ -10800,7 +10865,7 @@
       <w:pPr>
         <w:keepNext w:val="0"/>
         <w:keepLines/>
-        <w:spacing w:before="360" w:after="140" w:line="312" w:lineRule="auto"/>
+        <w:spacing w:before="600" w:after="160" w:line="312" w:lineRule="auto"/>
         <w:ind w:left="0"/>
       </w:pPr>
       <w:r>
@@ -10943,7 +11008,7 @@
       <w:pPr>
         <w:keepNext w:val="0"/>
         <w:keepLines/>
-        <w:spacing w:before="360" w:after="140" w:line="312" w:lineRule="auto"/>
+        <w:spacing w:before="600" w:after="160" w:line="312" w:lineRule="auto"/>
         <w:ind w:left="0"/>
       </w:pPr>
       <w:r>
@@ -11151,7 +11216,7 @@
       <w:pPr>
         <w:keepNext/>
         <w:keepLines/>
-        <w:spacing w:before="360" w:after="140" w:line="312" w:lineRule="auto"/>
+        <w:spacing w:before="600" w:after="160" w:line="312" w:lineRule="auto"/>
         <w:ind w:left="0"/>
       </w:pPr>
       <w:r>
@@ -11207,7 +11272,7 @@
       <w:pPr>
         <w:keepNext/>
         <w:keepLines/>
-        <w:spacing w:before="360" w:after="140" w:line="312" w:lineRule="auto"/>
+        <w:spacing w:before="600" w:after="160" w:line="312" w:lineRule="auto"/>
         <w:ind w:left="0"/>
       </w:pPr>
       <w:r>
@@ -11303,7 +11368,7 @@
       <w:pPr>
         <w:keepNext/>
         <w:keepLines/>
-        <w:spacing w:before="360" w:after="140" w:line="312" w:lineRule="auto"/>
+        <w:spacing w:before="600" w:after="160" w:line="312" w:lineRule="auto"/>
         <w:ind w:left="0"/>
       </w:pPr>
       <w:r>

--- a/ai/docs/Persona_Intake.docx
+++ b/ai/docs/Persona_Intake.docx
@@ -806,11 +806,13 @@
         <w:tblW w:type="auto" w:w="0"/>
         <w:tblLayout w:type="fixed"/>
         <w:tblLook w:firstColumn="1" w:firstRow="1" w:lastColumn="0" w:lastRow="0" w:noHBand="0" w:noVBand="1" w:val="04A0"/>
+        <w:tblLayout w:type="fixed"/>
+        <w:tblW w:w="9865" w:type="dxa"/>
       </w:tblPr>
       <w:tblGrid>
-        <w:gridCol w:w="3249"/>
-        <w:gridCol w:w="3249"/>
-        <w:gridCol w:w="3249"/>
+        <w:gridCol w:w="2148"/>
+        <w:gridCol w:w="4490"/>
+        <w:gridCol w:w="3226"/>
       </w:tblGrid>
       <w:tr>
         <w:trPr>
@@ -1829,12 +1831,14 @@
         <w:tblW w:type="auto" w:w="0"/>
         <w:tblLayout w:type="fixed"/>
         <w:tblLook w:firstColumn="1" w:firstRow="1" w:lastColumn="0" w:lastRow="0" w:noHBand="0" w:noVBand="1" w:val="04A0"/>
+        <w:tblLayout w:type="fixed"/>
+        <w:tblW w:w="9865" w:type="dxa"/>
       </w:tblPr>
       <w:tblGrid>
-        <w:gridCol w:w="2436"/>
-        <w:gridCol w:w="2436"/>
-        <w:gridCol w:w="2436"/>
-        <w:gridCol w:w="2436"/>
+        <w:gridCol w:w="1701"/>
+        <w:gridCol w:w="4536"/>
+        <w:gridCol w:w="1814"/>
+        <w:gridCol w:w="1808"/>
       </w:tblGrid>
       <w:tr>
         <w:trPr>
@@ -2361,10 +2365,12 @@
         <w:tblW w:type="auto" w:w="0"/>
         <w:tblLayout w:type="fixed"/>
         <w:tblLook w:firstColumn="1" w:firstRow="1" w:lastColumn="0" w:lastRow="0" w:noHBand="0" w:noVBand="1" w:val="04A0"/>
+        <w:tblLayout w:type="fixed"/>
+        <w:tblW w:w="9865" w:type="dxa"/>
       </w:tblPr>
       <w:tblGrid>
-        <w:gridCol w:w="4873"/>
-        <w:gridCol w:w="4873"/>
+        <w:gridCol w:w="4751"/>
+        <w:gridCol w:w="5114"/>
       </w:tblGrid>
       <w:tr>
         <w:trPr>
@@ -2861,12 +2867,14 @@
         <w:tblW w:type="auto" w:w="0"/>
         <w:tblLayout w:type="fixed"/>
         <w:tblLook w:firstColumn="1" w:firstRow="1" w:lastColumn="0" w:lastRow="0" w:noHBand="0" w:noVBand="1" w:val="04A0"/>
+        <w:tblLayout w:type="fixed"/>
+        <w:tblW w:w="9865" w:type="dxa"/>
       </w:tblPr>
       <w:tblGrid>
-        <w:gridCol w:w="2436"/>
-        <w:gridCol w:w="2436"/>
-        <w:gridCol w:w="2436"/>
-        <w:gridCol w:w="2436"/>
+        <w:gridCol w:w="1763"/>
+        <w:gridCol w:w="3169"/>
+        <w:gridCol w:w="3169"/>
+        <w:gridCol w:w="1763"/>
       </w:tblGrid>
       <w:tr>
         <w:trPr>
@@ -3480,14 +3488,16 @@
         <w:tblW w:type="auto" w:w="0"/>
         <w:tblLayout w:type="fixed"/>
         <w:tblLook w:firstColumn="1" w:firstRow="1" w:lastColumn="0" w:lastRow="0" w:noHBand="0" w:noVBand="1" w:val="04A0"/>
+        <w:tblLayout w:type="fixed"/>
+        <w:tblW w:w="9865" w:type="dxa"/>
       </w:tblPr>
       <w:tblGrid>
-        <w:gridCol w:w="1624"/>
-        <w:gridCol w:w="1624"/>
-        <w:gridCol w:w="1624"/>
-        <w:gridCol w:w="1624"/>
-        <w:gridCol w:w="1624"/>
-        <w:gridCol w:w="1624"/>
+        <w:gridCol w:w="1054"/>
+        <w:gridCol w:w="1054"/>
+        <w:gridCol w:w="2120"/>
+        <w:gridCol w:w="2120"/>
+        <w:gridCol w:w="1258"/>
+        <w:gridCol w:w="2256"/>
       </w:tblGrid>
       <w:tr>
         <w:trPr>
@@ -4055,10 +4065,12 @@
         <w:tblW w:type="auto" w:w="0"/>
         <w:tblLayout w:type="fixed"/>
         <w:tblLook w:firstColumn="1" w:firstRow="1" w:lastColumn="0" w:lastRow="0" w:noHBand="0" w:noVBand="1" w:val="04A0"/>
+        <w:tblLayout w:type="fixed"/>
+        <w:tblW w:w="9865" w:type="dxa"/>
       </w:tblPr>
       <w:tblGrid>
-        <w:gridCol w:w="4873"/>
-        <w:gridCol w:w="4873"/>
+        <w:gridCol w:w="2693"/>
+        <w:gridCol w:w="7172"/>
       </w:tblGrid>
       <w:tr>
         <w:trPr>
@@ -4233,10 +4245,12 @@
         <w:tblW w:type="auto" w:w="0"/>
         <w:tblLayout w:type="fixed"/>
         <w:tblLook w:firstColumn="1" w:firstRow="1" w:lastColumn="0" w:lastRow="0" w:noHBand="0" w:noVBand="1" w:val="04A0"/>
+        <w:tblLayout w:type="fixed"/>
+        <w:tblW w:w="9865" w:type="dxa"/>
       </w:tblPr>
       <w:tblGrid>
-        <w:gridCol w:w="4873"/>
-        <w:gridCol w:w="4873"/>
+        <w:gridCol w:w="4932"/>
+        <w:gridCol w:w="4932"/>
       </w:tblGrid>
       <w:tr>
         <w:trPr>
@@ -4640,9 +4654,11 @@
         <w:tblW w:type="auto" w:w="0"/>
         <w:tblLayout w:type="fixed"/>
         <w:tblLook w:firstColumn="1" w:firstRow="1" w:lastColumn="0" w:lastRow="0" w:noHBand="0" w:noVBand="1" w:val="04A0"/>
+        <w:tblLayout w:type="fixed"/>
+        <w:tblW w:w="9865" w:type="dxa"/>
       </w:tblPr>
       <w:tblGrid>
-        <w:gridCol w:w="9746"/>
+        <w:gridCol w:w="9865"/>
       </w:tblGrid>
       <w:tr>
         <w:trPr>
@@ -4752,9 +4768,11 @@
         <w:tblW w:type="auto" w:w="0"/>
         <w:tblLayout w:type="fixed"/>
         <w:tblLook w:firstColumn="1" w:firstRow="1" w:lastColumn="0" w:lastRow="0" w:noHBand="0" w:noVBand="1" w:val="04A0"/>
+        <w:tblLayout w:type="fixed"/>
+        <w:tblW w:w="9865" w:type="dxa"/>
       </w:tblPr>
       <w:tblGrid>
-        <w:gridCol w:w="9746"/>
+        <w:gridCol w:w="9865"/>
       </w:tblGrid>
       <w:tr>
         <w:trPr>
@@ -4996,9 +5014,11 @@
         <w:tblW w:type="auto" w:w="0"/>
         <w:tblLayout w:type="fixed"/>
         <w:tblLook w:firstColumn="1" w:firstRow="1" w:lastColumn="0" w:lastRow="0" w:noHBand="0" w:noVBand="1" w:val="04A0"/>
+        <w:tblLayout w:type="fixed"/>
+        <w:tblW w:w="9865" w:type="dxa"/>
       </w:tblPr>
       <w:tblGrid>
-        <w:gridCol w:w="9746"/>
+        <w:gridCol w:w="9865"/>
       </w:tblGrid>
       <w:tr>
         <w:trPr>
@@ -5365,11 +5385,13 @@
         <w:tblW w:type="auto" w:w="0"/>
         <w:tblLayout w:type="fixed"/>
         <w:tblLook w:firstColumn="1" w:firstRow="1" w:lastColumn="0" w:lastRow="0" w:noHBand="0" w:noVBand="1" w:val="04A0"/>
+        <w:tblLayout w:type="fixed"/>
+        <w:tblW w:w="9865" w:type="dxa"/>
       </w:tblPr>
       <w:tblGrid>
-        <w:gridCol w:w="3249"/>
-        <w:gridCol w:w="3249"/>
-        <w:gridCol w:w="3249"/>
+        <w:gridCol w:w="2086"/>
+        <w:gridCol w:w="5562"/>
+        <w:gridCol w:w="2216"/>
       </w:tblGrid>
       <w:tr>
         <w:trPr>
@@ -6926,10 +6948,12 @@
         <w:tblW w:type="auto" w:w="0"/>
         <w:tblLayout w:type="fixed"/>
         <w:tblLook w:firstColumn="1" w:firstRow="1" w:lastColumn="0" w:lastRow="0" w:noHBand="0" w:noVBand="1" w:val="04A0"/>
+        <w:tblLayout w:type="fixed"/>
+        <w:tblW w:w="9865" w:type="dxa"/>
       </w:tblPr>
       <w:tblGrid>
-        <w:gridCol w:w="4873"/>
-        <w:gridCol w:w="4873"/>
+        <w:gridCol w:w="4932"/>
+        <w:gridCol w:w="4932"/>
       </w:tblGrid>
       <w:tr>
         <w:trPr>
@@ -7252,10 +7276,12 @@
         <w:tblW w:type="auto" w:w="0"/>
         <w:tblLayout w:type="fixed"/>
         <w:tblLook w:firstColumn="1" w:firstRow="1" w:lastColumn="0" w:lastRow="0" w:noHBand="0" w:noVBand="1" w:val="04A0"/>
+        <w:tblLayout w:type="fixed"/>
+        <w:tblW w:w="9865" w:type="dxa"/>
       </w:tblPr>
       <w:tblGrid>
-        <w:gridCol w:w="4873"/>
-        <w:gridCol w:w="4873"/>
+        <w:gridCol w:w="3146"/>
+        <w:gridCol w:w="6718"/>
       </w:tblGrid>
       <w:tr>
         <w:trPr>
@@ -7395,10 +7421,12 @@
         <w:tblW w:type="auto" w:w="0"/>
         <w:tblLayout w:type="fixed"/>
         <w:tblLook w:firstColumn="1" w:firstRow="1" w:lastColumn="0" w:lastRow="0" w:noHBand="0" w:noVBand="1" w:val="04A0"/>
+        <w:tblLayout w:type="fixed"/>
+        <w:tblW w:w="9865" w:type="dxa"/>
       </w:tblPr>
       <w:tblGrid>
-        <w:gridCol w:w="4873"/>
-        <w:gridCol w:w="4873"/>
+        <w:gridCol w:w="5261"/>
+        <w:gridCol w:w="4604"/>
       </w:tblGrid>
       <w:tr>
         <w:trPr>
@@ -7596,10 +7624,12 @@
         <w:tblW w:type="auto" w:w="0"/>
         <w:tblLayout w:type="fixed"/>
         <w:tblLook w:firstColumn="1" w:firstRow="1" w:lastColumn="0" w:lastRow="0" w:noHBand="0" w:noVBand="1" w:val="04A0"/>
+        <w:tblLayout w:type="fixed"/>
+        <w:tblW w:w="9865" w:type="dxa"/>
       </w:tblPr>
       <w:tblGrid>
-        <w:gridCol w:w="4873"/>
-        <w:gridCol w:w="4873"/>
+        <w:gridCol w:w="5550"/>
+        <w:gridCol w:w="4314"/>
       </w:tblGrid>
       <w:tr>
         <w:trPr>
@@ -7740,10 +7770,12 @@
         <w:tblW w:type="auto" w:w="0"/>
         <w:tblLayout w:type="fixed"/>
         <w:tblLook w:firstColumn="1" w:firstRow="1" w:lastColumn="0" w:lastRow="0" w:noHBand="0" w:noVBand="1" w:val="04A0"/>
+        <w:tblLayout w:type="fixed"/>
+        <w:tblW w:w="9865" w:type="dxa"/>
       </w:tblPr>
       <w:tblGrid>
-        <w:gridCol w:w="4873"/>
-        <w:gridCol w:w="4873"/>
+        <w:gridCol w:w="1615"/>
+        <w:gridCol w:w="8249"/>
       </w:tblGrid>
       <w:tr>
         <w:trPr>
@@ -8987,11 +9019,13 @@
         <w:tblW w:type="auto" w:w="0"/>
         <w:tblLayout w:type="fixed"/>
         <w:tblLook w:firstColumn="1" w:firstRow="1" w:lastColumn="0" w:lastRow="0" w:noHBand="0" w:noVBand="1" w:val="04A0"/>
+        <w:tblLayout w:type="fixed"/>
+        <w:tblW w:w="9865" w:type="dxa"/>
       </w:tblPr>
       <w:tblGrid>
-        <w:gridCol w:w="3249"/>
-        <w:gridCol w:w="3249"/>
-        <w:gridCol w:w="3249"/>
+        <w:gridCol w:w="6100"/>
+        <w:gridCol w:w="2256"/>
+        <w:gridCol w:w="1508"/>
       </w:tblGrid>
       <w:tr>
         <w:trPr>
@@ -9624,10 +9658,12 @@
         <w:tblW w:type="auto" w:w="0"/>
         <w:tblLayout w:type="fixed"/>
         <w:tblLook w:firstColumn="1" w:firstRow="1" w:lastColumn="0" w:lastRow="0" w:noHBand="0" w:noVBand="1" w:val="04A0"/>
+        <w:tblLayout w:type="fixed"/>
+        <w:tblW w:w="9865" w:type="dxa"/>
       </w:tblPr>
       <w:tblGrid>
-        <w:gridCol w:w="4873"/>
-        <w:gridCol w:w="4873"/>
+        <w:gridCol w:w="4195"/>
+        <w:gridCol w:w="5670"/>
       </w:tblGrid>
       <w:tr>
         <w:trPr>
@@ -9998,11 +10034,13 @@
         <w:tblW w:type="auto" w:w="0"/>
         <w:tblLayout w:type="fixed"/>
         <w:tblLook w:firstColumn="1" w:firstRow="1" w:lastColumn="0" w:lastRow="0" w:noHBand="0" w:noVBand="1" w:val="04A0"/>
+        <w:tblLayout w:type="fixed"/>
+        <w:tblW w:w="9865" w:type="dxa"/>
       </w:tblPr>
       <w:tblGrid>
-        <w:gridCol w:w="3249"/>
-        <w:gridCol w:w="3249"/>
-        <w:gridCol w:w="3249"/>
+        <w:gridCol w:w="2551"/>
+        <w:gridCol w:w="4762"/>
+        <w:gridCol w:w="2551"/>
       </w:tblGrid>
       <w:tr>
         <w:trPr>
@@ -10419,11 +10457,13 @@
         <w:tblW w:type="auto" w:w="0"/>
         <w:tblLayout w:type="fixed"/>
         <w:tblLook w:firstColumn="1" w:firstRow="1" w:lastColumn="0" w:lastRow="0" w:noHBand="0" w:noVBand="1" w:val="04A0"/>
+        <w:tblLayout w:type="fixed"/>
+        <w:tblW w:w="9865" w:type="dxa"/>
       </w:tblPr>
       <w:tblGrid>
-        <w:gridCol w:w="3249"/>
-        <w:gridCol w:w="3249"/>
-        <w:gridCol w:w="3249"/>
+        <w:gridCol w:w="2336"/>
+        <w:gridCol w:w="1752"/>
+        <w:gridCol w:w="5777"/>
       </w:tblGrid>
       <w:tr>
         <w:trPr>
@@ -10620,9 +10660,11 @@
         <w:tblW w:type="auto" w:w="0"/>
         <w:tblLayout w:type="fixed"/>
         <w:tblLook w:firstColumn="1" w:firstRow="1" w:lastColumn="0" w:lastRow="0" w:noHBand="0" w:noVBand="1" w:val="04A0"/>
+        <w:tblLayout w:type="fixed"/>
+        <w:tblW w:w="9865" w:type="dxa"/>
       </w:tblPr>
       <w:tblGrid>
-        <w:gridCol w:w="9746"/>
+        <w:gridCol w:w="9865"/>
       </w:tblGrid>
       <w:tr>
         <w:trPr>

--- a/ai/docs/Persona_Intake.docx
+++ b/ai/docs/Persona_Intake.docx
@@ -4449,6 +4449,23 @@
     </w:p>
     <w:p>
       <w:pPr>
+        <w:spacing w:before="0" w:after="120" w:line="276" w:lineRule="auto"/>
+        <w:ind w:left="227"/>
+        <w:keepNext/>
+        <w:keepLines/>
+        <w:pBdr>
+          <w:bottom w:val="single" w:sz="6" w:space="4" w:color="9A9A9A"/>
+        </w:pBdr>
+      </w:pPr>
+      <w:r>
+        <w:rPr>
+          <w:sz w:val="20"/>
+        </w:rPr>
+        <w:t xml:space="preserve"> </w:t>
+      </w:r>
+    </w:p>
+    <w:p>
+      <w:pPr>
         <w:keepNext w:val="0"/>
         <w:keepLines/>
         <w:spacing w:before="0" w:after="80" w:line="312" w:lineRule="auto"/>
@@ -4460,7 +4477,7 @@
           <w:color w:val="1A1A1A"/>
           <w:sz w:val="20"/>
         </w:rPr>
-        <w:t>" ____________________ "   출처: □ 본인  □ 직접 들음  □ 가족 전언  □ 그랬을 것 같음</w:t>
+        <w:t>출처: □ 본인  □ 직접 들음  □ 가족 전언  □ 그랬을 것 같음</w:t>
       </w:r>
     </w:p>
     <w:p>
@@ -4507,6 +4524,23 @@
     </w:p>
     <w:p>
       <w:pPr>
+        <w:spacing w:before="0" w:after="120" w:line="276" w:lineRule="auto"/>
+        <w:ind w:left="227"/>
+        <w:keepNext/>
+        <w:keepLines/>
+        <w:pBdr>
+          <w:bottom w:val="single" w:sz="6" w:space="4" w:color="9A9A9A"/>
+        </w:pBdr>
+      </w:pPr>
+      <w:r>
+        <w:rPr>
+          <w:sz w:val="20"/>
+        </w:rPr>
+        <w:t xml:space="preserve"> </w:t>
+      </w:r>
+    </w:p>
+    <w:p>
+      <w:pPr>
         <w:keepNext w:val="0"/>
         <w:keepLines/>
         <w:spacing w:before="0" w:after="80" w:line="312" w:lineRule="auto"/>
@@ -4518,7 +4552,7 @@
           <w:color w:val="1A1A1A"/>
           <w:sz w:val="20"/>
         </w:rPr>
-        <w:t>" ____________________ "   출처: □ 본인  □ 직접 들음  □ 가족 전언  □ 그랬을 것 같음</w:t>
+        <w:t>출처: □ 본인  □ 직접 들음  □ 가족 전언  □ 그랬을 것 같음</w:t>
       </w:r>
     </w:p>
     <w:p>
@@ -4899,7 +4933,7 @@
     </w:p>
     <w:p>
       <w:pPr>
-        <w:keepNext w:val="0"/>
+        <w:keepNext/>
         <w:keepLines/>
         <w:spacing w:before="0" w:after="80" w:line="312" w:lineRule="auto"/>
         <w:ind w:left="227"/>
@@ -4910,7 +4944,24 @@
           <w:color w:val="1A1A1A"/>
           <w:sz w:val="20"/>
         </w:rPr>
-        <w:t>예시 문장 하나: " ____________________ "</w:t>
+        <w:t>예시 문장 하나</w:t>
+      </w:r>
+    </w:p>
+    <w:p>
+      <w:pPr>
+        <w:spacing w:before="0" w:after="120" w:line="276" w:lineRule="auto"/>
+        <w:ind w:left="227"/>
+        <w:keepNext w:val="0"/>
+        <w:keepLines/>
+        <w:pBdr>
+          <w:bottom w:val="single" w:sz="6" w:space="4" w:color="9A9A9A"/>
+        </w:pBdr>
+      </w:pPr>
+      <w:r>
+        <w:rPr>
+          <w:sz w:val="20"/>
+        </w:rPr>
+        <w:t xml:space="preserve"> </w:t>
       </w:r>
     </w:p>
     <w:p>
@@ -8276,7 +8327,7 @@
     </w:p>
     <w:p>
       <w:pPr>
-        <w:keepNext w:val="0"/>
+        <w:keepNext/>
         <w:keepLines/>
         <w:spacing w:before="0" w:after="80" w:line="312" w:lineRule="auto"/>
         <w:ind w:left="227"/>
@@ -8287,7 +8338,24 @@
           <w:color w:val="1A1A1A"/>
           <w:sz w:val="20"/>
         </w:rPr>
-        <w:t>말 한 줄: " ____________________ "</w:t>
+        <w:t>말 한 줄</w:t>
+      </w:r>
+    </w:p>
+    <w:p>
+      <w:pPr>
+        <w:spacing w:before="0" w:after="120" w:line="276" w:lineRule="auto"/>
+        <w:ind w:left="227"/>
+        <w:keepNext w:val="0"/>
+        <w:keepLines/>
+        <w:pBdr>
+          <w:bottom w:val="single" w:sz="6" w:space="4" w:color="9A9A9A"/>
+        </w:pBdr>
+      </w:pPr>
+      <w:r>
+        <w:rPr>
+          <w:sz w:val="20"/>
+        </w:rPr>
+        <w:t xml:space="preserve"> </w:t>
       </w:r>
     </w:p>
     <w:p>
@@ -8348,7 +8416,7 @@
     </w:p>
     <w:p>
       <w:pPr>
-        <w:keepNext w:val="0"/>
+        <w:keepNext/>
         <w:keepLines/>
         <w:spacing w:before="0" w:after="80" w:line="312" w:lineRule="auto"/>
         <w:ind w:left="227"/>
@@ -8359,7 +8427,24 @@
           <w:color w:val="1A1A1A"/>
           <w:sz w:val="20"/>
         </w:rPr>
-        <w:t>말 한 줄: " ____________________ "</w:t>
+        <w:t>말 한 줄</w:t>
+      </w:r>
+    </w:p>
+    <w:p>
+      <w:pPr>
+        <w:spacing w:before="0" w:after="120" w:line="276" w:lineRule="auto"/>
+        <w:ind w:left="227"/>
+        <w:keepNext w:val="0"/>
+        <w:keepLines/>
+        <w:pBdr>
+          <w:bottom w:val="single" w:sz="6" w:space="4" w:color="9A9A9A"/>
+        </w:pBdr>
+      </w:pPr>
+      <w:r>
+        <w:rPr>
+          <w:sz w:val="20"/>
+        </w:rPr>
+        <w:t xml:space="preserve"> </w:t>
       </w:r>
     </w:p>
     <w:p>
@@ -8404,7 +8489,7 @@
     </w:p>
     <w:p>
       <w:pPr>
-        <w:keepNext w:val="0"/>
+        <w:keepNext/>
         <w:keepLines/>
         <w:spacing w:before="0" w:after="80" w:line="312" w:lineRule="auto"/>
         <w:ind w:left="227"/>
@@ -8415,7 +8500,24 @@
           <w:color w:val="1A1A1A"/>
           <w:sz w:val="20"/>
         </w:rPr>
-        <w:t>말 한 줄: " ____________________ "</w:t>
+        <w:t>말 한 줄</w:t>
+      </w:r>
+    </w:p>
+    <w:p>
+      <w:pPr>
+        <w:spacing w:before="0" w:after="120" w:line="276" w:lineRule="auto"/>
+        <w:ind w:left="227"/>
+        <w:keepNext w:val="0"/>
+        <w:keepLines/>
+        <w:pBdr>
+          <w:bottom w:val="single" w:sz="6" w:space="4" w:color="9A9A9A"/>
+        </w:pBdr>
+      </w:pPr>
+      <w:r>
+        <w:rPr>
+          <w:sz w:val="20"/>
+        </w:rPr>
+        <w:t xml:space="preserve"> </w:t>
       </w:r>
     </w:p>
     <w:p>
@@ -8471,7 +8573,7 @@
     </w:p>
     <w:p>
       <w:pPr>
-        <w:keepNext w:val="0"/>
+        <w:keepNext/>
         <w:keepLines/>
         <w:spacing w:before="0" w:after="80" w:line="312" w:lineRule="auto"/>
         <w:ind w:left="227"/>
@@ -8482,7 +8584,24 @@
           <w:color w:val="1A1A1A"/>
           <w:sz w:val="20"/>
         </w:rPr>
-        <w:t>말 한 줄: " ____________________ "</w:t>
+        <w:t>말 한 줄</w:t>
+      </w:r>
+    </w:p>
+    <w:p>
+      <w:pPr>
+        <w:spacing w:before="0" w:after="120" w:line="276" w:lineRule="auto"/>
+        <w:ind w:left="227"/>
+        <w:keepNext w:val="0"/>
+        <w:keepLines/>
+        <w:pBdr>
+          <w:bottom w:val="single" w:sz="6" w:space="4" w:color="9A9A9A"/>
+        </w:pBdr>
+      </w:pPr>
+      <w:r>
+        <w:rPr>
+          <w:sz w:val="20"/>
+        </w:rPr>
+        <w:t xml:space="preserve"> </w:t>
       </w:r>
     </w:p>
     <w:p>
@@ -8543,7 +8662,7 @@
     </w:p>
     <w:p>
       <w:pPr>
-        <w:keepNext w:val="0"/>
+        <w:keepNext/>
         <w:keepLines/>
         <w:spacing w:before="0" w:after="80" w:line="312" w:lineRule="auto"/>
         <w:ind w:left="227"/>
@@ -8554,7 +8673,24 @@
           <w:color w:val="1A1A1A"/>
           <w:sz w:val="20"/>
         </w:rPr>
-        <w:t>말 한 줄: " ____________________ "</w:t>
+        <w:t>말 한 줄</w:t>
+      </w:r>
+    </w:p>
+    <w:p>
+      <w:pPr>
+        <w:spacing w:before="0" w:after="120" w:line="276" w:lineRule="auto"/>
+        <w:ind w:left="227"/>
+        <w:keepNext w:val="0"/>
+        <w:keepLines/>
+        <w:pBdr>
+          <w:bottom w:val="single" w:sz="6" w:space="4" w:color="9A9A9A"/>
+        </w:pBdr>
+      </w:pPr>
+      <w:r>
+        <w:rPr>
+          <w:sz w:val="20"/>
+        </w:rPr>
+        <w:t xml:space="preserve"> </w:t>
       </w:r>
     </w:p>
     <w:p>
@@ -8615,7 +8751,7 @@
     </w:p>
     <w:p>
       <w:pPr>
-        <w:keepNext w:val="0"/>
+        <w:keepNext/>
         <w:keepLines/>
         <w:spacing w:before="0" w:after="80" w:line="312" w:lineRule="auto"/>
         <w:ind w:left="227"/>
@@ -8626,7 +8762,24 @@
           <w:color w:val="1A1A1A"/>
           <w:sz w:val="20"/>
         </w:rPr>
-        <w:t>말 한 줄: " ____________________ "</w:t>
+        <w:t>말 한 줄</w:t>
+      </w:r>
+    </w:p>
+    <w:p>
+      <w:pPr>
+        <w:spacing w:before="0" w:after="120" w:line="276" w:lineRule="auto"/>
+        <w:ind w:left="227"/>
+        <w:keepNext w:val="0"/>
+        <w:keepLines/>
+        <w:pBdr>
+          <w:bottom w:val="single" w:sz="6" w:space="4" w:color="9A9A9A"/>
+        </w:pBdr>
+      </w:pPr>
+      <w:r>
+        <w:rPr>
+          <w:sz w:val="20"/>
+        </w:rPr>
+        <w:t xml:space="preserve"> </w:t>
       </w:r>
     </w:p>
     <w:p>
@@ -8671,7 +8824,7 @@
     </w:p>
     <w:p>
       <w:pPr>
-        <w:keepNext w:val="0"/>
+        <w:keepNext/>
         <w:keepLines/>
         <w:spacing w:before="0" w:after="80" w:line="312" w:lineRule="auto"/>
         <w:ind w:left="227"/>
@@ -8682,7 +8835,24 @@
           <w:color w:val="1A1A1A"/>
           <w:sz w:val="20"/>
         </w:rPr>
-        <w:t>말 한 줄: " ____________________ "</w:t>
+        <w:t>말 한 줄</w:t>
+      </w:r>
+    </w:p>
+    <w:p>
+      <w:pPr>
+        <w:spacing w:before="0" w:after="120" w:line="276" w:lineRule="auto"/>
+        <w:ind w:left="227"/>
+        <w:keepNext w:val="0"/>
+        <w:keepLines/>
+        <w:pBdr>
+          <w:bottom w:val="single" w:sz="6" w:space="4" w:color="9A9A9A"/>
+        </w:pBdr>
+      </w:pPr>
+      <w:r>
+        <w:rPr>
+          <w:sz w:val="20"/>
+        </w:rPr>
+        <w:t xml:space="preserve"> </w:t>
       </w:r>
     </w:p>
     <w:p>
@@ -8733,7 +8903,7 @@
     </w:p>
     <w:p>
       <w:pPr>
-        <w:keepNext w:val="0"/>
+        <w:keepNext/>
         <w:keepLines/>
         <w:spacing w:before="0" w:after="80" w:line="312" w:lineRule="auto"/>
         <w:ind w:left="227"/>
@@ -8744,7 +8914,24 @@
           <w:color w:val="1A1A1A"/>
           <w:sz w:val="20"/>
         </w:rPr>
-        <w:t>그분다운 "모르겠다" 표현: " ____________________ "</w:t>
+        <w:t>그분다운 "모르겠다" 표현</w:t>
+      </w:r>
+    </w:p>
+    <w:p>
+      <w:pPr>
+        <w:spacing w:before="0" w:after="120" w:line="276" w:lineRule="auto"/>
+        <w:ind w:left="227"/>
+        <w:keepNext w:val="0"/>
+        <w:keepLines/>
+        <w:pBdr>
+          <w:bottom w:val="single" w:sz="6" w:space="4" w:color="9A9A9A"/>
+        </w:pBdr>
+      </w:pPr>
+      <w:r>
+        <w:rPr>
+          <w:sz w:val="20"/>
+        </w:rPr>
+        <w:t xml:space="preserve"> </w:t>
       </w:r>
     </w:p>
     <w:p>
@@ -8800,7 +8987,7 @@
     </w:p>
     <w:p>
       <w:pPr>
-        <w:keepNext w:val="0"/>
+        <w:keepNext/>
         <w:keepLines/>
         <w:spacing w:before="0" w:after="80" w:line="312" w:lineRule="auto"/>
         <w:ind w:left="227"/>
@@ -8811,7 +8998,24 @@
           <w:color w:val="1A1A1A"/>
           <w:sz w:val="20"/>
         </w:rPr>
-        <w:t>말 한 줄: " ____________________ "</w:t>
+        <w:t>말 한 줄</w:t>
+      </w:r>
+    </w:p>
+    <w:p>
+      <w:pPr>
+        <w:spacing w:before="0" w:after="120" w:line="276" w:lineRule="auto"/>
+        <w:ind w:left="227"/>
+        <w:keepNext w:val="0"/>
+        <w:keepLines/>
+        <w:pBdr>
+          <w:bottom w:val="single" w:sz="6" w:space="4" w:color="9A9A9A"/>
+        </w:pBdr>
+      </w:pPr>
+      <w:r>
+        <w:rPr>
+          <w:sz w:val="20"/>
+        </w:rPr>
+        <w:t xml:space="preserve"> </w:t>
       </w:r>
     </w:p>
     <w:p>
@@ -8872,7 +9076,7 @@
     </w:p>
     <w:p>
       <w:pPr>
-        <w:keepNext w:val="0"/>
+        <w:keepNext/>
         <w:keepLines/>
         <w:spacing w:before="0" w:after="80" w:line="312" w:lineRule="auto"/>
         <w:ind w:left="227"/>
@@ -8883,7 +9087,24 @@
           <w:color w:val="1A1A1A"/>
           <w:sz w:val="20"/>
         </w:rPr>
-        <w:t>말 한 줄: " ____________________ "</w:t>
+        <w:t>말 한 줄</w:t>
+      </w:r>
+    </w:p>
+    <w:p>
+      <w:pPr>
+        <w:spacing w:before="0" w:after="120" w:line="276" w:lineRule="auto"/>
+        <w:ind w:left="227"/>
+        <w:keepNext w:val="0"/>
+        <w:keepLines/>
+        <w:pBdr>
+          <w:bottom w:val="single" w:sz="6" w:space="4" w:color="9A9A9A"/>
+        </w:pBdr>
+      </w:pPr>
+      <w:r>
+        <w:rPr>
+          <w:sz w:val="20"/>
+        </w:rPr>
+        <w:t xml:space="preserve"> </w:t>
       </w:r>
     </w:p>
     <w:p>

--- a/ai/docs/Persona_Intake.docx
+++ b/ai/docs/Persona_Intake.docx
@@ -2013,14 +2013,6 @@
             <w:pPr>
               <w:spacing w:after="60"/>
             </w:pPr>
-            <w:r>
-              <w:rPr>
-                <w:b w:val="0"/>
-                <w:color w:val="1A1A1A"/>
-                <w:sz w:val="18"/>
-              </w:rPr>
-              <w:t>" "</w:t>
-            </w:r>
           </w:p>
         </w:tc>
         <w:tc>
@@ -2066,14 +2058,6 @@
             <w:pPr>
               <w:spacing w:after="60"/>
             </w:pPr>
-            <w:r>
-              <w:rPr>
-                <w:b w:val="0"/>
-                <w:color w:val="1A1A1A"/>
-                <w:sz w:val="18"/>
-              </w:rPr>
-              <w:t>" "</w:t>
-            </w:r>
           </w:p>
         </w:tc>
         <w:tc>
@@ -2119,14 +2103,6 @@
             <w:pPr>
               <w:spacing w:after="60"/>
             </w:pPr>
-            <w:r>
-              <w:rPr>
-                <w:b w:val="0"/>
-                <w:color w:val="1A1A1A"/>
-                <w:sz w:val="18"/>
-              </w:rPr>
-              <w:t>" "</w:t>
-            </w:r>
           </w:p>
         </w:tc>
         <w:tc>
@@ -4679,7 +4655,7 @@
           <w:color w:val="1A1A1A"/>
           <w:sz w:val="20"/>
         </w:rPr>
-        <w:t>화나도 절대 쓰지 않는 말 (선택):</w:t>
+        <w:t>화나도 절대 쓰지 않는 말이 있으면 적어주세요. (선택, 한 줄에 하나씩)</w:t>
       </w:r>
     </w:p>
     <w:tbl>
@@ -4713,7 +4689,7 @@
                 <w:color w:val="1A1A1A"/>
                 <w:sz w:val="17"/>
               </w:rPr>
-              <w:t>표현</w:t>
+              <w:t>화나도 쓰지 않는 말</w:t>
             </w:r>
           </w:p>
         </w:tc>
@@ -4730,14 +4706,21 @@
             <w:pPr>
               <w:spacing w:after="60"/>
             </w:pPr>
-            <w:r>
-              <w:rPr>
-                <w:b w:val="0"/>
-                <w:color w:val="1A1A1A"/>
-                <w:sz w:val="18"/>
-              </w:rPr>
-              <w:t>" "</w:t>
-            </w:r>
+          </w:p>
+        </w:tc>
+      </w:tr>
+      <w:tr>
+        <w:trPr>
+          <w:cantSplit/>
+        </w:trPr>
+        <w:tc>
+          <w:tcPr>
+            <w:tcW w:type="dxa" w:w="9865"/>
+          </w:tcPr>
+          <w:p>
+            <w:pPr>
+              <w:spacing w:after="60"/>
+            </w:pPr>
           </w:p>
         </w:tc>
       </w:tr>
@@ -4794,6 +4777,22 @@
           <w:sz w:val="17"/>
         </w:rPr>
         <w:t>예: "아유" / "정말" / "굉장히"</w:t>
+      </w:r>
+    </w:p>
+    <w:p>
+      <w:pPr>
+        <w:keepNext/>
+        <w:keepLines/>
+        <w:spacing w:before="0" w:after="80" w:line="312" w:lineRule="auto"/>
+        <w:ind w:left="227"/>
+      </w:pPr>
+      <w:r>
+        <w:rPr>
+          <w:b w:val="0"/>
+          <w:color w:val="1A1A1A"/>
+          <w:sz w:val="20"/>
+        </w:rPr>
+        <w:t>□ 감탄사가 거의 없어요</w:t>
       </w:r>
     </w:p>
     <w:tbl>
@@ -4827,7 +4826,7 @@
                 <w:color w:val="1A1A1A"/>
                 <w:sz w:val="17"/>
               </w:rPr>
-              <w:t>표현</w:t>
+              <w:t>웃음소리·감탄사</w:t>
             </w:r>
           </w:p>
         </w:tc>
@@ -4844,21 +4843,28 @@
             <w:pPr>
               <w:spacing w:after="60"/>
             </w:pPr>
-            <w:r>
-              <w:rPr>
-                <w:b w:val="0"/>
-                <w:color w:val="1A1A1A"/>
-                <w:sz w:val="18"/>
-              </w:rPr>
-              <w:t>" "</w:t>
-            </w:r>
+          </w:p>
+        </w:tc>
+      </w:tr>
+      <w:tr>
+        <w:trPr>
+          <w:cantSplit/>
+        </w:trPr>
+        <w:tc>
+          <w:tcPr>
+            <w:tcW w:type="dxa" w:w="9865"/>
+          </w:tcPr>
+          <w:p>
+            <w:pPr>
+              <w:spacing w:after="60"/>
+            </w:pPr>
           </w:p>
         </w:tc>
       </w:tr>
     </w:tbl>
     <w:p>
       <w:pPr>
-        <w:keepNext/>
+        <w:keepNext w:val="0"/>
         <w:keepLines/>
         <w:spacing w:after="0"/>
       </w:pPr>
@@ -4866,22 +4872,6 @@
         <w:rPr>
           <w:sz w:val="2"/>
         </w:rPr>
-      </w:r>
-    </w:p>
-    <w:p>
-      <w:pPr>
-        <w:keepNext w:val="0"/>
-        <w:keepLines/>
-        <w:spacing w:before="0" w:after="80" w:line="312" w:lineRule="auto"/>
-        <w:ind w:left="227"/>
-      </w:pPr>
-      <w:r>
-        <w:rPr>
-          <w:b w:val="0"/>
-          <w:color w:val="1A1A1A"/>
-          <w:sz w:val="20"/>
-        </w:rPr>
-        <w:t>□ 감탄사 거의 없음</w:t>
       </w:r>
     </w:p>
     <w:p>
@@ -5578,14 +5568,6 @@
             <w:pPr>
               <w:spacing w:after="60"/>
             </w:pPr>
-            <w:r>
-              <w:rPr>
-                <w:b w:val="0"/>
-                <w:color w:val="1A1A1A"/>
-                <w:sz w:val="18"/>
-              </w:rPr>
-              <w:t>" "</w:t>
-            </w:r>
           </w:p>
         </w:tc>
         <w:tc>

--- a/ai/docs/Persona_Intake.docx
+++ b/ai/docs/Persona_Intake.docx
@@ -4559,7 +4559,7 @@
           <w:color w:val="6E6E6E"/>
           <w:sz w:val="17"/>
         </w:rPr>
-        <w:t xml:space="preserve">   하나 선택 + 표 0~3행</w:t>
+        <w:t xml:space="preserve">   하나 선택</w:t>
       </w:r>
     </w:p>
     <w:p>
@@ -4628,7 +4628,7 @@
     </w:p>
     <w:p>
       <w:pPr>
-        <w:keepNext/>
+        <w:keepNext w:val="0"/>
         <w:keepLines/>
         <w:spacing w:before="0" w:after="80" w:line="312" w:lineRule="auto"/>
         <w:ind w:left="283"/>
@@ -4644,101 +4644,6 @@
     </w:p>
     <w:p>
       <w:pPr>
-        <w:keepNext/>
-        <w:keepLines/>
-        <w:spacing w:before="0" w:after="80" w:line="312" w:lineRule="auto"/>
-        <w:ind w:left="227"/>
-      </w:pPr>
-      <w:r>
-        <w:rPr>
-          <w:b w:val="0"/>
-          <w:color w:val="1A1A1A"/>
-          <w:sz w:val="20"/>
-        </w:rPr>
-        <w:t>화나도 절대 쓰지 않는 말이 있으면 적어주세요. (선택, 한 줄에 하나씩)</w:t>
-      </w:r>
-    </w:p>
-    <w:tbl>
-      <w:tblPr>
-        <w:tblStyle w:val="TableGrid"/>
-        <w:tblW w:type="auto" w:w="0"/>
-        <w:tblLayout w:type="fixed"/>
-        <w:tblLook w:firstColumn="1" w:firstRow="1" w:lastColumn="0" w:lastRow="0" w:noHBand="0" w:noVBand="1" w:val="04A0"/>
-        <w:tblLayout w:type="fixed"/>
-        <w:tblW w:w="9865" w:type="dxa"/>
-      </w:tblPr>
-      <w:tblGrid>
-        <w:gridCol w:w="9865"/>
-      </w:tblGrid>
-      <w:tr>
-        <w:trPr>
-          <w:cantSplit/>
-        </w:trPr>
-        <w:tc>
-          <w:tcPr>
-            <w:tcW w:type="dxa" w:w="9865"/>
-          </w:tcPr>
-          <w:p>
-            <w:pPr>
-              <w:spacing w:after="60"/>
-              <w:shd w:val="clear" w:fill="EFEFEF"/>
-            </w:pPr>
-            <w:r>
-              <w:rPr>
-                <w:b/>
-                <w:color w:val="1A1A1A"/>
-                <w:sz w:val="17"/>
-              </w:rPr>
-              <w:t>화나도 쓰지 않는 말</w:t>
-            </w:r>
-          </w:p>
-        </w:tc>
-      </w:tr>
-      <w:tr>
-        <w:trPr>
-          <w:cantSplit/>
-        </w:trPr>
-        <w:tc>
-          <w:tcPr>
-            <w:tcW w:type="dxa" w:w="9865"/>
-          </w:tcPr>
-          <w:p>
-            <w:pPr>
-              <w:spacing w:after="60"/>
-            </w:pPr>
-          </w:p>
-        </w:tc>
-      </w:tr>
-      <w:tr>
-        <w:trPr>
-          <w:cantSplit/>
-        </w:trPr>
-        <w:tc>
-          <w:tcPr>
-            <w:tcW w:type="dxa" w:w="9865"/>
-          </w:tcPr>
-          <w:p>
-            <w:pPr>
-              <w:spacing w:after="60"/>
-            </w:pPr>
-          </w:p>
-        </w:tc>
-      </w:tr>
-    </w:tbl>
-    <w:p>
-      <w:pPr>
-        <w:keepNext w:val="0"/>
-        <w:keepLines/>
-        <w:spacing w:after="0"/>
-      </w:pPr>
-      <w:r>
-        <w:rPr>
-          <w:sz w:val="2"/>
-        </w:rPr>
-      </w:r>
-    </w:p>
-    <w:p>
-      <w:pPr>
         <w:spacing w:before="300" w:after="100" w:line="300" w:lineRule="auto"/>
         <w:ind w:left="113" w:right="113"/>
         <w:keepNext/>
@@ -4765,7 +4670,7 @@
           <w:color w:val="6E6E6E"/>
           <w:sz w:val="17"/>
         </w:rPr>
-        <w:t xml:space="preserve">   표 0~5행</w:t>
+        <w:t xml:space="preserve">   단답 30자</w:t>
       </w:r>
       <w:r>
         <w:br/>
@@ -4781,97 +4686,35 @@
     </w:p>
     <w:p>
       <w:pPr>
+        <w:spacing w:before="0" w:after="40" w:line="276" w:lineRule="auto"/>
+        <w:ind w:left="227" w:right="5216"/>
         <w:keepNext/>
         <w:keepLines/>
-        <w:spacing w:before="0" w:after="80" w:line="312" w:lineRule="auto"/>
+        <w:pBdr>
+          <w:bottom w:val="single" w:sz="6" w:space="4" w:color="9A9A9A"/>
+        </w:pBdr>
+      </w:pPr>
+      <w:r>
+        <w:rPr>
+          <w:sz w:val="20"/>
+        </w:rPr>
+        <w:t xml:space="preserve"> </w:t>
+      </w:r>
+    </w:p>
+    <w:p>
+      <w:pPr>
+        <w:keepNext w:val="0"/>
+        <w:keepLines/>
+        <w:spacing w:before="0" w:after="140" w:line="312" w:lineRule="auto"/>
         <w:ind w:left="227"/>
       </w:pPr>
       <w:r>
         <w:rPr>
           <w:b w:val="0"/>
-          <w:color w:val="1A1A1A"/>
-          <w:sz w:val="20"/>
-        </w:rPr>
-        <w:t>□ 감탄사가 거의 없어요</w:t>
-      </w:r>
-    </w:p>
-    <w:tbl>
-      <w:tblPr>
-        <w:tblStyle w:val="TableGrid"/>
-        <w:tblW w:type="auto" w:w="0"/>
-        <w:tblLayout w:type="fixed"/>
-        <w:tblLook w:firstColumn="1" w:firstRow="1" w:lastColumn="0" w:lastRow="0" w:noHBand="0" w:noVBand="1" w:val="04A0"/>
-        <w:tblLayout w:type="fixed"/>
-        <w:tblW w:w="9865" w:type="dxa"/>
-      </w:tblPr>
-      <w:tblGrid>
-        <w:gridCol w:w="9865"/>
-      </w:tblGrid>
-      <w:tr>
-        <w:trPr>
-          <w:cantSplit/>
-        </w:trPr>
-        <w:tc>
-          <w:tcPr>
-            <w:tcW w:type="dxa" w:w="9865"/>
-          </w:tcPr>
-          <w:p>
-            <w:pPr>
-              <w:spacing w:after="60"/>
-              <w:shd w:val="clear" w:fill="EFEFEF"/>
-            </w:pPr>
-            <w:r>
-              <w:rPr>
-                <w:b/>
-                <w:color w:val="1A1A1A"/>
-                <w:sz w:val="17"/>
-              </w:rPr>
-              <w:t>웃음소리·감탄사</w:t>
-            </w:r>
-          </w:p>
-        </w:tc>
-      </w:tr>
-      <w:tr>
-        <w:trPr>
-          <w:cantSplit/>
-        </w:trPr>
-        <w:tc>
-          <w:tcPr>
-            <w:tcW w:type="dxa" w:w="9865"/>
-          </w:tcPr>
-          <w:p>
-            <w:pPr>
-              <w:spacing w:after="60"/>
-            </w:pPr>
-          </w:p>
-        </w:tc>
-      </w:tr>
-      <w:tr>
-        <w:trPr>
-          <w:cantSplit/>
-        </w:trPr>
-        <w:tc>
-          <w:tcPr>
-            <w:tcW w:type="dxa" w:w="9865"/>
-          </w:tcPr>
-          <w:p>
-            <w:pPr>
-              <w:spacing w:after="60"/>
-            </w:pPr>
-          </w:p>
-        </w:tc>
-      </w:tr>
-    </w:tbl>
-    <w:p>
-      <w:pPr>
-        <w:keepNext w:val="0"/>
-        <w:keepLines/>
-        <w:spacing w:after="0"/>
-      </w:pPr>
-      <w:r>
-        <w:rPr>
-          <w:sz w:val="2"/>
-        </w:rPr>
+          <w:color w:val="6E6E6E"/>
+          <w:sz w:val="18"/>
+        </w:rPr>
+        <w:t>□ 모름</w:t>
       </w:r>
     </w:p>
     <w:p>

--- a/ai/docs/Persona_Intake.docx
+++ b/ai/docs/Persona_Intake.docx
@@ -1937,7 +1937,7 @@
                 <w:color w:val="6E6E6E"/>
                 <w:sz w:val="15"/>
               </w:rPr>
-              <w:t>하나 고르기</w:t>
+              <w:t>단답 20자</w:t>
             </w:r>
             <w:r>
               <w:br/>
@@ -1947,7 +1947,7 @@
                 <w:color w:val="6E6E6E"/>
                 <w:sz w:val="15"/>
               </w:rPr>
-              <w:t>가족 중 한 사람 / 모두에게</w:t>
+              <w:t>예: 모두에게 / 며느리</w:t>
             </w:r>
           </w:p>
         </w:tc>
@@ -2329,10 +2329,17 @@
       <w:r>
         <w:rPr>
           <w:b w:val="0"/>
-          <w:color w:val="1A1A1A"/>
+          <w:color w:val="1F4E79"/>
           <w:sz w:val="20"/>
         </w:rPr>
-        <w:t>위에 없는 것이 있으면 한 줄에 하나씩 (0~5행):</w:t>
+        <w:t xml:space="preserve">위에 없는 것이 있으면 한 줄에 하나씩 적어주세요.  </w:t>
+      </w:r>
+      <w:r>
+        <w:rPr>
+          <w:color w:val="6E6E6E"/>
+          <w:sz w:val="17"/>
+        </w:rPr>
+        <w:t>표 0~5행 · 선택</w:t>
       </w:r>
     </w:p>
     <w:tbl>
@@ -2490,7 +2497,7 @@
     </w:p>
     <w:p>
       <w:pPr>
-        <w:keepNext w:val="0"/>
+        <w:keepNext/>
         <w:keepLines/>
         <w:spacing w:before="600" w:after="160" w:line="312" w:lineRule="auto"/>
         <w:ind w:left="0"/>
@@ -2532,7 +2539,7 @@
           <w:color w:val="6E6E6E"/>
           <w:sz w:val="17"/>
         </w:rPr>
-        <w:t xml:space="preserve">   숫자</w:t>
+        <w:t xml:space="preserve">   단답 10자</w:t>
       </w:r>
     </w:p>
     <w:p>
@@ -2910,7 +2917,7 @@
                 <w:color w:val="6E6E6E"/>
                 <w:sz w:val="15"/>
               </w:rPr>
-              <w:t>숫자</w:t>
+              <w:t>단답 10자</w:t>
             </w:r>
           </w:p>
         </w:tc>
@@ -2939,7 +2946,7 @@
                 <w:color w:val="6E6E6E"/>
                 <w:sz w:val="15"/>
               </w:rPr>
-              <w:t>숫자</w:t>
+              <w:t>단답 10자</w:t>
             </w:r>
           </w:p>
         </w:tc>
@@ -3391,7 +3398,7 @@
     </w:p>
     <w:p>
       <w:pPr>
-        <w:keepNext w:val="0"/>
+        <w:keepNext/>
         <w:keepLines/>
         <w:spacing w:before="0" w:after="60" w:line="312" w:lineRule="auto"/>
         <w:ind w:left="340"/>
@@ -4356,7 +4363,7 @@
     </w:p>
     <w:p>
       <w:pPr>
-        <w:keepNext w:val="0"/>
+        <w:keepNext/>
         <w:keepLines/>
         <w:spacing w:before="600" w:after="160" w:line="312" w:lineRule="auto"/>
         <w:ind w:left="0"/>
@@ -4886,10 +4893,17 @@
       <w:r>
         <w:rPr>
           <w:b w:val="0"/>
-          <w:color w:val="1A1A1A"/>
+          <w:color w:val="1F4E79"/>
           <w:sz w:val="20"/>
         </w:rPr>
-        <w:t>위에 없는 것이 있으면 한 줄에 하나씩 (0~5행):</w:t>
+        <w:t xml:space="preserve">위에 없는 것이 있으면 한 줄에 하나씩 적어주세요.  </w:t>
+      </w:r>
+      <w:r>
+        <w:rPr>
+          <w:color w:val="6E6E6E"/>
+          <w:sz w:val="17"/>
+        </w:rPr>
+        <w:t>표 0~5행 · 선택</w:t>
       </w:r>
     </w:p>
     <w:tbl>
@@ -4958,7 +4972,7 @@
     </w:p>
     <w:p>
       <w:pPr>
-        <w:keepNext w:val="0"/>
+        <w:keepNext/>
         <w:keepLines/>
         <w:spacing w:before="600" w:after="160" w:line="312" w:lineRule="auto"/>
         <w:ind w:left="0"/>
@@ -5064,7 +5078,176 @@
           <w:color w:val="1A1A1A"/>
           <w:sz w:val="20"/>
         </w:rPr>
-        <w:t>□ 직접 입력 → ____________________ (최대 2)</w:t>
+        <w:t>□ 직접 입력 → ____________________</w:t>
+      </w:r>
+    </w:p>
+    <w:p>
+      <w:pPr>
+        <w:keepNext/>
+        <w:keepLines/>
+        <w:spacing w:before="0" w:after="80" w:line="312" w:lineRule="auto"/>
+        <w:ind w:left="227"/>
+      </w:pPr>
+      <w:r>
+        <w:rPr>
+          <w:b w:val="0"/>
+          <w:color w:val="1F4E79"/>
+          <w:sz w:val="20"/>
+        </w:rPr>
+        <w:t xml:space="preserve">골라준 말 중 하나에 얽힌 일화가 있으면 적어주세요.  </w:t>
+      </w:r>
+      <w:r>
+        <w:rPr>
+          <w:color w:val="6E6E6E"/>
+          <w:sz w:val="17"/>
+        </w:rPr>
+        <w:t>서술 1~3문장 · 선택</w:t>
+      </w:r>
+    </w:p>
+    <w:p>
+      <w:pPr>
+        <w:spacing w:before="0" w:after="120" w:line="276" w:lineRule="auto"/>
+        <w:ind w:left="227"/>
+        <w:keepNext w:val="0"/>
+        <w:keepLines/>
+        <w:pBdr>
+          <w:bottom w:val="single" w:sz="6" w:space="4" w:color="9A9A9A"/>
+        </w:pBdr>
+      </w:pPr>
+      <w:r>
+        <w:rPr>
+          <w:sz w:val="20"/>
+        </w:rPr>
+        <w:t xml:space="preserve"> </w:t>
+      </w:r>
+    </w:p>
+    <w:p>
+      <w:pPr>
+        <w:spacing w:before="300" w:after="100" w:line="300" w:lineRule="auto"/>
+        <w:ind w:left="113" w:right="113"/>
+        <w:keepNext/>
+        <w:keepLines/>
+        <w:shd w:val="clear" w:fill="F1F5F9"/>
+      </w:pPr>
+      <w:r>
+        <w:rPr>
+          <w:b/>
+          <w:sz w:val="21"/>
+        </w:rPr>
+        <w:t xml:space="preserve">M4-02  </w:t>
+      </w:r>
+      <w:r>
+        <w:rPr>
+          <w:b/>
+          <w:color w:val="1A1A1A"/>
+          <w:sz w:val="21"/>
+        </w:rPr>
+        <w:t>인생에서 가장 중요하게 여기는 것은?</w:t>
+      </w:r>
+      <w:r>
+        <w:rPr>
+          <w:color w:val="6E6E6E"/>
+          <w:sz w:val="17"/>
+        </w:rPr>
+        <w:t xml:space="preserve">   단답 40자 · 최대 2개</w:t>
+      </w:r>
+      <w:r>
+        <w:br/>
+      </w:r>
+      <w:r>
+        <w:rPr>
+          <w:b w:val="0"/>
+          <w:color w:val="B03A2B"/>
+          <w:sz w:val="17"/>
+        </w:rPr>
+        <w:t>예: "가족 화목" / "정직"</w:t>
+      </w:r>
+      <w:r>
+        <w:br/>
+      </w:r>
+      <w:r>
+        <w:rPr>
+          <w:b w:val="0"/>
+          <w:color w:val="6E6E6E"/>
+          <w:sz w:val="17"/>
+        </w:rPr>
+        <w:t>가이드: 단어나 구 단위로 적어주세요.</w:t>
+      </w:r>
+    </w:p>
+    <w:p>
+      <w:pPr>
+        <w:spacing w:before="0" w:after="120" w:line="276" w:lineRule="auto"/>
+        <w:ind w:left="227"/>
+        <w:keepNext/>
+        <w:keepLines/>
+        <w:pBdr>
+          <w:bottom w:val="single" w:sz="6" w:space="4" w:color="9A9A9A"/>
+        </w:pBdr>
+      </w:pPr>
+      <w:r>
+        <w:rPr>
+          <w:sz w:val="20"/>
+        </w:rPr>
+        <w:t xml:space="preserve"> </w:t>
+      </w:r>
+    </w:p>
+    <w:p>
+      <w:pPr>
+        <w:spacing w:before="0" w:after="120" w:line="276" w:lineRule="auto"/>
+        <w:ind w:left="227"/>
+        <w:keepNext w:val="0"/>
+        <w:keepLines/>
+        <w:pBdr>
+          <w:bottom w:val="single" w:sz="6" w:space="4" w:color="9A9A9A"/>
+        </w:pBdr>
+      </w:pPr>
+      <w:r>
+        <w:rPr>
+          <w:sz w:val="20"/>
+        </w:rPr>
+        <w:t xml:space="preserve"> </w:t>
+      </w:r>
+    </w:p>
+    <w:p>
+      <w:pPr>
+        <w:spacing w:before="300" w:after="100" w:line="300" w:lineRule="auto"/>
+        <w:ind w:left="113" w:right="113"/>
+        <w:keepNext/>
+        <w:keepLines/>
+        <w:shd w:val="clear" w:fill="F1F5F9"/>
+      </w:pPr>
+      <w:r>
+        <w:rPr>
+          <w:b/>
+          <w:sz w:val="21"/>
+        </w:rPr>
+        <w:t xml:space="preserve">M4-03  </w:t>
+      </w:r>
+      <w:r>
+        <w:rPr>
+          <w:b/>
+          <w:color w:val="1A1A1A"/>
+          <w:sz w:val="21"/>
+        </w:rPr>
+        <w:t>돈에 대해서는 어떤 편이셨나요?</w:t>
+      </w:r>
+      <w:r>
+        <w:rPr>
+          <w:color w:val="6E6E6E"/>
+          <w:sz w:val="17"/>
+        </w:rPr>
+        <w:t xml:space="preserve">   하나 선택 + 단답 40자</w:t>
+      </w:r>
+      <w:r>
+        <w:br/>
+      </w:r>
+      <w:r>
+        <w:rPr>
+          <w:b w:val="0"/>
+          <w:color w:val="B03A2B"/>
+          <w:sz w:val="17"/>
+        </w:rPr>
+        <w:t>예: "손주 용돈"</w:t>
       </w:r>
     </w:p>
     <w:p>
@@ -5080,7 +5263,30 @@
           <w:color w:val="1A1A1A"/>
           <w:sz w:val="20"/>
         </w:rPr>
-        <w:t>골라준 말 중 하나에 얽힌 일화가 있으면 적어주세요. (선택, 1~3문장)</w:t>
+        <w:t>□ 아끼는 편  □ 쓰는 편  □ 남에게는 후하고 본인에게는 아낌  □ 무심한 편  □ 모름</w:t>
+      </w:r>
+    </w:p>
+    <w:p>
+      <w:pPr>
+        <w:keepNext/>
+        <w:keepLines/>
+        <w:spacing w:before="0" w:after="80" w:line="312" w:lineRule="auto"/>
+        <w:ind w:left="227"/>
+      </w:pPr>
+      <w:r>
+        <w:rPr>
+          <w:b w:val="0"/>
+          <w:color w:val="1F4E79"/>
+          <w:sz w:val="20"/>
+        </w:rPr>
+        <w:t xml:space="preserve">아까워하지 않던 것이 있으면 하나 적어주세요.  </w:t>
+      </w:r>
+      <w:r>
+        <w:rPr>
+          <w:color w:val="6E6E6E"/>
+          <w:sz w:val="17"/>
+        </w:rPr>
+        <w:t>단답 40자 · 선택</w:t>
       </w:r>
     </w:p>
     <w:p>
@@ -5098,138 +5304,6 @@
           <w:sz w:val="20"/>
         </w:rPr>
         <w:t xml:space="preserve"> </w:t>
-      </w:r>
-    </w:p>
-    <w:p>
-      <w:pPr>
-        <w:spacing w:before="300" w:after="100" w:line="300" w:lineRule="auto"/>
-        <w:ind w:left="113" w:right="113"/>
-        <w:keepNext/>
-        <w:keepLines/>
-        <w:shd w:val="clear" w:fill="F1F5F9"/>
-      </w:pPr>
-      <w:r>
-        <w:rPr>
-          <w:b/>
-          <w:sz w:val="21"/>
-        </w:rPr>
-        <w:t xml:space="preserve">M4-02  </w:t>
-      </w:r>
-      <w:r>
-        <w:rPr>
-          <w:b/>
-          <w:color w:val="1A1A1A"/>
-          <w:sz w:val="21"/>
-        </w:rPr>
-        <w:t>인생에서 가장 중요하게 여기는 것은?</w:t>
-      </w:r>
-      <w:r>
-        <w:rPr>
-          <w:color w:val="6E6E6E"/>
-          <w:sz w:val="17"/>
-        </w:rPr>
-        <w:t xml:space="preserve">   단답 40자 · 최대 2개</w:t>
-      </w:r>
-      <w:r>
-        <w:br/>
-      </w:r>
-      <w:r>
-        <w:rPr>
-          <w:b w:val="0"/>
-          <w:color w:val="B03A2B"/>
-          <w:sz w:val="17"/>
-        </w:rPr>
-        <w:t>예: "가족 화목" / "정직"</w:t>
-      </w:r>
-      <w:r>
-        <w:br/>
-      </w:r>
-      <w:r>
-        <w:rPr>
-          <w:b w:val="0"/>
-          <w:color w:val="6E6E6E"/>
-          <w:sz w:val="17"/>
-        </w:rPr>
-        <w:t>가이드: 단어나 구 단위로 적어주세요.</w:t>
-      </w:r>
-    </w:p>
-    <w:p>
-      <w:pPr>
-        <w:keepNext w:val="0"/>
-        <w:keepLines/>
-        <w:spacing w:before="0" w:after="80" w:line="312" w:lineRule="auto"/>
-        <w:ind w:left="227"/>
-      </w:pPr>
-      <w:r>
-        <w:rPr>
-          <w:b w:val="0"/>
-          <w:color w:val="1A1A1A"/>
-          <w:sz w:val="20"/>
-        </w:rPr>
-        <w:t>① ____________________  ② ____________________</w:t>
-      </w:r>
-    </w:p>
-    <w:p>
-      <w:pPr>
-        <w:spacing w:before="300" w:after="100" w:line="300" w:lineRule="auto"/>
-        <w:ind w:left="113" w:right="113"/>
-        <w:keepNext/>
-        <w:keepLines/>
-        <w:shd w:val="clear" w:fill="F1F5F9"/>
-      </w:pPr>
-      <w:r>
-        <w:rPr>
-          <w:b/>
-          <w:sz w:val="21"/>
-        </w:rPr>
-        <w:t xml:space="preserve">M4-03  </w:t>
-      </w:r>
-      <w:r>
-        <w:rPr>
-          <w:b/>
-          <w:color w:val="1A1A1A"/>
-          <w:sz w:val="21"/>
-        </w:rPr>
-        <w:t>돈에 대해서는 어떤 편이셨나요?</w:t>
-      </w:r>
-      <w:r>
-        <w:rPr>
-          <w:color w:val="6E6E6E"/>
-          <w:sz w:val="17"/>
-        </w:rPr>
-        <w:t xml:space="preserve">   하나 선택 + 단답 40자</w:t>
-      </w:r>
-    </w:p>
-    <w:p>
-      <w:pPr>
-        <w:keepNext/>
-        <w:keepLines/>
-        <w:spacing w:before="0" w:after="80" w:line="312" w:lineRule="auto"/>
-        <w:ind w:left="227"/>
-      </w:pPr>
-      <w:r>
-        <w:rPr>
-          <w:b w:val="0"/>
-          <w:color w:val="1A1A1A"/>
-          <w:sz w:val="20"/>
-        </w:rPr>
-        <w:t>□ 아끼는 편  □ 쓰는 편  □ 남에게는 후하고 본인에게는 아낌  □ 무심한 편  □ 모름</w:t>
-      </w:r>
-    </w:p>
-    <w:p>
-      <w:pPr>
-        <w:keepNext w:val="0"/>
-        <w:keepLines/>
-        <w:spacing w:before="0" w:after="80" w:line="312" w:lineRule="auto"/>
-        <w:ind w:left="227"/>
-      </w:pPr>
-      <w:r>
-        <w:rPr>
-          <w:b w:val="0"/>
-          <w:color w:val="1A1A1A"/>
-          <w:sz w:val="20"/>
-        </w:rPr>
-        <w:t>아까워하지 않던 것 하나 (선택): ____________  &gt; 예: "손주 용돈"</w:t>
       </w:r>
     </w:p>
     <w:p>
@@ -5695,6 +5769,129 @@
     </w:p>
     <w:p>
       <w:pPr>
+        <w:spacing w:before="0" w:after="40" w:line="276" w:lineRule="auto"/>
+        <w:ind w:left="227" w:right="5216"/>
+        <w:keepNext/>
+        <w:keepLines/>
+        <w:pBdr>
+          <w:bottom w:val="single" w:sz="6" w:space="4" w:color="9A9A9A"/>
+        </w:pBdr>
+      </w:pPr>
+      <w:r>
+        <w:rPr>
+          <w:sz w:val="20"/>
+        </w:rPr>
+        <w:t xml:space="preserve"> </w:t>
+      </w:r>
+    </w:p>
+    <w:p>
+      <w:pPr>
+        <w:keepNext/>
+        <w:keepLines/>
+        <w:spacing w:before="0" w:after="140" w:line="312" w:lineRule="auto"/>
+        <w:ind w:left="227"/>
+      </w:pPr>
+      <w:r>
+        <w:rPr>
+          <w:b w:val="0"/>
+          <w:color w:val="6E6E6E"/>
+          <w:sz w:val="18"/>
+        </w:rPr>
+        <w:t>□ 모름</w:t>
+      </w:r>
+    </w:p>
+    <w:p>
+      <w:pPr>
+        <w:keepNext w:val="0"/>
+        <w:keepLines/>
+        <w:spacing w:before="0" w:after="80" w:line="312" w:lineRule="auto"/>
+        <w:ind w:left="227"/>
+      </w:pPr>
+      <w:r>
+        <w:rPr>
+          <w:b w:val="0"/>
+          <w:color w:val="1A1A1A"/>
+          <w:sz w:val="20"/>
+        </w:rPr>
+        <w:t>사용 범위: □ 자유  □ 물으면만  □ 회상 참고만(발화 금지)</w:t>
+      </w:r>
+    </w:p>
+    <w:p>
+      <w:pPr>
+        <w:keepNext/>
+        <w:keepLines/>
+        <w:spacing w:before="600" w:after="160" w:line="312" w:lineRule="auto"/>
+        <w:ind w:left="0"/>
+      </w:pPr>
+      <w:r>
+        <w:rPr>
+          <w:b/>
+          <w:color w:val="1F4E79"/>
+          <w:sz w:val="24"/>
+        </w:rPr>
+        <w:t>M5. 인생 이야기 (장면 카드)</w:t>
+      </w:r>
+    </w:p>
+    <w:p>
+      <w:pPr>
+        <w:keepNext/>
+        <w:keepLines/>
+        <w:spacing w:before="0" w:after="60" w:line="312" w:lineRule="auto"/>
+        <w:ind w:left="340"/>
+      </w:pPr>
+      <w:r>
+        <w:rPr>
+          <w:b w:val="0"/>
+          <w:color w:val="6E6E6E"/>
+          <w:sz w:val="17"/>
+        </w:rPr>
+        <w:t>가이드: "~에 대해 알려주세요"가 아니라 "~했던 장면 하나를 들려주세요"처럼, 있었던 일 하나를 그림처럼 적어주세요.</w:t>
+      </w:r>
+    </w:p>
+    <w:p>
+      <w:pPr>
+        <w:spacing w:before="300" w:after="100" w:line="300" w:lineRule="auto"/>
+        <w:ind w:left="113" w:right="113"/>
+        <w:keepNext/>
+        <w:keepLines/>
+        <w:shd w:val="clear" w:fill="F1F5F9"/>
+      </w:pPr>
+      <w:r>
+        <w:rPr>
+          <w:b/>
+          <w:sz w:val="21"/>
+        </w:rPr>
+        <w:t xml:space="preserve">M5-01  </w:t>
+      </w:r>
+      <w:r>
+        <w:rPr>
+          <w:b/>
+          <w:color w:val="1A1A1A"/>
+          <w:sz w:val="21"/>
+        </w:rPr>
+        <w:t>어린 시절 살던 집을 떠올려보세요. 어떤 장면이 보이나요?</w:t>
+      </w:r>
+      <w:r>
+        <w:rPr>
+          <w:color w:val="6E6E6E"/>
+          <w:sz w:val="17"/>
+        </w:rPr>
+        <w:t xml:space="preserve">   서술 2~5문장</w:t>
+      </w:r>
+      <w:r>
+        <w:br/>
+      </w:r>
+      <w:r>
+        <w:rPr>
+          <w:b w:val="0"/>
+          <w:color w:val="6E6E6E"/>
+          <w:sz w:val="17"/>
+        </w:rPr>
+        <w:t>가이드: 방·마당·소리·냄새·누가 있었는지</w:t>
+      </w:r>
+    </w:p>
+    <w:p>
+      <w:pPr>
         <w:spacing w:before="0" w:after="120" w:line="276" w:lineRule="auto"/>
         <w:ind w:left="227"/>
         <w:keepNext/>
@@ -5712,7 +5909,24 @@
     </w:p>
     <w:p>
       <w:pPr>
-        <w:keepNext w:val="0"/>
+        <w:spacing w:before="0" w:after="120" w:line="276" w:lineRule="auto"/>
+        <w:ind w:left="227"/>
+        <w:keepNext/>
+        <w:keepLines/>
+        <w:pBdr>
+          <w:bottom w:val="single" w:sz="6" w:space="4" w:color="9A9A9A"/>
+        </w:pBdr>
+      </w:pPr>
+      <w:r>
+        <w:rPr>
+          <w:sz w:val="20"/>
+        </w:rPr>
+        <w:t xml:space="preserve"> </w:t>
+      </w:r>
+    </w:p>
+    <w:p>
+      <w:pPr>
+        <w:keepNext/>
         <w:keepLines/>
         <w:spacing w:before="0" w:after="80" w:line="312" w:lineRule="auto"/>
         <w:ind w:left="227"/>
@@ -5723,39 +5937,23 @@
           <w:color w:val="1A1A1A"/>
           <w:sz w:val="20"/>
         </w:rPr>
+        <w:t>시기: ______   감정: ______</w:t>
+      </w:r>
+    </w:p>
+    <w:p>
+      <w:pPr>
+        <w:keepNext w:val="0"/>
+        <w:keepLines/>
+        <w:spacing w:before="0" w:after="80" w:line="312" w:lineRule="auto"/>
+        <w:ind w:left="227"/>
+      </w:pPr>
+      <w:r>
+        <w:rPr>
+          <w:b w:val="0"/>
+          <w:color w:val="1A1A1A"/>
+          <w:sz w:val="20"/>
+        </w:rPr>
         <w:t>사용 범위: □ 자유  □ 물으면만  □ 회상 참고만(발화 금지)</w:t>
-      </w:r>
-    </w:p>
-    <w:p>
-      <w:pPr>
-        <w:keepNext/>
-        <w:keepLines/>
-        <w:spacing w:before="600" w:after="160" w:line="312" w:lineRule="auto"/>
-        <w:ind w:left="0"/>
-      </w:pPr>
-      <w:r>
-        <w:rPr>
-          <w:b/>
-          <w:color w:val="1F4E79"/>
-          <w:sz w:val="24"/>
-        </w:rPr>
-        <w:t>M5. 인생 이야기 (장면 카드)</w:t>
-      </w:r>
-    </w:p>
-    <w:p>
-      <w:pPr>
-        <w:keepNext w:val="0"/>
-        <w:keepLines/>
-        <w:spacing w:before="0" w:after="80" w:line="312" w:lineRule="auto"/>
-        <w:ind w:left="0"/>
-      </w:pPr>
-      <w:r>
-        <w:rPr>
-          <w:b w:val="0"/>
-          <w:color w:val="6E6E6E"/>
-          <w:sz w:val="18"/>
-        </w:rPr>
-        <w:t>"~에 대해 알려주세요"가 아니라 "~했던 장면 하나를 들려주세요". 각 답은 M7 카드 한 장으로 저장됩니다.</w:t>
       </w:r>
     </w:p>
     <w:p>
@@ -5771,7 +5969,7 @@
           <w:b/>
           <w:sz w:val="21"/>
         </w:rPr>
-        <w:t xml:space="preserve">M5-01  </w:t>
+        <w:t xml:space="preserve">M5-02  </w:t>
       </w:r>
       <w:r>
         <w:rPr>
@@ -5779,7 +5977,7 @@
           <w:color w:val="1A1A1A"/>
           <w:sz w:val="21"/>
         </w:rPr>
-        <w:t>어린 시절 살던 집을 떠올려보세요. 어떤 장면이 보이나요?</w:t>
+        <w:t>학창 시절이나 청년 시절 이야기 하나</w:t>
       </w:r>
       <w:r>
         <w:rPr>
@@ -5797,7 +5995,7 @@
           <w:color w:val="6E6E6E"/>
           <w:sz w:val="17"/>
         </w:rPr>
-        <w:t>가이드: 방·마당·소리·냄새·누가 있었는지</w:t>
+        <w:t>가이드: 한 사건을 골라 처음부터 끝까지</w:t>
       </w:r>
     </w:p>
     <w:p>
@@ -5847,7 +6045,7 @@
           <w:color w:val="1A1A1A"/>
           <w:sz w:val="20"/>
         </w:rPr>
-        <w:t>시기: ______   감정: ______   확실성: □ 확실  □ 대략  □ 추정</w:t>
+        <w:t>시기: ______   감정: ______</w:t>
       </w:r>
     </w:p>
     <w:p>
@@ -5879,7 +6077,7 @@
           <w:b/>
           <w:sz w:val="21"/>
         </w:rPr>
-        <w:t xml:space="preserve">M5-02  </w:t>
+        <w:t xml:space="preserve">M5-03  </w:t>
       </w:r>
       <w:r>
         <w:rPr>
@@ -5887,14 +6085,14 @@
           <w:color w:val="1A1A1A"/>
           <w:sz w:val="21"/>
         </w:rPr>
-        <w:t>학창 시절이나 청년 시절 이야기 하나</w:t>
+        <w:t>(배우자가 있다면) 배우자와 처음 만났을 때 이야기</w:t>
       </w:r>
       <w:r>
         <w:rPr>
           <w:color w:val="6E6E6E"/>
           <w:sz w:val="17"/>
         </w:rPr>
-        <w:t xml:space="preserve">   서술 2~5문장</w:t>
+        <w:t xml:space="preserve">   서술</w:t>
       </w:r>
       <w:r>
         <w:br/>
@@ -5905,7 +6103,7 @@
           <w:color w:val="6E6E6E"/>
           <w:sz w:val="17"/>
         </w:rPr>
-        <w:t>가이드: 한 사건을 골라 처음부터 끝까지</w:t>
+        <w:t>가이드: 어디서·어떻게·첫인상. 해당 없으면 건너뛰기</w:t>
       </w:r>
     </w:p>
     <w:p>
@@ -5955,7 +6153,7 @@
           <w:color w:val="1A1A1A"/>
           <w:sz w:val="20"/>
         </w:rPr>
-        <w:t>시기: ______   감정: ______   확실성: □ 확실  □ 대략  □ 추정</w:t>
+        <w:t>시기: ______   감정: ______</w:t>
       </w:r>
     </w:p>
     <w:p>
@@ -5987,7 +6185,7 @@
           <w:b/>
           <w:sz w:val="21"/>
         </w:rPr>
-        <w:t xml:space="preserve">M5-03  </w:t>
+        <w:t xml:space="preserve">M5-04  </w:t>
       </w:r>
       <w:r>
         <w:rPr>
@@ -5995,7 +6193,7 @@
           <w:color w:val="1A1A1A"/>
           <w:sz w:val="21"/>
         </w:rPr>
-        <w:t>(배우자가 있다면) 배우자와 처음 만났을 때 이야기</w:t>
+        <w:t>(자녀가 있다면) 자녀가 어릴 때 기억나는 장면 하나</w:t>
       </w:r>
       <w:r>
         <w:rPr>
@@ -6003,6 +6201,103 @@
           <w:sz w:val="17"/>
         </w:rPr>
         <w:t xml:space="preserve">   서술</w:t>
+      </w:r>
+    </w:p>
+    <w:p>
+      <w:pPr>
+        <w:spacing w:before="0" w:after="120" w:line="276" w:lineRule="auto"/>
+        <w:ind w:left="227"/>
+        <w:keepNext/>
+        <w:keepLines/>
+        <w:pBdr>
+          <w:bottom w:val="single" w:sz="6" w:space="4" w:color="9A9A9A"/>
+        </w:pBdr>
+      </w:pPr>
+      <w:r>
+        <w:rPr>
+          <w:sz w:val="20"/>
+        </w:rPr>
+        <w:t xml:space="preserve"> </w:t>
+      </w:r>
+    </w:p>
+    <w:p>
+      <w:pPr>
+        <w:spacing w:before="0" w:after="120" w:line="276" w:lineRule="auto"/>
+        <w:ind w:left="227"/>
+        <w:keepNext/>
+        <w:keepLines/>
+        <w:pBdr>
+          <w:bottom w:val="single" w:sz="6" w:space="4" w:color="9A9A9A"/>
+        </w:pBdr>
+      </w:pPr>
+      <w:r>
+        <w:rPr>
+          <w:sz w:val="20"/>
+        </w:rPr>
+        <w:t xml:space="preserve"> </w:t>
+      </w:r>
+    </w:p>
+    <w:p>
+      <w:pPr>
+        <w:keepNext/>
+        <w:keepLines/>
+        <w:spacing w:before="0" w:after="80" w:line="312" w:lineRule="auto"/>
+        <w:ind w:left="227"/>
+      </w:pPr>
+      <w:r>
+        <w:rPr>
+          <w:b w:val="0"/>
+          <w:color w:val="1A1A1A"/>
+          <w:sz w:val="20"/>
+        </w:rPr>
+        <w:t>시기: ______   감정: ______</w:t>
+      </w:r>
+    </w:p>
+    <w:p>
+      <w:pPr>
+        <w:keepNext w:val="0"/>
+        <w:keepLines/>
+        <w:spacing w:before="0" w:after="80" w:line="312" w:lineRule="auto"/>
+        <w:ind w:left="227"/>
+      </w:pPr>
+      <w:r>
+        <w:rPr>
+          <w:b w:val="0"/>
+          <w:color w:val="1A1A1A"/>
+          <w:sz w:val="20"/>
+        </w:rPr>
+        <w:t>사용 범위: □ 자유  □ 물으면만  □ 회상 참고만(발화 금지)</w:t>
+      </w:r>
+    </w:p>
+    <w:p>
+      <w:pPr>
+        <w:spacing w:before="300" w:after="100" w:line="300" w:lineRule="auto"/>
+        <w:ind w:left="113" w:right="113"/>
+        <w:keepNext/>
+        <w:keepLines/>
+        <w:shd w:val="clear" w:fill="F1F5F9"/>
+      </w:pPr>
+      <w:r>
+        <w:rPr>
+          <w:b/>
+          <w:sz w:val="21"/>
+        </w:rPr>
+        <w:t xml:space="preserve">M5-05  </w:t>
+      </w:r>
+      <w:r>
+        <w:rPr>
+          <w:b/>
+          <w:color w:val="1A1A1A"/>
+          <w:sz w:val="21"/>
+        </w:rPr>
+        <w:t>일이나 살림에서 가장 애썼던 시절</w:t>
+      </w:r>
+      <w:r>
+        <w:rPr>
+          <w:color w:val="6E6E6E"/>
+          <w:sz w:val="17"/>
+        </w:rPr>
+        <w:t xml:space="preserve">   서술 2~5문장</w:t>
       </w:r>
       <w:r>
         <w:br/>
@@ -6013,7 +6308,7 @@
           <w:color w:val="6E6E6E"/>
           <w:sz w:val="17"/>
         </w:rPr>
-        <w:t>가이드: 어디서·어떻게·첫인상. 해당 없으면 건너뛰기</w:t>
+        <w:t>가이드: 언제·무엇 때문에·어떻게 버텼는지</w:t>
       </w:r>
     </w:p>
     <w:p>
@@ -6063,7 +6358,7 @@
           <w:color w:val="1A1A1A"/>
           <w:sz w:val="20"/>
         </w:rPr>
-        <w:t>시기: ______   감정: ______   확실성: □ 확실  □ 대략  □ 추정</w:t>
+        <w:t>시기: ______   감정: ______</w:t>
       </w:r>
     </w:p>
     <w:p>
@@ -6095,7 +6390,7 @@
           <w:b/>
           <w:sz w:val="21"/>
         </w:rPr>
-        <w:t xml:space="preserve">M5-04  </w:t>
+        <w:t xml:space="preserve">M5-06  </w:t>
       </w:r>
       <w:r>
         <w:rPr>
@@ -6103,7 +6398,7 @@
           <w:color w:val="1A1A1A"/>
           <w:sz w:val="21"/>
         </w:rPr>
-        <w:t>(자녀가 있다면) 자녀가 어릴 때 기억나는 장면 하나</w:t>
+        <w:t>가장 행복해 보였던 때는 언제였나요? 그때의 장면 하나</w:t>
       </w:r>
       <w:r>
         <w:rPr>
@@ -6111,6 +6406,17 @@
           <w:sz w:val="17"/>
         </w:rPr>
         <w:t xml:space="preserve">   서술</w:t>
+      </w:r>
+      <w:r>
+        <w:br/>
+      </w:r>
+      <w:r>
+        <w:rPr>
+          <w:b w:val="0"/>
+          <w:color w:val="B03A2B"/>
+          <w:sz w:val="17"/>
+        </w:rPr>
+        <w:t>예: "손주들이 태어났을 때" (한 장면으로)</w:t>
       </w:r>
     </w:p>
     <w:p>
@@ -6160,7 +6466,7 @@
           <w:color w:val="1A1A1A"/>
           <w:sz w:val="20"/>
         </w:rPr>
-        <w:t>시기: ______   감정: ______   확실성: □ 확실  □ 대략  □ 추정</w:t>
+        <w:t>시기: ______   감정: ______</w:t>
       </w:r>
     </w:p>
     <w:p>
@@ -6192,7 +6498,7 @@
           <w:b/>
           <w:sz w:val="21"/>
         </w:rPr>
-        <w:t xml:space="preserve">M5-05  </w:t>
+        <w:t xml:space="preserve">M5-07  </w:t>
       </w:r>
       <w:r>
         <w:rPr>
@@ -6200,14 +6506,190 @@
           <w:color w:val="1A1A1A"/>
           <w:sz w:val="21"/>
         </w:rPr>
-        <w:t>일이나 살림에서 가장 애썼던 시절</w:t>
+        <w:t>힘들었던 시기가 있었나요? 말하고 싶은 만큼만요.</w:t>
       </w:r>
       <w:r>
         <w:rPr>
           <w:color w:val="6E6E6E"/>
           <w:sz w:val="17"/>
         </w:rPr>
-        <w:t xml:space="preserve">   서술 2~5문장</w:t>
+        <w:t xml:space="preserve">   하나 선택</w:t>
+      </w:r>
+    </w:p>
+    <w:p>
+      <w:pPr>
+        <w:keepNext/>
+        <w:keepLines/>
+        <w:spacing w:before="0" w:after="80" w:line="312" w:lineRule="auto"/>
+        <w:ind w:left="283"/>
+      </w:pPr>
+      <w:r>
+        <w:rPr>
+          <w:b w:val="0"/>
+          <w:color w:val="1A1A1A"/>
+          <w:sz w:val="20"/>
+        </w:rPr>
+        <w:t>□ 말하겠다</w:t>
+      </w:r>
+    </w:p>
+    <w:p>
+      <w:pPr>
+        <w:keepNext/>
+        <w:keepLines/>
+        <w:spacing w:before="0" w:after="80" w:line="312" w:lineRule="auto"/>
+        <w:ind w:left="283"/>
+      </w:pPr>
+      <w:r>
+        <w:rPr>
+          <w:b w:val="0"/>
+          <w:color w:val="1A1A1A"/>
+          <w:sz w:val="20"/>
+        </w:rPr>
+        <w:t>□ 모른다</w:t>
+      </w:r>
+    </w:p>
+    <w:p>
+      <w:pPr>
+        <w:keepNext w:val="0"/>
+        <w:keepLines/>
+        <w:spacing w:before="0" w:after="80" w:line="312" w:lineRule="auto"/>
+        <w:ind w:left="283"/>
+      </w:pPr>
+      <w:r>
+        <w:rPr>
+          <w:b w:val="0"/>
+          <w:color w:val="1A1A1A"/>
+          <w:sz w:val="20"/>
+        </w:rPr>
+        <w:t>□ 말하고 싶지 않다</w:t>
+      </w:r>
+    </w:p>
+    <w:p>
+      <w:pPr>
+        <w:spacing w:before="300" w:after="100" w:line="300" w:lineRule="auto"/>
+        <w:ind w:left="113" w:right="113"/>
+        <w:keepNext/>
+        <w:keepLines/>
+        <w:shd w:val="clear" w:fill="F1F5F9"/>
+      </w:pPr>
+      <w:r>
+        <w:rPr>
+          <w:b/>
+          <w:sz w:val="21"/>
+        </w:rPr>
+        <w:t xml:space="preserve">M5-07A  </w:t>
+      </w:r>
+      <w:r>
+        <w:rPr>
+          <w:b/>
+          <w:color w:val="1A1A1A"/>
+          <w:sz w:val="21"/>
+        </w:rPr>
+        <w:t>(M5-07에서 "말하겠다"를 고르셨다면) 어떤 시기였나요?</w:t>
+      </w:r>
+      <w:r>
+        <w:rPr>
+          <w:color w:val="6E6E6E"/>
+          <w:sz w:val="17"/>
+        </w:rPr>
+        <w:t xml:space="preserve">   서술</w:t>
+      </w:r>
+    </w:p>
+    <w:p>
+      <w:pPr>
+        <w:spacing w:before="0" w:after="120" w:line="276" w:lineRule="auto"/>
+        <w:ind w:left="227"/>
+        <w:keepNext/>
+        <w:keepLines/>
+        <w:pBdr>
+          <w:bottom w:val="single" w:sz="6" w:space="4" w:color="9A9A9A"/>
+        </w:pBdr>
+      </w:pPr>
+      <w:r>
+        <w:rPr>
+          <w:sz w:val="20"/>
+        </w:rPr>
+        <w:t xml:space="preserve"> </w:t>
+      </w:r>
+    </w:p>
+    <w:p>
+      <w:pPr>
+        <w:spacing w:before="0" w:after="120" w:line="276" w:lineRule="auto"/>
+        <w:ind w:left="227"/>
+        <w:keepNext/>
+        <w:keepLines/>
+        <w:pBdr>
+          <w:bottom w:val="single" w:sz="6" w:space="4" w:color="9A9A9A"/>
+        </w:pBdr>
+      </w:pPr>
+      <w:r>
+        <w:rPr>
+          <w:sz w:val="20"/>
+        </w:rPr>
+        <w:t xml:space="preserve"> </w:t>
+      </w:r>
+    </w:p>
+    <w:p>
+      <w:pPr>
+        <w:keepNext/>
+        <w:keepLines/>
+        <w:spacing w:before="0" w:after="80" w:line="312" w:lineRule="auto"/>
+        <w:ind w:left="227"/>
+      </w:pPr>
+      <w:r>
+        <w:rPr>
+          <w:b w:val="0"/>
+          <w:color w:val="1A1A1A"/>
+          <w:sz w:val="20"/>
+        </w:rPr>
+        <w:t>시기: ______   감정: ______</w:t>
+      </w:r>
+    </w:p>
+    <w:p>
+      <w:pPr>
+        <w:keepNext w:val="0"/>
+        <w:keepLines/>
+        <w:spacing w:before="0" w:after="80" w:line="312" w:lineRule="auto"/>
+        <w:ind w:left="227"/>
+      </w:pPr>
+      <w:r>
+        <w:rPr>
+          <w:b w:val="0"/>
+          <w:color w:val="1A1A1A"/>
+          <w:sz w:val="20"/>
+        </w:rPr>
+        <w:t>사용 범위: □ 자유  □ 물으면만  □ 회상 참고만(발화 금지)</w:t>
+      </w:r>
+    </w:p>
+    <w:p>
+      <w:pPr>
+        <w:spacing w:before="300" w:after="100" w:line="300" w:lineRule="auto"/>
+        <w:ind w:left="113" w:right="113"/>
+        <w:keepNext/>
+        <w:keepLines/>
+        <w:shd w:val="clear" w:fill="F1F5F9"/>
+      </w:pPr>
+      <w:r>
+        <w:rPr>
+          <w:b/>
+          <w:sz w:val="21"/>
+        </w:rPr>
+        <w:t xml:space="preserve">M5-08  </w:t>
+      </w:r>
+      <w:r>
+        <w:rPr>
+          <w:b/>
+          <w:color w:val="1A1A1A"/>
+          <w:sz w:val="21"/>
+        </w:rPr>
+        <w:t>말년의 하루는 어떻게 흘러갔나요?</w:t>
+      </w:r>
+      <w:r>
+        <w:rPr>
+          <w:color w:val="6E6E6E"/>
+          <w:sz w:val="17"/>
+        </w:rPr>
+        <w:t xml:space="preserve">   서술 3~5문장</w:t>
       </w:r>
       <w:r>
         <w:br/>
@@ -6218,7 +6700,7 @@
           <w:color w:val="6E6E6E"/>
           <w:sz w:val="17"/>
         </w:rPr>
-        <w:t>가이드: 언제·무엇 때문에·어떻게 버텼는지</w:t>
+        <w:t>가이드: 아침 → 낮 → 저녁 순으로 자주 하던 일과 있던 장소</w:t>
       </w:r>
     </w:p>
     <w:p>
@@ -6268,7 +6750,7 @@
           <w:color w:val="1A1A1A"/>
           <w:sz w:val="20"/>
         </w:rPr>
-        <w:t>시기: ______   감정: ______   확실성: □ 확실  □ 대략  □ 추정</w:t>
+        <w:t>시기: ______   감정: ______</w:t>
       </w:r>
     </w:p>
     <w:p>
@@ -6300,7 +6782,7 @@
           <w:b/>
           <w:sz w:val="21"/>
         </w:rPr>
-        <w:t xml:space="preserve">M5-06  </w:t>
+        <w:t xml:space="preserve">M5-09  </w:t>
       </w:r>
       <w:r>
         <w:rPr>
@@ -6308,7 +6790,7 @@
           <w:color w:val="1A1A1A"/>
           <w:sz w:val="21"/>
         </w:rPr>
-        <w:t>가장 행복해 보였던 때는 언제였나요? 그때의 장면 하나</w:t>
+        <w:t>더 남기고 싶은 시절이나 장면이 있나요?</w:t>
       </w:r>
       <w:r>
         <w:rPr>
@@ -6316,17 +6798,6 @@
           <w:sz w:val="17"/>
         </w:rPr>
         <w:t xml:space="preserve">   서술</w:t>
-      </w:r>
-      <w:r>
-        <w:br/>
-      </w:r>
-      <w:r>
-        <w:rPr>
-          <w:b w:val="0"/>
-          <w:color w:val="B03A2B"/>
-          <w:sz w:val="17"/>
-        </w:rPr>
-        <w:t>예: "손주들이 태어났을 때" (한 장면으로)</w:t>
       </w:r>
     </w:p>
     <w:p>
@@ -6376,7 +6847,7 @@
           <w:color w:val="1A1A1A"/>
           <w:sz w:val="20"/>
         </w:rPr>
-        <w:t>시기: ______   감정: ______   확실성: □ 확실  □ 대략  □ 추정</w:t>
+        <w:t>시기: ______   감정: ______</w:t>
       </w:r>
     </w:p>
     <w:p>
@@ -6397,372 +6868,7 @@
     </w:p>
     <w:p>
       <w:pPr>
-        <w:spacing w:before="300" w:after="100" w:line="300" w:lineRule="auto"/>
-        <w:ind w:left="113" w:right="113"/>
         <w:keepNext/>
-        <w:keepLines/>
-        <w:shd w:val="clear" w:fill="F1F5F9"/>
-      </w:pPr>
-      <w:r>
-        <w:rPr>
-          <w:b/>
-          <w:sz w:val="21"/>
-        </w:rPr>
-        <w:t xml:space="preserve">M5-07  </w:t>
-      </w:r>
-      <w:r>
-        <w:rPr>
-          <w:b/>
-          <w:color w:val="1A1A1A"/>
-          <w:sz w:val="21"/>
-        </w:rPr>
-        <w:t>힘들었던 시기가 있었나요? 말하고 싶은 만큼만요.</w:t>
-      </w:r>
-      <w:r>
-        <w:rPr>
-          <w:color w:val="6E6E6E"/>
-          <w:sz w:val="17"/>
-        </w:rPr>
-        <w:t xml:space="preserve">   하나 선택</w:t>
-      </w:r>
-    </w:p>
-    <w:p>
-      <w:pPr>
-        <w:keepNext/>
-        <w:keepLines/>
-        <w:spacing w:before="0" w:after="80" w:line="312" w:lineRule="auto"/>
-        <w:ind w:left="283"/>
-      </w:pPr>
-      <w:r>
-        <w:rPr>
-          <w:b w:val="0"/>
-          <w:color w:val="1A1A1A"/>
-          <w:sz w:val="20"/>
-        </w:rPr>
-        <w:t>□ 말하겠다</w:t>
-      </w:r>
-    </w:p>
-    <w:p>
-      <w:pPr>
-        <w:keepNext/>
-        <w:keepLines/>
-        <w:spacing w:before="0" w:after="80" w:line="312" w:lineRule="auto"/>
-        <w:ind w:left="283"/>
-      </w:pPr>
-      <w:r>
-        <w:rPr>
-          <w:b w:val="0"/>
-          <w:color w:val="1A1A1A"/>
-          <w:sz w:val="20"/>
-        </w:rPr>
-        <w:t>□ 모른다</w:t>
-      </w:r>
-    </w:p>
-    <w:p>
-      <w:pPr>
-        <w:keepNext w:val="0"/>
-        <w:keepLines/>
-        <w:spacing w:before="0" w:after="80" w:line="312" w:lineRule="auto"/>
-        <w:ind w:left="283"/>
-      </w:pPr>
-      <w:r>
-        <w:rPr>
-          <w:b w:val="0"/>
-          <w:color w:val="1A1A1A"/>
-          <w:sz w:val="20"/>
-        </w:rPr>
-        <w:t>□ 말하고 싶지 않다</w:t>
-      </w:r>
-    </w:p>
-    <w:p>
-      <w:pPr>
-        <w:spacing w:before="300" w:after="100" w:line="300" w:lineRule="auto"/>
-        <w:ind w:left="113" w:right="113"/>
-        <w:keepNext/>
-        <w:keepLines/>
-        <w:shd w:val="clear" w:fill="F1F5F9"/>
-      </w:pPr>
-      <w:r>
-        <w:rPr>
-          <w:b/>
-          <w:sz w:val="21"/>
-        </w:rPr>
-        <w:t xml:space="preserve">M5-07A  </w:t>
-      </w:r>
-      <w:r>
-        <w:rPr>
-          <w:b/>
-          <w:color w:val="1A1A1A"/>
-          <w:sz w:val="21"/>
-        </w:rPr>
-        <w:t>(M5-07에서 "말하겠다"를 고르셨다면) 어떤 시기였나요?</w:t>
-      </w:r>
-      <w:r>
-        <w:rPr>
-          <w:color w:val="6E6E6E"/>
-          <w:sz w:val="17"/>
-        </w:rPr>
-        <w:t xml:space="preserve">   서술</w:t>
-      </w:r>
-    </w:p>
-    <w:p>
-      <w:pPr>
-        <w:spacing w:before="0" w:after="120" w:line="276" w:lineRule="auto"/>
-        <w:ind w:left="227"/>
-        <w:keepNext/>
-        <w:keepLines/>
-        <w:pBdr>
-          <w:bottom w:val="single" w:sz="6" w:space="4" w:color="9A9A9A"/>
-        </w:pBdr>
-      </w:pPr>
-      <w:r>
-        <w:rPr>
-          <w:sz w:val="20"/>
-        </w:rPr>
-        <w:t xml:space="preserve"> </w:t>
-      </w:r>
-    </w:p>
-    <w:p>
-      <w:pPr>
-        <w:spacing w:before="0" w:after="120" w:line="276" w:lineRule="auto"/>
-        <w:ind w:left="227"/>
-        <w:keepNext/>
-        <w:keepLines/>
-        <w:pBdr>
-          <w:bottom w:val="single" w:sz="6" w:space="4" w:color="9A9A9A"/>
-        </w:pBdr>
-      </w:pPr>
-      <w:r>
-        <w:rPr>
-          <w:sz w:val="20"/>
-        </w:rPr>
-        <w:t xml:space="preserve"> </w:t>
-      </w:r>
-    </w:p>
-    <w:p>
-      <w:pPr>
-        <w:keepNext w:val="0"/>
-        <w:keepLines/>
-        <w:spacing w:before="0" w:after="80" w:line="312" w:lineRule="auto"/>
-        <w:ind w:left="227"/>
-      </w:pPr>
-      <w:r>
-        <w:rPr>
-          <w:b w:val="0"/>
-          <w:color w:val="1A1A1A"/>
-          <w:sz w:val="20"/>
-        </w:rPr>
-        <w:t>사용 범위: □ 자유  □ 물으면만  □ 회상 참고만(발화 금지)</w:t>
-      </w:r>
-    </w:p>
-    <w:p>
-      <w:pPr>
-        <w:spacing w:before="300" w:after="100" w:line="300" w:lineRule="auto"/>
-        <w:ind w:left="113" w:right="113"/>
-        <w:keepNext/>
-        <w:keepLines/>
-        <w:shd w:val="clear" w:fill="F1F5F9"/>
-      </w:pPr>
-      <w:r>
-        <w:rPr>
-          <w:b/>
-          <w:sz w:val="21"/>
-        </w:rPr>
-        <w:t xml:space="preserve">M5-08  </w:t>
-      </w:r>
-      <w:r>
-        <w:rPr>
-          <w:b/>
-          <w:color w:val="1A1A1A"/>
-          <w:sz w:val="21"/>
-        </w:rPr>
-        <w:t>말년의 하루는 어떻게 흘러갔나요?</w:t>
-      </w:r>
-      <w:r>
-        <w:rPr>
-          <w:color w:val="6E6E6E"/>
-          <w:sz w:val="17"/>
-        </w:rPr>
-        <w:t xml:space="preserve">   서술 3~5문장</w:t>
-      </w:r>
-      <w:r>
-        <w:br/>
-      </w:r>
-      <w:r>
-        <w:rPr>
-          <w:b w:val="0"/>
-          <w:color w:val="6E6E6E"/>
-          <w:sz w:val="17"/>
-        </w:rPr>
-        <w:t>가이드: 아침 → 낮 → 저녁 순으로 자주 하던 일과 있던 장소</w:t>
-      </w:r>
-    </w:p>
-    <w:p>
-      <w:pPr>
-        <w:spacing w:before="0" w:after="120" w:line="276" w:lineRule="auto"/>
-        <w:ind w:left="227"/>
-        <w:keepNext/>
-        <w:keepLines/>
-        <w:pBdr>
-          <w:bottom w:val="single" w:sz="6" w:space="4" w:color="9A9A9A"/>
-        </w:pBdr>
-      </w:pPr>
-      <w:r>
-        <w:rPr>
-          <w:sz w:val="20"/>
-        </w:rPr>
-        <w:t xml:space="preserve"> </w:t>
-      </w:r>
-    </w:p>
-    <w:p>
-      <w:pPr>
-        <w:spacing w:before="0" w:after="120" w:line="276" w:lineRule="auto"/>
-        <w:ind w:left="227"/>
-        <w:keepNext/>
-        <w:keepLines/>
-        <w:pBdr>
-          <w:bottom w:val="single" w:sz="6" w:space="4" w:color="9A9A9A"/>
-        </w:pBdr>
-      </w:pPr>
-      <w:r>
-        <w:rPr>
-          <w:sz w:val="20"/>
-        </w:rPr>
-        <w:t xml:space="preserve"> </w:t>
-      </w:r>
-    </w:p>
-    <w:p>
-      <w:pPr>
-        <w:keepNext/>
-        <w:keepLines/>
-        <w:spacing w:before="0" w:after="80" w:line="312" w:lineRule="auto"/>
-        <w:ind w:left="227"/>
-      </w:pPr>
-      <w:r>
-        <w:rPr>
-          <w:b w:val="0"/>
-          <w:color w:val="1A1A1A"/>
-          <w:sz w:val="20"/>
-        </w:rPr>
-        <w:t>시기: ______   감정: ______   확실성: □ 확실  □ 대략  □ 추정</w:t>
-      </w:r>
-    </w:p>
-    <w:p>
-      <w:pPr>
-        <w:keepNext w:val="0"/>
-        <w:keepLines/>
-        <w:spacing w:before="0" w:after="80" w:line="312" w:lineRule="auto"/>
-        <w:ind w:left="227"/>
-      </w:pPr>
-      <w:r>
-        <w:rPr>
-          <w:b w:val="0"/>
-          <w:color w:val="1A1A1A"/>
-          <w:sz w:val="20"/>
-        </w:rPr>
-        <w:t>사용 범위: □ 자유  □ 물으면만  □ 회상 참고만(발화 금지)</w:t>
-      </w:r>
-    </w:p>
-    <w:p>
-      <w:pPr>
-        <w:spacing w:before="300" w:after="100" w:line="300" w:lineRule="auto"/>
-        <w:ind w:left="113" w:right="113"/>
-        <w:keepNext/>
-        <w:keepLines/>
-        <w:shd w:val="clear" w:fill="F1F5F9"/>
-      </w:pPr>
-      <w:r>
-        <w:rPr>
-          <w:b/>
-          <w:sz w:val="21"/>
-        </w:rPr>
-        <w:t xml:space="preserve">M5-09  </w:t>
-      </w:r>
-      <w:r>
-        <w:rPr>
-          <w:b/>
-          <w:color w:val="1A1A1A"/>
-          <w:sz w:val="21"/>
-        </w:rPr>
-        <w:t>더 남기고 싶은 시절이나 장면이 있나요?</w:t>
-      </w:r>
-      <w:r>
-        <w:rPr>
-          <w:color w:val="6E6E6E"/>
-          <w:sz w:val="17"/>
-        </w:rPr>
-        <w:t xml:space="preserve">   서술</w:t>
-      </w:r>
-    </w:p>
-    <w:p>
-      <w:pPr>
-        <w:spacing w:before="0" w:after="120" w:line="276" w:lineRule="auto"/>
-        <w:ind w:left="227"/>
-        <w:keepNext/>
-        <w:keepLines/>
-        <w:pBdr>
-          <w:bottom w:val="single" w:sz="6" w:space="4" w:color="9A9A9A"/>
-        </w:pBdr>
-      </w:pPr>
-      <w:r>
-        <w:rPr>
-          <w:sz w:val="20"/>
-        </w:rPr>
-        <w:t xml:space="preserve"> </w:t>
-      </w:r>
-    </w:p>
-    <w:p>
-      <w:pPr>
-        <w:spacing w:before="0" w:after="120" w:line="276" w:lineRule="auto"/>
-        <w:ind w:left="227"/>
-        <w:keepNext/>
-        <w:keepLines/>
-        <w:pBdr>
-          <w:bottom w:val="single" w:sz="6" w:space="4" w:color="9A9A9A"/>
-        </w:pBdr>
-      </w:pPr>
-      <w:r>
-        <w:rPr>
-          <w:sz w:val="20"/>
-        </w:rPr>
-        <w:t xml:space="preserve"> </w:t>
-      </w:r>
-    </w:p>
-    <w:p>
-      <w:pPr>
-        <w:keepNext/>
-        <w:keepLines/>
-        <w:spacing w:before="0" w:after="80" w:line="312" w:lineRule="auto"/>
-        <w:ind w:left="227"/>
-      </w:pPr>
-      <w:r>
-        <w:rPr>
-          <w:b w:val="0"/>
-          <w:color w:val="1A1A1A"/>
-          <w:sz w:val="20"/>
-        </w:rPr>
-        <w:t>시기: ______   감정: ______   확실성: □ 확실  □ 대략  □ 추정</w:t>
-      </w:r>
-    </w:p>
-    <w:p>
-      <w:pPr>
-        <w:keepNext w:val="0"/>
-        <w:keepLines/>
-        <w:spacing w:before="0" w:after="80" w:line="312" w:lineRule="auto"/>
-        <w:ind w:left="227"/>
-      </w:pPr>
-      <w:r>
-        <w:rPr>
-          <w:b w:val="0"/>
-          <w:color w:val="1A1A1A"/>
-          <w:sz w:val="20"/>
-        </w:rPr>
-        <w:t>사용 범위: □ 자유  □ 물으면만  □ 회상 참고만(발화 금지)</w:t>
-      </w:r>
-    </w:p>
-    <w:p>
-      <w:pPr>
-        <w:keepNext w:val="0"/>
         <w:keepLines/>
         <w:spacing w:before="600" w:after="160" w:line="312" w:lineRule="auto"/>
         <w:ind w:left="0"/>
@@ -6995,7 +7101,7 @@
       <w:pPr>
         <w:spacing w:before="0" w:after="120" w:line="276" w:lineRule="auto"/>
         <w:ind w:left="227"/>
-        <w:keepNext w:val="0"/>
+        <w:keepNext/>
         <w:keepLines/>
         <w:pBdr>
           <w:bottom w:val="single" w:sz="6" w:space="4" w:color="9A9A9A"/>
@@ -7081,10 +7187,17 @@
       <w:r>
         <w:rPr>
           <w:b w:val="0"/>
-          <w:color w:val="1A1A1A"/>
+          <w:color w:val="1F4E79"/>
           <w:sz w:val="20"/>
         </w:rPr>
-        <w:t>장면 (선택):</w:t>
+        <w:t xml:space="preserve">그렇게 챙기시던 장면이 있으면 적어주세요.  </w:t>
+      </w:r>
+      <w:r>
+        <w:rPr>
+          <w:color w:val="6E6E6E"/>
+          <w:sz w:val="17"/>
+        </w:rPr>
+        <w:t>서술 1~3문장 · 선택</w:t>
       </w:r>
     </w:p>
     <w:p>
@@ -7621,23 +7734,49 @@
           <w:color w:val="1F4E79"/>
           <w:sz w:val="24"/>
         </w:rPr>
-        <w:t>M7. 대표 기억 카드 (8장 이상 권장)</w:t>
-      </w:r>
-    </w:p>
-    <w:p>
-      <w:pPr>
+        <w:t>M7. 대표 기억 카드</w:t>
+      </w:r>
+    </w:p>
+    <w:p>
+      <w:pPr>
+        <w:spacing w:before="300" w:after="100" w:line="300" w:lineRule="auto"/>
+        <w:ind w:left="113" w:right="113"/>
         <w:keepNext/>
         <w:keepLines/>
-        <w:spacing w:before="240" w:after="100" w:line="312" w:lineRule="auto"/>
-        <w:ind w:left="0"/>
-      </w:pPr>
+        <w:shd w:val="clear" w:fill="F1F5F9"/>
+      </w:pPr>
+      <w:r>
+        <w:rPr>
+          <w:b/>
+          <w:sz w:val="21"/>
+        </w:rPr>
+        <w:t xml:space="preserve">M7-01  </w:t>
+      </w:r>
       <w:r>
         <w:rPr>
           <w:b/>
           <w:color w:val="1A1A1A"/>
           <w:sz w:val="21"/>
         </w:rPr>
-        <w:t>"기억 하나를 장면처럼 들려주세요. 언제, 어디서, 누구와, 무슨 일이 있었나요? 그때 기분은요?"</w:t>
+        <w:t>기억 하나를 장면처럼 들려주세요. 언제, 어디서, 누구와, 무슨 일이 있었나요? 그때 기분은요?</w:t>
+      </w:r>
+      <w:r>
+        <w:rPr>
+          <w:color w:val="6E6E6E"/>
+          <w:sz w:val="17"/>
+        </w:rPr>
+        <w:t xml:space="preserve">   표 0~15행</w:t>
+      </w:r>
+      <w:r>
+        <w:br/>
+      </w:r>
+      <w:r>
+        <w:rPr>
+          <w:b w:val="0"/>
+          <w:color w:val="6E6E6E"/>
+          <w:sz w:val="17"/>
+        </w:rPr>
+        <w:t>가이드: 한 줄에 기억 하나씩 적어주세요. 앞에서 이미 적은 이야기는 다시 쓰지 않아도 됩니다.</w:t>
       </w:r>
     </w:p>
     <w:tbl>
@@ -7650,8 +7789,13 @@
         <w:tblW w:w="9865" w:type="dxa"/>
       </w:tblPr>
       <w:tblGrid>
-        <w:gridCol w:w="1615"/>
-        <w:gridCol w:w="8249"/>
+        <w:gridCol w:w="1304"/>
+        <w:gridCol w:w="1304"/>
+        <w:gridCol w:w="1304"/>
+        <w:gridCol w:w="1304"/>
+        <w:gridCol w:w="1530"/>
+        <w:gridCol w:w="1383"/>
+        <w:gridCol w:w="1735"/>
       </w:tblGrid>
       <w:tr>
         <w:trPr>
@@ -7659,7 +7803,7 @@
         </w:trPr>
         <w:tc>
           <w:tcPr>
-            <w:tcW w:type="dxa" w:w="1616"/>
+            <w:tcW w:type="dxa" w:w="1304"/>
           </w:tcPr>
           <w:p>
             <w:pPr>
@@ -7672,13 +7816,23 @@
                 <w:color w:val="1A1A1A"/>
                 <w:sz w:val="17"/>
               </w:rPr>
-              <w:t>필드</w:t>
+              <w:t>제목</w:t>
+            </w:r>
+            <w:r>
+              <w:br/>
+            </w:r>
+            <w:r>
+              <w:rPr>
+                <w:color w:val="6E6E6E"/>
+                <w:sz w:val="15"/>
+              </w:rPr>
+              <w:t>단답 30자</w:t>
             </w:r>
           </w:p>
         </w:tc>
         <w:tc>
           <w:tcPr>
-            <w:tcW w:type="dxa" w:w="8249"/>
+            <w:tcW w:type="dxa" w:w="1304"/>
           </w:tcPr>
           <w:p>
             <w:pPr>
@@ -7691,7 +7845,192 @@
                 <w:color w:val="1A1A1A"/>
                 <w:sz w:val="17"/>
               </w:rPr>
-              <w:t>적는 법</w:t>
+              <w:t>내용</w:t>
+            </w:r>
+            <w:r>
+              <w:br/>
+            </w:r>
+            <w:r>
+              <w:rPr>
+                <w:color w:val="6E6E6E"/>
+                <w:sz w:val="15"/>
+              </w:rPr>
+              <w:t>서술 2~6문장</w:t>
+            </w:r>
+          </w:p>
+        </w:tc>
+        <w:tc>
+          <w:tcPr>
+            <w:tcW w:type="dxa" w:w="1304"/>
+          </w:tcPr>
+          <w:p>
+            <w:pPr>
+              <w:spacing w:after="60"/>
+              <w:shd w:val="clear" w:fill="EFEFEF"/>
+            </w:pPr>
+            <w:r>
+              <w:rPr>
+                <w:b/>
+                <w:color w:val="1A1A1A"/>
+                <w:sz w:val="17"/>
+              </w:rPr>
+              <w:t>인물</w:t>
+            </w:r>
+            <w:r>
+              <w:br/>
+            </w:r>
+            <w:r>
+              <w:rPr>
+                <w:color w:val="6E6E6E"/>
+                <w:sz w:val="15"/>
+              </w:rPr>
+              <w:t>적어둔 가족 중 한 사람, 또는 직접 적기</w:t>
+            </w:r>
+          </w:p>
+        </w:tc>
+        <w:tc>
+          <w:tcPr>
+            <w:tcW w:type="dxa" w:w="1304"/>
+          </w:tcPr>
+          <w:p>
+            <w:pPr>
+              <w:spacing w:after="60"/>
+              <w:shd w:val="clear" w:fill="EFEFEF"/>
+            </w:pPr>
+            <w:r>
+              <w:rPr>
+                <w:b/>
+                <w:color w:val="1A1A1A"/>
+                <w:sz w:val="17"/>
+              </w:rPr>
+              <w:t>시기</w:t>
+            </w:r>
+            <w:r>
+              <w:br/>
+            </w:r>
+            <w:r>
+              <w:rPr>
+                <w:color w:val="6E6E6E"/>
+                <w:sz w:val="15"/>
+              </w:rPr>
+              <w:t>연도 · 모름 허용</w:t>
+            </w:r>
+          </w:p>
+        </w:tc>
+        <w:tc>
+          <w:tcPr>
+            <w:tcW w:type="dxa" w:w="1531"/>
+          </w:tcPr>
+          <w:p>
+            <w:pPr>
+              <w:spacing w:after="60"/>
+              <w:shd w:val="clear" w:fill="EFEFEF"/>
+            </w:pPr>
+            <w:r>
+              <w:rPr>
+                <w:b/>
+                <w:color w:val="1A1A1A"/>
+                <w:sz w:val="17"/>
+              </w:rPr>
+              <w:t>감정</w:t>
+            </w:r>
+            <w:r>
+              <w:br/>
+            </w:r>
+            <w:r>
+              <w:rPr>
+                <w:color w:val="6E6E6E"/>
+                <w:sz w:val="15"/>
+              </w:rPr>
+              <w:t>단답 10자</w:t>
+            </w:r>
+            <w:r>
+              <w:br/>
+            </w:r>
+            <w:r>
+              <w:rPr>
+                <w:color w:val="6E6E6E"/>
+                <w:sz w:val="15"/>
+              </w:rPr>
+              <w:t>예: 기쁨 / 그리움 / 자부심 / 웃김 / 슬픔 / 평온</w:t>
+            </w:r>
+          </w:p>
+        </w:tc>
+        <w:tc>
+          <w:tcPr>
+            <w:tcW w:type="dxa" w:w="1383"/>
+          </w:tcPr>
+          <w:p>
+            <w:pPr>
+              <w:spacing w:after="60"/>
+              <w:shd w:val="clear" w:fill="EFEFEF"/>
+            </w:pPr>
+            <w:r>
+              <w:rPr>
+                <w:b/>
+                <w:color w:val="1A1A1A"/>
+                <w:sz w:val="17"/>
+              </w:rPr>
+              <w:t>출처</w:t>
+            </w:r>
+            <w:r>
+              <w:br/>
+            </w:r>
+            <w:r>
+              <w:rPr>
+                <w:color w:val="6E6E6E"/>
+                <w:sz w:val="15"/>
+              </w:rPr>
+              <w:t>하나 고르기</w:t>
+            </w:r>
+            <w:r>
+              <w:br/>
+            </w:r>
+            <w:r>
+              <w:rPr>
+                <w:color w:val="6E6E6E"/>
+                <w:sz w:val="15"/>
+              </w:rPr>
+              <w:t>본인 / 직접 들음 / 가족 전언 / 그랬을 것 같음</w:t>
+            </w:r>
+          </w:p>
+        </w:tc>
+        <w:tc>
+          <w:tcPr>
+            <w:tcW w:type="dxa" w:w="1735"/>
+          </w:tcPr>
+          <w:p>
+            <w:pPr>
+              <w:spacing w:after="60"/>
+              <w:shd w:val="clear" w:fill="EFEFEF"/>
+            </w:pPr>
+            <w:r>
+              <w:rPr>
+                <w:b/>
+                <w:color w:val="1A1A1A"/>
+                <w:sz w:val="17"/>
+              </w:rPr>
+              <w:t>사용 범위</w:t>
+            </w:r>
+            <w:r>
+              <w:br/>
+            </w:r>
+            <w:r>
+              <w:rPr>
+                <w:color w:val="6E6E6E"/>
+                <w:sz w:val="15"/>
+              </w:rPr>
+              <w:t>하나 고르기</w:t>
+            </w:r>
+            <w:r>
+              <w:br/>
+            </w:r>
+            <w:r>
+              <w:rPr>
+                <w:color w:val="6E6E6E"/>
+                <w:sz w:val="15"/>
+              </w:rPr>
+              <w:t>자유 / 물으면만 / 회상 참고만</w:t>
             </w:r>
           </w:p>
         </w:tc>
@@ -7702,38 +8041,72 @@
         </w:trPr>
         <w:tc>
           <w:tcPr>
-            <w:tcW w:type="dxa" w:w="1616"/>
+            <w:tcW w:type="dxa" w:w="1304"/>
           </w:tcPr>
           <w:p>
             <w:pPr>
               <w:spacing w:after="60"/>
             </w:pPr>
-            <w:r>
-              <w:rPr>
-                <w:b w:val="0"/>
-                <w:color w:val="1A1A1A"/>
-                <w:sz w:val="18"/>
-              </w:rPr>
-              <w:t>제목</w:t>
-            </w:r>
           </w:p>
         </w:tc>
         <w:tc>
           <w:tcPr>
-            <w:tcW w:type="dxa" w:w="8249"/>
+            <w:tcW w:type="dxa" w:w="1304"/>
           </w:tcPr>
           <w:p>
             <w:pPr>
               <w:spacing w:after="60"/>
             </w:pPr>
-            <w:r>
-              <w:rPr>
-                <w:b w:val="0"/>
-                <w:color w:val="1A1A1A"/>
-                <w:sz w:val="18"/>
-              </w:rPr>
-              <w:t>단답 30자</w:t>
-            </w:r>
+          </w:p>
+        </w:tc>
+        <w:tc>
+          <w:tcPr>
+            <w:tcW w:type="dxa" w:w="1304"/>
+          </w:tcPr>
+          <w:p>
+            <w:pPr>
+              <w:spacing w:after="60"/>
+            </w:pPr>
+          </w:p>
+        </w:tc>
+        <w:tc>
+          <w:tcPr>
+            <w:tcW w:type="dxa" w:w="1304"/>
+          </w:tcPr>
+          <w:p>
+            <w:pPr>
+              <w:spacing w:after="60"/>
+            </w:pPr>
+          </w:p>
+        </w:tc>
+        <w:tc>
+          <w:tcPr>
+            <w:tcW w:type="dxa" w:w="1531"/>
+          </w:tcPr>
+          <w:p>
+            <w:pPr>
+              <w:spacing w:after="60"/>
+            </w:pPr>
+          </w:p>
+        </w:tc>
+        <w:tc>
+          <w:tcPr>
+            <w:tcW w:type="dxa" w:w="1383"/>
+          </w:tcPr>
+          <w:p>
+            <w:pPr>
+              <w:spacing w:after="60"/>
+            </w:pPr>
+          </w:p>
+        </w:tc>
+        <w:tc>
+          <w:tcPr>
+            <w:tcW w:type="dxa" w:w="1735"/>
+          </w:tcPr>
+          <w:p>
+            <w:pPr>
+              <w:spacing w:after="60"/>
+            </w:pPr>
           </w:p>
         </w:tc>
       </w:tr>
@@ -7743,38 +8116,72 @@
         </w:trPr>
         <w:tc>
           <w:tcPr>
-            <w:tcW w:type="dxa" w:w="1616"/>
+            <w:tcW w:type="dxa" w:w="1304"/>
           </w:tcPr>
           <w:p>
             <w:pPr>
               <w:spacing w:after="60"/>
             </w:pPr>
-            <w:r>
-              <w:rPr>
-                <w:b w:val="0"/>
-                <w:color w:val="1A1A1A"/>
-                <w:sz w:val="18"/>
-              </w:rPr>
-              <w:t>내용</w:t>
-            </w:r>
           </w:p>
         </w:tc>
         <w:tc>
           <w:tcPr>
-            <w:tcW w:type="dxa" w:w="8249"/>
+            <w:tcW w:type="dxa" w:w="1304"/>
           </w:tcPr>
           <w:p>
             <w:pPr>
               <w:spacing w:after="60"/>
             </w:pPr>
-            <w:r>
-              <w:rPr>
-                <w:b w:val="0"/>
-                <w:color w:val="1A1A1A"/>
-                <w:sz w:val="18"/>
-              </w:rPr>
-              <w:t>서술 2~6문장</w:t>
-            </w:r>
+          </w:p>
+        </w:tc>
+        <w:tc>
+          <w:tcPr>
+            <w:tcW w:type="dxa" w:w="1304"/>
+          </w:tcPr>
+          <w:p>
+            <w:pPr>
+              <w:spacing w:after="60"/>
+            </w:pPr>
+          </w:p>
+        </w:tc>
+        <w:tc>
+          <w:tcPr>
+            <w:tcW w:type="dxa" w:w="1304"/>
+          </w:tcPr>
+          <w:p>
+            <w:pPr>
+              <w:spacing w:after="60"/>
+            </w:pPr>
+          </w:p>
+        </w:tc>
+        <w:tc>
+          <w:tcPr>
+            <w:tcW w:type="dxa" w:w="1531"/>
+          </w:tcPr>
+          <w:p>
+            <w:pPr>
+              <w:spacing w:after="60"/>
+            </w:pPr>
+          </w:p>
+        </w:tc>
+        <w:tc>
+          <w:tcPr>
+            <w:tcW w:type="dxa" w:w="1383"/>
+          </w:tcPr>
+          <w:p>
+            <w:pPr>
+              <w:spacing w:after="60"/>
+            </w:pPr>
+          </w:p>
+        </w:tc>
+        <w:tc>
+          <w:tcPr>
+            <w:tcW w:type="dxa" w:w="1735"/>
+          </w:tcPr>
+          <w:p>
+            <w:pPr>
+              <w:spacing w:after="60"/>
+            </w:pPr>
           </w:p>
         </w:tc>
       </w:tr>
@@ -7784,284 +8191,72 @@
         </w:trPr>
         <w:tc>
           <w:tcPr>
-            <w:tcW w:type="dxa" w:w="1616"/>
+            <w:tcW w:type="dxa" w:w="1304"/>
           </w:tcPr>
           <w:p>
             <w:pPr>
               <w:spacing w:after="60"/>
             </w:pPr>
-            <w:r>
-              <w:rPr>
-                <w:b w:val="0"/>
-                <w:color w:val="1A1A1A"/>
-                <w:sz w:val="18"/>
-              </w:rPr>
-              <w:t>인물</w:t>
-            </w:r>
           </w:p>
         </w:tc>
         <w:tc>
           <w:tcPr>
-            <w:tcW w:type="dxa" w:w="8249"/>
+            <w:tcW w:type="dxa" w:w="1304"/>
           </w:tcPr>
           <w:p>
             <w:pPr>
               <w:spacing w:after="60"/>
             </w:pPr>
-            <w:r>
-              <w:rPr>
-                <w:b w:val="0"/>
-                <w:color w:val="1A1A1A"/>
-                <w:sz w:val="18"/>
-              </w:rPr>
-              <w:t>적어둔 가족 중 한 사람, 또는 직접 적기</w:t>
-            </w:r>
           </w:p>
         </w:tc>
-      </w:tr>
-      <w:tr>
-        <w:trPr>
-          <w:cantSplit/>
-        </w:trPr>
         <w:tc>
           <w:tcPr>
-            <w:tcW w:type="dxa" w:w="1616"/>
+            <w:tcW w:type="dxa" w:w="1304"/>
           </w:tcPr>
           <w:p>
             <w:pPr>
               <w:spacing w:after="60"/>
             </w:pPr>
-            <w:r>
-              <w:rPr>
-                <w:b w:val="0"/>
-                <w:color w:val="1A1A1A"/>
-                <w:sz w:val="18"/>
-              </w:rPr>
-              <w:t>장소</w:t>
-            </w:r>
           </w:p>
         </w:tc>
         <w:tc>
           <w:tcPr>
-            <w:tcW w:type="dxa" w:w="8249"/>
+            <w:tcW w:type="dxa" w:w="1304"/>
           </w:tcPr>
           <w:p>
             <w:pPr>
               <w:spacing w:after="60"/>
             </w:pPr>
-            <w:r>
-              <w:rPr>
-                <w:b w:val="0"/>
-                <w:color w:val="1A1A1A"/>
-                <w:sz w:val="18"/>
-              </w:rPr>
-              <w:t>단답 20자</w:t>
-            </w:r>
           </w:p>
         </w:tc>
-      </w:tr>
-      <w:tr>
-        <w:trPr>
-          <w:cantSplit/>
-        </w:trPr>
         <w:tc>
           <w:tcPr>
-            <w:tcW w:type="dxa" w:w="1616"/>
+            <w:tcW w:type="dxa" w:w="1531"/>
           </w:tcPr>
           <w:p>
             <w:pPr>
               <w:spacing w:after="60"/>
             </w:pPr>
-            <w:r>
-              <w:rPr>
-                <w:b w:val="0"/>
-                <w:color w:val="1A1A1A"/>
-                <w:sz w:val="18"/>
-              </w:rPr>
-              <w:t>시기</w:t>
-            </w:r>
           </w:p>
         </w:tc>
         <w:tc>
           <w:tcPr>
-            <w:tcW w:type="dxa" w:w="8249"/>
+            <w:tcW w:type="dxa" w:w="1383"/>
           </w:tcPr>
           <w:p>
             <w:pPr>
               <w:spacing w:after="60"/>
             </w:pPr>
-            <w:r>
-              <w:rPr>
-                <w:b w:val="0"/>
-                <w:color w:val="1A1A1A"/>
-                <w:sz w:val="18"/>
-              </w:rPr>
-              <w:t>연도(모름 허용) + 정확함 / 대략 / 모름</w:t>
-            </w:r>
           </w:p>
         </w:tc>
-      </w:tr>
-      <w:tr>
-        <w:trPr>
-          <w:cantSplit/>
-        </w:trPr>
         <w:tc>
           <w:tcPr>
-            <w:tcW w:type="dxa" w:w="1616"/>
+            <w:tcW w:type="dxa" w:w="1735"/>
           </w:tcPr>
           <w:p>
             <w:pPr>
               <w:spacing w:after="60"/>
             </w:pPr>
-            <w:r>
-              <w:rPr>
-                <w:b w:val="0"/>
-                <w:color w:val="1A1A1A"/>
-                <w:sz w:val="18"/>
-              </w:rPr>
-              <w:t>감정</w:t>
-            </w:r>
-          </w:p>
-        </w:tc>
-        <w:tc>
-          <w:tcPr>
-            <w:tcW w:type="dxa" w:w="8249"/>
-          </w:tcPr>
-          <w:p>
-            <w:pPr>
-              <w:spacing w:after="60"/>
-            </w:pPr>
-            <w:r>
-              <w:rPr>
-                <w:b w:val="0"/>
-                <w:color w:val="1A1A1A"/>
-                <w:sz w:val="18"/>
-              </w:rPr>
-              <w:t>기쁨 / 그리움 / 자부심 / 웃김 / 슬픔 / 평온 / 모름</w:t>
-            </w:r>
-          </w:p>
-        </w:tc>
-      </w:tr>
-      <w:tr>
-        <w:trPr>
-          <w:cantSplit/>
-        </w:trPr>
-        <w:tc>
-          <w:tcPr>
-            <w:tcW w:type="dxa" w:w="1616"/>
-          </w:tcPr>
-          <w:p>
-            <w:pPr>
-              <w:spacing w:after="60"/>
-            </w:pPr>
-            <w:r>
-              <w:rPr>
-                <w:b w:val="0"/>
-                <w:color w:val="1A1A1A"/>
-                <w:sz w:val="18"/>
-              </w:rPr>
-              <w:t>출처</w:t>
-            </w:r>
-          </w:p>
-        </w:tc>
-        <w:tc>
-          <w:tcPr>
-            <w:tcW w:type="dxa" w:w="8249"/>
-          </w:tcPr>
-          <w:p>
-            <w:pPr>
-              <w:spacing w:after="60"/>
-            </w:pPr>
-            <w:r>
-              <w:rPr>
-                <w:b w:val="0"/>
-                <w:color w:val="1A1A1A"/>
-                <w:sz w:val="18"/>
-              </w:rPr>
-              <w:t>본인 / 직접 들음 / 가족 전언 / 그랬을 것 같음</w:t>
-            </w:r>
-          </w:p>
-        </w:tc>
-      </w:tr>
-      <w:tr>
-        <w:trPr>
-          <w:cantSplit/>
-        </w:trPr>
-        <w:tc>
-          <w:tcPr>
-            <w:tcW w:type="dxa" w:w="1616"/>
-          </w:tcPr>
-          <w:p>
-            <w:pPr>
-              <w:spacing w:after="60"/>
-            </w:pPr>
-            <w:r>
-              <w:rPr>
-                <w:b w:val="0"/>
-                <w:color w:val="1A1A1A"/>
-                <w:sz w:val="18"/>
-              </w:rPr>
-              <w:t>확실성</w:t>
-            </w:r>
-          </w:p>
-        </w:tc>
-        <w:tc>
-          <w:tcPr>
-            <w:tcW w:type="dxa" w:w="8249"/>
-          </w:tcPr>
-          <w:p>
-            <w:pPr>
-              <w:spacing w:after="60"/>
-            </w:pPr>
-            <w:r>
-              <w:rPr>
-                <w:b w:val="0"/>
-                <w:color w:val="1A1A1A"/>
-                <w:sz w:val="18"/>
-              </w:rPr>
-              <w:t>확실 / 대략 / 추정</w:t>
-            </w:r>
-          </w:p>
-        </w:tc>
-      </w:tr>
-      <w:tr>
-        <w:trPr>
-          <w:cantSplit/>
-        </w:trPr>
-        <w:tc>
-          <w:tcPr>
-            <w:tcW w:type="dxa" w:w="1616"/>
-          </w:tcPr>
-          <w:p>
-            <w:pPr>
-              <w:spacing w:after="60"/>
-            </w:pPr>
-            <w:r>
-              <w:rPr>
-                <w:b w:val="0"/>
-                <w:color w:val="1A1A1A"/>
-                <w:sz w:val="18"/>
-              </w:rPr>
-              <w:t>사용 범위</w:t>
-            </w:r>
-          </w:p>
-        </w:tc>
-        <w:tc>
-          <w:tcPr>
-            <w:tcW w:type="dxa" w:w="8249"/>
-          </w:tcPr>
-          <w:p>
-            <w:pPr>
-              <w:spacing w:after="60"/>
-            </w:pPr>
-            <w:r>
-              <w:rPr>
-                <w:b w:val="0"/>
-                <w:color w:val="1A1A1A"/>
-                <w:sz w:val="18"/>
-              </w:rPr>
-              <w:t>자유 / 물으면만 / 회상 참고만</w:t>
-            </w:r>
           </w:p>
         </w:tc>
       </w:tr>
@@ -8096,18 +8291,18 @@
     </w:p>
     <w:p>
       <w:pPr>
-        <w:keepNext w:val="0"/>
-        <w:keepLines/>
-        <w:spacing w:before="0" w:after="80" w:line="312" w:lineRule="auto"/>
-        <w:ind w:left="0"/>
+        <w:keepNext/>
+        <w:keepLines/>
+        <w:spacing w:before="0" w:after="60" w:line="312" w:lineRule="auto"/>
+        <w:ind w:left="340"/>
       </w:pPr>
       <w:r>
         <w:rPr>
           <w:b w:val="0"/>
           <w:color w:val="6E6E6E"/>
-          <w:sz w:val="18"/>
-        </w:rPr>
-        <w:t>태도를 고르고, 실제 하실 법한 말 한 줄을 따옴표 그대로 적어주세요. 말은 비워도 됩니다.</w:t>
+          <w:sz w:val="17"/>
+        </w:rPr>
+        <w:t>가이드: 태도를 고르고, 실제 하실 법한 말을 따옴표 그대로 적어주세요. 말은 비워도 됩니다.</w:t>
       </w:r>
     </w:p>
     <w:p>
@@ -8133,6 +8328,13 @@
         </w:rPr>
         <w:t>누가 "보고 싶어요"라고 하면</w:t>
       </w:r>
+      <w:r>
+        <w:rPr>
+          <w:color w:val="6E6E6E"/>
+          <w:sz w:val="17"/>
+        </w:rPr>
+        <w:t xml:space="preserve">   하나 선택</w:t>
+      </w:r>
     </w:p>
     <w:p>
       <w:pPr>
@@ -8160,10 +8362,17 @@
       <w:r>
         <w:rPr>
           <w:b w:val="0"/>
-          <w:color w:val="1A1A1A"/>
+          <w:color w:val="1F4E79"/>
           <w:sz w:val="20"/>
         </w:rPr>
-        <w:t>말 한 줄</w:t>
+        <w:t xml:space="preserve">실제 하실 법한 말을 한 줄 적어주세요.  </w:t>
+      </w:r>
+      <w:r>
+        <w:rPr>
+          <w:color w:val="6E6E6E"/>
+          <w:sz w:val="17"/>
+        </w:rPr>
+        <w:t>단답 30자 · 선택</w:t>
       </w:r>
     </w:p>
     <w:p>
@@ -8206,6 +8415,13 @@
         </w:rPr>
         <w:t>"너무 힘들어요"라고 하면</w:t>
       </w:r>
+      <w:r>
+        <w:rPr>
+          <w:color w:val="6E6E6E"/>
+          <w:sz w:val="17"/>
+        </w:rPr>
+        <w:t xml:space="preserve">   하나 선택</w:t>
+      </w:r>
     </w:p>
     <w:p>
       <w:pPr>
@@ -8249,10 +8465,17 @@
       <w:r>
         <w:rPr>
           <w:b w:val="0"/>
-          <w:color w:val="1A1A1A"/>
+          <w:color w:val="1F4E79"/>
           <w:sz w:val="20"/>
         </w:rPr>
-        <w:t>말 한 줄</w:t>
+        <w:t xml:space="preserve">실제 하실 법한 말을 한 줄 적어주세요.  </w:t>
+      </w:r>
+      <w:r>
+        <w:rPr>
+          <w:color w:val="6E6E6E"/>
+          <w:sz w:val="17"/>
+        </w:rPr>
+        <w:t>단답 30자 · 선택</w:t>
       </w:r>
     </w:p>
     <w:p>
@@ -8295,6 +8518,13 @@
         </w:rPr>
         <w:t>"좋은 일이 생겼어요!"라고 하면</w:t>
       </w:r>
+      <w:r>
+        <w:rPr>
+          <w:color w:val="6E6E6E"/>
+          <w:sz w:val="17"/>
+        </w:rPr>
+        <w:t xml:space="preserve">   하나 선택</w:t>
+      </w:r>
     </w:p>
     <w:p>
       <w:pPr>
@@ -8322,10 +8552,17 @@
       <w:r>
         <w:rPr>
           <w:b w:val="0"/>
-          <w:color w:val="1A1A1A"/>
+          <w:color w:val="1F4E79"/>
           <w:sz w:val="20"/>
         </w:rPr>
-        <w:t>말 한 줄</w:t>
+        <w:t xml:space="preserve">실제 하실 법한 말을 한 줄 적어주세요.  </w:t>
+      </w:r>
+      <w:r>
+        <w:rPr>
+          <w:color w:val="6E6E6E"/>
+          <w:sz w:val="17"/>
+        </w:rPr>
+        <w:t>단답 30자 · 선택</w:t>
       </w:r>
     </w:p>
     <w:p>
@@ -8369,6 +8606,13 @@
         <w:t>가족이 아프다고 하면</w:t>
       </w:r>
       <w:r>
+        <w:rPr>
+          <w:color w:val="6E6E6E"/>
+          <w:sz w:val="17"/>
+        </w:rPr>
+        <w:t xml:space="preserve">   하나 선택</w:t>
+      </w:r>
+      <w:r>
         <w:br/>
       </w:r>
       <w:r>
@@ -8406,10 +8650,17 @@
       <w:r>
         <w:rPr>
           <w:b w:val="0"/>
-          <w:color w:val="1A1A1A"/>
+          <w:color w:val="1F4E79"/>
           <w:sz w:val="20"/>
         </w:rPr>
-        <w:t>말 한 줄</w:t>
+        <w:t xml:space="preserve">실제 하실 법한 말을 한 줄 적어주세요.  </w:t>
+      </w:r>
+      <w:r>
+        <w:rPr>
+          <w:color w:val="6E6E6E"/>
+          <w:sz w:val="17"/>
+        </w:rPr>
+        <w:t>단답 30자 · 선택</w:t>
       </w:r>
     </w:p>
     <w:p>
@@ -8452,6 +8703,13 @@
         </w:rPr>
         <w:t>가족끼리 다퉜다는 걸 알면</w:t>
       </w:r>
+      <w:r>
+        <w:rPr>
+          <w:color w:val="6E6E6E"/>
+          <w:sz w:val="17"/>
+        </w:rPr>
+        <w:t xml:space="preserve">   하나 선택</w:t>
+      </w:r>
     </w:p>
     <w:p>
       <w:pPr>
@@ -8495,10 +8753,120 @@
       <w:r>
         <w:rPr>
           <w:b w:val="0"/>
+          <w:color w:val="1F4E79"/>
+          <w:sz w:val="20"/>
+        </w:rPr>
+        <w:t xml:space="preserve">실제 하실 법한 말을 한 줄 적어주세요.  </w:t>
+      </w:r>
+      <w:r>
+        <w:rPr>
+          <w:color w:val="6E6E6E"/>
+          <w:sz w:val="17"/>
+        </w:rPr>
+        <w:t>단답 30자 · 선택</w:t>
+      </w:r>
+    </w:p>
+    <w:p>
+      <w:pPr>
+        <w:spacing w:before="0" w:after="120" w:line="276" w:lineRule="auto"/>
+        <w:ind w:left="227"/>
+        <w:keepNext/>
+        <w:keepLines/>
+        <w:pBdr>
+          <w:bottom w:val="single" w:sz="6" w:space="4" w:color="9A9A9A"/>
+        </w:pBdr>
+      </w:pPr>
+      <w:r>
+        <w:rPr>
+          <w:sz w:val="20"/>
+        </w:rPr>
+        <w:t xml:space="preserve"> </w:t>
+      </w:r>
+    </w:p>
+    <w:p>
+      <w:pPr>
+        <w:spacing w:before="300" w:after="100" w:line="300" w:lineRule="auto"/>
+        <w:ind w:left="113" w:right="113"/>
+        <w:keepNext/>
+        <w:keepLines/>
+        <w:shd w:val="clear" w:fill="F1F5F9"/>
+      </w:pPr>
+      <w:r>
+        <w:rPr>
+          <w:b/>
+          <w:sz w:val="21"/>
+        </w:rPr>
+        <w:t xml:space="preserve">M8-06  </w:t>
+      </w:r>
+      <w:r>
+        <w:rPr>
+          <w:b/>
+          <w:color w:val="1A1A1A"/>
+          <w:sz w:val="21"/>
+        </w:rPr>
+        <w:t>공부나 일 걱정을 털어놓으면</w:t>
+      </w:r>
+      <w:r>
+        <w:rPr>
+          <w:color w:val="6E6E6E"/>
+          <w:sz w:val="17"/>
+        </w:rPr>
+        <w:t xml:space="preserve">   하나 선택</w:t>
+      </w:r>
+    </w:p>
+    <w:p>
+      <w:pPr>
+        <w:keepNext/>
+        <w:keepLines/>
+        <w:spacing w:before="0" w:after="80" w:line="312" w:lineRule="auto"/>
+        <w:ind w:left="227"/>
+      </w:pPr>
+      <w:r>
+        <w:rPr>
+          <w:b w:val="0"/>
           <w:color w:val="1A1A1A"/>
           <w:sz w:val="20"/>
         </w:rPr>
-        <w:t>말 한 줄</w:t>
+        <w:t>□ 걱정 말라고 안심시킨다  □ 열심히 하라고 독려한다  □ 구체적으로 조언한다</w:t>
+      </w:r>
+    </w:p>
+    <w:p>
+      <w:pPr>
+        <w:keepNext/>
+        <w:keepLines/>
+        <w:spacing w:before="0" w:after="80" w:line="312" w:lineRule="auto"/>
+        <w:ind w:left="227"/>
+      </w:pPr>
+      <w:r>
+        <w:rPr>
+          <w:b w:val="0"/>
+          <w:color w:val="1A1A1A"/>
+          <w:sz w:val="20"/>
+        </w:rPr>
+        <w:t>□ 건강부터 챙기라고 한다  □ 직접 입력 → ____________________</w:t>
+      </w:r>
+    </w:p>
+    <w:p>
+      <w:pPr>
+        <w:keepNext/>
+        <w:keepLines/>
+        <w:spacing w:before="0" w:after="80" w:line="312" w:lineRule="auto"/>
+        <w:ind w:left="227"/>
+      </w:pPr>
+      <w:r>
+        <w:rPr>
+          <w:b w:val="0"/>
+          <w:color w:val="1F4E79"/>
+          <w:sz w:val="20"/>
+        </w:rPr>
+        <w:t xml:space="preserve">실제 하실 법한 말을 한 줄 적어주세요.  </w:t>
+      </w:r>
+      <w:r>
+        <w:rPr>
+          <w:color w:val="6E6E6E"/>
+          <w:sz w:val="17"/>
+        </w:rPr>
+        <w:t>단답 30자 · 선택</w:t>
       </w:r>
     </w:p>
     <w:p>
@@ -8531,7 +8899,7 @@
           <w:b/>
           <w:sz w:val="21"/>
         </w:rPr>
-        <w:t xml:space="preserve">M8-06  </w:t>
+        <w:t xml:space="preserve">M8-07  </w:t>
       </w:r>
       <w:r>
         <w:rPr>
@@ -8539,7 +8907,14 @@
           <w:color w:val="1A1A1A"/>
           <w:sz w:val="21"/>
         </w:rPr>
-        <w:t>공부나 일 걱정을 털어놓으면</w:t>
+        <w:t>결혼이나 연애 고민을 이야기하면</w:t>
+      </w:r>
+      <w:r>
+        <w:rPr>
+          <w:color w:val="6E6E6E"/>
+          <w:sz w:val="17"/>
+        </w:rPr>
+        <w:t xml:space="preserve">   하나 선택</w:t>
       </w:r>
     </w:p>
     <w:p>
@@ -8555,7 +8930,175 @@
           <w:color w:val="1A1A1A"/>
           <w:sz w:val="20"/>
         </w:rPr>
-        <w:t>□ 걱정 말라고 안심시킨다  □ 열심히 하라고 독려한다  □ 구체적으로 조언한다</w:t>
+        <w:t>□ 믿고 잘하라고 한다  □ 신중하라고 한다  □ 캐묻지 않고 응원한다  □ 직접 입력 → ____________________</w:t>
+      </w:r>
+    </w:p>
+    <w:p>
+      <w:pPr>
+        <w:keepNext/>
+        <w:keepLines/>
+        <w:spacing w:before="0" w:after="80" w:line="312" w:lineRule="auto"/>
+        <w:ind w:left="227"/>
+      </w:pPr>
+      <w:r>
+        <w:rPr>
+          <w:b w:val="0"/>
+          <w:color w:val="1F4E79"/>
+          <w:sz w:val="20"/>
+        </w:rPr>
+        <w:t xml:space="preserve">실제 하실 법한 말을 한 줄 적어주세요.  </w:t>
+      </w:r>
+      <w:r>
+        <w:rPr>
+          <w:color w:val="6E6E6E"/>
+          <w:sz w:val="17"/>
+        </w:rPr>
+        <w:t>단답 30자 · 선택</w:t>
+      </w:r>
+    </w:p>
+    <w:p>
+      <w:pPr>
+        <w:spacing w:before="0" w:after="120" w:line="276" w:lineRule="auto"/>
+        <w:ind w:left="227"/>
+        <w:keepNext w:val="0"/>
+        <w:keepLines/>
+        <w:pBdr>
+          <w:bottom w:val="single" w:sz="6" w:space="4" w:color="9A9A9A"/>
+        </w:pBdr>
+      </w:pPr>
+      <w:r>
+        <w:rPr>
+          <w:sz w:val="20"/>
+        </w:rPr>
+        <w:t xml:space="preserve"> </w:t>
+      </w:r>
+    </w:p>
+    <w:p>
+      <w:pPr>
+        <w:spacing w:before="300" w:after="100" w:line="300" w:lineRule="auto"/>
+        <w:ind w:left="113" w:right="113"/>
+        <w:keepNext/>
+        <w:keepLines/>
+        <w:shd w:val="clear" w:fill="F1F5F9"/>
+      </w:pPr>
+      <w:r>
+        <w:rPr>
+          <w:b/>
+          <w:sz w:val="21"/>
+        </w:rPr>
+        <w:t xml:space="preserve">M8-08  </w:t>
+      </w:r>
+      <w:r>
+        <w:rPr>
+          <w:b/>
+          <w:color w:val="1A1A1A"/>
+          <w:sz w:val="21"/>
+        </w:rPr>
+        <w:t>모르는 것을 물으면</w:t>
+      </w:r>
+      <w:r>
+        <w:rPr>
+          <w:color w:val="6E6E6E"/>
+          <w:sz w:val="17"/>
+        </w:rPr>
+        <w:t xml:space="preserve">   단답 30자</w:t>
+      </w:r>
+      <w:r>
+        <w:br/>
+      </w:r>
+      <w:r>
+        <w:rPr>
+          <w:b w:val="0"/>
+          <w:color w:val="B03A2B"/>
+          <w:sz w:val="17"/>
+        </w:rPr>
+        <w:t>예: "그건 내가 잘 모르겠구나"</w:t>
+      </w:r>
+      <w:r>
+        <w:br/>
+      </w:r>
+      <w:r>
+        <w:rPr>
+          <w:b w:val="0"/>
+          <w:color w:val="6E6E6E"/>
+          <w:sz w:val="17"/>
+        </w:rPr>
+        <w:t>가이드: "기억 안 나" 계열은 쓸 수 없어요.</w:t>
+      </w:r>
+    </w:p>
+    <w:p>
+      <w:pPr>
+        <w:keepNext/>
+        <w:keepLines/>
+        <w:spacing w:before="0" w:after="80" w:line="312" w:lineRule="auto"/>
+        <w:ind w:left="227"/>
+      </w:pPr>
+      <w:r>
+        <w:rPr>
+          <w:b w:val="0"/>
+          <w:color w:val="1F4E79"/>
+          <w:sz w:val="20"/>
+        </w:rPr>
+        <w:t>그분다운 "모르겠다" 표현을 한 줄 적어주세요.</w:t>
+      </w:r>
+    </w:p>
+    <w:p>
+      <w:pPr>
+        <w:spacing w:before="0" w:after="120" w:line="276" w:lineRule="auto"/>
+        <w:ind w:left="227"/>
+        <w:keepNext/>
+        <w:keepLines/>
+        <w:pBdr>
+          <w:bottom w:val="single" w:sz="6" w:space="4" w:color="9A9A9A"/>
+        </w:pBdr>
+      </w:pPr>
+      <w:r>
+        <w:rPr>
+          <w:sz w:val="20"/>
+        </w:rPr>
+        <w:t xml:space="preserve"> </w:t>
+      </w:r>
+    </w:p>
+    <w:p>
+      <w:pPr>
+        <w:spacing w:before="300" w:after="100" w:line="300" w:lineRule="auto"/>
+        <w:ind w:left="113" w:right="113"/>
+        <w:keepNext/>
+        <w:keepLines/>
+        <w:shd w:val="clear" w:fill="F1F5F9"/>
+      </w:pPr>
+      <w:r>
+        <w:rPr>
+          <w:b/>
+          <w:sz w:val="21"/>
+        </w:rPr>
+        <w:t xml:space="preserve">M8-09  </w:t>
+      </w:r>
+      <w:r>
+        <w:rPr>
+          <w:b/>
+          <w:color w:val="1A1A1A"/>
+          <w:sz w:val="21"/>
+        </w:rPr>
+        <w:t>돈·상속·정치 같은 주제를 물으면</w:t>
+      </w:r>
+      <w:r>
+        <w:rPr>
+          <w:color w:val="6E6E6E"/>
+          <w:sz w:val="17"/>
+        </w:rPr>
+        <w:t xml:space="preserve">   하나 선택</w:t>
+      </w:r>
+      <w:r>
+        <w:br/>
+      </w:r>
+      <w:r>
+        <w:rPr>
+          <w:b w:val="0"/>
+          <w:color w:val="6E6E6E"/>
+          <w:sz w:val="17"/>
+        </w:rPr>
+        <w:t>가이드: 여기는 "그럴 때 뭐라고 하는지"만 적어주세요.</w:t>
       </w:r>
     </w:p>
     <w:p>
@@ -8571,7 +9114,78 @@
           <w:color w:val="1A1A1A"/>
           <w:sz w:val="20"/>
         </w:rPr>
-        <w:t>□ 건강부터 챙기라고 한다  □ 직접 입력 → ____________________</w:t>
+        <w:t>□ 짧게 넘기고 화제를 돌린다  □ 그런 얘기는 안 한다고 말한다  □ 원칙 한마디만 한다  □ 직접 입력 → ____________________</w:t>
+      </w:r>
+    </w:p>
+    <w:p>
+      <w:pPr>
+        <w:keepNext/>
+        <w:keepLines/>
+        <w:spacing w:before="0" w:after="80" w:line="312" w:lineRule="auto"/>
+        <w:ind w:left="227"/>
+      </w:pPr>
+      <w:r>
+        <w:rPr>
+          <w:b w:val="0"/>
+          <w:color w:val="1F4E79"/>
+          <w:sz w:val="20"/>
+        </w:rPr>
+        <w:t xml:space="preserve">실제 하실 법한 말을 한 줄 적어주세요.  </w:t>
+      </w:r>
+      <w:r>
+        <w:rPr>
+          <w:color w:val="6E6E6E"/>
+          <w:sz w:val="17"/>
+        </w:rPr>
+        <w:t>단답 30자 · 선택</w:t>
+      </w:r>
+    </w:p>
+    <w:p>
+      <w:pPr>
+        <w:spacing w:before="0" w:after="120" w:line="276" w:lineRule="auto"/>
+        <w:ind w:left="227"/>
+        <w:keepNext w:val="0"/>
+        <w:keepLines/>
+        <w:pBdr>
+          <w:bottom w:val="single" w:sz="6" w:space="4" w:color="9A9A9A"/>
+        </w:pBdr>
+      </w:pPr>
+      <w:r>
+        <w:rPr>
+          <w:sz w:val="20"/>
+        </w:rPr>
+        <w:t xml:space="preserve"> </w:t>
+      </w:r>
+    </w:p>
+    <w:p>
+      <w:pPr>
+        <w:spacing w:before="300" w:after="100" w:line="300" w:lineRule="auto"/>
+        <w:ind w:left="113" w:right="113"/>
+        <w:keepNext/>
+        <w:keepLines/>
+        <w:shd w:val="clear" w:fill="F1F5F9"/>
+      </w:pPr>
+      <w:r>
+        <w:rPr>
+          <w:b/>
+          <w:sz w:val="21"/>
+        </w:rPr>
+        <w:t xml:space="preserve">M8-10  </w:t>
+      </w:r>
+      <w:r>
+        <w:rPr>
+          <w:b/>
+          <w:color w:val="1A1A1A"/>
+          <w:sz w:val="21"/>
+        </w:rPr>
+        <w:t>사용자가 미안함이나 죄책감을 말하면 ("그때 곁에 못 있어서 죄송해요", "더 잘해드릴걸")</w:t>
+      </w:r>
+      <w:r>
+        <w:rPr>
+          <w:color w:val="6E6E6E"/>
+          <w:sz w:val="17"/>
+        </w:rPr>
+        <w:t xml:space="preserve">   하나 선택</w:t>
       </w:r>
     </w:p>
     <w:p>
@@ -8587,7 +9201,46 @@
           <w:color w:val="1A1A1A"/>
           <w:sz w:val="20"/>
         </w:rPr>
-        <w:t>말 한 줄</w:t>
+        <w:t>□ 괜찮다고 다독이고 미안해할 것 없다고 한다  □ 네가 해준 것으로 충분했다고 말한다</w:t>
+      </w:r>
+    </w:p>
+    <w:p>
+      <w:pPr>
+        <w:keepNext/>
+        <w:keepLines/>
+        <w:spacing w:before="0" w:after="80" w:line="312" w:lineRule="auto"/>
+        <w:ind w:left="227"/>
+      </w:pPr>
+      <w:r>
+        <w:rPr>
+          <w:b w:val="0"/>
+          <w:color w:val="1A1A1A"/>
+          <w:sz w:val="20"/>
+        </w:rPr>
+        <w:t>□ 그 얘기는 그만하자며 안부로 돌린다  □ 직접 입력 → ____________________</w:t>
+      </w:r>
+    </w:p>
+    <w:p>
+      <w:pPr>
+        <w:keepNext/>
+        <w:keepLines/>
+        <w:spacing w:before="0" w:after="80" w:line="312" w:lineRule="auto"/>
+        <w:ind w:left="227"/>
+      </w:pPr>
+      <w:r>
+        <w:rPr>
+          <w:b w:val="0"/>
+          <w:color w:val="1F4E79"/>
+          <w:sz w:val="20"/>
+        </w:rPr>
+        <w:t xml:space="preserve">실제 하실 법한 말을 한 줄 적어주세요.  </w:t>
+      </w:r>
+      <w:r>
+        <w:rPr>
+          <w:color w:val="6E6E6E"/>
+          <w:sz w:val="17"/>
+        </w:rPr>
+        <w:t>단답 30자 · 선택</w:t>
       </w:r>
     </w:p>
     <w:p>
@@ -8609,332 +9262,7 @@
     </w:p>
     <w:p>
       <w:pPr>
-        <w:spacing w:before="300" w:after="100" w:line="300" w:lineRule="auto"/>
-        <w:ind w:left="113" w:right="113"/>
         <w:keepNext/>
-        <w:keepLines/>
-        <w:shd w:val="clear" w:fill="F1F5F9"/>
-      </w:pPr>
-      <w:r>
-        <w:rPr>
-          <w:b/>
-          <w:sz w:val="21"/>
-        </w:rPr>
-        <w:t xml:space="preserve">M8-07  </w:t>
-      </w:r>
-      <w:r>
-        <w:rPr>
-          <w:b/>
-          <w:color w:val="1A1A1A"/>
-          <w:sz w:val="21"/>
-        </w:rPr>
-        <w:t>결혼이나 연애 고민을 이야기하면</w:t>
-      </w:r>
-    </w:p>
-    <w:p>
-      <w:pPr>
-        <w:keepNext/>
-        <w:keepLines/>
-        <w:spacing w:before="0" w:after="80" w:line="312" w:lineRule="auto"/>
-        <w:ind w:left="227"/>
-      </w:pPr>
-      <w:r>
-        <w:rPr>
-          <w:b w:val="0"/>
-          <w:color w:val="1A1A1A"/>
-          <w:sz w:val="20"/>
-        </w:rPr>
-        <w:t>□ 믿고 잘하라고 한다  □ 신중하라고 한다  □ 캐묻지 않고 응원한다  □ 직접 입력 → ____________________</w:t>
-      </w:r>
-    </w:p>
-    <w:p>
-      <w:pPr>
-        <w:keepNext/>
-        <w:keepLines/>
-        <w:spacing w:before="0" w:after="80" w:line="312" w:lineRule="auto"/>
-        <w:ind w:left="227"/>
-      </w:pPr>
-      <w:r>
-        <w:rPr>
-          <w:b w:val="0"/>
-          <w:color w:val="1A1A1A"/>
-          <w:sz w:val="20"/>
-        </w:rPr>
-        <w:t>말 한 줄</w:t>
-      </w:r>
-    </w:p>
-    <w:p>
-      <w:pPr>
-        <w:spacing w:before="0" w:after="120" w:line="276" w:lineRule="auto"/>
-        <w:ind w:left="227"/>
-        <w:keepNext w:val="0"/>
-        <w:keepLines/>
-        <w:pBdr>
-          <w:bottom w:val="single" w:sz="6" w:space="4" w:color="9A9A9A"/>
-        </w:pBdr>
-      </w:pPr>
-      <w:r>
-        <w:rPr>
-          <w:sz w:val="20"/>
-        </w:rPr>
-        <w:t xml:space="preserve"> </w:t>
-      </w:r>
-    </w:p>
-    <w:p>
-      <w:pPr>
-        <w:spacing w:before="300" w:after="100" w:line="300" w:lineRule="auto"/>
-        <w:ind w:left="113" w:right="113"/>
-        <w:keepNext/>
-        <w:keepLines/>
-        <w:shd w:val="clear" w:fill="F1F5F9"/>
-      </w:pPr>
-      <w:r>
-        <w:rPr>
-          <w:b/>
-          <w:sz w:val="21"/>
-        </w:rPr>
-        <w:t xml:space="preserve">M8-08  </w:t>
-      </w:r>
-      <w:r>
-        <w:rPr>
-          <w:b/>
-          <w:color w:val="1A1A1A"/>
-          <w:sz w:val="21"/>
-        </w:rPr>
-        <w:t>모르는 것을 물으면</w:t>
-      </w:r>
-      <w:r>
-        <w:br/>
-      </w:r>
-      <w:r>
-        <w:rPr>
-          <w:b w:val="0"/>
-          <w:color w:val="B03A2B"/>
-          <w:sz w:val="17"/>
-        </w:rPr>
-        <w:t>예: "그건 내가 잘 모르겠구나"</w:t>
-      </w:r>
-      <w:r>
-        <w:br/>
-      </w:r>
-      <w:r>
-        <w:rPr>
-          <w:b w:val="0"/>
-          <w:color w:val="6E6E6E"/>
-          <w:sz w:val="17"/>
-        </w:rPr>
-        <w:t>가이드: "기억 안 나" 계열은 쓸 수 없어요.</w:t>
-      </w:r>
-    </w:p>
-    <w:p>
-      <w:pPr>
-        <w:keepNext/>
-        <w:keepLines/>
-        <w:spacing w:before="0" w:after="80" w:line="312" w:lineRule="auto"/>
-        <w:ind w:left="227"/>
-      </w:pPr>
-      <w:r>
-        <w:rPr>
-          <w:b w:val="0"/>
-          <w:color w:val="1A1A1A"/>
-          <w:sz w:val="20"/>
-        </w:rPr>
-        <w:t>그분다운 "모르겠다" 표현</w:t>
-      </w:r>
-    </w:p>
-    <w:p>
-      <w:pPr>
-        <w:spacing w:before="0" w:after="120" w:line="276" w:lineRule="auto"/>
-        <w:ind w:left="227"/>
-        <w:keepNext w:val="0"/>
-        <w:keepLines/>
-        <w:pBdr>
-          <w:bottom w:val="single" w:sz="6" w:space="4" w:color="9A9A9A"/>
-        </w:pBdr>
-      </w:pPr>
-      <w:r>
-        <w:rPr>
-          <w:sz w:val="20"/>
-        </w:rPr>
-        <w:t xml:space="preserve"> </w:t>
-      </w:r>
-    </w:p>
-    <w:p>
-      <w:pPr>
-        <w:spacing w:before="300" w:after="100" w:line="300" w:lineRule="auto"/>
-        <w:ind w:left="113" w:right="113"/>
-        <w:keepNext/>
-        <w:keepLines/>
-        <w:shd w:val="clear" w:fill="F1F5F9"/>
-      </w:pPr>
-      <w:r>
-        <w:rPr>
-          <w:b/>
-          <w:sz w:val="21"/>
-        </w:rPr>
-        <w:t xml:space="preserve">M8-09  </w:t>
-      </w:r>
-      <w:r>
-        <w:rPr>
-          <w:b/>
-          <w:color w:val="1A1A1A"/>
-          <w:sz w:val="21"/>
-        </w:rPr>
-        <w:t>돈·상속·정치 같은 주제를 물으면</w:t>
-      </w:r>
-      <w:r>
-        <w:br/>
-      </w:r>
-      <w:r>
-        <w:rPr>
-          <w:b w:val="0"/>
-          <w:color w:val="6E6E6E"/>
-          <w:sz w:val="17"/>
-        </w:rPr>
-        <w:t>가이드: 여기는 "그럴 때 뭐라고 하는지"만 적어주세요.</w:t>
-      </w:r>
-    </w:p>
-    <w:p>
-      <w:pPr>
-        <w:keepNext/>
-        <w:keepLines/>
-        <w:spacing w:before="0" w:after="80" w:line="312" w:lineRule="auto"/>
-        <w:ind w:left="227"/>
-      </w:pPr>
-      <w:r>
-        <w:rPr>
-          <w:b w:val="0"/>
-          <w:color w:val="1A1A1A"/>
-          <w:sz w:val="20"/>
-        </w:rPr>
-        <w:t>□ 짧게 넘기고 화제를 돌린다  □ 그런 얘기는 안 한다고 말한다  □ 원칙 한마디만 한다  □ 직접 입력 → ____________________</w:t>
-      </w:r>
-    </w:p>
-    <w:p>
-      <w:pPr>
-        <w:keepNext/>
-        <w:keepLines/>
-        <w:spacing w:before="0" w:after="80" w:line="312" w:lineRule="auto"/>
-        <w:ind w:left="227"/>
-      </w:pPr>
-      <w:r>
-        <w:rPr>
-          <w:b w:val="0"/>
-          <w:color w:val="1A1A1A"/>
-          <w:sz w:val="20"/>
-        </w:rPr>
-        <w:t>말 한 줄</w:t>
-      </w:r>
-    </w:p>
-    <w:p>
-      <w:pPr>
-        <w:spacing w:before="0" w:after="120" w:line="276" w:lineRule="auto"/>
-        <w:ind w:left="227"/>
-        <w:keepNext w:val="0"/>
-        <w:keepLines/>
-        <w:pBdr>
-          <w:bottom w:val="single" w:sz="6" w:space="4" w:color="9A9A9A"/>
-        </w:pBdr>
-      </w:pPr>
-      <w:r>
-        <w:rPr>
-          <w:sz w:val="20"/>
-        </w:rPr>
-        <w:t xml:space="preserve"> </w:t>
-      </w:r>
-    </w:p>
-    <w:p>
-      <w:pPr>
-        <w:spacing w:before="300" w:after="100" w:line="300" w:lineRule="auto"/>
-        <w:ind w:left="113" w:right="113"/>
-        <w:keepNext/>
-        <w:keepLines/>
-        <w:shd w:val="clear" w:fill="F1F5F9"/>
-      </w:pPr>
-      <w:r>
-        <w:rPr>
-          <w:b/>
-          <w:sz w:val="21"/>
-        </w:rPr>
-        <w:t xml:space="preserve">M8-10  </w:t>
-      </w:r>
-      <w:r>
-        <w:rPr>
-          <w:b/>
-          <w:color w:val="1A1A1A"/>
-          <w:sz w:val="21"/>
-        </w:rPr>
-        <w:t>사용자가 미안함이나 죄책감을 말하면 ("그때 곁에 못 있어서 죄송해요", "더 잘해드릴걸")</w:t>
-      </w:r>
-    </w:p>
-    <w:p>
-      <w:pPr>
-        <w:keepNext/>
-        <w:keepLines/>
-        <w:spacing w:before="0" w:after="80" w:line="312" w:lineRule="auto"/>
-        <w:ind w:left="227"/>
-      </w:pPr>
-      <w:r>
-        <w:rPr>
-          <w:b w:val="0"/>
-          <w:color w:val="1A1A1A"/>
-          <w:sz w:val="20"/>
-        </w:rPr>
-        <w:t>□ 괜찮다고 다독이고 미안해할 것 없다고 한다  □ 네가 해준 것으로 충분했다고 말한다</w:t>
-      </w:r>
-    </w:p>
-    <w:p>
-      <w:pPr>
-        <w:keepNext/>
-        <w:keepLines/>
-        <w:spacing w:before="0" w:after="80" w:line="312" w:lineRule="auto"/>
-        <w:ind w:left="227"/>
-      </w:pPr>
-      <w:r>
-        <w:rPr>
-          <w:b w:val="0"/>
-          <w:color w:val="1A1A1A"/>
-          <w:sz w:val="20"/>
-        </w:rPr>
-        <w:t>□ 그 얘기는 그만하자며 안부로 돌린다  □ 직접 입력 → ____________________</w:t>
-      </w:r>
-    </w:p>
-    <w:p>
-      <w:pPr>
-        <w:keepNext/>
-        <w:keepLines/>
-        <w:spacing w:before="0" w:after="80" w:line="312" w:lineRule="auto"/>
-        <w:ind w:left="227"/>
-      </w:pPr>
-      <w:r>
-        <w:rPr>
-          <w:b w:val="0"/>
-          <w:color w:val="1A1A1A"/>
-          <w:sz w:val="20"/>
-        </w:rPr>
-        <w:t>말 한 줄</w:t>
-      </w:r>
-    </w:p>
-    <w:p>
-      <w:pPr>
-        <w:spacing w:before="0" w:after="120" w:line="276" w:lineRule="auto"/>
-        <w:ind w:left="227"/>
-        <w:keepNext w:val="0"/>
-        <w:keepLines/>
-        <w:pBdr>
-          <w:bottom w:val="single" w:sz="6" w:space="4" w:color="9A9A9A"/>
-        </w:pBdr>
-      </w:pPr>
-      <w:r>
-        <w:rPr>
-          <w:sz w:val="20"/>
-        </w:rPr>
-        <w:t xml:space="preserve"> </w:t>
-      </w:r>
-    </w:p>
-    <w:p>
-      <w:pPr>
-        <w:keepNext w:val="0"/>
         <w:keepLines/>
         <w:spacing w:before="600" w:after="160" w:line="312" w:lineRule="auto"/>
         <w:ind w:left="0"/>
@@ -9639,6 +9967,13 @@
         </w:rPr>
         <w:t>(P1-02에서 "본인"을 고르셨다면) 내가 지정한 금기는 나중에 가족이 요청해도 바뀌지 않습니다. 확인하셨나요?</w:t>
       </w:r>
+      <w:r>
+        <w:rPr>
+          <w:color w:val="6E6E6E"/>
+          <w:sz w:val="17"/>
+        </w:rPr>
+        <w:t xml:space="preserve">   예 / 아니요</w:t>
+      </w:r>
     </w:p>
     <w:p>
       <w:pPr>
@@ -9684,7 +10019,7 @@
           <w:color w:val="6E6E6E"/>
           <w:sz w:val="17"/>
         </w:rPr>
-        <w:t xml:space="preserve">   표</w:t>
+        <w:t xml:space="preserve">   표 0~5행</w:t>
       </w:r>
       <w:r>
         <w:br/>
@@ -9695,7 +10030,7 @@
           <w:color w:val="6E6E6E"/>
           <w:sz w:val="17"/>
         </w:rPr>
-        <w:t>안내: 앞에서 "특정 사람 이야기를 먼저 꺼내기"를 고르셨다면 그 사람이 여기 자동으로 들어옵니다.</w:t>
+        <w:t>가이드: 앞에서 "특정 사람 이야기를 먼저 꺼내기"를 고르셨다면 그 사람이 여기 자동으로 들어옵니다.</w:t>
       </w:r>
     </w:p>
     <w:tbl>
@@ -9856,7 +10191,7 @@
     </w:p>
     <w:p>
       <w:pPr>
-        <w:keepNext w:val="0"/>
+        <w:keepNext/>
         <w:keepLines/>
         <w:spacing w:before="600" w:after="160" w:line="312" w:lineRule="auto"/>
         <w:ind w:left="0"/>
@@ -9891,15 +10226,97 @@
           <w:color w:val="1A1A1A"/>
           <w:sz w:val="21"/>
         </w:rPr>
-        <w:t>그분이 언제 돌아가셨는지, 편하신 만큼만요.</w:t>
+        <w:t>언제 돌아가셨나요?</w:t>
+      </w:r>
+      <w:r>
+        <w:rPr>
+          <w:color w:val="6E6E6E"/>
+          <w:sz w:val="17"/>
+        </w:rPr>
+        <w:t xml:space="preserve">   단답 10자</w:t>
+      </w:r>
+    </w:p>
+    <w:p>
+      <w:pPr>
+        <w:spacing w:before="0" w:after="40" w:line="276" w:lineRule="auto"/>
+        <w:ind w:left="227" w:right="5216"/>
+        <w:keepNext/>
+        <w:keepLines/>
+        <w:pBdr>
+          <w:bottom w:val="single" w:sz="6" w:space="4" w:color="9A9A9A"/>
+        </w:pBdr>
+      </w:pPr>
+      <w:r>
+        <w:rPr>
+          <w:sz w:val="20"/>
+        </w:rPr>
+        <w:t xml:space="preserve"> </w:t>
       </w:r>
     </w:p>
     <w:p>
       <w:pPr>
         <w:keepNext w:val="0"/>
         <w:keepLines/>
+        <w:spacing w:before="0" w:after="140" w:line="312" w:lineRule="auto"/>
+        <w:ind w:left="227"/>
+      </w:pPr>
+      <w:r>
+        <w:rPr>
+          <w:b w:val="0"/>
+          <w:color w:val="6E6E6E"/>
+          <w:sz w:val="18"/>
+        </w:rPr>
+        <w:t>□ 모름  □ 말하지 않음</w:t>
+      </w:r>
+    </w:p>
+    <w:p>
+      <w:pPr>
+        <w:spacing w:before="300" w:after="100" w:line="300" w:lineRule="auto"/>
+        <w:ind w:left="113" w:right="113"/>
+        <w:keepNext/>
+        <w:keepLines/>
+        <w:shd w:val="clear" w:fill="F1F5F9"/>
+      </w:pPr>
+      <w:r>
+        <w:rPr>
+          <w:b/>
+          <w:sz w:val="21"/>
+        </w:rPr>
+        <w:t xml:space="preserve">T1-02  </w:t>
+      </w:r>
+      <w:r>
+        <w:rPr>
+          <w:b/>
+          <w:color w:val="1A1A1A"/>
+          <w:sz w:val="21"/>
+        </w:rPr>
+        <w:t>어떻게 돌아가셨나요?</w:t>
+      </w:r>
+      <w:r>
+        <w:rPr>
+          <w:color w:val="6E6E6E"/>
+          <w:sz w:val="17"/>
+        </w:rPr>
+        <w:t xml:space="preserve">   하나 선택</w:t>
+      </w:r>
+      <w:r>
+        <w:br/>
+      </w:r>
+      <w:r>
+        <w:rPr>
+          <w:b w:val="0"/>
+          <w:color w:val="6E6E6E"/>
+          <w:sz w:val="17"/>
+        </w:rPr>
+        <w:t>가이드: 페르소나가 자기 일을 알고 있어야, 가족이 그때 이야기를 꺼냈을 때 답할 수 있어요. "말하고 싶지 않음"을 고르면 페르소나는 "그 얘기는 하지 말자"로만 답합니다.</w:t>
+      </w:r>
+    </w:p>
+    <w:p>
+      <w:pPr>
+        <w:keepNext/>
+        <w:keepLines/>
         <w:spacing w:before="0" w:after="80" w:line="312" w:lineRule="auto"/>
-        <w:ind w:left="227"/>
+        <w:ind w:left="283"/>
       </w:pPr>
       <w:r>
         <w:rPr>
@@ -9907,7 +10324,71 @@
           <w:color w:val="1A1A1A"/>
           <w:sz w:val="20"/>
         </w:rPr>
-        <w:t>□ 연도 → ______  □ 연도+월 → ______  □ 말하지 않음</w:t>
+        <w:t>□ 오래 투병하시다가</w:t>
+      </w:r>
+    </w:p>
+    <w:p>
+      <w:pPr>
+        <w:keepNext/>
+        <w:keepLines/>
+        <w:spacing w:before="0" w:after="80" w:line="312" w:lineRule="auto"/>
+        <w:ind w:left="283"/>
+      </w:pPr>
+      <w:r>
+        <w:rPr>
+          <w:b w:val="0"/>
+          <w:color w:val="1A1A1A"/>
+          <w:sz w:val="20"/>
+        </w:rPr>
+        <w:t>□ 수술·치료 중에</w:t>
+      </w:r>
+    </w:p>
+    <w:p>
+      <w:pPr>
+        <w:keepNext/>
+        <w:keepLines/>
+        <w:spacing w:before="0" w:after="80" w:line="312" w:lineRule="auto"/>
+        <w:ind w:left="283"/>
+      </w:pPr>
+      <w:r>
+        <w:rPr>
+          <w:b w:val="0"/>
+          <w:color w:val="1A1A1A"/>
+          <w:sz w:val="20"/>
+        </w:rPr>
+        <w:t>□ 갑작스럽게 (사고·급성 질환)</w:t>
+      </w:r>
+    </w:p>
+    <w:p>
+      <w:pPr>
+        <w:keepNext/>
+        <w:keepLines/>
+        <w:spacing w:before="0" w:after="80" w:line="312" w:lineRule="auto"/>
+        <w:ind w:left="283"/>
+      </w:pPr>
+      <w:r>
+        <w:rPr>
+          <w:b w:val="0"/>
+          <w:color w:val="1A1A1A"/>
+          <w:sz w:val="20"/>
+        </w:rPr>
+        <w:t>□ 노환으로 편안하게</w:t>
+      </w:r>
+    </w:p>
+    <w:p>
+      <w:pPr>
+        <w:keepNext w:val="0"/>
+        <w:keepLines/>
+        <w:spacing w:before="0" w:after="80" w:line="312" w:lineRule="auto"/>
+        <w:ind w:left="283"/>
+      </w:pPr>
+      <w:r>
+        <w:rPr>
+          <w:b w:val="0"/>
+          <w:color w:val="1A1A1A"/>
+          <w:sz w:val="20"/>
+        </w:rPr>
+        <w:t>□ 말하고 싶지 않음</w:t>
       </w:r>
     </w:p>
     <w:p>
@@ -9923,7 +10404,7 @@
           <w:b/>
           <w:sz w:val="21"/>
         </w:rPr>
-        <w:t xml:space="preserve">T1-02  </w:t>
+        <w:t xml:space="preserve">T1-03  </w:t>
       </w:r>
       <w:r>
         <w:rPr>
@@ -9931,14 +10412,14 @@
           <w:color w:val="1A1A1A"/>
           <w:sz w:val="21"/>
         </w:rPr>
-        <w:t>어떻게 돌아가셨나요?</w:t>
+        <w:t>마지막 시기에 곁에 있었던 가족과, 있지 못했던 가족은요?</w:t>
       </w:r>
       <w:r>
         <w:rPr>
           <w:color w:val="6E6E6E"/>
           <w:sz w:val="17"/>
         </w:rPr>
-        <w:t xml:space="preserve">   하나 선택</w:t>
+        <w:t xml:space="preserve">   표 0~10행</w:t>
       </w:r>
       <w:r>
         <w:br/>
@@ -9949,129 +10430,7 @@
           <w:color w:val="6E6E6E"/>
           <w:sz w:val="17"/>
         </w:rPr>
-        <w:t>안내: 페르소나가 자기 일을 알고 있어야, 가족이 그때 이야기를 꺼냈을 때 답할 수 있어요. "말하고 싶지 않음"을 고르면 페르소나는 "그 얘기는 하지 말자"로만 답합니다.</w:t>
-      </w:r>
-    </w:p>
-    <w:p>
-      <w:pPr>
-        <w:keepNext/>
-        <w:keepLines/>
-        <w:spacing w:before="0" w:after="80" w:line="312" w:lineRule="auto"/>
-        <w:ind w:left="283"/>
-      </w:pPr>
-      <w:r>
-        <w:rPr>
-          <w:b w:val="0"/>
-          <w:color w:val="1A1A1A"/>
-          <w:sz w:val="20"/>
-        </w:rPr>
-        <w:t>□ 오래 투병하시다가</w:t>
-      </w:r>
-    </w:p>
-    <w:p>
-      <w:pPr>
-        <w:keepNext/>
-        <w:keepLines/>
-        <w:spacing w:before="0" w:after="80" w:line="312" w:lineRule="auto"/>
-        <w:ind w:left="283"/>
-      </w:pPr>
-      <w:r>
-        <w:rPr>
-          <w:b w:val="0"/>
-          <w:color w:val="1A1A1A"/>
-          <w:sz w:val="20"/>
-        </w:rPr>
-        <w:t>□ 수술·치료 중에</w:t>
-      </w:r>
-    </w:p>
-    <w:p>
-      <w:pPr>
-        <w:keepNext/>
-        <w:keepLines/>
-        <w:spacing w:before="0" w:after="80" w:line="312" w:lineRule="auto"/>
-        <w:ind w:left="283"/>
-      </w:pPr>
-      <w:r>
-        <w:rPr>
-          <w:b w:val="0"/>
-          <w:color w:val="1A1A1A"/>
-          <w:sz w:val="20"/>
-        </w:rPr>
-        <w:t>□ 갑작스럽게 (사고·급성 질환)</w:t>
-      </w:r>
-    </w:p>
-    <w:p>
-      <w:pPr>
-        <w:keepNext/>
-        <w:keepLines/>
-        <w:spacing w:before="0" w:after="80" w:line="312" w:lineRule="auto"/>
-        <w:ind w:left="283"/>
-      </w:pPr>
-      <w:r>
-        <w:rPr>
-          <w:b w:val="0"/>
-          <w:color w:val="1A1A1A"/>
-          <w:sz w:val="20"/>
-        </w:rPr>
-        <w:t>□ 노환으로 편안하게</w:t>
-      </w:r>
-    </w:p>
-    <w:p>
-      <w:pPr>
-        <w:keepNext w:val="0"/>
-        <w:keepLines/>
-        <w:spacing w:before="0" w:after="80" w:line="312" w:lineRule="auto"/>
-        <w:ind w:left="283"/>
-      </w:pPr>
-      <w:r>
-        <w:rPr>
-          <w:b w:val="0"/>
-          <w:color w:val="1A1A1A"/>
-          <w:sz w:val="20"/>
-        </w:rPr>
-        <w:t>□ 말하고 싶지 않음</w:t>
-      </w:r>
-    </w:p>
-    <w:p>
-      <w:pPr>
-        <w:spacing w:before="300" w:after="100" w:line="300" w:lineRule="auto"/>
-        <w:ind w:left="113" w:right="113"/>
-        <w:keepNext/>
-        <w:keepLines/>
-        <w:shd w:val="clear" w:fill="F1F5F9"/>
-      </w:pPr>
-      <w:r>
-        <w:rPr>
-          <w:b/>
-          <w:sz w:val="21"/>
-        </w:rPr>
-        <w:t xml:space="preserve">T1-03  </w:t>
-      </w:r>
-      <w:r>
-        <w:rPr>
-          <w:b/>
-          <w:color w:val="1A1A1A"/>
-          <w:sz w:val="21"/>
-        </w:rPr>
-        <w:t>마지막 시기에 곁에 있었던 가족과, 있지 못했던 가족은요?</w:t>
-      </w:r>
-      <w:r>
-        <w:rPr>
-          <w:color w:val="6E6E6E"/>
-          <w:sz w:val="17"/>
-        </w:rPr>
-        <w:t xml:space="preserve">   표 0~10행</w:t>
-      </w:r>
-      <w:r>
-        <w:br/>
-      </w:r>
-      <w:r>
-        <w:rPr>
-          <w:b w:val="0"/>
-          <w:color w:val="6E6E6E"/>
-          <w:sz w:val="17"/>
-        </w:rPr>
-        <w:t>안내: 곁에 못 있던 가족이 미안함을 말하면 페르소나가 그 사실을 알고 받아줍니다.</w:t>
+        <w:t>가이드: 곁에 못 있던 가족이 미안함을 말하면 페르소나가 그 사실을 알고 받아줍니다.</w:t>
       </w:r>
     </w:p>
     <w:tbl>
@@ -10316,7 +10675,7 @@
     </w:p>
     <w:p>
       <w:pPr>
-        <w:keepNext w:val="0"/>
+        <w:keepNext/>
         <w:keepLines/>
         <w:spacing w:before="0" w:after="80" w:line="312" w:lineRule="auto"/>
         <w:ind w:left="227"/>
@@ -10353,10 +10712,17 @@
         </w:rPr>
         <w:t>원본 그대로 듣기 힘든 녹음·영상이 있다면 표시해주세요.</w:t>
       </w:r>
-    </w:p>
-    <w:p>
-      <w:pPr>
-        <w:keepNext w:val="0"/>
+      <w:r>
+        <w:rPr>
+          <w:color w:val="6E6E6E"/>
+          <w:sz w:val="17"/>
+        </w:rPr>
+        <w:t xml:space="preserve">   예 / 아니요</w:t>
+      </w:r>
+    </w:p>
+    <w:p>
+      <w:pPr>
+        <w:keepNext/>
         <w:keepLines/>
         <w:spacing w:before="0" w:after="80" w:line="312" w:lineRule="auto"/>
         <w:ind w:left="227"/>
@@ -10393,6 +10759,13 @@
         </w:rPr>
         <w:t>기일이나 생신에 기억을 꺼내드리는 알림을 원하시나요?</w:t>
       </w:r>
+      <w:r>
+        <w:rPr>
+          <w:color w:val="6E6E6E"/>
+          <w:sz w:val="17"/>
+        </w:rPr>
+        <w:t xml:space="preserve">   하나 선택</w:t>
+      </w:r>
     </w:p>
     <w:p>
       <w:pPr>
@@ -10433,6 +10806,13 @@
         </w:rPr>
         <w:t>핵심 몇 가지만으로 시작해서, 대화하고 답하실수록 그분다워집니다. 준비되셨나요?</w:t>
       </w:r>
+      <w:r>
+        <w:rPr>
+          <w:color w:val="6E6E6E"/>
+          <w:sz w:val="17"/>
+        </w:rPr>
+        <w:t xml:space="preserve">   확인</w:t>
+      </w:r>
     </w:p>
     <w:p>
       <w:pPr>
@@ -10452,7 +10832,7 @@
     </w:p>
     <w:p>
       <w:pPr>
-        <w:keepNext w:val="0"/>
+        <w:keepNext/>
         <w:keepLines/>
         <w:spacing w:before="600" w:after="160" w:line="312" w:lineRule="auto"/>
         <w:ind w:left="0"/>
@@ -10816,7 +11196,7 @@
       <w:pPr>
         <w:spacing w:before="0" w:after="120" w:line="276" w:lineRule="auto"/>
         <w:ind w:left="227"/>
-        <w:keepNext w:val="0"/>
+        <w:keepNext/>
         <w:keepLines/>
         <w:pBdr>
           <w:bottom w:val="single" w:sz="6" w:space="4" w:color="9A9A9A"/>
@@ -10886,10 +11266,17 @@
       <w:r>
         <w:rPr>
           <w:b w:val="0"/>
-          <w:color w:val="1A1A1A"/>
+          <w:color w:val="1F4E79"/>
           <w:sz w:val="20"/>
         </w:rPr>
-        <w:t>이유 (선택, 1~2문장):</w:t>
+        <w:t xml:space="preserve">그렇게 느꼈으면 하는 이유가 있으면 적어주세요.  </w:t>
+      </w:r>
+      <w:r>
+        <w:rPr>
+          <w:color w:val="6E6E6E"/>
+          <w:sz w:val="17"/>
+        </w:rPr>
+        <w:t>서술 1~2문장 · 선택</w:t>
       </w:r>
     </w:p>
     <w:p>
@@ -10932,10 +11319,17 @@
         </w:rPr>
         <w:t>사후 사용 여부는 여기서 정하지 않아요. 별도 동의서에서만 정합니다.</w:t>
       </w:r>
-    </w:p>
-    <w:p>
-      <w:pPr>
-        <w:keepNext w:val="0"/>
+      <w:r>
+        <w:rPr>
+          <w:color w:val="6E6E6E"/>
+          <w:sz w:val="17"/>
+        </w:rPr>
+        <w:t xml:space="preserve">   확인</w:t>
+      </w:r>
+    </w:p>
+    <w:p>
+      <w:pPr>
+        <w:keepNext/>
         <w:keepLines/>
         <w:spacing w:before="0" w:after="80" w:line="312" w:lineRule="auto"/>
         <w:ind w:left="227"/>
@@ -10951,7 +11345,7 @@
     </w:p>
     <w:p>
       <w:pPr>
-        <w:keepNext w:val="0"/>
+        <w:keepNext/>
         <w:keepLines/>
         <w:spacing w:before="600" w:after="160" w:line="312" w:lineRule="auto"/>
         <w:ind w:left="0"/>
@@ -11035,6 +11429,13 @@
         </w:rPr>
         <w:t>그분 본인의 동의 낭독이 필요해요. 링크의 첫 질문으로 보내드릴까요?</w:t>
       </w:r>
+      <w:r>
+        <w:rPr>
+          <w:color w:val="6E6E6E"/>
+          <w:sz w:val="17"/>
+        </w:rPr>
+        <w:t xml:space="preserve">   하나 선택</w:t>
+      </w:r>
     </w:p>
     <w:p>
       <w:pPr>
@@ -11075,6 +11476,13 @@
         </w:rPr>
         <w:t>그분과 보통 얼마나 자주 통화하세요?</w:t>
       </w:r>
+      <w:r>
+        <w:rPr>
+          <w:color w:val="6E6E6E"/>
+          <w:sz w:val="17"/>
+        </w:rPr>
+        <w:t xml:space="preserve">   하나 선택</w:t>
+      </w:r>
     </w:p>
     <w:p>
       <w:pPr>
@@ -11094,7 +11502,7 @@
     </w:p>
     <w:p>
       <w:pPr>
-        <w:keepNext w:val="0"/>
+        <w:keepNext/>
         <w:keepLines/>
         <w:spacing w:before="600" w:after="160" w:line="312" w:lineRule="auto"/>
         <w:ind w:left="0"/>
@@ -11252,6 +11660,96 @@
     </w:p>
     <w:p>
       <w:pPr>
+        <w:spacing w:before="0" w:after="120" w:line="276" w:lineRule="auto"/>
+        <w:ind w:left="227"/>
+        <w:keepNext/>
+        <w:keepLines/>
+        <w:pBdr>
+          <w:bottom w:val="single" w:sz="6" w:space="4" w:color="9A9A9A"/>
+        </w:pBdr>
+      </w:pPr>
+      <w:r>
+        <w:rPr>
+          <w:sz w:val="20"/>
+        </w:rPr>
+        <w:t xml:space="preserve"> </w:t>
+      </w:r>
+    </w:p>
+    <w:p>
+      <w:pPr>
+        <w:spacing w:before="0" w:after="120" w:line="276" w:lineRule="auto"/>
+        <w:ind w:left="227"/>
+        <w:keepNext/>
+        <w:keepLines/>
+        <w:pBdr>
+          <w:bottom w:val="single" w:sz="6" w:space="4" w:color="9A9A9A"/>
+        </w:pBdr>
+      </w:pPr>
+      <w:r>
+        <w:rPr>
+          <w:sz w:val="20"/>
+        </w:rPr>
+        <w:t xml:space="preserve"> </w:t>
+      </w:r>
+    </w:p>
+    <w:p>
+      <w:pPr>
+        <w:keepNext/>
+        <w:keepLines/>
+        <w:spacing w:before="0" w:after="80" w:line="312" w:lineRule="auto"/>
+        <w:ind w:left="227"/>
+      </w:pPr>
+      <w:r>
+        <w:rPr>
+          <w:b w:val="0"/>
+          <w:color w:val="1F4E79"/>
+          <w:sz w:val="20"/>
+        </w:rPr>
+        <w:t xml:space="preserve">누구에게 하는 말인지 적어주세요.  </w:t>
+      </w:r>
+      <w:r>
+        <w:rPr>
+          <w:color w:val="6E6E6E"/>
+          <w:sz w:val="17"/>
+        </w:rPr>
+        <w:t>단답 15자</w:t>
+      </w:r>
+    </w:p>
+    <w:p>
+      <w:pPr>
+        <w:spacing w:before="0" w:after="120" w:line="276" w:lineRule="auto"/>
+        <w:ind w:left="227"/>
+        <w:keepNext/>
+        <w:keepLines/>
+        <w:pBdr>
+          <w:bottom w:val="single" w:sz="6" w:space="4" w:color="9A9A9A"/>
+        </w:pBdr>
+      </w:pPr>
+      <w:r>
+        <w:rPr>
+          <w:sz w:val="20"/>
+        </w:rPr>
+        <w:t xml:space="preserve"> </w:t>
+      </w:r>
+    </w:p>
+    <w:p>
+      <w:pPr>
+        <w:keepNext/>
+        <w:keepLines/>
+        <w:spacing w:before="600" w:after="160" w:line="312" w:lineRule="auto"/>
+        <w:ind w:left="0"/>
+      </w:pPr>
+      <w:r>
+        <w:rPr>
+          <w:b/>
+          <w:color w:val="1F4E79"/>
+          <w:sz w:val="24"/>
+        </w:rPr>
+        <w:t>T5·T6 (치매 진단 가족 / 어린 자녀)</w:t>
+      </w:r>
+    </w:p>
+    <w:p>
+      <w:pPr>
         <w:keepNext/>
         <w:keepLines/>
         <w:spacing w:before="0" w:after="80" w:line="312" w:lineRule="auto"/>
@@ -11263,41 +11761,31 @@
           <w:color w:val="1A1A1A"/>
           <w:sz w:val="20"/>
         </w:rPr>
-        <w:t>받는 사람: ____________</w:t>
-      </w:r>
-    </w:p>
-    <w:p>
-      <w:pPr>
-        <w:spacing w:before="0" w:after="120" w:line="276" w:lineRule="auto"/>
-        <w:ind w:left="227"/>
+        <w:t>법률 검토 전이라 아직 열지 않습니다.</w:t>
+      </w:r>
+    </w:p>
+    <w:p>
+      <w:r>
+        <w:br w:type="page"/>
+      </w:r>
+    </w:p>
+    <w:p>
+      <w:pPr>
+        <w:spacing w:before="0" w:after="180" w:line="312" w:lineRule="auto"/>
+        <w:ind w:left="0"/>
         <w:keepNext/>
         <w:keepLines/>
         <w:pBdr>
-          <w:bottom w:val="single" w:sz="6" w:space="4" w:color="9A9A9A"/>
+          <w:bottom w:val="single" w:sz="12" w:space="4" w:color="1F4E79"/>
         </w:pBdr>
       </w:pPr>
       <w:r>
         <w:rPr>
-          <w:sz w:val="20"/>
-        </w:rPr>
-        <w:t xml:space="preserve"> </w:t>
-      </w:r>
-    </w:p>
-    <w:p>
-      <w:pPr>
-        <w:spacing w:before="0" w:after="120" w:line="276" w:lineRule="auto"/>
-        <w:ind w:left="227"/>
-        <w:keepNext w:val="0"/>
-        <w:keepLines/>
-        <w:pBdr>
-          <w:bottom w:val="single" w:sz="6" w:space="4" w:color="9A9A9A"/>
-        </w:pBdr>
-      </w:pPr>
-      <w:r>
-        <w:rPr>
-          <w:sz w:val="20"/>
-        </w:rPr>
-        <w:t xml:space="preserve"> </w:t>
+          <w:b/>
+          <w:color w:val="1F4E79"/>
+          <w:sz w:val="30"/>
+        </w:rPr>
+        <w:t>PART 5. 검수</w:t>
       </w:r>
     </w:p>
     <w:p>
@@ -11313,12 +11801,12 @@
           <w:color w:val="1F4E79"/>
           <w:sz w:val="24"/>
         </w:rPr>
-        <w:t>T5·T6 (치매 진단 가족 / 어린 자녀)</w:t>
-      </w:r>
-    </w:p>
-    <w:p>
-      <w:pPr>
-        <w:keepNext w:val="0"/>
+        <w:t>본인이 작성한 경우</w:t>
+      </w:r>
+    </w:p>
+    <w:p>
+      <w:pPr>
+        <w:keepNext/>
         <w:keepLines/>
         <w:spacing w:before="0" w:after="80" w:line="312" w:lineRule="auto"/>
         <w:ind w:left="227"/>
@@ -11329,31 +11817,71 @@
           <w:color w:val="1A1A1A"/>
           <w:sz w:val="20"/>
         </w:rPr>
-        <w:t>법률 검토 전이라 아직 열지 않습니다.</w:t>
-      </w:r>
-    </w:p>
-    <w:p>
-      <w:r>
-        <w:br w:type="page"/>
-      </w:r>
-    </w:p>
-    <w:p>
-      <w:pPr>
-        <w:spacing w:before="0" w:after="180" w:line="312" w:lineRule="auto"/>
-        <w:ind w:left="0"/>
+        <w:t>□ 나답게 느껴진다</w:t>
+      </w:r>
+    </w:p>
+    <w:p>
+      <w:pPr>
+        <w:keepNext/>
+        <w:keepLines/>
+        <w:spacing w:before="0" w:after="80" w:line="312" w:lineRule="auto"/>
+        <w:ind w:left="227"/>
+      </w:pPr>
+      <w:r>
+        <w:rPr>
+          <w:b w:val="0"/>
+          <w:color w:val="1A1A1A"/>
+          <w:sz w:val="20"/>
+        </w:rPr>
+        <w:t>□ 내가 안 할 말이 없다</w:t>
+      </w:r>
+    </w:p>
+    <w:p>
+      <w:pPr>
+        <w:keepNext/>
+        <w:keepLines/>
+        <w:spacing w:before="0" w:after="80" w:line="312" w:lineRule="auto"/>
+        <w:ind w:left="227"/>
+      </w:pPr>
+      <w:r>
+        <w:rPr>
+          <w:b w:val="0"/>
+          <w:color w:val="1A1A1A"/>
+          <w:sz w:val="20"/>
+        </w:rPr>
+        <w:t>□ 남기고 싶지 않은 이야기가 들어가지 않았다</w:t>
+      </w:r>
+    </w:p>
+    <w:p>
+      <w:pPr>
+        <w:keepNext/>
+        <w:keepLines/>
+        <w:spacing w:before="0" w:after="80" w:line="312" w:lineRule="auto"/>
+        <w:ind w:left="227"/>
+      </w:pPr>
+      <w:r>
+        <w:rPr>
+          <w:b w:val="0"/>
+          <w:color w:val="1A1A1A"/>
+          <w:sz w:val="20"/>
+        </w:rPr>
+        <w:t>□ 대화 범위(M9-02)가 맞다</w:t>
+      </w:r>
+    </w:p>
+    <w:p>
+      <w:pPr>
         <w:keepNext w:val="0"/>
         <w:keepLines/>
-        <w:pBdr>
-          <w:bottom w:val="single" w:sz="12" w:space="4" w:color="1F4E79"/>
-        </w:pBdr>
-      </w:pPr>
-      <w:r>
-        <w:rPr>
-          <w:b/>
-          <w:color w:val="1F4E79"/>
-          <w:sz w:val="30"/>
-        </w:rPr>
-        <w:t>PART 5. 검수</w:t>
+        <w:spacing w:before="0" w:after="80" w:line="312" w:lineRule="auto"/>
+        <w:ind w:left="227"/>
+      </w:pPr>
+      <w:r>
+        <w:rPr>
+          <w:b w:val="0"/>
+          <w:color w:val="1A1A1A"/>
+          <w:sz w:val="20"/>
+        </w:rPr>
+        <w:t>□ 금지 주제(M9-01)를 지정했다</w:t>
       </w:r>
     </w:p>
     <w:p>
@@ -11369,7 +11897,7 @@
           <w:color w:val="1F4E79"/>
           <w:sz w:val="24"/>
         </w:rPr>
-        <w:t>본인이 작성한 경우</w:t>
+        <w:t>가족이 작성한 경우</w:t>
       </w:r>
     </w:p>
     <w:p>
@@ -11385,7 +11913,7 @@
           <w:color w:val="1A1A1A"/>
           <w:sz w:val="20"/>
         </w:rPr>
-        <w:t>□ 나답게 느껴진다</w:t>
+        <w:t>□ 그분답게 느껴진다</w:t>
       </w:r>
     </w:p>
     <w:p>
@@ -11401,7 +11929,7 @@
           <w:color w:val="1A1A1A"/>
           <w:sz w:val="20"/>
         </w:rPr>
-        <w:t>□ 내가 안 할 말이 없다</w:t>
+        <w:t>□ 호칭·관계에 오류가 없다</w:t>
       </w:r>
     </w:p>
     <w:p>
@@ -11417,7 +11945,7 @@
           <w:color w:val="1A1A1A"/>
           <w:sz w:val="20"/>
         </w:rPr>
-        <w:t>□ 남기고 싶지 않은 이야기가 들어가지 않았다</w:t>
+        <w:t>□ 추정 답변이 실제 발화처럼 쓰이지 않았다</w:t>
       </w:r>
     </w:p>
     <w:p>
@@ -11433,12 +11961,12 @@
           <w:color w:val="1A1A1A"/>
           <w:sz w:val="20"/>
         </w:rPr>
-        <w:t>□ 대화 범위(M9-02)가 맞다</w:t>
-      </w:r>
-    </w:p>
-    <w:p>
-      <w:pPr>
-        <w:keepNext w:val="0"/>
+        <w:t>□ 이 페르소나로 상처받을 가족이 없다</w:t>
+      </w:r>
+    </w:p>
+    <w:p>
+      <w:pPr>
+        <w:keepNext/>
         <w:keepLines/>
         <w:spacing w:before="0" w:after="80" w:line="312" w:lineRule="auto"/>
         <w:ind w:left="227"/>
@@ -11449,23 +11977,7 @@
           <w:color w:val="1A1A1A"/>
           <w:sz w:val="20"/>
         </w:rPr>
-        <w:t>□ 금지 주제(M9-01)를 지정했다</w:t>
-      </w:r>
-    </w:p>
-    <w:p>
-      <w:pPr>
-        <w:keepNext/>
-        <w:keepLines/>
-        <w:spacing w:before="600" w:after="160" w:line="312" w:lineRule="auto"/>
-        <w:ind w:left="0"/>
-      </w:pPr>
-      <w:r>
-        <w:rPr>
-          <w:b/>
-          <w:color w:val="1F4E79"/>
-          <w:sz w:val="24"/>
-        </w:rPr>
-        <w:t>가족이 작성한 경우</w:t>
+        <w:t>□ 모르는 걸 아는 척하지 않는다</w:t>
       </w:r>
     </w:p>
     <w:p>
@@ -11481,12 +11993,12 @@
           <w:color w:val="1A1A1A"/>
           <w:sz w:val="20"/>
         </w:rPr>
-        <w:t>□ 그분답게 느껴진다</w:t>
-      </w:r>
-    </w:p>
-    <w:p>
-      <w:pPr>
-        <w:keepNext/>
+        <w:t>□ 먼저 꺼내면 안 되는 주제가 지정됐다</w:t>
+      </w:r>
+    </w:p>
+    <w:p>
+      <w:pPr>
+        <w:keepNext w:val="0"/>
         <w:keepLines/>
         <w:spacing w:before="0" w:after="80" w:line="312" w:lineRule="auto"/>
         <w:ind w:left="227"/>
@@ -11497,134 +12009,7 @@
           <w:color w:val="1A1A1A"/>
           <w:sz w:val="20"/>
         </w:rPr>
-        <w:t>□ 호칭·관계에 오류가 없다</w:t>
-      </w:r>
-    </w:p>
-    <w:p>
-      <w:pPr>
-        <w:keepNext/>
-        <w:keepLines/>
-        <w:spacing w:before="0" w:after="80" w:line="312" w:lineRule="auto"/>
-        <w:ind w:left="227"/>
-      </w:pPr>
-      <w:r>
-        <w:rPr>
-          <w:b w:val="0"/>
-          <w:color w:val="1A1A1A"/>
-          <w:sz w:val="20"/>
-        </w:rPr>
-        <w:t>□ 추정 답변이 실제 발화처럼 쓰이지 않았다</w:t>
-      </w:r>
-    </w:p>
-    <w:p>
-      <w:pPr>
-        <w:keepNext/>
-        <w:keepLines/>
-        <w:spacing w:before="0" w:after="80" w:line="312" w:lineRule="auto"/>
-        <w:ind w:left="227"/>
-      </w:pPr>
-      <w:r>
-        <w:rPr>
-          <w:b w:val="0"/>
-          <w:color w:val="1A1A1A"/>
-          <w:sz w:val="20"/>
-        </w:rPr>
-        <w:t>□ 이 페르소나로 상처받을 가족이 없다</w:t>
-      </w:r>
-    </w:p>
-    <w:p>
-      <w:pPr>
-        <w:keepNext/>
-        <w:keepLines/>
-        <w:spacing w:before="0" w:after="80" w:line="312" w:lineRule="auto"/>
-        <w:ind w:left="227"/>
-      </w:pPr>
-      <w:r>
-        <w:rPr>
-          <w:b w:val="0"/>
-          <w:color w:val="1A1A1A"/>
-          <w:sz w:val="20"/>
-        </w:rPr>
-        <w:t>□ 모르는 걸 아는 척하지 않는다</w:t>
-      </w:r>
-    </w:p>
-    <w:p>
-      <w:pPr>
-        <w:keepNext/>
-        <w:keepLines/>
-        <w:spacing w:before="0" w:after="80" w:line="312" w:lineRule="auto"/>
-        <w:ind w:left="227"/>
-      </w:pPr>
-      <w:r>
-        <w:rPr>
-          <w:b w:val="0"/>
-          <w:color w:val="1A1A1A"/>
-          <w:sz w:val="20"/>
-        </w:rPr>
-        <w:t>□ 먼저 꺼내면 안 되는 주제가 지정됐다</w:t>
-      </w:r>
-    </w:p>
-    <w:p>
-      <w:pPr>
-        <w:keepNext/>
-        <w:keepLines/>
-        <w:spacing w:before="0" w:after="80" w:line="312" w:lineRule="auto"/>
-        <w:ind w:left="227"/>
-      </w:pPr>
-      <w:r>
-        <w:rPr>
-          <w:b w:val="0"/>
-          <w:color w:val="1A1A1A"/>
-          <w:sz w:val="20"/>
-        </w:rPr>
         <w:t>□ 접근 권한을 가족이 합의했다</w:t>
-      </w:r>
-    </w:p>
-    <w:p>
-      <w:pPr>
-        <w:keepNext/>
-        <w:keepLines/>
-        <w:spacing w:before="0" w:after="80" w:line="312" w:lineRule="auto"/>
-        <w:ind w:left="0"/>
-      </w:pPr>
-      <w:r>
-        <w:rPr>
-          <w:b w:val="0"/>
-          <w:color w:val="6E6E6E"/>
-          <w:sz w:val="18"/>
-        </w:rPr>
-        <w:t>동의서 상태와 결손 목록은 시스템이 기록합니다 (</w:t>
-      </w:r>
-      <w:r>
-        <w:rPr>
-          <w:color w:val="6E6E6E"/>
-          <w:sz w:val="15"/>
-        </w:rPr>
-        <w:t>Persona_Intake_설계규격.md</w:t>
-      </w:r>
-      <w:r>
-        <w:rPr>
-          <w:b w:val="0"/>
-          <w:color w:val="6E6E6E"/>
-          <w:sz w:val="18"/>
-        </w:rPr>
-        <w:t xml:space="preserve"> 참고).</w:t>
-      </w:r>
-    </w:p>
-    <w:p>
-      <w:pPr>
-        <w:keepNext w:val="0"/>
-        <w:keepLines/>
-        <w:spacing w:before="0" w:after="60" w:line="312" w:lineRule="auto"/>
-        <w:ind w:left="340"/>
-      </w:pPr>
-      <w:r>
-        <w:rPr>
-          <w:b w:val="0"/>
-          <w:color w:val="6E6E6E"/>
-          <w:sz w:val="17"/>
-        </w:rPr>
-        <w:t>안내: 돌아가신 분의 페르소나는 가족 검수를 통과해야 완성됩니다.</w:t>
       </w:r>
     </w:p>
     <w:sectPr>

--- a/ai/docs/Persona_Intake.docx
+++ b/ai/docs/Persona_Intake.docx
@@ -15,7 +15,7 @@
           <w:color w:val="1A1A1A"/>
           <w:sz w:val="40"/>
         </w:rPr>
-        <w:t>Persona Intake 문항</w:t>
+        <w:t>Persona Intake</w:t>
       </w:r>
     </w:p>
     <w:p>
@@ -8569,7 +8569,7 @@
       <w:pPr>
         <w:spacing w:before="0" w:after="120" w:line="276" w:lineRule="auto"/>
         <w:ind w:left="227"/>
-        <w:keepNext w:val="0"/>
+        <w:keepNext/>
         <w:keepLines/>
         <w:pBdr>
           <w:bottom w:val="single" w:sz="6" w:space="4" w:color="9A9A9A"/>
@@ -10675,7 +10675,7 @@
     </w:p>
     <w:p>
       <w:pPr>
-        <w:keepNext/>
+        <w:keepNext w:val="0"/>
         <w:keepLines/>
         <w:spacing w:before="0" w:after="80" w:line="312" w:lineRule="auto"/>
         <w:ind w:left="227"/>
@@ -10722,7 +10722,7 @@
     </w:p>
     <w:p>
       <w:pPr>
-        <w:keepNext/>
+        <w:keepNext w:val="0"/>
         <w:keepLines/>
         <w:spacing w:before="0" w:after="80" w:line="312" w:lineRule="auto"/>
         <w:ind w:left="227"/>
@@ -11196,7 +11196,7 @@
       <w:pPr>
         <w:spacing w:before="0" w:after="120" w:line="276" w:lineRule="auto"/>
         <w:ind w:left="227"/>
-        <w:keepNext/>
+        <w:keepNext w:val="0"/>
         <w:keepLines/>
         <w:pBdr>
           <w:bottom w:val="single" w:sz="6" w:space="4" w:color="9A9A9A"/>
@@ -11329,7 +11329,7 @@
     </w:p>
     <w:p>
       <w:pPr>
-        <w:keepNext/>
+        <w:keepNext w:val="0"/>
         <w:keepLines/>
         <w:spacing w:before="0" w:after="80" w:line="312" w:lineRule="auto"/>
         <w:ind w:left="227"/>

--- a/ai/docs/Persona_Intake.docx
+++ b/ai/docs/Persona_Intake.docx
@@ -1835,10 +1835,10 @@
         <w:tblW w:w="9865" w:type="dxa"/>
       </w:tblPr>
       <w:tblGrid>
-        <w:gridCol w:w="1701"/>
-        <w:gridCol w:w="4536"/>
-        <w:gridCol w:w="1814"/>
-        <w:gridCol w:w="1808"/>
+        <w:gridCol w:w="1718"/>
+        <w:gridCol w:w="4587"/>
+        <w:gridCol w:w="1837"/>
+        <w:gridCol w:w="1718"/>
       </w:tblGrid>
       <w:tr>
         <w:trPr>
@@ -1846,7 +1846,7 @@
         </w:trPr>
         <w:tc>
           <w:tcPr>
-            <w:tcW w:type="dxa" w:w="1701"/>
+            <w:tcW w:type="dxa" w:w="1718"/>
           </w:tcPr>
           <w:p>
             <w:pPr>
@@ -1875,7 +1875,7 @@
         </w:tc>
         <w:tc>
           <w:tcPr>
-            <w:tcW w:type="dxa" w:w="4535"/>
+            <w:tcW w:type="dxa" w:w="4586"/>
           </w:tcPr>
           <w:p>
             <w:pPr>
@@ -1914,7 +1914,7 @@
         </w:tc>
         <w:tc>
           <w:tcPr>
-            <w:tcW w:type="dxa" w:w="1814"/>
+            <w:tcW w:type="dxa" w:w="1837"/>
           </w:tcPr>
           <w:p>
             <w:pPr>
@@ -1953,7 +1953,7 @@
         </w:tc>
         <w:tc>
           <w:tcPr>
-            <w:tcW w:type="dxa" w:w="1809"/>
+            <w:tcW w:type="dxa" w:w="1718"/>
           </w:tcPr>
           <w:p>
             <w:pPr>
@@ -1966,7 +1966,7 @@
                 <w:color w:val="1A1A1A"/>
                 <w:sz w:val="17"/>
               </w:rPr>
-              <w:t>출처</w:t>
+              <w:t>추정</w:t>
             </w:r>
             <w:r>
               <w:br/>
@@ -1976,27 +1976,7 @@
                 <w:color w:val="6E6E6E"/>
                 <w:sz w:val="15"/>
               </w:rPr>
-              <w:t>하나 고르기</w:t>
-            </w:r>
-            <w:r>
-              <w:br/>
-            </w:r>
-            <w:r>
-              <w:rPr>
-                <w:color w:val="6E6E6E"/>
-                <w:sz w:val="15"/>
-              </w:rPr>
-              <w:t>본인 / 직접 들음 / 가족 전언 / 그랬을 것 같음</w:t>
-            </w:r>
-            <w:r>
-              <w:br/>
-            </w:r>
-            <w:r>
-              <w:rPr>
-                <w:color w:val="6E6E6E"/>
-                <w:sz w:val="15"/>
-              </w:rPr>
-              <w:t>본인 페르소나면 "본인"으로 자동으로 채워집니다</w:t>
+              <w:t>실제로 들은 말이 아니면 체크</w:t>
             </w:r>
           </w:p>
         </w:tc>
@@ -2007,7 +1987,7 @@
         </w:trPr>
         <w:tc>
           <w:tcPr>
-            <w:tcW w:type="dxa" w:w="1701"/>
+            <w:tcW w:type="dxa" w:w="1718"/>
           </w:tcPr>
           <w:p>
             <w:pPr>
@@ -2017,7 +1997,7 @@
         </w:tc>
         <w:tc>
           <w:tcPr>
-            <w:tcW w:type="dxa" w:w="4535"/>
+            <w:tcW w:type="dxa" w:w="4586"/>
           </w:tcPr>
           <w:p>
             <w:pPr>
@@ -2027,7 +2007,7 @@
         </w:tc>
         <w:tc>
           <w:tcPr>
-            <w:tcW w:type="dxa" w:w="1814"/>
+            <w:tcW w:type="dxa" w:w="1837"/>
           </w:tcPr>
           <w:p>
             <w:pPr>
@@ -2037,12 +2017,20 @@
         </w:tc>
         <w:tc>
           <w:tcPr>
-            <w:tcW w:type="dxa" w:w="1809"/>
+            <w:tcW w:type="dxa" w:w="1718"/>
           </w:tcPr>
           <w:p>
             <w:pPr>
               <w:spacing w:after="60"/>
             </w:pPr>
+            <w:r>
+              <w:rPr>
+                <w:b w:val="0"/>
+                <w:color w:val="1A1A1A"/>
+                <w:sz w:val="18"/>
+              </w:rPr>
+              <w:t>□</w:t>
+            </w:r>
           </w:p>
         </w:tc>
       </w:tr>
@@ -2052,7 +2040,7 @@
         </w:trPr>
         <w:tc>
           <w:tcPr>
-            <w:tcW w:type="dxa" w:w="1701"/>
+            <w:tcW w:type="dxa" w:w="1718"/>
           </w:tcPr>
           <w:p>
             <w:pPr>
@@ -2062,7 +2050,7 @@
         </w:tc>
         <w:tc>
           <w:tcPr>
-            <w:tcW w:type="dxa" w:w="4535"/>
+            <w:tcW w:type="dxa" w:w="4586"/>
           </w:tcPr>
           <w:p>
             <w:pPr>
@@ -2072,7 +2060,7 @@
         </w:tc>
         <w:tc>
           <w:tcPr>
-            <w:tcW w:type="dxa" w:w="1814"/>
+            <w:tcW w:type="dxa" w:w="1837"/>
           </w:tcPr>
           <w:p>
             <w:pPr>
@@ -2082,12 +2070,20 @@
         </w:tc>
         <w:tc>
           <w:tcPr>
-            <w:tcW w:type="dxa" w:w="1809"/>
+            <w:tcW w:type="dxa" w:w="1718"/>
           </w:tcPr>
           <w:p>
             <w:pPr>
               <w:spacing w:after="60"/>
             </w:pPr>
+            <w:r>
+              <w:rPr>
+                <w:b w:val="0"/>
+                <w:color w:val="1A1A1A"/>
+                <w:sz w:val="18"/>
+              </w:rPr>
+              <w:t>□</w:t>
+            </w:r>
           </w:p>
         </w:tc>
       </w:tr>
@@ -2097,7 +2093,7 @@
         </w:trPr>
         <w:tc>
           <w:tcPr>
-            <w:tcW w:type="dxa" w:w="1701"/>
+            <w:tcW w:type="dxa" w:w="1718"/>
           </w:tcPr>
           <w:p>
             <w:pPr>
@@ -2107,7 +2103,7 @@
         </w:tc>
         <w:tc>
           <w:tcPr>
-            <w:tcW w:type="dxa" w:w="4535"/>
+            <w:tcW w:type="dxa" w:w="4586"/>
           </w:tcPr>
           <w:p>
             <w:pPr>
@@ -2117,7 +2113,7 @@
         </w:tc>
         <w:tc>
           <w:tcPr>
-            <w:tcW w:type="dxa" w:w="1814"/>
+            <w:tcW w:type="dxa" w:w="1837"/>
           </w:tcPr>
           <w:p>
             <w:pPr>
@@ -2127,12 +2123,20 @@
         </w:tc>
         <w:tc>
           <w:tcPr>
-            <w:tcW w:type="dxa" w:w="1809"/>
+            <w:tcW w:type="dxa" w:w="1718"/>
           </w:tcPr>
           <w:p>
             <w:pPr>
               <w:spacing w:after="60"/>
             </w:pPr>
+            <w:r>
+              <w:rPr>
+                <w:b w:val="0"/>
+                <w:color w:val="1A1A1A"/>
+                <w:sz w:val="18"/>
+              </w:rPr>
+              <w:t>□</w:t>
+            </w:r>
           </w:p>
         </w:tc>
       </w:tr>
@@ -3451,7 +3455,7 @@
           <w:color w:val="B03A2B"/>
           <w:sz w:val="17"/>
         </w:rPr>
-        <w:t>예: 이종서 / 아들 / "종서야" / "엄마" / 더 걱정하고 잔소리함 / 예</w:t>
+        <w:t>예: 이종서 / 아들 / "종서야" / "엄마가" / "엄마" / 더 걱정하고 잔소리함 / 반말 / 예</w:t>
       </w:r>
       <w:r>
         <w:br/>
@@ -3475,12 +3479,14 @@
         <w:tblW w:w="9865" w:type="dxa"/>
       </w:tblPr>
       <w:tblGrid>
-        <w:gridCol w:w="1054"/>
-        <w:gridCol w:w="1054"/>
-        <w:gridCol w:w="2120"/>
-        <w:gridCol w:w="2120"/>
-        <w:gridCol w:w="1258"/>
-        <w:gridCol w:w="2256"/>
+        <w:gridCol w:w="997"/>
+        <w:gridCol w:w="997"/>
+        <w:gridCol w:w="1411"/>
+        <w:gridCol w:w="1145"/>
+        <w:gridCol w:w="1411"/>
+        <w:gridCol w:w="997"/>
+        <w:gridCol w:w="1411"/>
+        <w:gridCol w:w="1496"/>
       </w:tblGrid>
       <w:tr>
         <w:trPr>
@@ -3488,7 +3494,7 @@
         </w:trPr>
         <w:tc>
           <w:tcPr>
-            <w:tcW w:type="dxa" w:w="1054"/>
+            <w:tcW w:type="dxa" w:w="998"/>
           </w:tcPr>
           <w:p>
             <w:pPr>
@@ -3517,7 +3523,7 @@
         </w:tc>
         <w:tc>
           <w:tcPr>
-            <w:tcW w:type="dxa" w:w="1054"/>
+            <w:tcW w:type="dxa" w:w="998"/>
           </w:tcPr>
           <w:p>
             <w:pPr>
@@ -3546,7 +3552,7 @@
         </w:tc>
         <w:tc>
           <w:tcPr>
-            <w:tcW w:type="dxa" w:w="2120"/>
+            <w:tcW w:type="dxa" w:w="1412"/>
           </w:tcPr>
           <w:p>
             <w:pPr>
@@ -3575,7 +3581,46 @@
         </w:tc>
         <w:tc>
           <w:tcPr>
-            <w:tcW w:type="dxa" w:w="2120"/>
+            <w:tcW w:type="dxa" w:w="1145"/>
+          </w:tcPr>
+          <w:p>
+            <w:pPr>
+              <w:spacing w:after="60"/>
+              <w:shd w:val="clear" w:fill="EFEFEF"/>
+            </w:pPr>
+            <w:r>
+              <w:rPr>
+                <w:b/>
+                <w:color w:val="1A1A1A"/>
+                <w:sz w:val="17"/>
+              </w:rPr>
+              <w:t>그분이 자기를 부르는 말</w:t>
+            </w:r>
+            <w:r>
+              <w:br/>
+            </w:r>
+            <w:r>
+              <w:rPr>
+                <w:color w:val="6E6E6E"/>
+                <w:sz w:val="15"/>
+              </w:rPr>
+              <w:t>단답 15자</w:t>
+            </w:r>
+            <w:r>
+              <w:br/>
+            </w:r>
+            <w:r>
+              <w:rPr>
+                <w:color w:val="6E6E6E"/>
+                <w:sz w:val="15"/>
+              </w:rPr>
+              <w:t>예: 할머니가 / 엄마가 / 내가</w:t>
+            </w:r>
+          </w:p>
+        </w:tc>
+        <w:tc>
+          <w:tcPr>
+            <w:tcW w:type="dxa" w:w="1412"/>
           </w:tcPr>
           <w:p>
             <w:pPr>
@@ -3604,7 +3649,7 @@
         </w:tc>
         <w:tc>
           <w:tcPr>
-            <w:tcW w:type="dxa" w:w="1259"/>
+            <w:tcW w:type="dxa" w:w="998"/>
           </w:tcPr>
           <w:p>
             <w:pPr>
@@ -3643,7 +3688,46 @@
         </w:tc>
         <w:tc>
           <w:tcPr>
-            <w:tcW w:type="dxa" w:w="2256"/>
+            <w:tcW w:type="dxa" w:w="1412"/>
+          </w:tcPr>
+          <w:p>
+            <w:pPr>
+              <w:spacing w:after="60"/>
+              <w:shd w:val="clear" w:fill="EFEFEF"/>
+            </w:pPr>
+            <w:r>
+              <w:rPr>
+                <w:b/>
+                <w:color w:val="1A1A1A"/>
+                <w:sz w:val="17"/>
+              </w:rPr>
+              <w:t>그분이 이 사람에게 하는 말투</w:t>
+            </w:r>
+            <w:r>
+              <w:br/>
+            </w:r>
+            <w:r>
+              <w:rPr>
+                <w:color w:val="6E6E6E"/>
+                <w:sz w:val="15"/>
+              </w:rPr>
+              <w:t>하나 고르기</w:t>
+            </w:r>
+            <w:r>
+              <w:br/>
+            </w:r>
+            <w:r>
+              <w:rPr>
+                <w:color w:val="6E6E6E"/>
+                <w:sz w:val="15"/>
+              </w:rPr>
+              <w:t>반말 / 존댓말</w:t>
+            </w:r>
+          </w:p>
+        </w:tc>
+        <w:tc>
+          <w:tcPr>
+            <w:tcW w:type="dxa" w:w="1497"/>
           </w:tcPr>
           <w:p>
             <w:pPr>
@@ -3677,7 +3761,7 @@
         </w:trPr>
         <w:tc>
           <w:tcPr>
-            <w:tcW w:type="dxa" w:w="1054"/>
+            <w:tcW w:type="dxa" w:w="998"/>
           </w:tcPr>
           <w:p>
             <w:pPr>
@@ -3687,7 +3771,7 @@
         </w:tc>
         <w:tc>
           <w:tcPr>
-            <w:tcW w:type="dxa" w:w="1054"/>
+            <w:tcW w:type="dxa" w:w="998"/>
           </w:tcPr>
           <w:p>
             <w:pPr>
@@ -3697,7 +3781,7 @@
         </w:tc>
         <w:tc>
           <w:tcPr>
-            <w:tcW w:type="dxa" w:w="2120"/>
+            <w:tcW w:type="dxa" w:w="1412"/>
           </w:tcPr>
           <w:p>
             <w:pPr>
@@ -3729,7 +3813,7 @@
         </w:tc>
         <w:tc>
           <w:tcPr>
-            <w:tcW w:type="dxa" w:w="2120"/>
+            <w:tcW w:type="dxa" w:w="1145"/>
           </w:tcPr>
           <w:p>
             <w:pPr>
@@ -3761,52 +3845,7 @@
         </w:tc>
         <w:tc>
           <w:tcPr>
-            <w:tcW w:type="dxa" w:w="1259"/>
-          </w:tcPr>
-          <w:p>
-            <w:pPr>
-              <w:spacing w:after="60"/>
-            </w:pPr>
-          </w:p>
-        </w:tc>
-        <w:tc>
-          <w:tcPr>
-            <w:tcW w:type="dxa" w:w="2256"/>
-          </w:tcPr>
-          <w:p>
-            <w:pPr>
-              <w:spacing w:after="60"/>
-            </w:pPr>
-          </w:p>
-        </w:tc>
-      </w:tr>
-      <w:tr>
-        <w:trPr>
-          <w:cantSplit/>
-        </w:trPr>
-        <w:tc>
-          <w:tcPr>
-            <w:tcW w:type="dxa" w:w="1054"/>
-          </w:tcPr>
-          <w:p>
-            <w:pPr>
-              <w:spacing w:after="60"/>
-            </w:pPr>
-          </w:p>
-        </w:tc>
-        <w:tc>
-          <w:tcPr>
-            <w:tcW w:type="dxa" w:w="1054"/>
-          </w:tcPr>
-          <w:p>
-            <w:pPr>
-              <w:spacing w:after="60"/>
-            </w:pPr>
-          </w:p>
-        </w:tc>
-        <w:tc>
-          <w:tcPr>
-            <w:tcW w:type="dxa" w:w="2120"/>
+            <w:tcW w:type="dxa" w:w="1412"/>
           </w:tcPr>
           <w:p>
             <w:pPr>
@@ -3838,7 +3877,62 @@
         </w:tc>
         <w:tc>
           <w:tcPr>
-            <w:tcW w:type="dxa" w:w="2120"/>
+            <w:tcW w:type="dxa" w:w="998"/>
+          </w:tcPr>
+          <w:p>
+            <w:pPr>
+              <w:spacing w:after="60"/>
+            </w:pPr>
+          </w:p>
+        </w:tc>
+        <w:tc>
+          <w:tcPr>
+            <w:tcW w:type="dxa" w:w="1412"/>
+          </w:tcPr>
+          <w:p>
+            <w:pPr>
+              <w:spacing w:after="60"/>
+            </w:pPr>
+          </w:p>
+        </w:tc>
+        <w:tc>
+          <w:tcPr>
+            <w:tcW w:type="dxa" w:w="1497"/>
+          </w:tcPr>
+          <w:p>
+            <w:pPr>
+              <w:spacing w:after="60"/>
+            </w:pPr>
+          </w:p>
+        </w:tc>
+      </w:tr>
+      <w:tr>
+        <w:trPr>
+          <w:cantSplit/>
+        </w:trPr>
+        <w:tc>
+          <w:tcPr>
+            <w:tcW w:type="dxa" w:w="998"/>
+          </w:tcPr>
+          <w:p>
+            <w:pPr>
+              <w:spacing w:after="60"/>
+            </w:pPr>
+          </w:p>
+        </w:tc>
+        <w:tc>
+          <w:tcPr>
+            <w:tcW w:type="dxa" w:w="998"/>
+          </w:tcPr>
+          <w:p>
+            <w:pPr>
+              <w:spacing w:after="60"/>
+            </w:pPr>
+          </w:p>
+        </w:tc>
+        <w:tc>
+          <w:tcPr>
+            <w:tcW w:type="dxa" w:w="1412"/>
           </w:tcPr>
           <w:p>
             <w:pPr>
@@ -3870,52 +3964,7 @@
         </w:tc>
         <w:tc>
           <w:tcPr>
-            <w:tcW w:type="dxa" w:w="1259"/>
-          </w:tcPr>
-          <w:p>
-            <w:pPr>
-              <w:spacing w:after="60"/>
-            </w:pPr>
-          </w:p>
-        </w:tc>
-        <w:tc>
-          <w:tcPr>
-            <w:tcW w:type="dxa" w:w="2256"/>
-          </w:tcPr>
-          <w:p>
-            <w:pPr>
-              <w:spacing w:after="60"/>
-            </w:pPr>
-          </w:p>
-        </w:tc>
-      </w:tr>
-      <w:tr>
-        <w:trPr>
-          <w:cantSplit/>
-        </w:trPr>
-        <w:tc>
-          <w:tcPr>
-            <w:tcW w:type="dxa" w:w="1054"/>
-          </w:tcPr>
-          <w:p>
-            <w:pPr>
-              <w:spacing w:after="60"/>
-            </w:pPr>
-          </w:p>
-        </w:tc>
-        <w:tc>
-          <w:tcPr>
-            <w:tcW w:type="dxa" w:w="1054"/>
-          </w:tcPr>
-          <w:p>
-            <w:pPr>
-              <w:spacing w:after="60"/>
-            </w:pPr>
-          </w:p>
-        </w:tc>
-        <w:tc>
-          <w:tcPr>
-            <w:tcW w:type="dxa" w:w="2120"/>
+            <w:tcW w:type="dxa" w:w="1145"/>
           </w:tcPr>
           <w:p>
             <w:pPr>
@@ -3947,7 +3996,7 @@
         </w:tc>
         <w:tc>
           <w:tcPr>
-            <w:tcW w:type="dxa" w:w="2120"/>
+            <w:tcW w:type="dxa" w:w="1412"/>
           </w:tcPr>
           <w:p>
             <w:pPr>
@@ -3979,7 +4028,7 @@
         </w:tc>
         <w:tc>
           <w:tcPr>
-            <w:tcW w:type="dxa" w:w="1259"/>
+            <w:tcW w:type="dxa" w:w="998"/>
           </w:tcPr>
           <w:p>
             <w:pPr>
@@ -3989,7 +4038,168 @@
         </w:tc>
         <w:tc>
           <w:tcPr>
-            <w:tcW w:type="dxa" w:w="2256"/>
+            <w:tcW w:type="dxa" w:w="1412"/>
+          </w:tcPr>
+          <w:p>
+            <w:pPr>
+              <w:spacing w:after="60"/>
+            </w:pPr>
+          </w:p>
+        </w:tc>
+        <w:tc>
+          <w:tcPr>
+            <w:tcW w:type="dxa" w:w="1497"/>
+          </w:tcPr>
+          <w:p>
+            <w:pPr>
+              <w:spacing w:after="60"/>
+            </w:pPr>
+          </w:p>
+        </w:tc>
+      </w:tr>
+      <w:tr>
+        <w:trPr>
+          <w:cantSplit/>
+        </w:trPr>
+        <w:tc>
+          <w:tcPr>
+            <w:tcW w:type="dxa" w:w="998"/>
+          </w:tcPr>
+          <w:p>
+            <w:pPr>
+              <w:spacing w:after="60"/>
+            </w:pPr>
+          </w:p>
+        </w:tc>
+        <w:tc>
+          <w:tcPr>
+            <w:tcW w:type="dxa" w:w="998"/>
+          </w:tcPr>
+          <w:p>
+            <w:pPr>
+              <w:spacing w:after="60"/>
+            </w:pPr>
+          </w:p>
+        </w:tc>
+        <w:tc>
+          <w:tcPr>
+            <w:tcW w:type="dxa" w:w="1412"/>
+          </w:tcPr>
+          <w:p>
+            <w:pPr>
+              <w:spacing w:after="60"/>
+              <w:ind w:left="28"/>
+              <w:pBdr>
+                <w:bottom w:val="single" w:sz="6" w:space="4" w:color="9A9A9A"/>
+              </w:pBdr>
+            </w:pPr>
+            <w:r>
+              <w:rPr>
+                <w:sz w:val="18"/>
+              </w:rPr>
+              <w:t xml:space="preserve"> </w:t>
+            </w:r>
+          </w:p>
+          <w:p>
+            <w:pPr>
+              <w:spacing w:before="40" w:after="40"/>
+            </w:pPr>
+            <w:r>
+              <w:rPr>
+                <w:color w:val="6E6E6E"/>
+                <w:sz w:val="17"/>
+              </w:rPr>
+              <w:t>□ 모름</w:t>
+            </w:r>
+          </w:p>
+        </w:tc>
+        <w:tc>
+          <w:tcPr>
+            <w:tcW w:type="dxa" w:w="1145"/>
+          </w:tcPr>
+          <w:p>
+            <w:pPr>
+              <w:spacing w:after="60"/>
+              <w:ind w:left="28"/>
+              <w:pBdr>
+                <w:bottom w:val="single" w:sz="6" w:space="4" w:color="9A9A9A"/>
+              </w:pBdr>
+            </w:pPr>
+            <w:r>
+              <w:rPr>
+                <w:sz w:val="18"/>
+              </w:rPr>
+              <w:t xml:space="preserve"> </w:t>
+            </w:r>
+          </w:p>
+          <w:p>
+            <w:pPr>
+              <w:spacing w:before="40" w:after="40"/>
+            </w:pPr>
+            <w:r>
+              <w:rPr>
+                <w:color w:val="6E6E6E"/>
+                <w:sz w:val="17"/>
+              </w:rPr>
+              <w:t>□ 모름</w:t>
+            </w:r>
+          </w:p>
+        </w:tc>
+        <w:tc>
+          <w:tcPr>
+            <w:tcW w:type="dxa" w:w="1412"/>
+          </w:tcPr>
+          <w:p>
+            <w:pPr>
+              <w:spacing w:after="60"/>
+              <w:ind w:left="28"/>
+              <w:pBdr>
+                <w:bottom w:val="single" w:sz="6" w:space="4" w:color="9A9A9A"/>
+              </w:pBdr>
+            </w:pPr>
+            <w:r>
+              <w:rPr>
+                <w:sz w:val="18"/>
+              </w:rPr>
+              <w:t xml:space="preserve"> </w:t>
+            </w:r>
+          </w:p>
+          <w:p>
+            <w:pPr>
+              <w:spacing w:before="40" w:after="40"/>
+            </w:pPr>
+            <w:r>
+              <w:rPr>
+                <w:color w:val="6E6E6E"/>
+                <w:sz w:val="17"/>
+              </w:rPr>
+              <w:t>□ 모름</w:t>
+            </w:r>
+          </w:p>
+        </w:tc>
+        <w:tc>
+          <w:tcPr>
+            <w:tcW w:type="dxa" w:w="998"/>
+          </w:tcPr>
+          <w:p>
+            <w:pPr>
+              <w:spacing w:after="60"/>
+            </w:pPr>
+          </w:p>
+        </w:tc>
+        <w:tc>
+          <w:tcPr>
+            <w:tcW w:type="dxa" w:w="1412"/>
+          </w:tcPr>
+          <w:p>
+            <w:pPr>
+              <w:spacing w:after="60"/>
+            </w:pPr>
+          </w:p>
+        </w:tc>
+        <w:tc>
+          <w:tcPr>
+            <w:tcW w:type="dxa" w:w="1497"/>
           </w:tcPr>
           <w:p>
             <w:pPr>
@@ -4460,7 +4670,7 @@
           <w:color w:val="1A1A1A"/>
           <w:sz w:val="20"/>
         </w:rPr>
-        <w:t>출처: □ 본인  □ 직접 들음  □ 가족 전언  □ 그랬을 것 같음</w:t>
+        <w:t>□ 실제로 들은 말은 아니에요</w:t>
       </w:r>
     </w:p>
     <w:p>
@@ -4535,7 +4745,7 @@
           <w:color w:val="1A1A1A"/>
           <w:sz w:val="20"/>
         </w:rPr>
-        <w:t>출처: □ 본인  □ 직접 들음  □ 가족 전언  □ 그랬을 것 같음</w:t>
+        <w:t>□ 실제로 들은 말은 아니에요</w:t>
       </w:r>
     </w:p>
     <w:p>
@@ -4710,7 +4920,7 @@
     </w:p>
     <w:p>
       <w:pPr>
-        <w:keepNext w:val="0"/>
+        <w:keepNext/>
         <w:keepLines/>
         <w:spacing w:before="0" w:after="140" w:line="312" w:lineRule="auto"/>
         <w:ind w:left="227"/>
@@ -4726,6 +4936,22 @@
     </w:p>
     <w:p>
       <w:pPr>
+        <w:keepNext/>
+        <w:keepLines/>
+        <w:spacing w:before="0" w:after="80" w:line="312" w:lineRule="auto"/>
+        <w:ind w:left="227"/>
+      </w:pPr>
+      <w:r>
+        <w:rPr>
+          <w:b w:val="0"/>
+          <w:color w:val="1A1A1A"/>
+          <w:sz w:val="20"/>
+        </w:rPr>
+        <w:t>□ 실제로 들은 말은 아니에요</w:t>
+      </w:r>
+    </w:p>
+    <w:p>
+      <w:pPr>
         <w:spacing w:before="300" w:after="100" w:line="300" w:lineRule="auto"/>
         <w:ind w:left="113" w:right="113"/>
         <w:keepNext/>
@@ -4781,17 +5007,24 @@
       <w:r>
         <w:rPr>
           <w:b w:val="0"/>
-          <w:color w:val="1A1A1A"/>
+          <w:color w:val="1F4E79"/>
           <w:sz w:val="20"/>
         </w:rPr>
-        <w:t>예시 문장 하나</w:t>
+        <w:t xml:space="preserve">예시 문장을 하나 적어주세요.  </w:t>
+      </w:r>
+      <w:r>
+        <w:rPr>
+          <w:color w:val="6E6E6E"/>
+          <w:sz w:val="17"/>
+        </w:rPr>
+        <w:t>단답 60자</w:t>
       </w:r>
     </w:p>
     <w:p>
       <w:pPr>
         <w:spacing w:before="0" w:after="120" w:line="276" w:lineRule="auto"/>
         <w:ind w:left="227"/>
-        <w:keepNext w:val="0"/>
+        <w:keepNext/>
         <w:keepLines/>
         <w:pBdr>
           <w:bottom w:val="single" w:sz="6" w:space="4" w:color="9A9A9A"/>
@@ -4802,6 +5035,22 @@
           <w:sz w:val="20"/>
         </w:rPr>
         <w:t xml:space="preserve"> </w:t>
+      </w:r>
+    </w:p>
+    <w:p>
+      <w:pPr>
+        <w:keepNext w:val="0"/>
+        <w:keepLines/>
+        <w:spacing w:before="0" w:after="80" w:line="312" w:lineRule="auto"/>
+        <w:ind w:left="227"/>
+      </w:pPr>
+      <w:r>
+        <w:rPr>
+          <w:b w:val="0"/>
+          <w:color w:val="1A1A1A"/>
+          <w:sz w:val="20"/>
+        </w:rPr>
+        <w:t>□ 실제로 들은 말은 아니에요</w:t>
       </w:r>
     </w:p>
     <w:p>
@@ -4972,22 +5221,6 @@
     </w:p>
     <w:p>
       <w:pPr>
-        <w:keepNext/>
-        <w:keepLines/>
-        <w:spacing w:before="600" w:after="160" w:line="312" w:lineRule="auto"/>
-        <w:ind w:left="0"/>
-      </w:pPr>
-      <w:r>
-        <w:rPr>
-          <w:b/>
-          <w:color w:val="1F4E79"/>
-          <w:sz w:val="24"/>
-        </w:rPr>
-        <w:t>M4. 성격·가치관</w:t>
-      </w:r>
-    </w:p>
-    <w:p>
-      <w:pPr>
         <w:spacing w:before="300" w:after="100" w:line="300" w:lineRule="auto"/>
         <w:ind w:left="113" w:right="113"/>
         <w:keepNext/>
@@ -4999,7 +5232,7 @@
           <w:b/>
           <w:sz w:val="21"/>
         </w:rPr>
-        <w:t xml:space="preserve">M4-01  </w:t>
+        <w:t xml:space="preserve">M3-07  </w:t>
       </w:r>
       <w:r>
         <w:rPr>
@@ -5007,149 +5240,14 @@
           <w:color w:val="1A1A1A"/>
           <w:sz w:val="21"/>
         </w:rPr>
-        <w:t>그분의 성격을 가장 잘 나타내는 말을 골라주세요.</w:t>
+        <w:t>말끝을 어떻게 맺으셨나요? 실제 문장을 두세 개 적어주세요.</w:t>
       </w:r>
       <w:r>
         <w:rPr>
           <w:color w:val="6E6E6E"/>
           <w:sz w:val="17"/>
         </w:rPr>
-        <w:t xml:space="preserve">   최대 5개</w:t>
-      </w:r>
-    </w:p>
-    <w:p>
-      <w:pPr>
-        <w:keepNext/>
-        <w:keepLines/>
-        <w:spacing w:before="0" w:after="80" w:line="312" w:lineRule="auto"/>
-        <w:ind w:left="227"/>
-      </w:pPr>
-      <w:r>
-        <w:rPr>
-          <w:b w:val="0"/>
-          <w:color w:val="1A1A1A"/>
-          <w:sz w:val="20"/>
-        </w:rPr>
-        <w:t>□ 다정함  □ 말수가 적음  □ 유쾌함  □ 고집이 있음  □ 걱정이 많음  □ 희생적임</w:t>
-      </w:r>
-    </w:p>
-    <w:p>
-      <w:pPr>
-        <w:keepNext/>
-        <w:keepLines/>
-        <w:spacing w:before="0" w:after="80" w:line="312" w:lineRule="auto"/>
-        <w:ind w:left="227"/>
-      </w:pPr>
-      <w:r>
-        <w:rPr>
-          <w:b w:val="0"/>
-          <w:color w:val="1A1A1A"/>
-          <w:sz w:val="20"/>
-        </w:rPr>
-        <w:t>□ 정직함  □ 절약함  □ 부지런함  □ 조용함  □ 따뜻함  □ 엄격함  □ 호기심 많음</w:t>
-      </w:r>
-    </w:p>
-    <w:p>
-      <w:pPr>
-        <w:keepNext/>
-        <w:keepLines/>
-        <w:spacing w:before="0" w:after="80" w:line="312" w:lineRule="auto"/>
-        <w:ind w:left="227"/>
-      </w:pPr>
-      <w:r>
-        <w:rPr>
-          <w:b w:val="0"/>
-          <w:color w:val="1A1A1A"/>
-          <w:sz w:val="20"/>
-        </w:rPr>
-        <w:t>□ 도전적임  □ 성실함  □ 느긋함  □ 꼼꼼함  □ 사람을 좋아함  □ 혼자 있는 걸 좋아함</w:t>
-      </w:r>
-    </w:p>
-    <w:p>
-      <w:pPr>
-        <w:keepNext/>
-        <w:keepLines/>
-        <w:spacing w:before="0" w:after="80" w:line="312" w:lineRule="auto"/>
-        <w:ind w:left="227"/>
-      </w:pPr>
-      <w:r>
-        <w:rPr>
-          <w:b w:val="0"/>
-          <w:color w:val="1A1A1A"/>
-          <w:sz w:val="20"/>
-        </w:rPr>
-        <w:t>□ 직접 입력 → ____________________</w:t>
-      </w:r>
-    </w:p>
-    <w:p>
-      <w:pPr>
-        <w:keepNext/>
-        <w:keepLines/>
-        <w:spacing w:before="0" w:after="80" w:line="312" w:lineRule="auto"/>
-        <w:ind w:left="227"/>
-      </w:pPr>
-      <w:r>
-        <w:rPr>
-          <w:b w:val="0"/>
-          <w:color w:val="1F4E79"/>
-          <w:sz w:val="20"/>
-        </w:rPr>
-        <w:t xml:space="preserve">골라준 말 중 하나에 얽힌 일화가 있으면 적어주세요.  </w:t>
-      </w:r>
-      <w:r>
-        <w:rPr>
-          <w:color w:val="6E6E6E"/>
-          <w:sz w:val="17"/>
-        </w:rPr>
-        <w:t>서술 1~3문장 · 선택</w:t>
-      </w:r>
-    </w:p>
-    <w:p>
-      <w:pPr>
-        <w:spacing w:before="0" w:after="120" w:line="276" w:lineRule="auto"/>
-        <w:ind w:left="227"/>
-        <w:keepNext w:val="0"/>
-        <w:keepLines/>
-        <w:pBdr>
-          <w:bottom w:val="single" w:sz="6" w:space="4" w:color="9A9A9A"/>
-        </w:pBdr>
-      </w:pPr>
-      <w:r>
-        <w:rPr>
-          <w:sz w:val="20"/>
-        </w:rPr>
-        <w:t xml:space="preserve"> </w:t>
-      </w:r>
-    </w:p>
-    <w:p>
-      <w:pPr>
-        <w:spacing w:before="300" w:after="100" w:line="300" w:lineRule="auto"/>
-        <w:ind w:left="113" w:right="113"/>
-        <w:keepNext/>
-        <w:keepLines/>
-        <w:shd w:val="clear" w:fill="F1F5F9"/>
-      </w:pPr>
-      <w:r>
-        <w:rPr>
-          <w:b/>
-          <w:sz w:val="21"/>
-        </w:rPr>
-        <w:t xml:space="preserve">M4-02  </w:t>
-      </w:r>
-      <w:r>
-        <w:rPr>
-          <w:b/>
-          <w:color w:val="1A1A1A"/>
-          <w:sz w:val="21"/>
-        </w:rPr>
-        <w:t>인생에서 가장 중요하게 여기는 것은?</w:t>
-      </w:r>
-      <w:r>
-        <w:rPr>
-          <w:color w:val="6E6E6E"/>
-          <w:sz w:val="17"/>
-        </w:rPr>
-        <w:t xml:space="preserve">   단답 40자 · 최대 2개</w:t>
+        <w:t xml:space="preserve">   표 2~5행</w:t>
       </w:r>
       <w:r>
         <w:br/>
@@ -5160,7 +5258,7 @@
           <w:color w:val="B03A2B"/>
           <w:sz w:val="17"/>
         </w:rPr>
-        <w:t>예: "가족 화목" / "정직"</w:t>
+        <w:t>예: "밥은 먹었냐" / "그러믄 됐다" / "몸조심해라"</w:t>
       </w:r>
       <w:r>
         <w:br/>
@@ -5171,170 +5269,7 @@
           <w:color w:val="6E6E6E"/>
           <w:sz w:val="17"/>
         </w:rPr>
-        <w:t>가이드: 단어나 구 단위로 적어주세요.</w:t>
-      </w:r>
-    </w:p>
-    <w:p>
-      <w:pPr>
-        <w:spacing w:before="0" w:after="120" w:line="276" w:lineRule="auto"/>
-        <w:ind w:left="227"/>
-        <w:keepNext/>
-        <w:keepLines/>
-        <w:pBdr>
-          <w:bottom w:val="single" w:sz="6" w:space="4" w:color="9A9A9A"/>
-        </w:pBdr>
-      </w:pPr>
-      <w:r>
-        <w:rPr>
-          <w:sz w:val="20"/>
-        </w:rPr>
-        <w:t xml:space="preserve"> </w:t>
-      </w:r>
-    </w:p>
-    <w:p>
-      <w:pPr>
-        <w:spacing w:before="0" w:after="120" w:line="276" w:lineRule="auto"/>
-        <w:ind w:left="227"/>
-        <w:keepNext w:val="0"/>
-        <w:keepLines/>
-        <w:pBdr>
-          <w:bottom w:val="single" w:sz="6" w:space="4" w:color="9A9A9A"/>
-        </w:pBdr>
-      </w:pPr>
-      <w:r>
-        <w:rPr>
-          <w:sz w:val="20"/>
-        </w:rPr>
-        <w:t xml:space="preserve"> </w:t>
-      </w:r>
-    </w:p>
-    <w:p>
-      <w:pPr>
-        <w:spacing w:before="300" w:after="100" w:line="300" w:lineRule="auto"/>
-        <w:ind w:left="113" w:right="113"/>
-        <w:keepNext/>
-        <w:keepLines/>
-        <w:shd w:val="clear" w:fill="F1F5F9"/>
-      </w:pPr>
-      <w:r>
-        <w:rPr>
-          <w:b/>
-          <w:sz w:val="21"/>
-        </w:rPr>
-        <w:t xml:space="preserve">M4-03  </w:t>
-      </w:r>
-      <w:r>
-        <w:rPr>
-          <w:b/>
-          <w:color w:val="1A1A1A"/>
-          <w:sz w:val="21"/>
-        </w:rPr>
-        <w:t>돈에 대해서는 어떤 편이셨나요?</w:t>
-      </w:r>
-      <w:r>
-        <w:rPr>
-          <w:color w:val="6E6E6E"/>
-          <w:sz w:val="17"/>
-        </w:rPr>
-        <w:t xml:space="preserve">   하나 선택 + 단답 40자</w:t>
-      </w:r>
-      <w:r>
-        <w:br/>
-      </w:r>
-      <w:r>
-        <w:rPr>
-          <w:b w:val="0"/>
-          <w:color w:val="B03A2B"/>
-          <w:sz w:val="17"/>
-        </w:rPr>
-        <w:t>예: "손주 용돈"</w:t>
-      </w:r>
-    </w:p>
-    <w:p>
-      <w:pPr>
-        <w:keepNext/>
-        <w:keepLines/>
-        <w:spacing w:before="0" w:after="80" w:line="312" w:lineRule="auto"/>
-        <w:ind w:left="227"/>
-      </w:pPr>
-      <w:r>
-        <w:rPr>
-          <w:b w:val="0"/>
-          <w:color w:val="1A1A1A"/>
-          <w:sz w:val="20"/>
-        </w:rPr>
-        <w:t>□ 아끼는 편  □ 쓰는 편  □ 남에게는 후하고 본인에게는 아낌  □ 무심한 편  □ 모름</w:t>
-      </w:r>
-    </w:p>
-    <w:p>
-      <w:pPr>
-        <w:keepNext/>
-        <w:keepLines/>
-        <w:spacing w:before="0" w:after="80" w:line="312" w:lineRule="auto"/>
-        <w:ind w:left="227"/>
-      </w:pPr>
-      <w:r>
-        <w:rPr>
-          <w:b w:val="0"/>
-          <w:color w:val="1F4E79"/>
-          <w:sz w:val="20"/>
-        </w:rPr>
-        <w:t xml:space="preserve">아까워하지 않던 것이 있으면 하나 적어주세요.  </w:t>
-      </w:r>
-      <w:r>
-        <w:rPr>
-          <w:color w:val="6E6E6E"/>
-          <w:sz w:val="17"/>
-        </w:rPr>
-        <w:t>단답 40자 · 선택</w:t>
-      </w:r>
-    </w:p>
-    <w:p>
-      <w:pPr>
-        <w:spacing w:before="0" w:after="120" w:line="276" w:lineRule="auto"/>
-        <w:ind w:left="227"/>
-        <w:keepNext w:val="0"/>
-        <w:keepLines/>
-        <w:pBdr>
-          <w:bottom w:val="single" w:sz="6" w:space="4" w:color="9A9A9A"/>
-        </w:pBdr>
-      </w:pPr>
-      <w:r>
-        <w:rPr>
-          <w:sz w:val="20"/>
-        </w:rPr>
-        <w:t xml:space="preserve"> </w:t>
-      </w:r>
-    </w:p>
-    <w:p>
-      <w:pPr>
-        <w:spacing w:before="300" w:after="100" w:line="300" w:lineRule="auto"/>
-        <w:ind w:left="113" w:right="113"/>
-        <w:keepNext/>
-        <w:keepLines/>
-        <w:shd w:val="clear" w:fill="F1F5F9"/>
-      </w:pPr>
-      <w:r>
-        <w:rPr>
-          <w:b/>
-          <w:sz w:val="21"/>
-        </w:rPr>
-        <w:t xml:space="preserve">M4-04  </w:t>
-      </w:r>
-      <w:r>
-        <w:rPr>
-          <w:b/>
-          <w:color w:val="1A1A1A"/>
-          <w:sz w:val="21"/>
-        </w:rPr>
-        <w:t>일이나 성실함에 대해 자주 하는 말</w:t>
-      </w:r>
-      <w:r>
-        <w:rPr>
-          <w:color w:val="6E6E6E"/>
-          <w:sz w:val="17"/>
-        </w:rPr>
-        <w:t xml:space="preserve">   표 0~3행</w:t>
+        <w:t>가이드: 무슨 뜻인지보다 끝을 어떻게 맺는지가 드러나는 문장으로 골라주세요. 앞에서 적으신 말과 겹쳐도 괜찮습니다.</w:t>
       </w:r>
     </w:p>
     <w:tbl>
@@ -5347,9 +5282,7 @@
         <w:tblW w:w="9865" w:type="dxa"/>
       </w:tblPr>
       <w:tblGrid>
-        <w:gridCol w:w="2086"/>
-        <w:gridCol w:w="5562"/>
-        <w:gridCol w:w="2216"/>
+        <w:gridCol w:w="9865"/>
       </w:tblGrid>
       <w:tr>
         <w:trPr>
@@ -5357,7 +5290,480 @@
         </w:trPr>
         <w:tc>
           <w:tcPr>
-            <w:tcW w:type="dxa" w:w="2086"/>
+            <w:tcW w:type="dxa" w:w="9865"/>
+          </w:tcPr>
+          <w:p>
+            <w:pPr>
+              <w:spacing w:after="60"/>
+              <w:shd w:val="clear" w:fill="EFEFEF"/>
+            </w:pPr>
+            <w:r>
+              <w:rPr>
+                <w:b/>
+                <w:color w:val="1A1A1A"/>
+                <w:sz w:val="17"/>
+              </w:rPr>
+              <w:t>문장</w:t>
+            </w:r>
+            <w:r>
+              <w:br/>
+            </w:r>
+            <w:r>
+              <w:rPr>
+                <w:color w:val="6E6E6E"/>
+                <w:sz w:val="15"/>
+              </w:rPr>
+              <w:t>실제 표현 그대로</w:t>
+            </w:r>
+          </w:p>
+        </w:tc>
+      </w:tr>
+      <w:tr>
+        <w:trPr>
+          <w:cantSplit/>
+        </w:trPr>
+        <w:tc>
+          <w:tcPr>
+            <w:tcW w:type="dxa" w:w="9865"/>
+          </w:tcPr>
+          <w:p>
+            <w:pPr>
+              <w:spacing w:after="60"/>
+            </w:pPr>
+          </w:p>
+        </w:tc>
+      </w:tr>
+      <w:tr>
+        <w:trPr>
+          <w:cantSplit/>
+        </w:trPr>
+        <w:tc>
+          <w:tcPr>
+            <w:tcW w:type="dxa" w:w="9865"/>
+          </w:tcPr>
+          <w:p>
+            <w:pPr>
+              <w:spacing w:after="60"/>
+            </w:pPr>
+          </w:p>
+        </w:tc>
+      </w:tr>
+      <w:tr>
+        <w:trPr>
+          <w:cantSplit/>
+        </w:trPr>
+        <w:tc>
+          <w:tcPr>
+            <w:tcW w:type="dxa" w:w="9865"/>
+          </w:tcPr>
+          <w:p>
+            <w:pPr>
+              <w:spacing w:after="60"/>
+            </w:pPr>
+          </w:p>
+        </w:tc>
+      </w:tr>
+    </w:tbl>
+    <w:p>
+      <w:pPr>
+        <w:keepNext w:val="0"/>
+        <w:keepLines/>
+        <w:spacing w:after="0"/>
+      </w:pPr>
+      <w:r>
+        <w:rPr>
+          <w:sz w:val="2"/>
+        </w:rPr>
+      </w:r>
+    </w:p>
+    <w:p>
+      <w:pPr>
+        <w:keepNext/>
+        <w:keepLines/>
+        <w:spacing w:before="600" w:after="160" w:line="312" w:lineRule="auto"/>
+        <w:ind w:left="0"/>
+      </w:pPr>
+      <w:r>
+        <w:rPr>
+          <w:b/>
+          <w:color w:val="1F4E79"/>
+          <w:sz w:val="24"/>
+        </w:rPr>
+        <w:t>M4. 성격·가치관</w:t>
+      </w:r>
+    </w:p>
+    <w:p>
+      <w:pPr>
+        <w:spacing w:before="300" w:after="100" w:line="300" w:lineRule="auto"/>
+        <w:ind w:left="113" w:right="113"/>
+        <w:keepNext/>
+        <w:keepLines/>
+        <w:shd w:val="clear" w:fill="F1F5F9"/>
+      </w:pPr>
+      <w:r>
+        <w:rPr>
+          <w:b/>
+          <w:sz w:val="21"/>
+        </w:rPr>
+        <w:t xml:space="preserve">M4-01  </w:t>
+      </w:r>
+      <w:r>
+        <w:rPr>
+          <w:b/>
+          <w:color w:val="1A1A1A"/>
+          <w:sz w:val="21"/>
+        </w:rPr>
+        <w:t>그분의 성격을 가장 잘 나타내는 말을 골라주세요.</w:t>
+      </w:r>
+      <w:r>
+        <w:rPr>
+          <w:color w:val="6E6E6E"/>
+          <w:sz w:val="17"/>
+        </w:rPr>
+        <w:t xml:space="preserve">   최대 5개</w:t>
+      </w:r>
+    </w:p>
+    <w:p>
+      <w:pPr>
+        <w:keepNext/>
+        <w:keepLines/>
+        <w:spacing w:before="0" w:after="80" w:line="312" w:lineRule="auto"/>
+        <w:ind w:left="227"/>
+      </w:pPr>
+      <w:r>
+        <w:rPr>
+          <w:b w:val="0"/>
+          <w:color w:val="1A1A1A"/>
+          <w:sz w:val="20"/>
+        </w:rPr>
+        <w:t>□ 다정함  □ 말수가 적음  □ 유쾌함  □ 고집이 있음  □ 걱정이 많음  □ 희생적임</w:t>
+      </w:r>
+    </w:p>
+    <w:p>
+      <w:pPr>
+        <w:keepNext/>
+        <w:keepLines/>
+        <w:spacing w:before="0" w:after="80" w:line="312" w:lineRule="auto"/>
+        <w:ind w:left="227"/>
+      </w:pPr>
+      <w:r>
+        <w:rPr>
+          <w:b w:val="0"/>
+          <w:color w:val="1A1A1A"/>
+          <w:sz w:val="20"/>
+        </w:rPr>
+        <w:t>□ 정직함  □ 절약함  □ 부지런함  □ 조용함  □ 따뜻함  □ 엄격함  □ 호기심 많음</w:t>
+      </w:r>
+    </w:p>
+    <w:p>
+      <w:pPr>
+        <w:keepNext/>
+        <w:keepLines/>
+        <w:spacing w:before="0" w:after="80" w:line="312" w:lineRule="auto"/>
+        <w:ind w:left="227"/>
+      </w:pPr>
+      <w:r>
+        <w:rPr>
+          <w:b w:val="0"/>
+          <w:color w:val="1A1A1A"/>
+          <w:sz w:val="20"/>
+        </w:rPr>
+        <w:t>□ 도전적임  □ 성실함  □ 느긋함  □ 꼼꼼함  □ 사람을 좋아함  □ 혼자 있는 걸 좋아함</w:t>
+      </w:r>
+    </w:p>
+    <w:p>
+      <w:pPr>
+        <w:keepNext/>
+        <w:keepLines/>
+        <w:spacing w:before="0" w:after="80" w:line="312" w:lineRule="auto"/>
+        <w:ind w:left="227"/>
+      </w:pPr>
+      <w:r>
+        <w:rPr>
+          <w:b w:val="0"/>
+          <w:color w:val="1A1A1A"/>
+          <w:sz w:val="20"/>
+        </w:rPr>
+        <w:t>□ 직접 입력 → ____________________</w:t>
+      </w:r>
+    </w:p>
+    <w:p>
+      <w:pPr>
+        <w:keepNext/>
+        <w:keepLines/>
+        <w:spacing w:before="0" w:after="80" w:line="312" w:lineRule="auto"/>
+        <w:ind w:left="227"/>
+      </w:pPr>
+      <w:r>
+        <w:rPr>
+          <w:b w:val="0"/>
+          <w:color w:val="1F4E79"/>
+          <w:sz w:val="20"/>
+        </w:rPr>
+        <w:t xml:space="preserve">골라준 말 중 하나에 얽힌 일화가 있으면 적어주세요.  </w:t>
+      </w:r>
+      <w:r>
+        <w:rPr>
+          <w:color w:val="6E6E6E"/>
+          <w:sz w:val="17"/>
+        </w:rPr>
+        <w:t>서술 1~3문장 · 선택</w:t>
+      </w:r>
+    </w:p>
+    <w:p>
+      <w:pPr>
+        <w:spacing w:before="0" w:after="120" w:line="276" w:lineRule="auto"/>
+        <w:ind w:left="227"/>
+        <w:keepNext w:val="0"/>
+        <w:keepLines/>
+        <w:pBdr>
+          <w:bottom w:val="single" w:sz="6" w:space="4" w:color="9A9A9A"/>
+        </w:pBdr>
+      </w:pPr>
+      <w:r>
+        <w:rPr>
+          <w:sz w:val="20"/>
+        </w:rPr>
+        <w:t xml:space="preserve"> </w:t>
+      </w:r>
+    </w:p>
+    <w:p>
+      <w:pPr>
+        <w:spacing w:before="300" w:after="100" w:line="300" w:lineRule="auto"/>
+        <w:ind w:left="113" w:right="113"/>
+        <w:keepNext/>
+        <w:keepLines/>
+        <w:shd w:val="clear" w:fill="F1F5F9"/>
+      </w:pPr>
+      <w:r>
+        <w:rPr>
+          <w:b/>
+          <w:sz w:val="21"/>
+        </w:rPr>
+        <w:t xml:space="preserve">M4-02  </w:t>
+      </w:r>
+      <w:r>
+        <w:rPr>
+          <w:b/>
+          <w:color w:val="1A1A1A"/>
+          <w:sz w:val="21"/>
+        </w:rPr>
+        <w:t>인생에서 가장 중요하게 여기는 것은?</w:t>
+      </w:r>
+      <w:r>
+        <w:rPr>
+          <w:color w:val="6E6E6E"/>
+          <w:sz w:val="17"/>
+        </w:rPr>
+        <w:t xml:space="preserve">   단답 40자 · 최대 2개</w:t>
+      </w:r>
+      <w:r>
+        <w:br/>
+      </w:r>
+      <w:r>
+        <w:rPr>
+          <w:b w:val="0"/>
+          <w:color w:val="B03A2B"/>
+          <w:sz w:val="17"/>
+        </w:rPr>
+        <w:t>예: "가족 화목" / "정직"</w:t>
+      </w:r>
+      <w:r>
+        <w:br/>
+      </w:r>
+      <w:r>
+        <w:rPr>
+          <w:b w:val="0"/>
+          <w:color w:val="6E6E6E"/>
+          <w:sz w:val="17"/>
+        </w:rPr>
+        <w:t>가이드: 단어나 구 단위로 적어주세요.</w:t>
+      </w:r>
+    </w:p>
+    <w:p>
+      <w:pPr>
+        <w:spacing w:before="0" w:after="120" w:line="276" w:lineRule="auto"/>
+        <w:ind w:left="227"/>
+        <w:keepNext/>
+        <w:keepLines/>
+        <w:pBdr>
+          <w:bottom w:val="single" w:sz="6" w:space="4" w:color="9A9A9A"/>
+        </w:pBdr>
+      </w:pPr>
+      <w:r>
+        <w:rPr>
+          <w:sz w:val="20"/>
+        </w:rPr>
+        <w:t xml:space="preserve"> </w:t>
+      </w:r>
+    </w:p>
+    <w:p>
+      <w:pPr>
+        <w:spacing w:before="0" w:after="120" w:line="276" w:lineRule="auto"/>
+        <w:ind w:left="227"/>
+        <w:keepNext w:val="0"/>
+        <w:keepLines/>
+        <w:pBdr>
+          <w:bottom w:val="single" w:sz="6" w:space="4" w:color="9A9A9A"/>
+        </w:pBdr>
+      </w:pPr>
+      <w:r>
+        <w:rPr>
+          <w:sz w:val="20"/>
+        </w:rPr>
+        <w:t xml:space="preserve"> </w:t>
+      </w:r>
+    </w:p>
+    <w:p>
+      <w:pPr>
+        <w:spacing w:before="300" w:after="100" w:line="300" w:lineRule="auto"/>
+        <w:ind w:left="113" w:right="113"/>
+        <w:keepNext/>
+        <w:keepLines/>
+        <w:shd w:val="clear" w:fill="F1F5F9"/>
+      </w:pPr>
+      <w:r>
+        <w:rPr>
+          <w:b/>
+          <w:sz w:val="21"/>
+        </w:rPr>
+        <w:t xml:space="preserve">M4-03  </w:t>
+      </w:r>
+      <w:r>
+        <w:rPr>
+          <w:b/>
+          <w:color w:val="1A1A1A"/>
+          <w:sz w:val="21"/>
+        </w:rPr>
+        <w:t>돈에 대해서는 어떤 편이셨나요?</w:t>
+      </w:r>
+      <w:r>
+        <w:rPr>
+          <w:color w:val="6E6E6E"/>
+          <w:sz w:val="17"/>
+        </w:rPr>
+        <w:t xml:space="preserve">   하나 선택 + 단답 40자</w:t>
+      </w:r>
+      <w:r>
+        <w:br/>
+      </w:r>
+      <w:r>
+        <w:rPr>
+          <w:b w:val="0"/>
+          <w:color w:val="B03A2B"/>
+          <w:sz w:val="17"/>
+        </w:rPr>
+        <w:t>예: "손주 용돈"</w:t>
+      </w:r>
+    </w:p>
+    <w:p>
+      <w:pPr>
+        <w:keepNext/>
+        <w:keepLines/>
+        <w:spacing w:before="0" w:after="80" w:line="312" w:lineRule="auto"/>
+        <w:ind w:left="227"/>
+      </w:pPr>
+      <w:r>
+        <w:rPr>
+          <w:b w:val="0"/>
+          <w:color w:val="1A1A1A"/>
+          <w:sz w:val="20"/>
+        </w:rPr>
+        <w:t>□ 아끼는 편  □ 쓰는 편  □ 남에게는 후하고 본인에게는 아낌  □ 무심한 편  □ 모름</w:t>
+      </w:r>
+    </w:p>
+    <w:p>
+      <w:pPr>
+        <w:keepNext/>
+        <w:keepLines/>
+        <w:spacing w:before="0" w:after="80" w:line="312" w:lineRule="auto"/>
+        <w:ind w:left="227"/>
+      </w:pPr>
+      <w:r>
+        <w:rPr>
+          <w:b w:val="0"/>
+          <w:color w:val="1F4E79"/>
+          <w:sz w:val="20"/>
+        </w:rPr>
+        <w:t xml:space="preserve">아까워하지 않던 것이 있으면 하나 적어주세요.  </w:t>
+      </w:r>
+      <w:r>
+        <w:rPr>
+          <w:color w:val="6E6E6E"/>
+          <w:sz w:val="17"/>
+        </w:rPr>
+        <w:t>단답 40자 · 선택</w:t>
+      </w:r>
+    </w:p>
+    <w:p>
+      <w:pPr>
+        <w:spacing w:before="0" w:after="120" w:line="276" w:lineRule="auto"/>
+        <w:ind w:left="227"/>
+        <w:keepNext w:val="0"/>
+        <w:keepLines/>
+        <w:pBdr>
+          <w:bottom w:val="single" w:sz="6" w:space="4" w:color="9A9A9A"/>
+        </w:pBdr>
+      </w:pPr>
+      <w:r>
+        <w:rPr>
+          <w:sz w:val="20"/>
+        </w:rPr>
+        <w:t xml:space="preserve"> </w:t>
+      </w:r>
+    </w:p>
+    <w:p>
+      <w:pPr>
+        <w:spacing w:before="300" w:after="100" w:line="300" w:lineRule="auto"/>
+        <w:ind w:left="113" w:right="113"/>
+        <w:keepNext/>
+        <w:keepLines/>
+        <w:shd w:val="clear" w:fill="F1F5F9"/>
+      </w:pPr>
+      <w:r>
+        <w:rPr>
+          <w:b/>
+          <w:sz w:val="21"/>
+        </w:rPr>
+        <w:t xml:space="preserve">M4-04  </w:t>
+      </w:r>
+      <w:r>
+        <w:rPr>
+          <w:b/>
+          <w:color w:val="1A1A1A"/>
+          <w:sz w:val="21"/>
+        </w:rPr>
+        <w:t>일이나 성실함에 대해 자주 하는 말</w:t>
+      </w:r>
+      <w:r>
+        <w:rPr>
+          <w:color w:val="6E6E6E"/>
+          <w:sz w:val="17"/>
+        </w:rPr>
+        <w:t xml:space="preserve">   표 0~3행</w:t>
+      </w:r>
+    </w:p>
+    <w:tbl>
+      <w:tblPr>
+        <w:tblStyle w:val="TableGrid"/>
+        <w:tblW w:type="auto" w:w="0"/>
+        <w:tblLayout w:type="fixed"/>
+        <w:tblLook w:firstColumn="1" w:firstRow="1" w:lastColumn="0" w:lastRow="0" w:noHBand="0" w:noVBand="1" w:val="04A0"/>
+        <w:tblLayout w:type="fixed"/>
+        <w:tblW w:w="9865" w:type="dxa"/>
+      </w:tblPr>
+      <w:tblGrid>
+        <w:gridCol w:w="2114"/>
+        <w:gridCol w:w="5635"/>
+        <w:gridCol w:w="2114"/>
+      </w:tblGrid>
+      <w:tr>
+        <w:trPr>
+          <w:cantSplit/>
+        </w:trPr>
+        <w:tc>
+          <w:tcPr>
+            <w:tcW w:type="dxa" w:w="2115"/>
           </w:tcPr>
           <w:p>
             <w:pPr>
@@ -5386,7 +5792,7 @@
         </w:tc>
         <w:tc>
           <w:tcPr>
-            <w:tcW w:type="dxa" w:w="5562"/>
+            <w:tcW w:type="dxa" w:w="5635"/>
           </w:tcPr>
           <w:p>
             <w:pPr>
@@ -5425,7 +5831,7 @@
         </w:tc>
         <w:tc>
           <w:tcPr>
-            <w:tcW w:type="dxa" w:w="2217"/>
+            <w:tcW w:type="dxa" w:w="2115"/>
           </w:tcPr>
           <w:p>
             <w:pPr>
@@ -5438,7 +5844,7 @@
                 <w:color w:val="1A1A1A"/>
                 <w:sz w:val="17"/>
               </w:rPr>
-              <w:t>출처</w:t>
+              <w:t>추정</w:t>
             </w:r>
             <w:r>
               <w:br/>
@@ -5448,27 +5854,7 @@
                 <w:color w:val="6E6E6E"/>
                 <w:sz w:val="15"/>
               </w:rPr>
-              <w:t>하나 고르기</w:t>
-            </w:r>
-            <w:r>
-              <w:br/>
-            </w:r>
-            <w:r>
-              <w:rPr>
-                <w:color w:val="6E6E6E"/>
-                <w:sz w:val="15"/>
-              </w:rPr>
-              <w:t>본인 / 직접 들음 / 가족 전언 / 그랬을 것 같음</w:t>
-            </w:r>
-            <w:r>
-              <w:br/>
-            </w:r>
-            <w:r>
-              <w:rPr>
-                <w:color w:val="6E6E6E"/>
-                <w:sz w:val="15"/>
-              </w:rPr>
-              <w:t>본인 페르소나면 "본인"으로 자동으로 채워집니다</w:t>
+              <w:t>실제로 들은 말이 아니면 체크</w:t>
             </w:r>
           </w:p>
         </w:tc>
@@ -5479,7 +5865,7 @@
         </w:trPr>
         <w:tc>
           <w:tcPr>
-            <w:tcW w:type="dxa" w:w="2086"/>
+            <w:tcW w:type="dxa" w:w="2115"/>
           </w:tcPr>
           <w:p>
             <w:pPr>
@@ -5489,7 +5875,7 @@
         </w:tc>
         <w:tc>
           <w:tcPr>
-            <w:tcW w:type="dxa" w:w="5562"/>
+            <w:tcW w:type="dxa" w:w="5635"/>
           </w:tcPr>
           <w:p>
             <w:pPr>
@@ -5499,12 +5885,20 @@
         </w:tc>
         <w:tc>
           <w:tcPr>
-            <w:tcW w:type="dxa" w:w="2217"/>
+            <w:tcW w:type="dxa" w:w="2115"/>
           </w:tcPr>
           <w:p>
             <w:pPr>
               <w:spacing w:after="60"/>
             </w:pPr>
+            <w:r>
+              <w:rPr>
+                <w:b w:val="0"/>
+                <w:color w:val="1A1A1A"/>
+                <w:sz w:val="18"/>
+              </w:rPr>
+              <w:t>□</w:t>
+            </w:r>
           </w:p>
         </w:tc>
       </w:tr>
@@ -7789,13 +8183,13 @@
         <w:tblW w:w="9865" w:type="dxa"/>
       </w:tblPr>
       <w:tblGrid>
-        <w:gridCol w:w="1304"/>
-        <w:gridCol w:w="1304"/>
-        <w:gridCol w:w="1304"/>
-        <w:gridCol w:w="1304"/>
-        <w:gridCol w:w="1530"/>
-        <w:gridCol w:w="1383"/>
-        <w:gridCol w:w="1735"/>
+        <w:gridCol w:w="1315"/>
+        <w:gridCol w:w="1315"/>
+        <w:gridCol w:w="1315"/>
+        <w:gridCol w:w="1315"/>
+        <w:gridCol w:w="1542"/>
+        <w:gridCol w:w="1315"/>
+        <w:gridCol w:w="1752"/>
       </w:tblGrid>
       <w:tr>
         <w:trPr>
@@ -7803,7 +8197,7 @@
         </w:trPr>
         <w:tc>
           <w:tcPr>
-            <w:tcW w:type="dxa" w:w="1304"/>
+            <w:tcW w:type="dxa" w:w="1315"/>
           </w:tcPr>
           <w:p>
             <w:pPr>
@@ -7832,7 +8226,7 @@
         </w:tc>
         <w:tc>
           <w:tcPr>
-            <w:tcW w:type="dxa" w:w="1304"/>
+            <w:tcW w:type="dxa" w:w="1315"/>
           </w:tcPr>
           <w:p>
             <w:pPr>
@@ -7861,7 +8255,7 @@
         </w:tc>
         <w:tc>
           <w:tcPr>
-            <w:tcW w:type="dxa" w:w="1304"/>
+            <w:tcW w:type="dxa" w:w="1315"/>
           </w:tcPr>
           <w:p>
             <w:pPr>
@@ -7890,7 +8284,7 @@
         </w:tc>
         <w:tc>
           <w:tcPr>
-            <w:tcW w:type="dxa" w:w="1304"/>
+            <w:tcW w:type="dxa" w:w="1315"/>
           </w:tcPr>
           <w:p>
             <w:pPr>
@@ -7919,7 +8313,7 @@
         </w:tc>
         <w:tc>
           <w:tcPr>
-            <w:tcW w:type="dxa" w:w="1531"/>
+            <w:tcW w:type="dxa" w:w="1542"/>
           </w:tcPr>
           <w:p>
             <w:pPr>
@@ -7958,7 +8352,7 @@
         </w:tc>
         <w:tc>
           <w:tcPr>
-            <w:tcW w:type="dxa" w:w="1383"/>
+            <w:tcW w:type="dxa" w:w="1315"/>
           </w:tcPr>
           <w:p>
             <w:pPr>
@@ -7971,7 +8365,7 @@
                 <w:color w:val="1A1A1A"/>
                 <w:sz w:val="17"/>
               </w:rPr>
-              <w:t>출처</w:t>
+              <w:t>추정</w:t>
             </w:r>
             <w:r>
               <w:br/>
@@ -7981,23 +8375,13 @@
                 <w:color w:val="6E6E6E"/>
                 <w:sz w:val="15"/>
               </w:rPr>
-              <w:t>하나 고르기</w:t>
-            </w:r>
-            <w:r>
-              <w:br/>
-            </w:r>
-            <w:r>
-              <w:rPr>
-                <w:color w:val="6E6E6E"/>
-                <w:sz w:val="15"/>
-              </w:rPr>
-              <w:t>본인 / 직접 들음 / 가족 전언 / 그랬을 것 같음</w:t>
+              <w:t>실제로 들은 말이 아니면 체크</w:t>
             </w:r>
           </w:p>
         </w:tc>
         <w:tc>
           <w:tcPr>
-            <w:tcW w:type="dxa" w:w="1735"/>
+            <w:tcW w:type="dxa" w:w="1752"/>
           </w:tcPr>
           <w:p>
             <w:pPr>
@@ -8041,7 +8425,7 @@
         </w:trPr>
         <w:tc>
           <w:tcPr>
-            <w:tcW w:type="dxa" w:w="1304"/>
+            <w:tcW w:type="dxa" w:w="1315"/>
           </w:tcPr>
           <w:p>
             <w:pPr>
@@ -8051,7 +8435,7 @@
         </w:tc>
         <w:tc>
           <w:tcPr>
-            <w:tcW w:type="dxa" w:w="1304"/>
+            <w:tcW w:type="dxa" w:w="1315"/>
           </w:tcPr>
           <w:p>
             <w:pPr>
@@ -8061,7 +8445,7 @@
         </w:tc>
         <w:tc>
           <w:tcPr>
-            <w:tcW w:type="dxa" w:w="1304"/>
+            <w:tcW w:type="dxa" w:w="1315"/>
           </w:tcPr>
           <w:p>
             <w:pPr>
@@ -8071,7 +8455,7 @@
         </w:tc>
         <w:tc>
           <w:tcPr>
-            <w:tcW w:type="dxa" w:w="1304"/>
+            <w:tcW w:type="dxa" w:w="1315"/>
           </w:tcPr>
           <w:p>
             <w:pPr>
@@ -8081,7 +8465,7 @@
         </w:tc>
         <w:tc>
           <w:tcPr>
-            <w:tcW w:type="dxa" w:w="1531"/>
+            <w:tcW w:type="dxa" w:w="1542"/>
           </w:tcPr>
           <w:p>
             <w:pPr>
@@ -8091,17 +8475,25 @@
         </w:tc>
         <w:tc>
           <w:tcPr>
-            <w:tcW w:type="dxa" w:w="1383"/>
+            <w:tcW w:type="dxa" w:w="1315"/>
           </w:tcPr>
           <w:p>
             <w:pPr>
               <w:spacing w:after="60"/>
             </w:pPr>
+            <w:r>
+              <w:rPr>
+                <w:b w:val="0"/>
+                <w:color w:val="1A1A1A"/>
+                <w:sz w:val="18"/>
+              </w:rPr>
+              <w:t>□</w:t>
+            </w:r>
           </w:p>
         </w:tc>
         <w:tc>
           <w:tcPr>
-            <w:tcW w:type="dxa" w:w="1735"/>
+            <w:tcW w:type="dxa" w:w="1752"/>
           </w:tcPr>
           <w:p>
             <w:pPr>
@@ -8116,7 +8508,7 @@
         </w:trPr>
         <w:tc>
           <w:tcPr>
-            <w:tcW w:type="dxa" w:w="1304"/>
+            <w:tcW w:type="dxa" w:w="1315"/>
           </w:tcPr>
           <w:p>
             <w:pPr>
@@ -8126,7 +8518,7 @@
         </w:tc>
         <w:tc>
           <w:tcPr>
-            <w:tcW w:type="dxa" w:w="1304"/>
+            <w:tcW w:type="dxa" w:w="1315"/>
           </w:tcPr>
           <w:p>
             <w:pPr>
@@ -8136,7 +8528,7 @@
         </w:tc>
         <w:tc>
           <w:tcPr>
-            <w:tcW w:type="dxa" w:w="1304"/>
+            <w:tcW w:type="dxa" w:w="1315"/>
           </w:tcPr>
           <w:p>
             <w:pPr>
@@ -8146,7 +8538,7 @@
         </w:tc>
         <w:tc>
           <w:tcPr>
-            <w:tcW w:type="dxa" w:w="1304"/>
+            <w:tcW w:type="dxa" w:w="1315"/>
           </w:tcPr>
           <w:p>
             <w:pPr>
@@ -8156,7 +8548,7 @@
         </w:tc>
         <w:tc>
           <w:tcPr>
-            <w:tcW w:type="dxa" w:w="1531"/>
+            <w:tcW w:type="dxa" w:w="1542"/>
           </w:tcPr>
           <w:p>
             <w:pPr>
@@ -8166,17 +8558,25 @@
         </w:tc>
         <w:tc>
           <w:tcPr>
-            <w:tcW w:type="dxa" w:w="1383"/>
+            <w:tcW w:type="dxa" w:w="1315"/>
           </w:tcPr>
           <w:p>
             <w:pPr>
               <w:spacing w:after="60"/>
             </w:pPr>
+            <w:r>
+              <w:rPr>
+                <w:b w:val="0"/>
+                <w:color w:val="1A1A1A"/>
+                <w:sz w:val="18"/>
+              </w:rPr>
+              <w:t>□</w:t>
+            </w:r>
           </w:p>
         </w:tc>
         <w:tc>
           <w:tcPr>
-            <w:tcW w:type="dxa" w:w="1735"/>
+            <w:tcW w:type="dxa" w:w="1752"/>
           </w:tcPr>
           <w:p>
             <w:pPr>
@@ -8191,7 +8591,7 @@
         </w:trPr>
         <w:tc>
           <w:tcPr>
-            <w:tcW w:type="dxa" w:w="1304"/>
+            <w:tcW w:type="dxa" w:w="1315"/>
           </w:tcPr>
           <w:p>
             <w:pPr>
@@ -8201,7 +8601,7 @@
         </w:tc>
         <w:tc>
           <w:tcPr>
-            <w:tcW w:type="dxa" w:w="1304"/>
+            <w:tcW w:type="dxa" w:w="1315"/>
           </w:tcPr>
           <w:p>
             <w:pPr>
@@ -8211,7 +8611,7 @@
         </w:tc>
         <w:tc>
           <w:tcPr>
-            <w:tcW w:type="dxa" w:w="1304"/>
+            <w:tcW w:type="dxa" w:w="1315"/>
           </w:tcPr>
           <w:p>
             <w:pPr>
@@ -8221,7 +8621,7 @@
         </w:tc>
         <w:tc>
           <w:tcPr>
-            <w:tcW w:type="dxa" w:w="1304"/>
+            <w:tcW w:type="dxa" w:w="1315"/>
           </w:tcPr>
           <w:p>
             <w:pPr>
@@ -8231,7 +8631,7 @@
         </w:tc>
         <w:tc>
           <w:tcPr>
-            <w:tcW w:type="dxa" w:w="1531"/>
+            <w:tcW w:type="dxa" w:w="1542"/>
           </w:tcPr>
           <w:p>
             <w:pPr>
@@ -8241,7 +8641,1339 @@
         </w:tc>
         <w:tc>
           <w:tcPr>
-            <w:tcW w:type="dxa" w:w="1383"/>
+            <w:tcW w:type="dxa" w:w="1315"/>
+          </w:tcPr>
+          <w:p>
+            <w:pPr>
+              <w:spacing w:after="60"/>
+            </w:pPr>
+            <w:r>
+              <w:rPr>
+                <w:b w:val="0"/>
+                <w:color w:val="1A1A1A"/>
+                <w:sz w:val="18"/>
+              </w:rPr>
+              <w:t>□</w:t>
+            </w:r>
+          </w:p>
+        </w:tc>
+        <w:tc>
+          <w:tcPr>
+            <w:tcW w:type="dxa" w:w="1752"/>
+          </w:tcPr>
+          <w:p>
+            <w:pPr>
+              <w:spacing w:after="60"/>
+            </w:pPr>
+          </w:p>
+        </w:tc>
+      </w:tr>
+    </w:tbl>
+    <w:p>
+      <w:pPr>
+        <w:keepNext w:val="0"/>
+        <w:keepLines/>
+        <w:spacing w:after="0"/>
+      </w:pPr>
+      <w:r>
+        <w:rPr>
+          <w:sz w:val="2"/>
+        </w:rPr>
+      </w:r>
+    </w:p>
+    <w:p>
+      <w:pPr>
+        <w:keepNext/>
+        <w:keepLines/>
+        <w:spacing w:before="600" w:after="160" w:line="312" w:lineRule="auto"/>
+        <w:ind w:left="0"/>
+      </w:pPr>
+      <w:r>
+        <w:rPr>
+          <w:b/>
+          <w:color w:val="1F4E79"/>
+          <w:sz w:val="24"/>
+        </w:rPr>
+        <w:t>M8. 상황별 반응</w:t>
+      </w:r>
+    </w:p>
+    <w:p>
+      <w:pPr>
+        <w:keepNext/>
+        <w:keepLines/>
+        <w:spacing w:before="0" w:after="60" w:line="312" w:lineRule="auto"/>
+        <w:ind w:left="340"/>
+      </w:pPr>
+      <w:r>
+        <w:rPr>
+          <w:b w:val="0"/>
+          <w:color w:val="6E6E6E"/>
+          <w:sz w:val="17"/>
+        </w:rPr>
+        <w:t>가이드: 태도를 고르고, 실제 하실 법한 말을 따옴표 그대로 적어주세요. 말은 비워도 됩니다.</w:t>
+      </w:r>
+    </w:p>
+    <w:p>
+      <w:pPr>
+        <w:spacing w:before="300" w:after="100" w:line="300" w:lineRule="auto"/>
+        <w:ind w:left="113" w:right="113"/>
+        <w:keepNext/>
+        <w:keepLines/>
+        <w:shd w:val="clear" w:fill="F1F5F9"/>
+      </w:pPr>
+      <w:r>
+        <w:rPr>
+          <w:b/>
+          <w:sz w:val="21"/>
+        </w:rPr>
+        <w:t xml:space="preserve">M8-01  </w:t>
+      </w:r>
+      <w:r>
+        <w:rPr>
+          <w:b/>
+          <w:color w:val="1A1A1A"/>
+          <w:sz w:val="21"/>
+        </w:rPr>
+        <w:t>누가 "보고 싶어요"라고 하면</w:t>
+      </w:r>
+      <w:r>
+        <w:rPr>
+          <w:color w:val="6E6E6E"/>
+          <w:sz w:val="17"/>
+        </w:rPr>
+        <w:t xml:space="preserve">   하나 선택</w:t>
+      </w:r>
+    </w:p>
+    <w:p>
+      <w:pPr>
+        <w:keepNext/>
+        <w:keepLines/>
+        <w:spacing w:before="0" w:after="80" w:line="312" w:lineRule="auto"/>
+        <w:ind w:left="227"/>
+      </w:pPr>
+      <w:r>
+        <w:rPr>
+          <w:b w:val="0"/>
+          <w:color w:val="1A1A1A"/>
+          <w:sz w:val="20"/>
+        </w:rPr>
+        <w:t>□ 같이 보고 싶다고 말한다  □ 담담하게 받고 안부로 돌린다  □ 짧게 웃어넘긴다  □ 직접 입력 → ____________________</w:t>
+      </w:r>
+    </w:p>
+    <w:p>
+      <w:pPr>
+        <w:keepNext/>
+        <w:keepLines/>
+        <w:spacing w:before="0" w:after="80" w:line="312" w:lineRule="auto"/>
+        <w:ind w:left="227"/>
+      </w:pPr>
+      <w:r>
+        <w:rPr>
+          <w:b w:val="0"/>
+          <w:color w:val="1F4E79"/>
+          <w:sz w:val="20"/>
+        </w:rPr>
+        <w:t xml:space="preserve">실제 하실 법한 말을 한 줄 적어주세요.  </w:t>
+      </w:r>
+      <w:r>
+        <w:rPr>
+          <w:color w:val="6E6E6E"/>
+          <w:sz w:val="17"/>
+        </w:rPr>
+        <w:t>단답 30자 · 선택</w:t>
+      </w:r>
+    </w:p>
+    <w:p>
+      <w:pPr>
+        <w:spacing w:before="0" w:after="120" w:line="276" w:lineRule="auto"/>
+        <w:ind w:left="227"/>
+        <w:keepNext/>
+        <w:keepLines/>
+        <w:pBdr>
+          <w:bottom w:val="single" w:sz="6" w:space="4" w:color="9A9A9A"/>
+        </w:pBdr>
+      </w:pPr>
+      <w:r>
+        <w:rPr>
+          <w:sz w:val="20"/>
+        </w:rPr>
+        <w:t xml:space="preserve"> </w:t>
+      </w:r>
+    </w:p>
+    <w:p>
+      <w:pPr>
+        <w:keepNext w:val="0"/>
+        <w:keepLines/>
+        <w:spacing w:before="0" w:after="80" w:line="312" w:lineRule="auto"/>
+        <w:ind w:left="227"/>
+      </w:pPr>
+      <w:r>
+        <w:rPr>
+          <w:b w:val="0"/>
+          <w:color w:val="1A1A1A"/>
+          <w:sz w:val="20"/>
+        </w:rPr>
+        <w:t>□ 실제로 들은 말은 아니에요</w:t>
+      </w:r>
+    </w:p>
+    <w:p>
+      <w:pPr>
+        <w:spacing w:before="300" w:after="100" w:line="300" w:lineRule="auto"/>
+        <w:ind w:left="113" w:right="113"/>
+        <w:keepNext/>
+        <w:keepLines/>
+        <w:shd w:val="clear" w:fill="F1F5F9"/>
+      </w:pPr>
+      <w:r>
+        <w:rPr>
+          <w:b/>
+          <w:sz w:val="21"/>
+        </w:rPr>
+        <w:t xml:space="preserve">M8-02  </w:t>
+      </w:r>
+      <w:r>
+        <w:rPr>
+          <w:b/>
+          <w:color w:val="1A1A1A"/>
+          <w:sz w:val="21"/>
+        </w:rPr>
+        <w:t>"너무 힘들어요"라고 하면</w:t>
+      </w:r>
+      <w:r>
+        <w:rPr>
+          <w:color w:val="6E6E6E"/>
+          <w:sz w:val="17"/>
+        </w:rPr>
+        <w:t xml:space="preserve">   하나 선택</w:t>
+      </w:r>
+    </w:p>
+    <w:p>
+      <w:pPr>
+        <w:keepNext/>
+        <w:keepLines/>
+        <w:spacing w:before="0" w:after="80" w:line="312" w:lineRule="auto"/>
+        <w:ind w:left="227"/>
+      </w:pPr>
+      <w:r>
+        <w:rPr>
+          <w:b w:val="0"/>
+          <w:color w:val="1A1A1A"/>
+          <w:sz w:val="20"/>
+        </w:rPr>
+        <w:t>□ 담담히 듣고 한마디로 안심시킨다  □ 같이 속상해한다  □ 자기 경험을 짧게 들려준다</w:t>
+      </w:r>
+    </w:p>
+    <w:p>
+      <w:pPr>
+        <w:keepNext/>
+        <w:keepLines/>
+        <w:spacing w:before="0" w:after="80" w:line="312" w:lineRule="auto"/>
+        <w:ind w:left="227"/>
+      </w:pPr>
+      <w:r>
+        <w:rPr>
+          <w:b w:val="0"/>
+          <w:color w:val="1A1A1A"/>
+          <w:sz w:val="20"/>
+        </w:rPr>
+        <w:t>□ 끼니·건강부터 챙긴다  □ 직접 입력 → ____________________</w:t>
+      </w:r>
+    </w:p>
+    <w:p>
+      <w:pPr>
+        <w:keepNext/>
+        <w:keepLines/>
+        <w:spacing w:before="0" w:after="80" w:line="312" w:lineRule="auto"/>
+        <w:ind w:left="227"/>
+      </w:pPr>
+      <w:r>
+        <w:rPr>
+          <w:b w:val="0"/>
+          <w:color w:val="1F4E79"/>
+          <w:sz w:val="20"/>
+        </w:rPr>
+        <w:t xml:space="preserve">실제 하실 법한 말을 한 줄 적어주세요.  </w:t>
+      </w:r>
+      <w:r>
+        <w:rPr>
+          <w:color w:val="6E6E6E"/>
+          <w:sz w:val="17"/>
+        </w:rPr>
+        <w:t>단답 30자 · 선택</w:t>
+      </w:r>
+    </w:p>
+    <w:p>
+      <w:pPr>
+        <w:spacing w:before="0" w:after="120" w:line="276" w:lineRule="auto"/>
+        <w:ind w:left="227"/>
+        <w:keepNext/>
+        <w:keepLines/>
+        <w:pBdr>
+          <w:bottom w:val="single" w:sz="6" w:space="4" w:color="9A9A9A"/>
+        </w:pBdr>
+      </w:pPr>
+      <w:r>
+        <w:rPr>
+          <w:sz w:val="20"/>
+        </w:rPr>
+        <w:t xml:space="preserve"> </w:t>
+      </w:r>
+    </w:p>
+    <w:p>
+      <w:pPr>
+        <w:keepNext w:val="0"/>
+        <w:keepLines/>
+        <w:spacing w:before="0" w:after="80" w:line="312" w:lineRule="auto"/>
+        <w:ind w:left="227"/>
+      </w:pPr>
+      <w:r>
+        <w:rPr>
+          <w:b w:val="0"/>
+          <w:color w:val="1A1A1A"/>
+          <w:sz w:val="20"/>
+        </w:rPr>
+        <w:t>□ 실제로 들은 말은 아니에요</w:t>
+      </w:r>
+    </w:p>
+    <w:p>
+      <w:pPr>
+        <w:spacing w:before="300" w:after="100" w:line="300" w:lineRule="auto"/>
+        <w:ind w:left="113" w:right="113"/>
+        <w:keepNext/>
+        <w:keepLines/>
+        <w:shd w:val="clear" w:fill="F1F5F9"/>
+      </w:pPr>
+      <w:r>
+        <w:rPr>
+          <w:b/>
+          <w:sz w:val="21"/>
+        </w:rPr>
+        <w:t xml:space="preserve">M8-03  </w:t>
+      </w:r>
+      <w:r>
+        <w:rPr>
+          <w:b/>
+          <w:color w:val="1A1A1A"/>
+          <w:sz w:val="21"/>
+        </w:rPr>
+        <w:t>"좋은 일이 생겼어요!"라고 하면</w:t>
+      </w:r>
+      <w:r>
+        <w:rPr>
+          <w:color w:val="6E6E6E"/>
+          <w:sz w:val="17"/>
+        </w:rPr>
+        <w:t xml:space="preserve">   하나 선택</w:t>
+      </w:r>
+    </w:p>
+    <w:p>
+      <w:pPr>
+        <w:keepNext/>
+        <w:keepLines/>
+        <w:spacing w:before="0" w:after="80" w:line="312" w:lineRule="auto"/>
+        <w:ind w:left="227"/>
+      </w:pPr>
+      <w:r>
+        <w:rPr>
+          <w:b w:val="0"/>
+          <w:color w:val="1A1A1A"/>
+          <w:sz w:val="20"/>
+        </w:rPr>
+        <w:t>□ 크게 기뻐하며 축하한다  □ 담담하지만 기쁘게 받는다  □ 칭찬보다 당부를 덧붙인다  □ 직접 입력 → ____________________</w:t>
+      </w:r>
+    </w:p>
+    <w:p>
+      <w:pPr>
+        <w:keepNext/>
+        <w:keepLines/>
+        <w:spacing w:before="0" w:after="80" w:line="312" w:lineRule="auto"/>
+        <w:ind w:left="227"/>
+      </w:pPr>
+      <w:r>
+        <w:rPr>
+          <w:b w:val="0"/>
+          <w:color w:val="1F4E79"/>
+          <w:sz w:val="20"/>
+        </w:rPr>
+        <w:t xml:space="preserve">실제 하실 법한 말을 한 줄 적어주세요.  </w:t>
+      </w:r>
+      <w:r>
+        <w:rPr>
+          <w:color w:val="6E6E6E"/>
+          <w:sz w:val="17"/>
+        </w:rPr>
+        <w:t>단답 30자 · 선택</w:t>
+      </w:r>
+    </w:p>
+    <w:p>
+      <w:pPr>
+        <w:spacing w:before="0" w:after="120" w:line="276" w:lineRule="auto"/>
+        <w:ind w:left="227"/>
+        <w:keepNext/>
+        <w:keepLines/>
+        <w:pBdr>
+          <w:bottom w:val="single" w:sz="6" w:space="4" w:color="9A9A9A"/>
+        </w:pBdr>
+      </w:pPr>
+      <w:r>
+        <w:rPr>
+          <w:sz w:val="20"/>
+        </w:rPr>
+        <w:t xml:space="preserve"> </w:t>
+      </w:r>
+    </w:p>
+    <w:p>
+      <w:pPr>
+        <w:keepNext w:val="0"/>
+        <w:keepLines/>
+        <w:spacing w:before="0" w:after="80" w:line="312" w:lineRule="auto"/>
+        <w:ind w:left="227"/>
+      </w:pPr>
+      <w:r>
+        <w:rPr>
+          <w:b w:val="0"/>
+          <w:color w:val="1A1A1A"/>
+          <w:sz w:val="20"/>
+        </w:rPr>
+        <w:t>□ 실제로 들은 말은 아니에요</w:t>
+      </w:r>
+    </w:p>
+    <w:p>
+      <w:pPr>
+        <w:spacing w:before="300" w:after="100" w:line="300" w:lineRule="auto"/>
+        <w:ind w:left="113" w:right="113"/>
+        <w:keepNext/>
+        <w:keepLines/>
+        <w:shd w:val="clear" w:fill="F1F5F9"/>
+      </w:pPr>
+      <w:r>
+        <w:rPr>
+          <w:b/>
+          <w:sz w:val="21"/>
+        </w:rPr>
+        <w:t xml:space="preserve">M8-04  </w:t>
+      </w:r>
+      <w:r>
+        <w:rPr>
+          <w:b/>
+          <w:color w:val="1A1A1A"/>
+          <w:sz w:val="21"/>
+        </w:rPr>
+        <w:t>가족이 아프다고 하면</w:t>
+      </w:r>
+      <w:r>
+        <w:rPr>
+          <w:color w:val="6E6E6E"/>
+          <w:sz w:val="17"/>
+        </w:rPr>
+        <w:t xml:space="preserve">   하나 선택</w:t>
+      </w:r>
+      <w:r>
+        <w:br/>
+      </w:r>
+      <w:r>
+        <w:rPr>
+          <w:b w:val="0"/>
+          <w:color w:val="6E6E6E"/>
+          <w:sz w:val="17"/>
+        </w:rPr>
+        <w:t>가이드: 식사·휴식·병원 권유까지만 적어주세요. 약이나 치료에 대한 조언은 하지 않아요.</w:t>
+      </w:r>
+    </w:p>
+    <w:p>
+      <w:pPr>
+        <w:keepNext/>
+        <w:keepLines/>
+        <w:spacing w:before="0" w:after="80" w:line="312" w:lineRule="auto"/>
+        <w:ind w:left="227"/>
+      </w:pPr>
+      <w:r>
+        <w:rPr>
+          <w:b w:val="0"/>
+          <w:color w:val="1A1A1A"/>
+          <w:sz w:val="20"/>
+        </w:rPr>
+        <w:t>□ 크게 걱정하며 밥·쉬라고 챙긴다  □ 병원 가라고 재촉한다  □ 담담하게 괜찮을 거라 한다  □ 직접 입력 → ____________________</w:t>
+      </w:r>
+    </w:p>
+    <w:p>
+      <w:pPr>
+        <w:keepNext/>
+        <w:keepLines/>
+        <w:spacing w:before="0" w:after="80" w:line="312" w:lineRule="auto"/>
+        <w:ind w:left="227"/>
+      </w:pPr>
+      <w:r>
+        <w:rPr>
+          <w:b w:val="0"/>
+          <w:color w:val="1F4E79"/>
+          <w:sz w:val="20"/>
+        </w:rPr>
+        <w:t xml:space="preserve">실제 하실 법한 말을 한 줄 적어주세요.  </w:t>
+      </w:r>
+      <w:r>
+        <w:rPr>
+          <w:color w:val="6E6E6E"/>
+          <w:sz w:val="17"/>
+        </w:rPr>
+        <w:t>단답 30자 · 선택</w:t>
+      </w:r>
+    </w:p>
+    <w:p>
+      <w:pPr>
+        <w:spacing w:before="0" w:after="120" w:line="276" w:lineRule="auto"/>
+        <w:ind w:left="227"/>
+        <w:keepNext/>
+        <w:keepLines/>
+        <w:pBdr>
+          <w:bottom w:val="single" w:sz="6" w:space="4" w:color="9A9A9A"/>
+        </w:pBdr>
+      </w:pPr>
+      <w:r>
+        <w:rPr>
+          <w:sz w:val="20"/>
+        </w:rPr>
+        <w:t xml:space="preserve"> </w:t>
+      </w:r>
+    </w:p>
+    <w:p>
+      <w:pPr>
+        <w:keepNext w:val="0"/>
+        <w:keepLines/>
+        <w:spacing w:before="0" w:after="80" w:line="312" w:lineRule="auto"/>
+        <w:ind w:left="227"/>
+      </w:pPr>
+      <w:r>
+        <w:rPr>
+          <w:b w:val="0"/>
+          <w:color w:val="1A1A1A"/>
+          <w:sz w:val="20"/>
+        </w:rPr>
+        <w:t>□ 실제로 들은 말은 아니에요</w:t>
+      </w:r>
+    </w:p>
+    <w:p>
+      <w:pPr>
+        <w:spacing w:before="300" w:after="100" w:line="300" w:lineRule="auto"/>
+        <w:ind w:left="113" w:right="113"/>
+        <w:keepNext/>
+        <w:keepLines/>
+        <w:shd w:val="clear" w:fill="F1F5F9"/>
+      </w:pPr>
+      <w:r>
+        <w:rPr>
+          <w:b/>
+          <w:sz w:val="21"/>
+        </w:rPr>
+        <w:t xml:space="preserve">M8-05  </w:t>
+      </w:r>
+      <w:r>
+        <w:rPr>
+          <w:b/>
+          <w:color w:val="1A1A1A"/>
+          <w:sz w:val="21"/>
+        </w:rPr>
+        <w:t>가족끼리 다퉜다는 걸 알면</w:t>
+      </w:r>
+      <w:r>
+        <w:rPr>
+          <w:color w:val="6E6E6E"/>
+          <w:sz w:val="17"/>
+        </w:rPr>
+        <w:t xml:space="preserve">   하나 선택</w:t>
+      </w:r>
+    </w:p>
+    <w:p>
+      <w:pPr>
+        <w:keepNext/>
+        <w:keepLines/>
+        <w:spacing w:before="0" w:after="80" w:line="312" w:lineRule="auto"/>
+        <w:ind w:left="227"/>
+      </w:pPr>
+      <w:r>
+        <w:rPr>
+          <w:b w:val="0"/>
+          <w:color w:val="1A1A1A"/>
+          <w:sz w:val="20"/>
+        </w:rPr>
+        <w:t>□ 싸우지 말라고 양쪽 다독인다  □ 한쪽 편을 든다  □ 모른 척 넘어간다</w:t>
+      </w:r>
+    </w:p>
+    <w:p>
+      <w:pPr>
+        <w:keepNext/>
+        <w:keepLines/>
+        <w:spacing w:before="0" w:after="80" w:line="312" w:lineRule="auto"/>
+        <w:ind w:left="227"/>
+      </w:pPr>
+      <w:r>
+        <w:rPr>
+          <w:b w:val="0"/>
+          <w:color w:val="1A1A1A"/>
+          <w:sz w:val="20"/>
+        </w:rPr>
+        <w:t>□ 이유를 차분히 묻는다  □ 직접 입력 → ____________________</w:t>
+      </w:r>
+    </w:p>
+    <w:p>
+      <w:pPr>
+        <w:keepNext/>
+        <w:keepLines/>
+        <w:spacing w:before="0" w:after="80" w:line="312" w:lineRule="auto"/>
+        <w:ind w:left="227"/>
+      </w:pPr>
+      <w:r>
+        <w:rPr>
+          <w:b w:val="0"/>
+          <w:color w:val="1F4E79"/>
+          <w:sz w:val="20"/>
+        </w:rPr>
+        <w:t xml:space="preserve">실제 하실 법한 말을 한 줄 적어주세요.  </w:t>
+      </w:r>
+      <w:r>
+        <w:rPr>
+          <w:color w:val="6E6E6E"/>
+          <w:sz w:val="17"/>
+        </w:rPr>
+        <w:t>단답 30자 · 선택</w:t>
+      </w:r>
+    </w:p>
+    <w:p>
+      <w:pPr>
+        <w:spacing w:before="0" w:after="120" w:line="276" w:lineRule="auto"/>
+        <w:ind w:left="227"/>
+        <w:keepNext/>
+        <w:keepLines/>
+        <w:pBdr>
+          <w:bottom w:val="single" w:sz="6" w:space="4" w:color="9A9A9A"/>
+        </w:pBdr>
+      </w:pPr>
+      <w:r>
+        <w:rPr>
+          <w:sz w:val="20"/>
+        </w:rPr>
+        <w:t xml:space="preserve"> </w:t>
+      </w:r>
+    </w:p>
+    <w:p>
+      <w:pPr>
+        <w:keepNext w:val="0"/>
+        <w:keepLines/>
+        <w:spacing w:before="0" w:after="80" w:line="312" w:lineRule="auto"/>
+        <w:ind w:left="227"/>
+      </w:pPr>
+      <w:r>
+        <w:rPr>
+          <w:b w:val="0"/>
+          <w:color w:val="1A1A1A"/>
+          <w:sz w:val="20"/>
+        </w:rPr>
+        <w:t>□ 실제로 들은 말은 아니에요</w:t>
+      </w:r>
+    </w:p>
+    <w:p>
+      <w:pPr>
+        <w:spacing w:before="300" w:after="100" w:line="300" w:lineRule="auto"/>
+        <w:ind w:left="113" w:right="113"/>
+        <w:keepNext/>
+        <w:keepLines/>
+        <w:shd w:val="clear" w:fill="F1F5F9"/>
+      </w:pPr>
+      <w:r>
+        <w:rPr>
+          <w:b/>
+          <w:sz w:val="21"/>
+        </w:rPr>
+        <w:t xml:space="preserve">M8-06  </w:t>
+      </w:r>
+      <w:r>
+        <w:rPr>
+          <w:b/>
+          <w:color w:val="1A1A1A"/>
+          <w:sz w:val="21"/>
+        </w:rPr>
+        <w:t>공부나 일 걱정을 털어놓으면</w:t>
+      </w:r>
+      <w:r>
+        <w:rPr>
+          <w:color w:val="6E6E6E"/>
+          <w:sz w:val="17"/>
+        </w:rPr>
+        <w:t xml:space="preserve">   하나 선택</w:t>
+      </w:r>
+    </w:p>
+    <w:p>
+      <w:pPr>
+        <w:keepNext/>
+        <w:keepLines/>
+        <w:spacing w:before="0" w:after="80" w:line="312" w:lineRule="auto"/>
+        <w:ind w:left="227"/>
+      </w:pPr>
+      <w:r>
+        <w:rPr>
+          <w:b w:val="0"/>
+          <w:color w:val="1A1A1A"/>
+          <w:sz w:val="20"/>
+        </w:rPr>
+        <w:t>□ 걱정 말라고 안심시킨다  □ 열심히 하라고 독려한다  □ 구체적으로 조언한다</w:t>
+      </w:r>
+    </w:p>
+    <w:p>
+      <w:pPr>
+        <w:keepNext/>
+        <w:keepLines/>
+        <w:spacing w:before="0" w:after="80" w:line="312" w:lineRule="auto"/>
+        <w:ind w:left="227"/>
+      </w:pPr>
+      <w:r>
+        <w:rPr>
+          <w:b w:val="0"/>
+          <w:color w:val="1A1A1A"/>
+          <w:sz w:val="20"/>
+        </w:rPr>
+        <w:t>□ 건강부터 챙기라고 한다  □ 직접 입력 → ____________________</w:t>
+      </w:r>
+    </w:p>
+    <w:p>
+      <w:pPr>
+        <w:keepNext/>
+        <w:keepLines/>
+        <w:spacing w:before="0" w:after="80" w:line="312" w:lineRule="auto"/>
+        <w:ind w:left="227"/>
+      </w:pPr>
+      <w:r>
+        <w:rPr>
+          <w:b w:val="0"/>
+          <w:color w:val="1F4E79"/>
+          <w:sz w:val="20"/>
+        </w:rPr>
+        <w:t xml:space="preserve">실제 하실 법한 말을 한 줄 적어주세요.  </w:t>
+      </w:r>
+      <w:r>
+        <w:rPr>
+          <w:color w:val="6E6E6E"/>
+          <w:sz w:val="17"/>
+        </w:rPr>
+        <w:t>단답 30자 · 선택</w:t>
+      </w:r>
+    </w:p>
+    <w:p>
+      <w:pPr>
+        <w:spacing w:before="0" w:after="120" w:line="276" w:lineRule="auto"/>
+        <w:ind w:left="227"/>
+        <w:keepNext/>
+        <w:keepLines/>
+        <w:pBdr>
+          <w:bottom w:val="single" w:sz="6" w:space="4" w:color="9A9A9A"/>
+        </w:pBdr>
+      </w:pPr>
+      <w:r>
+        <w:rPr>
+          <w:sz w:val="20"/>
+        </w:rPr>
+        <w:t xml:space="preserve"> </w:t>
+      </w:r>
+    </w:p>
+    <w:p>
+      <w:pPr>
+        <w:keepNext w:val="0"/>
+        <w:keepLines/>
+        <w:spacing w:before="0" w:after="80" w:line="312" w:lineRule="auto"/>
+        <w:ind w:left="227"/>
+      </w:pPr>
+      <w:r>
+        <w:rPr>
+          <w:b w:val="0"/>
+          <w:color w:val="1A1A1A"/>
+          <w:sz w:val="20"/>
+        </w:rPr>
+        <w:t>□ 실제로 들은 말은 아니에요</w:t>
+      </w:r>
+    </w:p>
+    <w:p>
+      <w:pPr>
+        <w:spacing w:before="300" w:after="100" w:line="300" w:lineRule="auto"/>
+        <w:ind w:left="113" w:right="113"/>
+        <w:keepNext/>
+        <w:keepLines/>
+        <w:shd w:val="clear" w:fill="F1F5F9"/>
+      </w:pPr>
+      <w:r>
+        <w:rPr>
+          <w:b/>
+          <w:sz w:val="21"/>
+        </w:rPr>
+        <w:t xml:space="preserve">M8-07  </w:t>
+      </w:r>
+      <w:r>
+        <w:rPr>
+          <w:b/>
+          <w:color w:val="1A1A1A"/>
+          <w:sz w:val="21"/>
+        </w:rPr>
+        <w:t>결혼이나 연애 고민을 이야기하면</w:t>
+      </w:r>
+      <w:r>
+        <w:rPr>
+          <w:color w:val="6E6E6E"/>
+          <w:sz w:val="17"/>
+        </w:rPr>
+        <w:t xml:space="preserve">   하나 선택</w:t>
+      </w:r>
+    </w:p>
+    <w:p>
+      <w:pPr>
+        <w:keepNext/>
+        <w:keepLines/>
+        <w:spacing w:before="0" w:after="80" w:line="312" w:lineRule="auto"/>
+        <w:ind w:left="227"/>
+      </w:pPr>
+      <w:r>
+        <w:rPr>
+          <w:b w:val="0"/>
+          <w:color w:val="1A1A1A"/>
+          <w:sz w:val="20"/>
+        </w:rPr>
+        <w:t>□ 믿고 잘하라고 한다  □ 신중하라고 한다  □ 캐묻지 않고 응원한다  □ 직접 입력 → ____________________</w:t>
+      </w:r>
+    </w:p>
+    <w:p>
+      <w:pPr>
+        <w:keepNext/>
+        <w:keepLines/>
+        <w:spacing w:before="0" w:after="80" w:line="312" w:lineRule="auto"/>
+        <w:ind w:left="227"/>
+      </w:pPr>
+      <w:r>
+        <w:rPr>
+          <w:b w:val="0"/>
+          <w:color w:val="1F4E79"/>
+          <w:sz w:val="20"/>
+        </w:rPr>
+        <w:t xml:space="preserve">실제 하실 법한 말을 한 줄 적어주세요.  </w:t>
+      </w:r>
+      <w:r>
+        <w:rPr>
+          <w:color w:val="6E6E6E"/>
+          <w:sz w:val="17"/>
+        </w:rPr>
+        <w:t>단답 30자 · 선택</w:t>
+      </w:r>
+    </w:p>
+    <w:p>
+      <w:pPr>
+        <w:spacing w:before="0" w:after="120" w:line="276" w:lineRule="auto"/>
+        <w:ind w:left="227"/>
+        <w:keepNext/>
+        <w:keepLines/>
+        <w:pBdr>
+          <w:bottom w:val="single" w:sz="6" w:space="4" w:color="9A9A9A"/>
+        </w:pBdr>
+      </w:pPr>
+      <w:r>
+        <w:rPr>
+          <w:sz w:val="20"/>
+        </w:rPr>
+        <w:t xml:space="preserve"> </w:t>
+      </w:r>
+    </w:p>
+    <w:p>
+      <w:pPr>
+        <w:keepNext w:val="0"/>
+        <w:keepLines/>
+        <w:spacing w:before="0" w:after="80" w:line="312" w:lineRule="auto"/>
+        <w:ind w:left="227"/>
+      </w:pPr>
+      <w:r>
+        <w:rPr>
+          <w:b w:val="0"/>
+          <w:color w:val="1A1A1A"/>
+          <w:sz w:val="20"/>
+        </w:rPr>
+        <w:t>□ 실제로 들은 말은 아니에요</w:t>
+      </w:r>
+    </w:p>
+    <w:p>
+      <w:pPr>
+        <w:spacing w:before="300" w:after="100" w:line="300" w:lineRule="auto"/>
+        <w:ind w:left="113" w:right="113"/>
+        <w:keepNext/>
+        <w:keepLines/>
+        <w:shd w:val="clear" w:fill="F1F5F9"/>
+      </w:pPr>
+      <w:r>
+        <w:rPr>
+          <w:b/>
+          <w:sz w:val="21"/>
+        </w:rPr>
+        <w:t xml:space="preserve">M8-08  </w:t>
+      </w:r>
+      <w:r>
+        <w:rPr>
+          <w:b/>
+          <w:color w:val="1A1A1A"/>
+          <w:sz w:val="21"/>
+        </w:rPr>
+        <w:t>모르는 것을 물으면</w:t>
+      </w:r>
+      <w:r>
+        <w:rPr>
+          <w:color w:val="6E6E6E"/>
+          <w:sz w:val="17"/>
+        </w:rPr>
+        <w:t xml:space="preserve">   단답 30자</w:t>
+      </w:r>
+      <w:r>
+        <w:br/>
+      </w:r>
+      <w:r>
+        <w:rPr>
+          <w:b w:val="0"/>
+          <w:color w:val="B03A2B"/>
+          <w:sz w:val="17"/>
+        </w:rPr>
+        <w:t>예: "그건 내가 잘 모르겠구나"</w:t>
+      </w:r>
+      <w:r>
+        <w:br/>
+      </w:r>
+      <w:r>
+        <w:rPr>
+          <w:b w:val="0"/>
+          <w:color w:val="6E6E6E"/>
+          <w:sz w:val="17"/>
+        </w:rPr>
+        <w:t>가이드: "기억 안 나" 계열은 쓸 수 없어요.</w:t>
+      </w:r>
+    </w:p>
+    <w:p>
+      <w:pPr>
+        <w:keepNext/>
+        <w:keepLines/>
+        <w:spacing w:before="0" w:after="80" w:line="312" w:lineRule="auto"/>
+        <w:ind w:left="227"/>
+      </w:pPr>
+      <w:r>
+        <w:rPr>
+          <w:b w:val="0"/>
+          <w:color w:val="1F4E79"/>
+          <w:sz w:val="20"/>
+        </w:rPr>
+        <w:t>그분다운 "모르겠다" 표현을 한 줄 적어주세요.</w:t>
+      </w:r>
+    </w:p>
+    <w:p>
+      <w:pPr>
+        <w:spacing w:before="0" w:after="120" w:line="276" w:lineRule="auto"/>
+        <w:ind w:left="227"/>
+        <w:keepNext/>
+        <w:keepLines/>
+        <w:pBdr>
+          <w:bottom w:val="single" w:sz="6" w:space="4" w:color="9A9A9A"/>
+        </w:pBdr>
+      </w:pPr>
+      <w:r>
+        <w:rPr>
+          <w:sz w:val="20"/>
+        </w:rPr>
+        <w:t xml:space="preserve"> </w:t>
+      </w:r>
+    </w:p>
+    <w:p>
+      <w:pPr>
+        <w:keepNext w:val="0"/>
+        <w:keepLines/>
+        <w:spacing w:before="0" w:after="80" w:line="312" w:lineRule="auto"/>
+        <w:ind w:left="227"/>
+      </w:pPr>
+      <w:r>
+        <w:rPr>
+          <w:b w:val="0"/>
+          <w:color w:val="1A1A1A"/>
+          <w:sz w:val="20"/>
+        </w:rPr>
+        <w:t>□ 실제로 들은 말은 아니에요</w:t>
+      </w:r>
+    </w:p>
+    <w:p>
+      <w:pPr>
+        <w:spacing w:before="300" w:after="100" w:line="300" w:lineRule="auto"/>
+        <w:ind w:left="113" w:right="113"/>
+        <w:keepNext/>
+        <w:keepLines/>
+        <w:shd w:val="clear" w:fill="F1F5F9"/>
+      </w:pPr>
+      <w:r>
+        <w:rPr>
+          <w:b/>
+          <w:sz w:val="21"/>
+        </w:rPr>
+        <w:t xml:space="preserve">M8-09  </w:t>
+      </w:r>
+      <w:r>
+        <w:rPr>
+          <w:b/>
+          <w:color w:val="1A1A1A"/>
+          <w:sz w:val="21"/>
+        </w:rPr>
+        <w:t>돈·상속·정치 같은 주제를 물으면</w:t>
+      </w:r>
+      <w:r>
+        <w:rPr>
+          <w:color w:val="6E6E6E"/>
+          <w:sz w:val="17"/>
+        </w:rPr>
+        <w:t xml:space="preserve">   하나 선택</w:t>
+      </w:r>
+      <w:r>
+        <w:br/>
+      </w:r>
+      <w:r>
+        <w:rPr>
+          <w:b w:val="0"/>
+          <w:color w:val="6E6E6E"/>
+          <w:sz w:val="17"/>
+        </w:rPr>
+        <w:t>가이드: 여기는 "그럴 때 뭐라고 하는지"만 적어주세요.</w:t>
+      </w:r>
+    </w:p>
+    <w:p>
+      <w:pPr>
+        <w:keepNext/>
+        <w:keepLines/>
+        <w:spacing w:before="0" w:after="80" w:line="312" w:lineRule="auto"/>
+        <w:ind w:left="227"/>
+      </w:pPr>
+      <w:r>
+        <w:rPr>
+          <w:b w:val="0"/>
+          <w:color w:val="1A1A1A"/>
+          <w:sz w:val="20"/>
+        </w:rPr>
+        <w:t>□ 짧게 넘기고 화제를 돌린다  □ 그런 얘기는 안 한다고 말한다  □ 원칙 한마디만 한다  □ 직접 입력 → ____________________</w:t>
+      </w:r>
+    </w:p>
+    <w:p>
+      <w:pPr>
+        <w:keepNext/>
+        <w:keepLines/>
+        <w:spacing w:before="0" w:after="80" w:line="312" w:lineRule="auto"/>
+        <w:ind w:left="227"/>
+      </w:pPr>
+      <w:r>
+        <w:rPr>
+          <w:b w:val="0"/>
+          <w:color w:val="1F4E79"/>
+          <w:sz w:val="20"/>
+        </w:rPr>
+        <w:t xml:space="preserve">실제 하실 법한 말을 한 줄 적어주세요.  </w:t>
+      </w:r>
+      <w:r>
+        <w:rPr>
+          <w:color w:val="6E6E6E"/>
+          <w:sz w:val="17"/>
+        </w:rPr>
+        <w:t>단답 30자 · 선택</w:t>
+      </w:r>
+    </w:p>
+    <w:p>
+      <w:pPr>
+        <w:spacing w:before="0" w:after="120" w:line="276" w:lineRule="auto"/>
+        <w:ind w:left="227"/>
+        <w:keepNext/>
+        <w:keepLines/>
+        <w:pBdr>
+          <w:bottom w:val="single" w:sz="6" w:space="4" w:color="9A9A9A"/>
+        </w:pBdr>
+      </w:pPr>
+      <w:r>
+        <w:rPr>
+          <w:sz w:val="20"/>
+        </w:rPr>
+        <w:t xml:space="preserve"> </w:t>
+      </w:r>
+    </w:p>
+    <w:p>
+      <w:pPr>
+        <w:keepNext/>
+        <w:keepLines/>
+        <w:spacing w:before="0" w:after="80" w:line="312" w:lineRule="auto"/>
+        <w:ind w:left="227"/>
+      </w:pPr>
+      <w:r>
+        <w:rPr>
+          <w:b w:val="0"/>
+          <w:color w:val="1A1A1A"/>
+          <w:sz w:val="20"/>
+        </w:rPr>
+        <w:t>□ 실제로 들은 말은 아니에요</w:t>
+      </w:r>
+    </w:p>
+    <w:p>
+      <w:pPr>
+        <w:spacing w:before="300" w:after="100" w:line="300" w:lineRule="auto"/>
+        <w:ind w:left="113" w:right="113"/>
+        <w:keepNext/>
+        <w:keepLines/>
+        <w:shd w:val="clear" w:fill="F1F5F9"/>
+      </w:pPr>
+      <w:r>
+        <w:rPr>
+          <w:b/>
+          <w:sz w:val="21"/>
+        </w:rPr>
+        <w:t xml:space="preserve">M8-10  </w:t>
+      </w:r>
+      <w:r>
+        <w:rPr>
+          <w:b/>
+          <w:color w:val="1A1A1A"/>
+          <w:sz w:val="21"/>
+        </w:rPr>
+        <w:t>사용자가 미안함이나 죄책감을 말하면 ("그때 곁에 못 있어서 죄송해요", "더 잘해드릴걸")</w:t>
+      </w:r>
+      <w:r>
+        <w:rPr>
+          <w:color w:val="6E6E6E"/>
+          <w:sz w:val="17"/>
+        </w:rPr>
+        <w:t xml:space="preserve">   하나 선택</w:t>
+      </w:r>
+    </w:p>
+    <w:p>
+      <w:pPr>
+        <w:keepNext/>
+        <w:keepLines/>
+        <w:spacing w:before="0" w:after="80" w:line="312" w:lineRule="auto"/>
+        <w:ind w:left="227"/>
+      </w:pPr>
+      <w:r>
+        <w:rPr>
+          <w:b w:val="0"/>
+          <w:color w:val="1A1A1A"/>
+          <w:sz w:val="20"/>
+        </w:rPr>
+        <w:t>□ 괜찮다고 다독이고 미안해할 것 없다고 한다  □ 네가 해준 것으로 충분했다고 말한다</w:t>
+      </w:r>
+    </w:p>
+    <w:p>
+      <w:pPr>
+        <w:keepNext/>
+        <w:keepLines/>
+        <w:spacing w:before="0" w:after="80" w:line="312" w:lineRule="auto"/>
+        <w:ind w:left="227"/>
+      </w:pPr>
+      <w:r>
+        <w:rPr>
+          <w:b w:val="0"/>
+          <w:color w:val="1A1A1A"/>
+          <w:sz w:val="20"/>
+        </w:rPr>
+        <w:t>□ 그 얘기는 그만하자며 안부로 돌린다  □ 직접 입력 → ____________________</w:t>
+      </w:r>
+    </w:p>
+    <w:p>
+      <w:pPr>
+        <w:keepNext/>
+        <w:keepLines/>
+        <w:spacing w:before="0" w:after="80" w:line="312" w:lineRule="auto"/>
+        <w:ind w:left="227"/>
+      </w:pPr>
+      <w:r>
+        <w:rPr>
+          <w:b w:val="0"/>
+          <w:color w:val="1F4E79"/>
+          <w:sz w:val="20"/>
+        </w:rPr>
+        <w:t xml:space="preserve">실제 하실 법한 말을 한 줄 적어주세요.  </w:t>
+      </w:r>
+      <w:r>
+        <w:rPr>
+          <w:color w:val="6E6E6E"/>
+          <w:sz w:val="17"/>
+        </w:rPr>
+        <w:t>단답 30자 · 선택</w:t>
+      </w:r>
+    </w:p>
+    <w:p>
+      <w:pPr>
+        <w:spacing w:before="0" w:after="120" w:line="276" w:lineRule="auto"/>
+        <w:ind w:left="227"/>
+        <w:keepNext/>
+        <w:keepLines/>
+        <w:pBdr>
+          <w:bottom w:val="single" w:sz="6" w:space="4" w:color="9A9A9A"/>
+        </w:pBdr>
+      </w:pPr>
+      <w:r>
+        <w:rPr>
+          <w:sz w:val="20"/>
+        </w:rPr>
+        <w:t xml:space="preserve"> </w:t>
+      </w:r>
+    </w:p>
+    <w:p>
+      <w:pPr>
+        <w:keepNext/>
+        <w:keepLines/>
+        <w:spacing w:before="0" w:after="80" w:line="312" w:lineRule="auto"/>
+        <w:ind w:left="227"/>
+      </w:pPr>
+      <w:r>
+        <w:rPr>
+          <w:b w:val="0"/>
+          <w:color w:val="1A1A1A"/>
+          <w:sz w:val="20"/>
+        </w:rPr>
+        <w:t>□ 실제로 들은 말은 아니에요</w:t>
+      </w:r>
+    </w:p>
+    <w:p>
+      <w:pPr>
+        <w:spacing w:before="300" w:after="100" w:line="300" w:lineRule="auto"/>
+        <w:ind w:left="113" w:right="113"/>
+        <w:keepNext/>
+        <w:keepLines/>
+        <w:shd w:val="clear" w:fill="F1F5F9"/>
+      </w:pPr>
+      <w:r>
+        <w:rPr>
+          <w:b/>
+          <w:sz w:val="21"/>
+        </w:rPr>
+        <w:t xml:space="preserve">M8-11  </w:t>
+      </w:r>
+      <w:r>
+        <w:rPr>
+          <w:b/>
+          <w:color w:val="1A1A1A"/>
+          <w:sz w:val="21"/>
+        </w:rPr>
+        <w:t>그분이 먼저 자주 물으시던 말</w:t>
+      </w:r>
+      <w:r>
+        <w:rPr>
+          <w:color w:val="6E6E6E"/>
+          <w:sz w:val="17"/>
+        </w:rPr>
+        <w:t xml:space="preserve">   표 0~5행</w:t>
+      </w:r>
+      <w:r>
+        <w:br/>
+      </w:r>
+      <w:r>
+        <w:rPr>
+          <w:b w:val="0"/>
+          <w:color w:val="B03A2B"/>
+          <w:sz w:val="17"/>
+        </w:rPr>
+        <w:t>예: "밥은 먹었냐" / "어디냐" / "몸은 괜찮냐"</w:t>
+      </w:r>
+      <w:r>
+        <w:br/>
+      </w:r>
+      <w:r>
+        <w:rPr>
+          <w:b w:val="0"/>
+          <w:color w:val="6E6E6E"/>
+          <w:sz w:val="17"/>
+        </w:rPr>
+        <w:t>가이드: 앞의 문항들은 상대가 말을 걸었을 때의 반응이고, 여기는 먼저 꺼내는 말입니다.</w:t>
+      </w:r>
+    </w:p>
+    <w:tbl>
+      <w:tblPr>
+        <w:tblStyle w:val="TableGrid"/>
+        <w:tblW w:type="auto" w:w="0"/>
+        <w:tblLayout w:type="fixed"/>
+        <w:tblLook w:firstColumn="1" w:firstRow="1" w:lastColumn="0" w:lastRow="0" w:noHBand="0" w:noVBand="1" w:val="04A0"/>
+        <w:tblLayout w:type="fixed"/>
+        <w:tblW w:w="9865" w:type="dxa"/>
+      </w:tblPr>
+      <w:tblGrid>
+        <w:gridCol w:w="4932"/>
+        <w:gridCol w:w="4932"/>
+      </w:tblGrid>
+      <w:tr>
+        <w:trPr>
+          <w:cantSplit/>
+        </w:trPr>
+        <w:tc>
+          <w:tcPr>
+            <w:tcW w:type="dxa" w:w="4932"/>
+          </w:tcPr>
+          <w:p>
+            <w:pPr>
+              <w:spacing w:after="60"/>
+              <w:shd w:val="clear" w:fill="EFEFEF"/>
+            </w:pPr>
+            <w:r>
+              <w:rPr>
+                <w:b/>
+                <w:color w:val="1A1A1A"/>
+                <w:sz w:val="17"/>
+              </w:rPr>
+              <w:t>말</w:t>
+            </w:r>
+            <w:r>
+              <w:br/>
+            </w:r>
+            <w:r>
+              <w:rPr>
+                <w:color w:val="6E6E6E"/>
+                <w:sz w:val="15"/>
+              </w:rPr>
+              <w:t>실제 표현 그대로</w:t>
+            </w:r>
+          </w:p>
+        </w:tc>
+        <w:tc>
+          <w:tcPr>
+            <w:tcW w:type="dxa" w:w="4932"/>
+          </w:tcPr>
+          <w:p>
+            <w:pPr>
+              <w:spacing w:after="60"/>
+              <w:shd w:val="clear" w:fill="EFEFEF"/>
+            </w:pPr>
+            <w:r>
+              <w:rPr>
+                <w:b/>
+                <w:color w:val="1A1A1A"/>
+                <w:sz w:val="17"/>
+              </w:rPr>
+              <w:t>언제</w:t>
+            </w:r>
+            <w:r>
+              <w:br/>
+            </w:r>
+            <w:r>
+              <w:rPr>
+                <w:color w:val="6E6E6E"/>
+                <w:sz w:val="15"/>
+              </w:rPr>
+              <w:t>하나 고르기</w:t>
+            </w:r>
+            <w:r>
+              <w:br/>
+            </w:r>
+            <w:r>
+              <w:rPr>
+                <w:color w:val="6E6E6E"/>
+                <w:sz w:val="15"/>
+              </w:rPr>
+              <w:t>대화 시작 / 대화 중 / 끊기 전</w:t>
+            </w:r>
+          </w:p>
+        </w:tc>
+      </w:tr>
+      <w:tr>
+        <w:trPr>
+          <w:cantSplit/>
+        </w:trPr>
+        <w:tc>
+          <w:tcPr>
+            <w:tcW w:type="dxa" w:w="4932"/>
           </w:tcPr>
           <w:p>
             <w:pPr>
@@ -8251,7 +9983,32 @@
         </w:tc>
         <w:tc>
           <w:tcPr>
-            <w:tcW w:type="dxa" w:w="1735"/>
+            <w:tcW w:type="dxa" w:w="4932"/>
+          </w:tcPr>
+          <w:p>
+            <w:pPr>
+              <w:spacing w:after="60"/>
+            </w:pPr>
+          </w:p>
+        </w:tc>
+      </w:tr>
+      <w:tr>
+        <w:trPr>
+          <w:cantSplit/>
+        </w:trPr>
+        <w:tc>
+          <w:tcPr>
+            <w:tcW w:type="dxa" w:w="4932"/>
+          </w:tcPr>
+          <w:p>
+            <w:pPr>
+              <w:spacing w:after="60"/>
+            </w:pPr>
+          </w:p>
+        </w:tc>
+        <w:tc>
+          <w:tcPr>
+            <w:tcW w:type="dxa" w:w="4932"/>
           </w:tcPr>
           <w:p>
             <w:pPr>
@@ -8263,7 +10020,7 @@
     </w:tbl>
     <w:p>
       <w:pPr>
-        <w:keepNext w:val="0"/>
+        <w:keepNext/>
         <w:keepLines/>
         <w:spacing w:after="0"/>
       </w:pPr>
@@ -8271,993 +10028,6 @@
         <w:rPr>
           <w:sz w:val="2"/>
         </w:rPr>
-      </w:r>
-    </w:p>
-    <w:p>
-      <w:pPr>
-        <w:keepNext/>
-        <w:keepLines/>
-        <w:spacing w:before="600" w:after="160" w:line="312" w:lineRule="auto"/>
-        <w:ind w:left="0"/>
-      </w:pPr>
-      <w:r>
-        <w:rPr>
-          <w:b/>
-          <w:color w:val="1F4E79"/>
-          <w:sz w:val="24"/>
-        </w:rPr>
-        <w:t>M8. 상황별 반응</w:t>
-      </w:r>
-    </w:p>
-    <w:p>
-      <w:pPr>
-        <w:keepNext/>
-        <w:keepLines/>
-        <w:spacing w:before="0" w:after="60" w:line="312" w:lineRule="auto"/>
-        <w:ind w:left="340"/>
-      </w:pPr>
-      <w:r>
-        <w:rPr>
-          <w:b w:val="0"/>
-          <w:color w:val="6E6E6E"/>
-          <w:sz w:val="17"/>
-        </w:rPr>
-        <w:t>가이드: 태도를 고르고, 실제 하실 법한 말을 따옴표 그대로 적어주세요. 말은 비워도 됩니다.</w:t>
-      </w:r>
-    </w:p>
-    <w:p>
-      <w:pPr>
-        <w:spacing w:before="300" w:after="100" w:line="300" w:lineRule="auto"/>
-        <w:ind w:left="113" w:right="113"/>
-        <w:keepNext/>
-        <w:keepLines/>
-        <w:shd w:val="clear" w:fill="F1F5F9"/>
-      </w:pPr>
-      <w:r>
-        <w:rPr>
-          <w:b/>
-          <w:sz w:val="21"/>
-        </w:rPr>
-        <w:t xml:space="preserve">M8-01  </w:t>
-      </w:r>
-      <w:r>
-        <w:rPr>
-          <w:b/>
-          <w:color w:val="1A1A1A"/>
-          <w:sz w:val="21"/>
-        </w:rPr>
-        <w:t>누가 "보고 싶어요"라고 하면</w:t>
-      </w:r>
-      <w:r>
-        <w:rPr>
-          <w:color w:val="6E6E6E"/>
-          <w:sz w:val="17"/>
-        </w:rPr>
-        <w:t xml:space="preserve">   하나 선택</w:t>
-      </w:r>
-    </w:p>
-    <w:p>
-      <w:pPr>
-        <w:keepNext/>
-        <w:keepLines/>
-        <w:spacing w:before="0" w:after="80" w:line="312" w:lineRule="auto"/>
-        <w:ind w:left="227"/>
-      </w:pPr>
-      <w:r>
-        <w:rPr>
-          <w:b w:val="0"/>
-          <w:color w:val="1A1A1A"/>
-          <w:sz w:val="20"/>
-        </w:rPr>
-        <w:t>□ 같이 보고 싶다고 말한다  □ 담담하게 받고 안부로 돌린다  □ 짧게 웃어넘긴다  □ 직접 입력 → ____________________</w:t>
-      </w:r>
-    </w:p>
-    <w:p>
-      <w:pPr>
-        <w:keepNext/>
-        <w:keepLines/>
-        <w:spacing w:before="0" w:after="80" w:line="312" w:lineRule="auto"/>
-        <w:ind w:left="227"/>
-      </w:pPr>
-      <w:r>
-        <w:rPr>
-          <w:b w:val="0"/>
-          <w:color w:val="1F4E79"/>
-          <w:sz w:val="20"/>
-        </w:rPr>
-        <w:t xml:space="preserve">실제 하실 법한 말을 한 줄 적어주세요.  </w:t>
-      </w:r>
-      <w:r>
-        <w:rPr>
-          <w:color w:val="6E6E6E"/>
-          <w:sz w:val="17"/>
-        </w:rPr>
-        <w:t>단답 30자 · 선택</w:t>
-      </w:r>
-    </w:p>
-    <w:p>
-      <w:pPr>
-        <w:spacing w:before="0" w:after="120" w:line="276" w:lineRule="auto"/>
-        <w:ind w:left="227"/>
-        <w:keepNext w:val="0"/>
-        <w:keepLines/>
-        <w:pBdr>
-          <w:bottom w:val="single" w:sz="6" w:space="4" w:color="9A9A9A"/>
-        </w:pBdr>
-      </w:pPr>
-      <w:r>
-        <w:rPr>
-          <w:sz w:val="20"/>
-        </w:rPr>
-        <w:t xml:space="preserve"> </w:t>
-      </w:r>
-    </w:p>
-    <w:p>
-      <w:pPr>
-        <w:spacing w:before="300" w:after="100" w:line="300" w:lineRule="auto"/>
-        <w:ind w:left="113" w:right="113"/>
-        <w:keepNext/>
-        <w:keepLines/>
-        <w:shd w:val="clear" w:fill="F1F5F9"/>
-      </w:pPr>
-      <w:r>
-        <w:rPr>
-          <w:b/>
-          <w:sz w:val="21"/>
-        </w:rPr>
-        <w:t xml:space="preserve">M8-02  </w:t>
-      </w:r>
-      <w:r>
-        <w:rPr>
-          <w:b/>
-          <w:color w:val="1A1A1A"/>
-          <w:sz w:val="21"/>
-        </w:rPr>
-        <w:t>"너무 힘들어요"라고 하면</w:t>
-      </w:r>
-      <w:r>
-        <w:rPr>
-          <w:color w:val="6E6E6E"/>
-          <w:sz w:val="17"/>
-        </w:rPr>
-        <w:t xml:space="preserve">   하나 선택</w:t>
-      </w:r>
-    </w:p>
-    <w:p>
-      <w:pPr>
-        <w:keepNext/>
-        <w:keepLines/>
-        <w:spacing w:before="0" w:after="80" w:line="312" w:lineRule="auto"/>
-        <w:ind w:left="227"/>
-      </w:pPr>
-      <w:r>
-        <w:rPr>
-          <w:b w:val="0"/>
-          <w:color w:val="1A1A1A"/>
-          <w:sz w:val="20"/>
-        </w:rPr>
-        <w:t>□ 담담히 듣고 한마디로 안심시킨다  □ 같이 속상해한다  □ 자기 경험을 짧게 들려준다</w:t>
-      </w:r>
-    </w:p>
-    <w:p>
-      <w:pPr>
-        <w:keepNext/>
-        <w:keepLines/>
-        <w:spacing w:before="0" w:after="80" w:line="312" w:lineRule="auto"/>
-        <w:ind w:left="227"/>
-      </w:pPr>
-      <w:r>
-        <w:rPr>
-          <w:b w:val="0"/>
-          <w:color w:val="1A1A1A"/>
-          <w:sz w:val="20"/>
-        </w:rPr>
-        <w:t>□ 끼니·건강부터 챙긴다  □ 직접 입력 → ____________________</w:t>
-      </w:r>
-    </w:p>
-    <w:p>
-      <w:pPr>
-        <w:keepNext/>
-        <w:keepLines/>
-        <w:spacing w:before="0" w:after="80" w:line="312" w:lineRule="auto"/>
-        <w:ind w:left="227"/>
-      </w:pPr>
-      <w:r>
-        <w:rPr>
-          <w:b w:val="0"/>
-          <w:color w:val="1F4E79"/>
-          <w:sz w:val="20"/>
-        </w:rPr>
-        <w:t xml:space="preserve">실제 하실 법한 말을 한 줄 적어주세요.  </w:t>
-      </w:r>
-      <w:r>
-        <w:rPr>
-          <w:color w:val="6E6E6E"/>
-          <w:sz w:val="17"/>
-        </w:rPr>
-        <w:t>단답 30자 · 선택</w:t>
-      </w:r>
-    </w:p>
-    <w:p>
-      <w:pPr>
-        <w:spacing w:before="0" w:after="120" w:line="276" w:lineRule="auto"/>
-        <w:ind w:left="227"/>
-        <w:keepNext w:val="0"/>
-        <w:keepLines/>
-        <w:pBdr>
-          <w:bottom w:val="single" w:sz="6" w:space="4" w:color="9A9A9A"/>
-        </w:pBdr>
-      </w:pPr>
-      <w:r>
-        <w:rPr>
-          <w:sz w:val="20"/>
-        </w:rPr>
-        <w:t xml:space="preserve"> </w:t>
-      </w:r>
-    </w:p>
-    <w:p>
-      <w:pPr>
-        <w:spacing w:before="300" w:after="100" w:line="300" w:lineRule="auto"/>
-        <w:ind w:left="113" w:right="113"/>
-        <w:keepNext/>
-        <w:keepLines/>
-        <w:shd w:val="clear" w:fill="F1F5F9"/>
-      </w:pPr>
-      <w:r>
-        <w:rPr>
-          <w:b/>
-          <w:sz w:val="21"/>
-        </w:rPr>
-        <w:t xml:space="preserve">M8-03  </w:t>
-      </w:r>
-      <w:r>
-        <w:rPr>
-          <w:b/>
-          <w:color w:val="1A1A1A"/>
-          <w:sz w:val="21"/>
-        </w:rPr>
-        <w:t>"좋은 일이 생겼어요!"라고 하면</w:t>
-      </w:r>
-      <w:r>
-        <w:rPr>
-          <w:color w:val="6E6E6E"/>
-          <w:sz w:val="17"/>
-        </w:rPr>
-        <w:t xml:space="preserve">   하나 선택</w:t>
-      </w:r>
-    </w:p>
-    <w:p>
-      <w:pPr>
-        <w:keepNext/>
-        <w:keepLines/>
-        <w:spacing w:before="0" w:after="80" w:line="312" w:lineRule="auto"/>
-        <w:ind w:left="227"/>
-      </w:pPr>
-      <w:r>
-        <w:rPr>
-          <w:b w:val="0"/>
-          <w:color w:val="1A1A1A"/>
-          <w:sz w:val="20"/>
-        </w:rPr>
-        <w:t>□ 크게 기뻐하며 축하한다  □ 담담하지만 기쁘게 받는다  □ 칭찬보다 당부를 덧붙인다  □ 직접 입력 → ____________________</w:t>
-      </w:r>
-    </w:p>
-    <w:p>
-      <w:pPr>
-        <w:keepNext/>
-        <w:keepLines/>
-        <w:spacing w:before="0" w:after="80" w:line="312" w:lineRule="auto"/>
-        <w:ind w:left="227"/>
-      </w:pPr>
-      <w:r>
-        <w:rPr>
-          <w:b w:val="0"/>
-          <w:color w:val="1F4E79"/>
-          <w:sz w:val="20"/>
-        </w:rPr>
-        <w:t xml:space="preserve">실제 하실 법한 말을 한 줄 적어주세요.  </w:t>
-      </w:r>
-      <w:r>
-        <w:rPr>
-          <w:color w:val="6E6E6E"/>
-          <w:sz w:val="17"/>
-        </w:rPr>
-        <w:t>단답 30자 · 선택</w:t>
-      </w:r>
-    </w:p>
-    <w:p>
-      <w:pPr>
-        <w:spacing w:before="0" w:after="120" w:line="276" w:lineRule="auto"/>
-        <w:ind w:left="227"/>
-        <w:keepNext/>
-        <w:keepLines/>
-        <w:pBdr>
-          <w:bottom w:val="single" w:sz="6" w:space="4" w:color="9A9A9A"/>
-        </w:pBdr>
-      </w:pPr>
-      <w:r>
-        <w:rPr>
-          <w:sz w:val="20"/>
-        </w:rPr>
-        <w:t xml:space="preserve"> </w:t>
-      </w:r>
-    </w:p>
-    <w:p>
-      <w:pPr>
-        <w:spacing w:before="300" w:after="100" w:line="300" w:lineRule="auto"/>
-        <w:ind w:left="113" w:right="113"/>
-        <w:keepNext/>
-        <w:keepLines/>
-        <w:shd w:val="clear" w:fill="F1F5F9"/>
-      </w:pPr>
-      <w:r>
-        <w:rPr>
-          <w:b/>
-          <w:sz w:val="21"/>
-        </w:rPr>
-        <w:t xml:space="preserve">M8-04  </w:t>
-      </w:r>
-      <w:r>
-        <w:rPr>
-          <w:b/>
-          <w:color w:val="1A1A1A"/>
-          <w:sz w:val="21"/>
-        </w:rPr>
-        <w:t>가족이 아프다고 하면</w:t>
-      </w:r>
-      <w:r>
-        <w:rPr>
-          <w:color w:val="6E6E6E"/>
-          <w:sz w:val="17"/>
-        </w:rPr>
-        <w:t xml:space="preserve">   하나 선택</w:t>
-      </w:r>
-      <w:r>
-        <w:br/>
-      </w:r>
-      <w:r>
-        <w:rPr>
-          <w:b w:val="0"/>
-          <w:color w:val="6E6E6E"/>
-          <w:sz w:val="17"/>
-        </w:rPr>
-        <w:t>가이드: 식사·휴식·병원 권유까지만 적어주세요. 약이나 치료에 대한 조언은 하지 않아요.</w:t>
-      </w:r>
-    </w:p>
-    <w:p>
-      <w:pPr>
-        <w:keepNext/>
-        <w:keepLines/>
-        <w:spacing w:before="0" w:after="80" w:line="312" w:lineRule="auto"/>
-        <w:ind w:left="227"/>
-      </w:pPr>
-      <w:r>
-        <w:rPr>
-          <w:b w:val="0"/>
-          <w:color w:val="1A1A1A"/>
-          <w:sz w:val="20"/>
-        </w:rPr>
-        <w:t>□ 크게 걱정하며 밥·쉬라고 챙긴다  □ 병원 가라고 재촉한다  □ 담담하게 괜찮을 거라 한다  □ 직접 입력 → ____________________</w:t>
-      </w:r>
-    </w:p>
-    <w:p>
-      <w:pPr>
-        <w:keepNext/>
-        <w:keepLines/>
-        <w:spacing w:before="0" w:after="80" w:line="312" w:lineRule="auto"/>
-        <w:ind w:left="227"/>
-      </w:pPr>
-      <w:r>
-        <w:rPr>
-          <w:b w:val="0"/>
-          <w:color w:val="1F4E79"/>
-          <w:sz w:val="20"/>
-        </w:rPr>
-        <w:t xml:space="preserve">실제 하실 법한 말을 한 줄 적어주세요.  </w:t>
-      </w:r>
-      <w:r>
-        <w:rPr>
-          <w:color w:val="6E6E6E"/>
-          <w:sz w:val="17"/>
-        </w:rPr>
-        <w:t>단답 30자 · 선택</w:t>
-      </w:r>
-    </w:p>
-    <w:p>
-      <w:pPr>
-        <w:spacing w:before="0" w:after="120" w:line="276" w:lineRule="auto"/>
-        <w:ind w:left="227"/>
-        <w:keepNext w:val="0"/>
-        <w:keepLines/>
-        <w:pBdr>
-          <w:bottom w:val="single" w:sz="6" w:space="4" w:color="9A9A9A"/>
-        </w:pBdr>
-      </w:pPr>
-      <w:r>
-        <w:rPr>
-          <w:sz w:val="20"/>
-        </w:rPr>
-        <w:t xml:space="preserve"> </w:t>
-      </w:r>
-    </w:p>
-    <w:p>
-      <w:pPr>
-        <w:spacing w:before="300" w:after="100" w:line="300" w:lineRule="auto"/>
-        <w:ind w:left="113" w:right="113"/>
-        <w:keepNext/>
-        <w:keepLines/>
-        <w:shd w:val="clear" w:fill="F1F5F9"/>
-      </w:pPr>
-      <w:r>
-        <w:rPr>
-          <w:b/>
-          <w:sz w:val="21"/>
-        </w:rPr>
-        <w:t xml:space="preserve">M8-05  </w:t>
-      </w:r>
-      <w:r>
-        <w:rPr>
-          <w:b/>
-          <w:color w:val="1A1A1A"/>
-          <w:sz w:val="21"/>
-        </w:rPr>
-        <w:t>가족끼리 다퉜다는 걸 알면</w:t>
-      </w:r>
-      <w:r>
-        <w:rPr>
-          <w:color w:val="6E6E6E"/>
-          <w:sz w:val="17"/>
-        </w:rPr>
-        <w:t xml:space="preserve">   하나 선택</w:t>
-      </w:r>
-    </w:p>
-    <w:p>
-      <w:pPr>
-        <w:keepNext/>
-        <w:keepLines/>
-        <w:spacing w:before="0" w:after="80" w:line="312" w:lineRule="auto"/>
-        <w:ind w:left="227"/>
-      </w:pPr>
-      <w:r>
-        <w:rPr>
-          <w:b w:val="0"/>
-          <w:color w:val="1A1A1A"/>
-          <w:sz w:val="20"/>
-        </w:rPr>
-        <w:t>□ 싸우지 말라고 양쪽 다독인다  □ 한쪽 편을 든다  □ 모른 척 넘어간다</w:t>
-      </w:r>
-    </w:p>
-    <w:p>
-      <w:pPr>
-        <w:keepNext/>
-        <w:keepLines/>
-        <w:spacing w:before="0" w:after="80" w:line="312" w:lineRule="auto"/>
-        <w:ind w:left="227"/>
-      </w:pPr>
-      <w:r>
-        <w:rPr>
-          <w:b w:val="0"/>
-          <w:color w:val="1A1A1A"/>
-          <w:sz w:val="20"/>
-        </w:rPr>
-        <w:t>□ 이유를 차분히 묻는다  □ 직접 입력 → ____________________</w:t>
-      </w:r>
-    </w:p>
-    <w:p>
-      <w:pPr>
-        <w:keepNext/>
-        <w:keepLines/>
-        <w:spacing w:before="0" w:after="80" w:line="312" w:lineRule="auto"/>
-        <w:ind w:left="227"/>
-      </w:pPr>
-      <w:r>
-        <w:rPr>
-          <w:b w:val="0"/>
-          <w:color w:val="1F4E79"/>
-          <w:sz w:val="20"/>
-        </w:rPr>
-        <w:t xml:space="preserve">실제 하실 법한 말을 한 줄 적어주세요.  </w:t>
-      </w:r>
-      <w:r>
-        <w:rPr>
-          <w:color w:val="6E6E6E"/>
-          <w:sz w:val="17"/>
-        </w:rPr>
-        <w:t>단답 30자 · 선택</w:t>
-      </w:r>
-    </w:p>
-    <w:p>
-      <w:pPr>
-        <w:spacing w:before="0" w:after="120" w:line="276" w:lineRule="auto"/>
-        <w:ind w:left="227"/>
-        <w:keepNext/>
-        <w:keepLines/>
-        <w:pBdr>
-          <w:bottom w:val="single" w:sz="6" w:space="4" w:color="9A9A9A"/>
-        </w:pBdr>
-      </w:pPr>
-      <w:r>
-        <w:rPr>
-          <w:sz w:val="20"/>
-        </w:rPr>
-        <w:t xml:space="preserve"> </w:t>
-      </w:r>
-    </w:p>
-    <w:p>
-      <w:pPr>
-        <w:spacing w:before="300" w:after="100" w:line="300" w:lineRule="auto"/>
-        <w:ind w:left="113" w:right="113"/>
-        <w:keepNext/>
-        <w:keepLines/>
-        <w:shd w:val="clear" w:fill="F1F5F9"/>
-      </w:pPr>
-      <w:r>
-        <w:rPr>
-          <w:b/>
-          <w:sz w:val="21"/>
-        </w:rPr>
-        <w:t xml:space="preserve">M8-06  </w:t>
-      </w:r>
-      <w:r>
-        <w:rPr>
-          <w:b/>
-          <w:color w:val="1A1A1A"/>
-          <w:sz w:val="21"/>
-        </w:rPr>
-        <w:t>공부나 일 걱정을 털어놓으면</w:t>
-      </w:r>
-      <w:r>
-        <w:rPr>
-          <w:color w:val="6E6E6E"/>
-          <w:sz w:val="17"/>
-        </w:rPr>
-        <w:t xml:space="preserve">   하나 선택</w:t>
-      </w:r>
-    </w:p>
-    <w:p>
-      <w:pPr>
-        <w:keepNext/>
-        <w:keepLines/>
-        <w:spacing w:before="0" w:after="80" w:line="312" w:lineRule="auto"/>
-        <w:ind w:left="227"/>
-      </w:pPr>
-      <w:r>
-        <w:rPr>
-          <w:b w:val="0"/>
-          <w:color w:val="1A1A1A"/>
-          <w:sz w:val="20"/>
-        </w:rPr>
-        <w:t>□ 걱정 말라고 안심시킨다  □ 열심히 하라고 독려한다  □ 구체적으로 조언한다</w:t>
-      </w:r>
-    </w:p>
-    <w:p>
-      <w:pPr>
-        <w:keepNext/>
-        <w:keepLines/>
-        <w:spacing w:before="0" w:after="80" w:line="312" w:lineRule="auto"/>
-        <w:ind w:left="227"/>
-      </w:pPr>
-      <w:r>
-        <w:rPr>
-          <w:b w:val="0"/>
-          <w:color w:val="1A1A1A"/>
-          <w:sz w:val="20"/>
-        </w:rPr>
-        <w:t>□ 건강부터 챙기라고 한다  □ 직접 입력 → ____________________</w:t>
-      </w:r>
-    </w:p>
-    <w:p>
-      <w:pPr>
-        <w:keepNext/>
-        <w:keepLines/>
-        <w:spacing w:before="0" w:after="80" w:line="312" w:lineRule="auto"/>
-        <w:ind w:left="227"/>
-      </w:pPr>
-      <w:r>
-        <w:rPr>
-          <w:b w:val="0"/>
-          <w:color w:val="1F4E79"/>
-          <w:sz w:val="20"/>
-        </w:rPr>
-        <w:t xml:space="preserve">실제 하실 법한 말을 한 줄 적어주세요.  </w:t>
-      </w:r>
-      <w:r>
-        <w:rPr>
-          <w:color w:val="6E6E6E"/>
-          <w:sz w:val="17"/>
-        </w:rPr>
-        <w:t>단답 30자 · 선택</w:t>
-      </w:r>
-    </w:p>
-    <w:p>
-      <w:pPr>
-        <w:spacing w:before="0" w:after="120" w:line="276" w:lineRule="auto"/>
-        <w:ind w:left="227"/>
-        <w:keepNext w:val="0"/>
-        <w:keepLines/>
-        <w:pBdr>
-          <w:bottom w:val="single" w:sz="6" w:space="4" w:color="9A9A9A"/>
-        </w:pBdr>
-      </w:pPr>
-      <w:r>
-        <w:rPr>
-          <w:sz w:val="20"/>
-        </w:rPr>
-        <w:t xml:space="preserve"> </w:t>
-      </w:r>
-    </w:p>
-    <w:p>
-      <w:pPr>
-        <w:spacing w:before="300" w:after="100" w:line="300" w:lineRule="auto"/>
-        <w:ind w:left="113" w:right="113"/>
-        <w:keepNext/>
-        <w:keepLines/>
-        <w:shd w:val="clear" w:fill="F1F5F9"/>
-      </w:pPr>
-      <w:r>
-        <w:rPr>
-          <w:b/>
-          <w:sz w:val="21"/>
-        </w:rPr>
-        <w:t xml:space="preserve">M8-07  </w:t>
-      </w:r>
-      <w:r>
-        <w:rPr>
-          <w:b/>
-          <w:color w:val="1A1A1A"/>
-          <w:sz w:val="21"/>
-        </w:rPr>
-        <w:t>결혼이나 연애 고민을 이야기하면</w:t>
-      </w:r>
-      <w:r>
-        <w:rPr>
-          <w:color w:val="6E6E6E"/>
-          <w:sz w:val="17"/>
-        </w:rPr>
-        <w:t xml:space="preserve">   하나 선택</w:t>
-      </w:r>
-    </w:p>
-    <w:p>
-      <w:pPr>
-        <w:keepNext/>
-        <w:keepLines/>
-        <w:spacing w:before="0" w:after="80" w:line="312" w:lineRule="auto"/>
-        <w:ind w:left="227"/>
-      </w:pPr>
-      <w:r>
-        <w:rPr>
-          <w:b w:val="0"/>
-          <w:color w:val="1A1A1A"/>
-          <w:sz w:val="20"/>
-        </w:rPr>
-        <w:t>□ 믿고 잘하라고 한다  □ 신중하라고 한다  □ 캐묻지 않고 응원한다  □ 직접 입력 → ____________________</w:t>
-      </w:r>
-    </w:p>
-    <w:p>
-      <w:pPr>
-        <w:keepNext/>
-        <w:keepLines/>
-        <w:spacing w:before="0" w:after="80" w:line="312" w:lineRule="auto"/>
-        <w:ind w:left="227"/>
-      </w:pPr>
-      <w:r>
-        <w:rPr>
-          <w:b w:val="0"/>
-          <w:color w:val="1F4E79"/>
-          <w:sz w:val="20"/>
-        </w:rPr>
-        <w:t xml:space="preserve">실제 하실 법한 말을 한 줄 적어주세요.  </w:t>
-      </w:r>
-      <w:r>
-        <w:rPr>
-          <w:color w:val="6E6E6E"/>
-          <w:sz w:val="17"/>
-        </w:rPr>
-        <w:t>단답 30자 · 선택</w:t>
-      </w:r>
-    </w:p>
-    <w:p>
-      <w:pPr>
-        <w:spacing w:before="0" w:after="120" w:line="276" w:lineRule="auto"/>
-        <w:ind w:left="227"/>
-        <w:keepNext w:val="0"/>
-        <w:keepLines/>
-        <w:pBdr>
-          <w:bottom w:val="single" w:sz="6" w:space="4" w:color="9A9A9A"/>
-        </w:pBdr>
-      </w:pPr>
-      <w:r>
-        <w:rPr>
-          <w:sz w:val="20"/>
-        </w:rPr>
-        <w:t xml:space="preserve"> </w:t>
-      </w:r>
-    </w:p>
-    <w:p>
-      <w:pPr>
-        <w:spacing w:before="300" w:after="100" w:line="300" w:lineRule="auto"/>
-        <w:ind w:left="113" w:right="113"/>
-        <w:keepNext/>
-        <w:keepLines/>
-        <w:shd w:val="clear" w:fill="F1F5F9"/>
-      </w:pPr>
-      <w:r>
-        <w:rPr>
-          <w:b/>
-          <w:sz w:val="21"/>
-        </w:rPr>
-        <w:t xml:space="preserve">M8-08  </w:t>
-      </w:r>
-      <w:r>
-        <w:rPr>
-          <w:b/>
-          <w:color w:val="1A1A1A"/>
-          <w:sz w:val="21"/>
-        </w:rPr>
-        <w:t>모르는 것을 물으면</w:t>
-      </w:r>
-      <w:r>
-        <w:rPr>
-          <w:color w:val="6E6E6E"/>
-          <w:sz w:val="17"/>
-        </w:rPr>
-        <w:t xml:space="preserve">   단답 30자</w:t>
-      </w:r>
-      <w:r>
-        <w:br/>
-      </w:r>
-      <w:r>
-        <w:rPr>
-          <w:b w:val="0"/>
-          <w:color w:val="B03A2B"/>
-          <w:sz w:val="17"/>
-        </w:rPr>
-        <w:t>예: "그건 내가 잘 모르겠구나"</w:t>
-      </w:r>
-      <w:r>
-        <w:br/>
-      </w:r>
-      <w:r>
-        <w:rPr>
-          <w:b w:val="0"/>
-          <w:color w:val="6E6E6E"/>
-          <w:sz w:val="17"/>
-        </w:rPr>
-        <w:t>가이드: "기억 안 나" 계열은 쓸 수 없어요.</w:t>
-      </w:r>
-    </w:p>
-    <w:p>
-      <w:pPr>
-        <w:keepNext/>
-        <w:keepLines/>
-        <w:spacing w:before="0" w:after="80" w:line="312" w:lineRule="auto"/>
-        <w:ind w:left="227"/>
-      </w:pPr>
-      <w:r>
-        <w:rPr>
-          <w:b w:val="0"/>
-          <w:color w:val="1F4E79"/>
-          <w:sz w:val="20"/>
-        </w:rPr>
-        <w:t>그분다운 "모르겠다" 표현을 한 줄 적어주세요.</w:t>
-      </w:r>
-    </w:p>
-    <w:p>
-      <w:pPr>
-        <w:spacing w:before="0" w:after="120" w:line="276" w:lineRule="auto"/>
-        <w:ind w:left="227"/>
-        <w:keepNext/>
-        <w:keepLines/>
-        <w:pBdr>
-          <w:bottom w:val="single" w:sz="6" w:space="4" w:color="9A9A9A"/>
-        </w:pBdr>
-      </w:pPr>
-      <w:r>
-        <w:rPr>
-          <w:sz w:val="20"/>
-        </w:rPr>
-        <w:t xml:space="preserve"> </w:t>
-      </w:r>
-    </w:p>
-    <w:p>
-      <w:pPr>
-        <w:spacing w:before="300" w:after="100" w:line="300" w:lineRule="auto"/>
-        <w:ind w:left="113" w:right="113"/>
-        <w:keepNext/>
-        <w:keepLines/>
-        <w:shd w:val="clear" w:fill="F1F5F9"/>
-      </w:pPr>
-      <w:r>
-        <w:rPr>
-          <w:b/>
-          <w:sz w:val="21"/>
-        </w:rPr>
-        <w:t xml:space="preserve">M8-09  </w:t>
-      </w:r>
-      <w:r>
-        <w:rPr>
-          <w:b/>
-          <w:color w:val="1A1A1A"/>
-          <w:sz w:val="21"/>
-        </w:rPr>
-        <w:t>돈·상속·정치 같은 주제를 물으면</w:t>
-      </w:r>
-      <w:r>
-        <w:rPr>
-          <w:color w:val="6E6E6E"/>
-          <w:sz w:val="17"/>
-        </w:rPr>
-        <w:t xml:space="preserve">   하나 선택</w:t>
-      </w:r>
-      <w:r>
-        <w:br/>
-      </w:r>
-      <w:r>
-        <w:rPr>
-          <w:b w:val="0"/>
-          <w:color w:val="6E6E6E"/>
-          <w:sz w:val="17"/>
-        </w:rPr>
-        <w:t>가이드: 여기는 "그럴 때 뭐라고 하는지"만 적어주세요.</w:t>
-      </w:r>
-    </w:p>
-    <w:p>
-      <w:pPr>
-        <w:keepNext/>
-        <w:keepLines/>
-        <w:spacing w:before="0" w:after="80" w:line="312" w:lineRule="auto"/>
-        <w:ind w:left="227"/>
-      </w:pPr>
-      <w:r>
-        <w:rPr>
-          <w:b w:val="0"/>
-          <w:color w:val="1A1A1A"/>
-          <w:sz w:val="20"/>
-        </w:rPr>
-        <w:t>□ 짧게 넘기고 화제를 돌린다  □ 그런 얘기는 안 한다고 말한다  □ 원칙 한마디만 한다  □ 직접 입력 → ____________________</w:t>
-      </w:r>
-    </w:p>
-    <w:p>
-      <w:pPr>
-        <w:keepNext/>
-        <w:keepLines/>
-        <w:spacing w:before="0" w:after="80" w:line="312" w:lineRule="auto"/>
-        <w:ind w:left="227"/>
-      </w:pPr>
-      <w:r>
-        <w:rPr>
-          <w:b w:val="0"/>
-          <w:color w:val="1F4E79"/>
-          <w:sz w:val="20"/>
-        </w:rPr>
-        <w:t xml:space="preserve">실제 하실 법한 말을 한 줄 적어주세요.  </w:t>
-      </w:r>
-      <w:r>
-        <w:rPr>
-          <w:color w:val="6E6E6E"/>
-          <w:sz w:val="17"/>
-        </w:rPr>
-        <w:t>단답 30자 · 선택</w:t>
-      </w:r>
-    </w:p>
-    <w:p>
-      <w:pPr>
-        <w:spacing w:before="0" w:after="120" w:line="276" w:lineRule="auto"/>
-        <w:ind w:left="227"/>
-        <w:keepNext w:val="0"/>
-        <w:keepLines/>
-        <w:pBdr>
-          <w:bottom w:val="single" w:sz="6" w:space="4" w:color="9A9A9A"/>
-        </w:pBdr>
-      </w:pPr>
-      <w:r>
-        <w:rPr>
-          <w:sz w:val="20"/>
-        </w:rPr>
-        <w:t xml:space="preserve"> </w:t>
-      </w:r>
-    </w:p>
-    <w:p>
-      <w:pPr>
-        <w:spacing w:before="300" w:after="100" w:line="300" w:lineRule="auto"/>
-        <w:ind w:left="113" w:right="113"/>
-        <w:keepNext/>
-        <w:keepLines/>
-        <w:shd w:val="clear" w:fill="F1F5F9"/>
-      </w:pPr>
-      <w:r>
-        <w:rPr>
-          <w:b/>
-          <w:sz w:val="21"/>
-        </w:rPr>
-        <w:t xml:space="preserve">M8-10  </w:t>
-      </w:r>
-      <w:r>
-        <w:rPr>
-          <w:b/>
-          <w:color w:val="1A1A1A"/>
-          <w:sz w:val="21"/>
-        </w:rPr>
-        <w:t>사용자가 미안함이나 죄책감을 말하면 ("그때 곁에 못 있어서 죄송해요", "더 잘해드릴걸")</w:t>
-      </w:r>
-      <w:r>
-        <w:rPr>
-          <w:color w:val="6E6E6E"/>
-          <w:sz w:val="17"/>
-        </w:rPr>
-        <w:t xml:space="preserve">   하나 선택</w:t>
-      </w:r>
-    </w:p>
-    <w:p>
-      <w:pPr>
-        <w:keepNext/>
-        <w:keepLines/>
-        <w:spacing w:before="0" w:after="80" w:line="312" w:lineRule="auto"/>
-        <w:ind w:left="227"/>
-      </w:pPr>
-      <w:r>
-        <w:rPr>
-          <w:b w:val="0"/>
-          <w:color w:val="1A1A1A"/>
-          <w:sz w:val="20"/>
-        </w:rPr>
-        <w:t>□ 괜찮다고 다독이고 미안해할 것 없다고 한다  □ 네가 해준 것으로 충분했다고 말한다</w:t>
-      </w:r>
-    </w:p>
-    <w:p>
-      <w:pPr>
-        <w:keepNext/>
-        <w:keepLines/>
-        <w:spacing w:before="0" w:after="80" w:line="312" w:lineRule="auto"/>
-        <w:ind w:left="227"/>
-      </w:pPr>
-      <w:r>
-        <w:rPr>
-          <w:b w:val="0"/>
-          <w:color w:val="1A1A1A"/>
-          <w:sz w:val="20"/>
-        </w:rPr>
-        <w:t>□ 그 얘기는 그만하자며 안부로 돌린다  □ 직접 입력 → ____________________</w:t>
-      </w:r>
-    </w:p>
-    <w:p>
-      <w:pPr>
-        <w:keepNext/>
-        <w:keepLines/>
-        <w:spacing w:before="0" w:after="80" w:line="312" w:lineRule="auto"/>
-        <w:ind w:left="227"/>
-      </w:pPr>
-      <w:r>
-        <w:rPr>
-          <w:b w:val="0"/>
-          <w:color w:val="1F4E79"/>
-          <w:sz w:val="20"/>
-        </w:rPr>
-        <w:t xml:space="preserve">실제 하실 법한 말을 한 줄 적어주세요.  </w:t>
-      </w:r>
-      <w:r>
-        <w:rPr>
-          <w:color w:val="6E6E6E"/>
-          <w:sz w:val="17"/>
-        </w:rPr>
-        <w:t>단답 30자 · 선택</w:t>
-      </w:r>
-    </w:p>
-    <w:p>
-      <w:pPr>
-        <w:spacing w:before="0" w:after="120" w:line="276" w:lineRule="auto"/>
-        <w:ind w:left="227"/>
-        <w:keepNext w:val="0"/>
-        <w:keepLines/>
-        <w:pBdr>
-          <w:bottom w:val="single" w:sz="6" w:space="4" w:color="9A9A9A"/>
-        </w:pBdr>
-      </w:pPr>
-      <w:r>
-        <w:rPr>
-          <w:sz w:val="20"/>
-        </w:rPr>
-        <w:t xml:space="preserve"> </w:t>
       </w:r>
     </w:p>
     <w:p>
@@ -9934,7 +10704,7 @@
     </w:tbl>
     <w:p>
       <w:pPr>
-        <w:keepNext w:val="0"/>
+        <w:keepNext/>
         <w:keepLines/>
         <w:spacing w:after="0"/>
       </w:pPr>
@@ -9977,7 +10747,7 @@
     </w:p>
     <w:p>
       <w:pPr>
-        <w:keepNext w:val="0"/>
+        <w:keepNext/>
         <w:keepLines/>
         <w:spacing w:before="0" w:after="80" w:line="312" w:lineRule="auto"/>
         <w:ind w:left="227"/>
@@ -11719,7 +12489,7 @@
       <w:pPr>
         <w:spacing w:before="0" w:after="120" w:line="276" w:lineRule="auto"/>
         <w:ind w:left="227"/>
-        <w:keepNext/>
+        <w:keepNext w:val="0"/>
         <w:keepLines/>
         <w:pBdr>
           <w:bottom w:val="single" w:sz="6" w:space="4" w:color="9A9A9A"/>

--- a/ai/docs/Persona_Intake.docx
+++ b/ai/docs/Persona_Intake.docx
@@ -10704,7 +10704,7 @@
     </w:tbl>
     <w:p>
       <w:pPr>
-        <w:keepNext/>
+        <w:keepNext w:val="0"/>
         <w:keepLines/>
         <w:spacing w:after="0"/>
       </w:pPr>
@@ -10747,7 +10747,7 @@
     </w:p>
     <w:p>
       <w:pPr>
-        <w:keepNext/>
+        <w:keepNext w:val="0"/>
         <w:keepLines/>
         <w:spacing w:before="0" w:after="80" w:line="312" w:lineRule="auto"/>
         <w:ind w:left="227"/>
@@ -11445,7 +11445,7 @@
     </w:p>
     <w:p>
       <w:pPr>
-        <w:keepNext w:val="0"/>
+        <w:keepNext/>
         <w:keepLines/>
         <w:spacing w:before="0" w:after="80" w:line="312" w:lineRule="auto"/>
         <w:ind w:left="227"/>
@@ -11492,7 +11492,7 @@
     </w:p>
     <w:p>
       <w:pPr>
-        <w:keepNext w:val="0"/>
+        <w:keepNext/>
         <w:keepLines/>
         <w:spacing w:before="0" w:after="80" w:line="312" w:lineRule="auto"/>
         <w:ind w:left="227"/>
@@ -11966,7 +11966,7 @@
       <w:pPr>
         <w:spacing w:before="0" w:after="120" w:line="276" w:lineRule="auto"/>
         <w:ind w:left="227"/>
-        <w:keepNext w:val="0"/>
+        <w:keepNext/>
         <w:keepLines/>
         <w:pBdr>
           <w:bottom w:val="single" w:sz="6" w:space="4" w:color="9A9A9A"/>
@@ -12099,7 +12099,7 @@
     </w:p>
     <w:p>
       <w:pPr>
-        <w:keepNext w:val="0"/>
+        <w:keepNext/>
         <w:keepLines/>
         <w:spacing w:before="0" w:after="80" w:line="312" w:lineRule="auto"/>
         <w:ind w:left="227"/>

--- a/ai/docs/Persona_Intake.docx
+++ b/ai/docs/Persona_Intake.docx
@@ -733,6 +733,82 @@
           <w:sz w:val="17"/>
         </w:rPr>
         <w:t>예: "정중하지만 딱딱하지 않게, 편안하게 설명해주는 느낌"</w:t>
+      </w:r>
+    </w:p>
+    <w:p>
+      <w:pPr>
+        <w:spacing w:before="0" w:after="120" w:line="276" w:lineRule="auto"/>
+        <w:ind w:left="227"/>
+        <w:keepNext/>
+        <w:keepLines/>
+        <w:pBdr>
+          <w:bottom w:val="single" w:sz="6" w:space="4" w:color="9A9A9A"/>
+        </w:pBdr>
+      </w:pPr>
+      <w:r>
+        <w:rPr>
+          <w:sz w:val="20"/>
+        </w:rPr>
+        <w:t xml:space="preserve"> </w:t>
+      </w:r>
+    </w:p>
+    <w:p>
+      <w:pPr>
+        <w:spacing w:before="0" w:after="120" w:line="276" w:lineRule="auto"/>
+        <w:ind w:left="227"/>
+        <w:keepNext w:val="0"/>
+        <w:keepLines/>
+        <w:pBdr>
+          <w:bottom w:val="single" w:sz="6" w:space="4" w:color="9A9A9A"/>
+        </w:pBdr>
+      </w:pPr>
+      <w:r>
+        <w:rPr>
+          <w:sz w:val="20"/>
+        </w:rPr>
+        <w:t xml:space="preserve"> </w:t>
+      </w:r>
+    </w:p>
+    <w:p>
+      <w:pPr>
+        <w:spacing w:before="300" w:after="100" w:line="300" w:lineRule="auto"/>
+        <w:ind w:left="113" w:right="113"/>
+        <w:keepNext/>
+        <w:keepLines/>
+        <w:shd w:val="clear" w:fill="F1F5F9"/>
+      </w:pPr>
+      <w:r>
+        <w:rPr>
+          <w:b/>
+          <w:sz w:val="21"/>
+        </w:rPr>
+        <w:t xml:space="preserve">P1-07D  </w:t>
+      </w:r>
+      <w:r>
+        <w:rPr>
+          <w:b/>
+          <w:color w:val="1A1A1A"/>
+          <w:sz w:val="21"/>
+        </w:rPr>
+        <w:t>(P1-07에서 "공개"를 고르셨다면) 이 페르소나를 왜 만드셨나요? 방문자는 어떤 걸 궁금해할까요?</w:t>
+      </w:r>
+      <w:r>
+        <w:rPr>
+          <w:color w:val="6E6E6E"/>
+          <w:sz w:val="17"/>
+        </w:rPr>
+        <w:t xml:space="preserve">   서술 2~4문장</w:t>
+      </w:r>
+      <w:r>
+        <w:br/>
+      </w:r>
+      <w:r>
+        <w:rPr>
+          <w:b w:val="0"/>
+          <w:color w:val="B03A2B"/>
+          <w:sz w:val="17"/>
+        </w:rPr>
+        <w:t>예: "제가 만드는 서비스를 소개하려고 만들었어요. 오시는 분들은 이게 어떤 서비스인지, 믿을 만한지 궁금해하실 것 같아요."</w:t>
       </w:r>
     </w:p>
     <w:p>
@@ -2192,6 +2268,17 @@
           <w:color w:val="6E6E6E"/>
           <w:sz w:val="17"/>
         </w:rPr>
+        <w:t>가이드: ⑧을 고르시면 누구인지는 M9-03에서 따로 여쭤봅니다.</w:t>
+      </w:r>
+      <w:r>
+        <w:br/>
+      </w:r>
+      <w:r>
+        <w:rPr>
+          <w:b w:val="0"/>
+          <w:color w:val="6E6E6E"/>
+          <w:sz w:val="17"/>
+        </w:rPr>
         <w:t>가이드: "내가 진짜 할머니라고 말하지 않기"처럼 모든 페르소나에 공통으로 적용되는 규칙은 적지 않아도 돼요. 말투(유행어·영어 등)는 뒤에서 따로 물어요.</w:t>
       </w:r>
     </w:p>
@@ -2320,7 +2407,7 @@
           <w:color w:val="1A1A1A"/>
           <w:sz w:val="20"/>
         </w:rPr>
-        <w:t>□ ⑧ 특정 사람 이야기를 먼저 꺼내기 (누구인지는 뒤에서 따로 물어요)</w:t>
+        <w:t>□ ⑧ 특정 사람 이야기를 먼저 꺼내기</w:t>
       </w:r>
     </w:p>
     <w:p>
@@ -9479,7 +9566,7 @@
     </w:p>
     <w:p>
       <w:pPr>
-        <w:keepNext w:val="0"/>
+        <w:keepNext/>
         <w:keepLines/>
         <w:spacing w:before="0" w:after="80" w:line="312" w:lineRule="auto"/>
         <w:ind w:left="227"/>
@@ -9581,7 +9668,7 @@
     </w:p>
     <w:p>
       <w:pPr>
-        <w:keepNext w:val="0"/>
+        <w:keepNext/>
         <w:keepLines/>
         <w:spacing w:before="0" w:after="80" w:line="312" w:lineRule="auto"/>
         <w:ind w:left="227"/>
@@ -11445,7 +11532,7 @@
     </w:p>
     <w:p>
       <w:pPr>
-        <w:keepNext/>
+        <w:keepNext w:val="0"/>
         <w:keepLines/>
         <w:spacing w:before="0" w:after="80" w:line="312" w:lineRule="auto"/>
         <w:ind w:left="227"/>
@@ -11492,7 +11579,7 @@
     </w:p>
     <w:p>
       <w:pPr>
-        <w:keepNext/>
+        <w:keepNext w:val="0"/>
         <w:keepLines/>
         <w:spacing w:before="0" w:after="80" w:line="312" w:lineRule="auto"/>
         <w:ind w:left="227"/>
@@ -11966,7 +12053,7 @@
       <w:pPr>
         <w:spacing w:before="0" w:after="120" w:line="276" w:lineRule="auto"/>
         <w:ind w:left="227"/>
-        <w:keepNext/>
+        <w:keepNext w:val="0"/>
         <w:keepLines/>
         <w:pBdr>
           <w:bottom w:val="single" w:sz="6" w:space="4" w:color="9A9A9A"/>
@@ -12099,7 +12186,7 @@
     </w:p>
     <w:p>
       <w:pPr>
-        <w:keepNext/>
+        <w:keepNext w:val="0"/>
         <w:keepLines/>
         <w:spacing w:before="0" w:after="80" w:line="312" w:lineRule="auto"/>
         <w:ind w:left="227"/>

--- a/ai/docs/Persona_Intake.docx
+++ b/ai/docs/Persona_Intake.docx
@@ -9566,7 +9566,7 @@
     </w:p>
     <w:p>
       <w:pPr>
-        <w:keepNext/>
+        <w:keepNext w:val="0"/>
         <w:keepLines/>
         <w:spacing w:before="0" w:after="80" w:line="312" w:lineRule="auto"/>
         <w:ind w:left="227"/>
@@ -9668,7 +9668,7 @@
     </w:p>
     <w:p>
       <w:pPr>
-        <w:keepNext/>
+        <w:keepNext w:val="0"/>
         <w:keepLines/>
         <w:spacing w:before="0" w:after="80" w:line="312" w:lineRule="auto"/>
         <w:ind w:left="227"/>

--- a/ai/docs/Persona_Intake.docx
+++ b/ai/docs/Persona_Intake.docx
@@ -76,7 +76,7 @@
           <w:color w:val="B03A2B"/>
           <w:sz w:val="17"/>
         </w:rPr>
-        <w:t>예: 신금자 / 이준혁</w:t>
+        <w:t>예: 박영자 / 이도윤</w:t>
       </w:r>
     </w:p>
     <w:p>
@@ -603,7 +603,7 @@
           <w:color w:val="B03A2B"/>
           <w:sz w:val="17"/>
         </w:rPr>
-        <w:t>예: 준혁이 / 우리 딸 / 종서야</w:t>
+        <w:t>예: 도윤이 / 우리 딸 / 정우야</w:t>
       </w:r>
       <w:r>
         <w:br/>
@@ -3542,7 +3542,7 @@
           <w:color w:val="B03A2B"/>
           <w:sz w:val="17"/>
         </w:rPr>
-        <w:t>예: 이종서 / 아들 / "종서야" / "엄마가" / "엄마" / 더 걱정하고 잔소리함 / 반말 / 예</w:t>
+        <w:t>예: 이정우 / 아들 / "정우야" / "엄마가" / "엄마" / 더 걱정하고 잔소리함 / 반말 / 예</w:t>
       </w:r>
       <w:r>
         <w:br/>
@@ -4713,7 +4713,7 @@
           <w:color w:val="B03A2B"/>
           <w:sz w:val="17"/>
         </w:rPr>
-        <w:t>예: "준혁이니?"</w:t>
+        <w:t>예: "도윤이니?"</w:t>
       </w:r>
       <w:r>
         <w:br/>
